--- a/downloads/teacher/ai-7-week-16.docx
+++ b/downloads/teacher/ai-7-week-16.docx
@@ -1974,6 +1974,396 @@
         <w:t>For the Reproducible AI Research Study, retain an annotated worked trace and the changed-case reasoning. Connect the claim to its records, units and assumptions so another investigator can challenge or reproduce it.</w:t>
       </w:r>
     </w:p>
+    <w:p>
+      <w:pPr>
+        <w:pStyle w:val="Heading1"/>
+      </w:pPr>
+      <w:r>
+        <w:t>07. Prepare, teach and assess</w:t>
+      </w:r>
+    </w:p>
+    <w:p>
+      <w:r>
+        <w:t>Teaching target: Explain the mechanism and terminology of ablation studies</w:t>
+      </w:r>
+    </w:p>
+    <w:p>
+      <w:r>
+        <w:t>Prepare the labelled worked-case picture, the matching workbook, fictional input cards and a place for individual responses. Check a local Python 3 environment before class; have a paper-trace version ready.</w:t>
+      </w:r>
+    </w:p>
+    <w:tbl>
+      <w:tblPr>
+        <w:tblStyle w:val="LightShading-Accent1"/>
+        <w:tblW w:type="auto" w:w="0"/>
+        <w:tblLook w:firstColumn="1" w:firstRow="1" w:lastColumn="0" w:lastRow="0" w:noHBand="0" w:noVBand="1" w:val="04A0"/>
+      </w:tblPr>
+      <w:tblGrid>
+        <w:gridCol w:w="3408"/>
+        <w:gridCol w:w="3408"/>
+        <w:gridCol w:w="3408"/>
+      </w:tblGrid>
+      <w:tr>
+        <w:trPr>
+          <w:tblHeader/>
+        </w:trPr>
+        <w:tc>
+          <w:tcPr>
+            <w:tcW w:type="dxa" w:w="3408"/>
+          </w:tcPr>
+          <w:p>
+            <w:r>
+              <w:t>Session</w:t>
+            </w:r>
+          </w:p>
+        </w:tc>
+        <w:tc>
+          <w:tcPr>
+            <w:tcW w:type="dxa" w:w="3408"/>
+          </w:tcPr>
+          <w:p>
+            <w:r>
+              <w:t>Plan</w:t>
+            </w:r>
+          </w:p>
+        </w:tc>
+        <w:tc>
+          <w:tcPr>
+            <w:tcW w:type="dxa" w:w="3408"/>
+          </w:tcPr>
+          <w:p>
+            <w:r>
+              <w:t>Resources</w:t>
+            </w:r>
+          </w:p>
+        </w:tc>
+      </w:tr>
+      <w:tr>
+        <w:tc>
+          <w:tcPr>
+            <w:tcW w:type="dxa" w:w="3408"/>
+          </w:tcPr>
+          <w:p>
+            <w:r>
+              <w:t>Session 1 · Understand · 45 min</w:t>
+            </w:r>
+          </w:p>
+        </w:tc>
+        <w:tc>
+          <w:tcPr>
+            <w:tcW w:type="dxa" w:w="3408"/>
+          </w:tcPr>
+          <w:p>
+            <w:r>
+              <w:t>0–7: recall and prerequisite; 7–15: inspect the concrete case and predict; 15–30: teacher models the worked trace; 30–40: learners explain a step using the text and visual; 40–45: check the core idea.</w:t>
+            </w:r>
+          </w:p>
+        </w:tc>
+        <w:tc>
+          <w:tcPr>
+            <w:tcW w:type="dxa" w:w="3408"/>
+          </w:tcPr>
+          <w:p>
+            <w:r>
+              <w:t>Sections 1–6; record the brief recall in the workbook.</w:t>
+            </w:r>
+          </w:p>
+        </w:tc>
+      </w:tr>
+      <w:tr>
+        <w:tc>
+          <w:tcPr>
+            <w:tcW w:type="dxa" w:w="3408"/>
+          </w:tcPr>
+          <w:p>
+            <w:r>
+              <w:t>Session 2 · Practise · 45 min</w:t>
+            </w:r>
+          </w:p>
+        </w:tc>
+        <w:tc>
+          <w:tcPr>
+            <w:tcW w:type="dxa" w:w="3408"/>
+          </w:tcPr>
+          <w:p>
+            <w:r>
+              <w:t>0–5: retrieve the procedure; 5–15: W2 completion practice; 15–23: explain and check with a partner; 23–30: each learner answers the misconception check; 30–40: targeted reteaching or a harder variation; 40–45: prepare the investigation.</w:t>
+            </w:r>
+          </w:p>
+        </w:tc>
+        <w:tc>
+          <w:tcPr>
+            <w:tcW w:type="dxa" w:w="3408"/>
+          </w:tcPr>
+          <w:p>
+            <w:r>
+              <w:t>Sections 7–10; use the matching workbook W2 and misconception check.</w:t>
+            </w:r>
+          </w:p>
+        </w:tc>
+      </w:tr>
+      <w:tr>
+        <w:tc>
+          <w:tcPr>
+            <w:tcW w:type="dxa" w:w="3408"/>
+          </w:tcPr>
+          <w:p>
+            <w:r>
+              <w:t>Session 3 · Investigate and transfer · 45 min</w:t>
+            </w:r>
+          </w:p>
+        </w:tc>
+        <w:tc>
+          <w:tcPr>
+            <w:tcW w:type="dxa" w:w="3408"/>
+          </w:tcPr>
+          <w:p>
+            <w:r>
+              <w:t>0–5: retrieve the decision rule; 5–20: investigate or trace; 20–30: start the independent case; 30–38: connect the project; 38–43: act on feedback; 43–45: plan the return check.</w:t>
+            </w:r>
+          </w:p>
+        </w:tc>
+        <w:tc>
+          <w:tcPr>
+            <w:tcW w:type="dxa" w:w="3408"/>
+          </w:tcPr>
+          <w:p>
+            <w:r>
+              <w:t>Sections 9 and 11–14. Give extra time to finish the full task set; use Section 15 when the week includes a coding lab.</w:t>
+            </w:r>
+          </w:p>
+        </w:tc>
+      </w:tr>
+    </w:tbl>
+    <w:p>
+      <w:r>
+        <w:t>Before class, solve the supported practice: Full system8/10, without retrieval5/10, without validation7/10; the last permits an unauthorised action. Show the intermediate steps and give the conclusion with its scope.</w:t>
+      </w:r>
+    </w:p>
+    <w:p>
+      <w:r>
+        <w:t>Reasoned practice answer: Teacher explanation: Drops3 and1 passes respectively in this sample. Validation's critical action boundary is not captured by pass-count magnitude alone.</w:t>
+      </w:r>
+    </w:p>
+    <w:p>
+      <w:r>
+        <w:t>Check every learner before discussion: Use the worked case for Ablation studies. Proposed explanation: “The worked result establishes every future case”. Decide whether this explanation is supported. Point to the step or supplied fact that decides; explain your repair if needed.</w:t>
+      </w:r>
+    </w:p>
+    <w:p>
+      <w:r>
+        <w:t>Misconception repair: Removing a component changes a complete procedure; attribution depends on the controlled design and possible interactions.</w:t>
+      </w:r>
+    </w:p>
+    <w:p>
+      <w:r>
+        <w:t>Support: read the exact case aloud, enlarge the labelled picture, supply input cards and model only the first deciding step. Accept a spoken explanation or drawing; retain the reasoning goal.</w:t>
+      </w:r>
+    </w:p>
+    <w:p>
+      <w:r>
+        <w:t>Extension: Remove the filter and also change the model version. Require a prediction and a reason before comparing. Expected result: The comparison no longer isolates the filter. Reason: Two simultaneous changes provide alternative explanations.</w:t>
+      </w:r>
+    </w:p>
+    <w:p>
+      <w:r>
+        <w:t>Independent assessment: withhold the reserved answer until the learner has attempted the new case. Record support separately from correctness.</w:t>
+      </w:r>
+    </w:p>
+    <w:tbl>
+      <w:tblPr>
+        <w:tblStyle w:val="LightShading-Accent1"/>
+        <w:tblW w:type="auto" w:w="0"/>
+        <w:tblLook w:firstColumn="1" w:firstRow="1" w:lastColumn="0" w:lastRow="0" w:noHBand="0" w:noVBand="1" w:val="04A0"/>
+      </w:tblPr>
+      <w:tblGrid>
+        <w:gridCol w:w="2556"/>
+        <w:gridCol w:w="2556"/>
+        <w:gridCol w:w="2556"/>
+        <w:gridCol w:w="2556"/>
+      </w:tblGrid>
+      <w:tr>
+        <w:trPr>
+          <w:tblHeader/>
+        </w:trPr>
+        <w:tc>
+          <w:tcPr>
+            <w:tcW w:type="dxa" w:w="2556"/>
+          </w:tcPr>
+          <w:p>
+            <w:r>
+              <w:t>Criterion</w:t>
+            </w:r>
+          </w:p>
+        </w:tc>
+        <w:tc>
+          <w:tcPr>
+            <w:tcW w:type="dxa" w:w="2556"/>
+          </w:tcPr>
+          <w:p>
+            <w:r>
+              <w:t>Not yet</w:t>
+            </w:r>
+          </w:p>
+        </w:tc>
+        <w:tc>
+          <w:tcPr>
+            <w:tcW w:type="dxa" w:w="2556"/>
+          </w:tcPr>
+          <w:p>
+            <w:r>
+              <w:t>With support</w:t>
+            </w:r>
+          </w:p>
+        </w:tc>
+        <w:tc>
+          <w:tcPr>
+            <w:tcW w:type="dxa" w:w="2556"/>
+          </w:tcPr>
+          <w:p>
+            <w:r>
+              <w:t>Independent</w:t>
+            </w:r>
+          </w:p>
+        </w:tc>
+      </w:tr>
+      <w:tr>
+        <w:tc>
+          <w:tcPr>
+            <w:tcW w:type="dxa" w:w="2556"/>
+          </w:tcPr>
+          <w:p>
+            <w:r>
+              <w:t>Explanation</w:t>
+            </w:r>
+          </w:p>
+        </w:tc>
+        <w:tc>
+          <w:tcPr>
+            <w:tcW w:type="dxa" w:w="2556"/>
+          </w:tcPr>
+          <w:p>
+            <w:r>
+              <w:t>Names an answer without a deciding fact</w:t>
+            </w:r>
+          </w:p>
+        </w:tc>
+        <w:tc>
+          <w:tcPr>
+            <w:tcW w:type="dxa" w:w="2556"/>
+          </w:tcPr>
+          <w:p>
+            <w:r>
+              <w:t>Uses a hint to link fact and decision</w:t>
+            </w:r>
+          </w:p>
+        </w:tc>
+        <w:tc>
+          <w:tcPr>
+            <w:tcW w:type="dxa" w:w="2556"/>
+          </w:tcPr>
+          <w:p>
+            <w:r>
+              <w:t>Explains the deciding fact in own words</w:t>
+            </w:r>
+          </w:p>
+        </w:tc>
+      </w:tr>
+      <w:tr>
+        <w:tc>
+          <w:tcPr>
+            <w:tcW w:type="dxa" w:w="2556"/>
+          </w:tcPr>
+          <w:p>
+            <w:r>
+              <w:t>Trace or test</w:t>
+            </w:r>
+          </w:p>
+        </w:tc>
+        <w:tc>
+          <w:tcPr>
+            <w:tcW w:type="dxa" w:w="2556"/>
+          </w:tcPr>
+          <w:p>
+            <w:r>
+              <w:t>Cannot connect input and result</w:t>
+            </w:r>
+          </w:p>
+        </w:tc>
+        <w:tc>
+          <w:tcPr>
+            <w:tcW w:type="dxa" w:w="2556"/>
+          </w:tcPr>
+          <w:p>
+            <w:r>
+              <w:t>Completes steps with prompts</w:t>
+            </w:r>
+          </w:p>
+        </w:tc>
+        <w:tc>
+          <w:tcPr>
+            <w:tcW w:type="dxa" w:w="2556"/>
+          </w:tcPr>
+          <w:p>
+            <w:r>
+              <w:t>Traces or tests a changed case accurately</w:t>
+            </w:r>
+          </w:p>
+        </w:tc>
+      </w:tr>
+      <w:tr>
+        <w:tc>
+          <w:tcPr>
+            <w:tcW w:type="dxa" w:w="2556"/>
+          </w:tcPr>
+          <w:p>
+            <w:r>
+              <w:t>Limits and revision</w:t>
+            </w:r>
+          </w:p>
+        </w:tc>
+        <w:tc>
+          <w:tcPr>
+            <w:tcW w:type="dxa" w:w="2556"/>
+          </w:tcPr>
+          <w:p>
+            <w:r>
+              <w:t>Claims more than evidence supports</w:t>
+            </w:r>
+          </w:p>
+        </w:tc>
+        <w:tc>
+          <w:tcPr>
+            <w:tcW w:type="dxa" w:w="2556"/>
+          </w:tcPr>
+          <w:p>
+            <w:r>
+              <w:t>Names a limit after a prompt</w:t>
+            </w:r>
+          </w:p>
+        </w:tc>
+        <w:tc>
+          <w:tcPr>
+            <w:tcW w:type="dxa" w:w="2556"/>
+          </w:tcPr>
+          <w:p>
+            <w:r>
+              <w:t>States a defensible limit and useful next test</w:t>
+            </w:r>
+          </w:p>
+        </w:tc>
+      </w:tr>
+    </w:tbl>
+    <w:p>
+      <w:r>
+        <w:t>Project checkpoint: Test changed cases. Keep normal, boundary and failure cases; compare expected and observed results.</w:t>
+      </w:r>
+    </w:p>
+    <w:p>
+      <w:r>
+        <w:t>Use the weekly teacher answer for topic-specific reasoning. A saved progress tick is an activity record; judge mastery from the learner’s explanation and evidence.</w:t>
+      </w:r>
+    </w:p>
     <w:sectPr>
       <w:pgSz w:w="12240" w:h="15840"/>
       <w:pgMar w:top="936" w:right="1008" w:bottom="936" w:left="1008" w:header="720" w:footer="720" w:gutter="0"/>

--- a/downloads/teacher/ai-7-week-16.docx
+++ b/downloads/teacher/ai-7-week-16.docx
@@ -2364,6 +2364,39 @@
         <w:t>Use the weekly teacher answer for topic-specific reasoning. A saved progress tick is an activity record; judge mastery from the learner’s explanation and evidence.</w:t>
       </w:r>
     </w:p>
+    <w:p>
+      <w:pPr>
+        <w:pStyle w:val="Heading1"/>
+      </w:pPr>
+      <w:r>
+        <w:t>08. Use feedback, labs and repair paths</w:t>
+      </w:r>
+    </w:p>
+    <w:p>
+      <w:r>
+        <w:t>Use the two formative questions as supported practice, not as independent mastery scores. Discuss the deciding evidence rather than accepting a guessed selection.</w:t>
+      </w:r>
+    </w:p>
+    <w:p>
+      <w:r>
+        <w:t>The feedback comes from the reviewed public worked case. Do not reveal the separately reserved independent teacher answer until the learner has attempted that case.</w:t>
+      </w:r>
+    </w:p>
+    <w:p>
+      <w:r>
+        <w:t>Ask students to predict before running code. Preserve errors and actual outputs; collect a changed test and an explanation. The branch-boundary and indexing lessons deliberately include failure cases.</w:t>
+      </w:r>
+    </w:p>
+    <w:p>
+      <w:r>
+        <w:t>Use the earlier worked-explanation links to address a specific missing building block, then return to the current question. Adapt this suggestion after observing the learner; it is not an automatic diagnosis.</w:t>
+      </w:r>
+    </w:p>
+    <w:p>
+      <w:r>
+        <w:t>Collect the completed-work portfolio as evidence. Record support separately from correctness, and assess explanation, trace/test and limitations. Progress ticks and quiz selections alone do not establish mastery.</w:t>
+      </w:r>
+    </w:p>
     <w:sectPr>
       <w:pgSz w:w="12240" w:h="15840"/>
       <w:pgMar w:top="936" w:right="1008" w:bottom="936" w:left="1008" w:header="720" w:footer="720" w:gutter="0"/>

--- a/downloads/teacher/ai-7-week-16.docx
+++ b/downloads/teacher/ai-7-week-16.docx
@@ -29,16 +29,51 @@
       </w:r>
     </w:p>
     <w:p>
-      <w:pPr>
-        <w:pStyle w:val="Heading3"/>
-      </w:pPr>
-      <w:r>
-        <w:t>Teach the learning cycle</w:t>
+      <w:r>
+        <w:t>Prepare Ablation studies: check the target, prerequisites, resources and adaptable teaching schedule.</w:t>
       </w:r>
     </w:p>
     <w:p>
-      <w:r>
-        <w:t>Primary target: Explain the mechanism and terminology of ablation studies</w:t>
+      <w:pPr>
+        <w:pStyle w:val="Heading3"/>
+      </w:pPr>
+      <w:r>
+        <w:t>Teach the learning cycle</w:t>
+      </w:r>
+    </w:p>
+    <w:p>
+      <w:pPr>
+        <w:spacing w:line="336" w:lineRule="auto" w:after="180"/>
+      </w:pPr>
+      <w:r>
+        <w:rPr>
+          <w:b w:val="0"/>
+        </w:rPr>
+        <w:t xml:space="preserve">Primary target: Explain the </w:t>
+      </w:r>
+      <w:r>
+        <w:rPr>
+          <w:b/>
+        </w:rPr>
+        <w:t>mechanism</w:t>
+      </w:r>
+      <w:r>
+        <w:rPr>
+          <w:b w:val="0"/>
+        </w:rPr>
+        <w:t xml:space="preserve"> and terminology of </w:t>
+      </w:r>
+      <w:r>
+        <w:rPr>
+          <w:b/>
+        </w:rPr>
+        <w:t>ablation</w:t>
+      </w:r>
+      <w:r>
+        <w:rPr>
+          <w:b w:val="0"/>
+        </w:rPr>
+        <w:t xml:space="preserve"> studies</w:t>
       </w:r>
     </w:p>
     <w:tbl>
@@ -185,16 +220,37 @@
       </w:tr>
     </w:tbl>
     <w:p>
-      <w:r>
-        <w:t>This is a starting allocation of 135 minutes, not a validated duration. Preserve all named topics. Schedule extra time for connected examples, the full investigation, independent cases and project building. Repeated copies of a case share one recorded attempt; they are not new evidence.</w:t>
+      <w:pPr>
+        <w:spacing w:line="336" w:lineRule="auto" w:after="180"/>
+      </w:pPr>
+      <w:r>
+        <w:rPr>
+          <w:b w:val="0"/>
+        </w:rPr>
+        <w:t>This is a starting allocation of 135 minutes, not a validated duration. Preserve all named topics. Schedule extra time for connected examples, the full investigation, independent cases and project building.</w:t>
       </w:r>
     </w:p>
     <w:p>
       <w:pPr>
-        <w:pStyle w:val="Heading3"/>
-      </w:pPr>
-      <w:r>
-        <w:t>Retrieval answer guidance</w:t>
+        <w:spacing w:line="336" w:lineRule="auto" w:after="180"/>
+      </w:pPr>
+      <w:r>
+        <w:rPr>
+          <w:b w:val="0"/>
+        </w:rPr>
+        <w:t xml:space="preserve">Repeated copies of a case share one recorded attempt; they are not new </w:t>
+      </w:r>
+      <w:r>
+        <w:rPr>
+          <w:b/>
+        </w:rPr>
+        <w:t>evidence</w:t>
+      </w:r>
+      <w:r>
+        <w:rPr>
+          <w:b w:val="0"/>
+        </w:rPr>
+        <w:t>.</w:t>
       </w:r>
     </w:p>
     <w:p>
@@ -202,132 +258,357 @@
         <w:pStyle w:val="Heading3"/>
       </w:pPr>
       <w:r>
-        <w:t>Multiple comparisons</w:t>
+        <w:t>Retrieval answer guidance</w:t>
       </w:r>
     </w:p>
     <w:p>
-      <w:r>
-        <w:t>Without opening the old lesson, explain one key idea from Multiple comparisons. Give an example and a mistake that the idea helps you avoid.</w:t>
+      <w:pPr>
+        <w:pStyle w:val="Heading3"/>
+      </w:pPr>
+      <w:r>
+        <w:t>Multiple comparisons</w:t>
       </w:r>
     </w:p>
     <w:p>
-      <w:r>
-        <w:t>Look for: Explain the mechanism and terminology of multiple comparisons</w:t>
+      <w:pPr>
+        <w:spacing w:line="336" w:lineRule="auto" w:after="180"/>
+      </w:pPr>
+      <w:r>
+        <w:rPr>
+          <w:b w:val="0"/>
+        </w:rPr>
+        <w:t>Without opening the old lesson, explain one key idea from Multiple comparisons. Give an example and a mistake that the idea helps you avoid.</w:t>
       </w:r>
     </w:p>
     <w:p>
-      <w:r>
-        <w:t>Reference example, not the only acceptable wording: Teacher explanation: Testing many hypotheses creates more chances for false discoveries. A family rule must be specified before selecting attractive p-values. For this exercise use Bonferroni:family alpha .05 divided by number of tests m; reject each test when its valid p-value is at most .05/m. This controls the family error by a bound without requiring independent tests.</w:t>
+      <w:pPr>
+        <w:spacing w:line="336" w:lineRule="auto" w:after="180"/>
+      </w:pPr>
+      <w:r>
+        <w:rPr>
+          <w:b w:val="0"/>
+        </w:rPr>
+        <w:t xml:space="preserve">Look for: Explain the </w:t>
+      </w:r>
+      <w:r>
+        <w:rPr>
+          <w:b/>
+        </w:rPr>
+        <w:t>mechanism</w:t>
+      </w:r>
+      <w:r>
+        <w:rPr>
+          <w:b w:val="0"/>
+        </w:rPr>
+        <w:t xml:space="preserve"> and terminology of multiple comparisons</w:t>
       </w:r>
     </w:p>
     <w:p>
       <w:pPr>
-        <w:pStyle w:val="Heading3"/>
-      </w:pPr>
-      <w:r>
-        <w:t>Effect size and practical importance</w:t>
+        <w:spacing w:line="336" w:lineRule="auto" w:after="180"/>
+      </w:pPr>
+      <w:r>
+        <w:rPr>
+          <w:b w:val="0"/>
+        </w:rPr>
+        <w:t>Reference example, not the only acceptable wording: Teacher explanation: Testing many hypotheses creates more chances for false discoveries. A family rule must be specified before selecting attractive p-values.</w:t>
       </w:r>
     </w:p>
     <w:p>
-      <w:r>
-        <w:t>Without opening the old lesson, explain one key idea from Effect size and practical importance. Give an example and a mistake that the idea helps you avoid.</w:t>
+      <w:pPr>
+        <w:spacing w:line="336" w:lineRule="auto" w:after="180"/>
+      </w:pPr>
+      <w:r>
+        <w:rPr>
+          <w:b w:val="0"/>
+        </w:rPr>
+        <w:t>For this exercise use Bonferroni:family alpha .05 divided by number of tests m; reject each test when its valid p-value is at most .05/m. This controls the family error by a bound without requiring independent tests.</w:t>
       </w:r>
     </w:p>
     <w:p>
-      <w:r>
-        <w:t>Look for: Explain the mechanism and terminology of effect size and practical importance</w:t>
+      <w:pPr>
+        <w:pStyle w:val="Heading3"/>
+      </w:pPr>
+      <w:r>
+        <w:t>Effect size and practical importance</w:t>
       </w:r>
     </w:p>
     <w:p>
-      <w:r>
-        <w:t>Reference example, not the only acceptable wording: Teacher explanation: Effect size describes magnitude on a stated scale. Practical importance depends on task requirements, not merely a nonzero difference. For paired response durations compute baseline minus candidate per case and average the differences. Positive means faster candidate. Compare with a prespecified minimum useful gain.</w:t>
+      <w:pPr>
+        <w:spacing w:line="336" w:lineRule="auto" w:after="180"/>
+      </w:pPr>
+      <w:r>
+        <w:rPr>
+          <w:b w:val="0"/>
+        </w:rPr>
+        <w:t>Without opening the old lesson, explain one key idea from Effect size and practical importance. Give an example and a mistake that the idea helps you avoid.</w:t>
       </w:r>
     </w:p>
     <w:p>
       <w:pPr>
-        <w:pStyle w:val="Heading3"/>
-      </w:pPr>
-      <w:r>
-        <w:t>Confounders and controls</w:t>
+        <w:spacing w:line="336" w:lineRule="auto" w:after="180"/>
+      </w:pPr>
+      <w:r>
+        <w:rPr>
+          <w:b w:val="0"/>
+        </w:rPr>
+        <w:t xml:space="preserve">Look for: Explain the </w:t>
+      </w:r>
+      <w:r>
+        <w:rPr>
+          <w:b/>
+        </w:rPr>
+        <w:t>mechanism</w:t>
+      </w:r>
+      <w:r>
+        <w:rPr>
+          <w:b w:val="0"/>
+        </w:rPr>
+        <w:t xml:space="preserve"> and terminology of effect size and practical importance</w:t>
       </w:r>
     </w:p>
     <w:p>
-      <w:r>
-        <w:t>Without opening the old lesson, explain one key idea from Confounders and controls. Give an example and a mistake that the idea helps you avoid.</w:t>
+      <w:pPr>
+        <w:spacing w:line="336" w:lineRule="auto" w:after="180"/>
+      </w:pPr>
+      <w:r>
+        <w:rPr>
+          <w:b w:val="0"/>
+        </w:rPr>
+        <w:t>Reference example, not the only acceptable wording: Teacher explanation: Effect size describes magnitude on a stated scale. Practical importance depends on task requirements, not merely a nonzero difference.</w:t>
       </w:r>
     </w:p>
     <w:p>
-      <w:r>
-        <w:t>Look for: Explain the mechanism and terminology of confounders and controls</w:t>
+      <w:pPr>
+        <w:spacing w:line="336" w:lineRule="auto" w:after="180"/>
+      </w:pPr>
+      <w:r>
+        <w:rPr>
+          <w:b w:val="0"/>
+        </w:rPr>
+        <w:t>For paired response durations compute baseline minus candidate per case and average the differences. Positive means faster candidate. Compare with a prespecified minimum useful gain.</w:t>
       </w:r>
     </w:p>
     <w:p>
-      <w:r>
-        <w:t>Reference example, not the only acceptable wording: Teacher explanation: A confounder changes alongside the intended factor and can offer another explanation. Controls aim to isolate the proposed mechanism. For a toy comparison vary only retrieval method while holding corpus, queries, cutoff and relevance rubric fixed. Randomise or counterbalance order when order effects matter.</w:t>
+      <w:pPr>
+        <w:pStyle w:val="Heading3"/>
+      </w:pPr>
+      <w:r>
+        <w:t>Confounders and controls</w:t>
       </w:r>
     </w:p>
     <w:p>
-      <w:r>
-        <w:t>Two 45-minute sessions. Ablation removes a component to investigate its contribution under a controlled comparison. Interactions can make contributions depend on other components. Use the supplied constructed scenarios to make the mechanism inspectable. Collect W4 before sharing solutions. Students should name intermediate evidence and limitations; classroom pacing and learning effectiveness remain unvalidated.</w:t>
+      <w:pPr>
+        <w:spacing w:line="336" w:lineRule="auto" w:after="180"/>
+      </w:pPr>
+      <w:r>
+        <w:rPr>
+          <w:b w:val="0"/>
+        </w:rPr>
+        <w:t>Without opening the old lesson, explain one key idea from Confounders and controls. Give an example and a mistake that the idea helps you avoid.</w:t>
       </w:r>
     </w:p>
     <w:p>
       <w:pPr>
-        <w:pStyle w:val="Heading3"/>
-      </w:pPr>
-      <w:r>
-        <w:t>Outcomes</w:t>
+        <w:spacing w:line="336" w:lineRule="auto" w:after="180"/>
+      </w:pPr>
+      <w:r>
+        <w:rPr>
+          <w:b w:val="0"/>
+        </w:rPr>
+        <w:t xml:space="preserve">Look for: Explain the </w:t>
+      </w:r>
+      <w:r>
+        <w:rPr>
+          <w:b/>
+        </w:rPr>
+        <w:t>mechanism</w:t>
+      </w:r>
+      <w:r>
+        <w:rPr>
+          <w:b w:val="0"/>
+        </w:rPr>
+        <w:t xml:space="preserve"> and terminology of confounders and controls</w:t>
       </w:r>
     </w:p>
     <w:p>
-      <w:r>
-        <w:t>Explain the mechanism and terminology of ablation studies</w:t>
+      <w:pPr>
+        <w:spacing w:line="336" w:lineRule="auto" w:after="180"/>
+      </w:pPr>
+      <w:r>
+        <w:rPr>
+          <w:b w:val="0"/>
+        </w:rPr>
+        <w:t xml:space="preserve">Reference example, not the only acceptable wording: Teacher explanation: A confounder changes alongside the intended factor and can offer another explanation. Controls aim to isolate the proposed </w:t>
+      </w:r>
+      <w:r>
+        <w:rPr>
+          <w:b/>
+        </w:rPr>
+        <w:t>mechanism</w:t>
+      </w:r>
+      <w:r>
+        <w:rPr>
+          <w:b w:val="0"/>
+        </w:rPr>
+        <w:t>.</w:t>
       </w:r>
     </w:p>
     <w:p>
-      <w:r>
-        <w:t>Apply the stated procedure to a new case with a traceable result</w:t>
+      <w:pPr>
+        <w:spacing w:line="336" w:lineRule="auto" w:after="180"/>
+      </w:pPr>
+      <w:r>
+        <w:rPr>
+          <w:b w:val="0"/>
+        </w:rPr>
+        <w:t>For a toy comparison vary only retrieval method while holding corpus, queries, cutoff and relevance rubric fixed. Randomise or counterbalance order when order effects matter.</w:t>
       </w:r>
     </w:p>
     <w:p>
-      <w:r>
-        <w:t>Identify an assumption or limitation and design a revealing follow-up</w:t>
+      <w:pPr>
+        <w:spacing w:line="336" w:lineRule="auto" w:after="180"/>
+      </w:pPr>
+      <w:r>
+        <w:rPr>
+          <w:b w:val="0"/>
+        </w:rPr>
+        <w:t xml:space="preserve">Two 45-minute sessions. </w:t>
+      </w:r>
+      <w:r>
+        <w:rPr>
+          <w:b/>
+        </w:rPr>
+        <w:t>Ablation</w:t>
+      </w:r>
+      <w:r>
+        <w:rPr>
+          <w:b w:val="0"/>
+        </w:rPr>
+        <w:t xml:space="preserve"> removes a component to investigate its contribution under a controlled comparison. </w:t>
+      </w:r>
+      <w:r>
+        <w:rPr>
+          <w:b/>
+        </w:rPr>
+        <w:t>Interaction</w:t>
+      </w:r>
+      <w:r>
+        <w:rPr>
+          <w:b w:val="0"/>
+        </w:rPr>
+        <w:t>s can make contributions depend on other components.</w:t>
       </w:r>
     </w:p>
     <w:p>
       <w:pPr>
-        <w:pStyle w:val="Heading3"/>
-      </w:pPr>
-      <w:r>
-        <w:t>Preparation</w:t>
+        <w:spacing w:line="336" w:lineRule="auto" w:after="180"/>
+      </w:pPr>
+      <w:r>
+        <w:rPr>
+          <w:b w:val="0"/>
+        </w:rPr>
+        <w:t xml:space="preserve">Use the supplied constructed scenarios to make the </w:t>
+      </w:r>
+      <w:r>
+        <w:rPr>
+          <w:b/>
+        </w:rPr>
+        <w:t>mechanism</w:t>
+      </w:r>
+      <w:r>
+        <w:rPr>
+          <w:b w:val="0"/>
+        </w:rPr>
+        <w:t xml:space="preserve"> inspectable. Collect W4 before sharing solutions.</w:t>
       </w:r>
     </w:p>
     <w:p>
-      <w:r>
-        <w:t>Lesson and workbook; paper and pencil</w:t>
+      <w:pPr>
+        <w:spacing w:line="336" w:lineRule="auto" w:after="180"/>
+      </w:pPr>
+      <w:r>
+        <w:rPr>
+          <w:b w:val="0"/>
+        </w:rPr>
+        <w:t xml:space="preserve">Students should name intermediate </w:t>
+      </w:r>
+      <w:r>
+        <w:rPr>
+          <w:b/>
+        </w:rPr>
+        <w:t>evidence</w:t>
+      </w:r>
+      <w:r>
+        <w:rPr>
+          <w:b w:val="0"/>
+        </w:rPr>
+        <w:t xml:space="preserve"> and limitations; classroom pacing and learning effectiveness remain unvalidated.</w:t>
       </w:r>
     </w:p>
     <w:p>
-      <w:r>
-        <w:t>Calculator and optional local Python 3 for arithmetic; no live API or private data</w:t>
+      <w:pPr>
+        <w:pStyle w:val="Heading3"/>
+      </w:pPr>
+      <w:r>
+        <w:t>Outcomes</w:t>
       </w:r>
     </w:p>
     <w:p>
-      <w:r>
-        <w:t>Prepare the fresh retry separately and withhold its solution until after collection</w:t>
+      <w:pPr>
+        <w:spacing w:line="336" w:lineRule="auto" w:after="180"/>
+      </w:pPr>
+      <w:r>
+        <w:rPr>
+          <w:b w:val="0"/>
+        </w:rPr>
+        <w:t xml:space="preserve">Explain the </w:t>
+      </w:r>
+      <w:r>
+        <w:rPr>
+          <w:b/>
+        </w:rPr>
+        <w:t>mechanism</w:t>
+      </w:r>
+      <w:r>
+        <w:rPr>
+          <w:b w:val="0"/>
+        </w:rPr>
+        <w:t xml:space="preserve"> and terminology of </w:t>
+      </w:r>
+      <w:r>
+        <w:rPr>
+          <w:b/>
+        </w:rPr>
+        <w:t>ablation</w:t>
+      </w:r>
+      <w:r>
+        <w:rPr>
+          <w:b w:val="0"/>
+        </w:rPr>
+        <w:t xml:space="preserve"> studies</w:t>
       </w:r>
     </w:p>
     <w:p>
       <w:pPr>
-        <w:pStyle w:val="Heading3"/>
-      </w:pPr>
-      <w:r>
-        <w:t>Prerequisite answer</w:t>
+        <w:spacing w:line="336" w:lineRule="auto" w:after="180"/>
+      </w:pPr>
+      <w:r>
+        <w:rPr>
+          <w:b w:val="0"/>
+        </w:rPr>
+        <w:t>Apply the stated procedure to a new case with a traceable result</w:t>
       </w:r>
     </w:p>
     <w:p>
-      <w:r>
-        <w:t>A result depends on the inputs, procedure and conditions that produced it. Preserve data roles and distinguish observed outcomes from predictions or unmeasured conditions. If the prior concept cannot be explained, use a short retrieval activity before this chapter.</w:t>
+      <w:pPr>
+        <w:spacing w:line="336" w:lineRule="auto" w:after="180"/>
+      </w:pPr>
+      <w:r>
+        <w:rPr>
+          <w:b w:val="0"/>
+        </w:rPr>
+        <w:t>Identify an assumption or limitation and design a revealing follow-up</w:t>
       </w:r>
     </w:p>
     <w:p>
@@ -335,45 +616,273 @@
         <w:pStyle w:val="Heading3"/>
       </w:pPr>
       <w:r>
-        <w:t>End goal for the pictorial case</w:t>
+        <w:t>Preparation</w:t>
       </w:r>
     </w:p>
     <w:p>
-      <w:r>
-        <w:t>Explain ablation studies using the records and boundaries of this fictional investigation.</w:t>
+      <w:pPr>
+        <w:spacing w:line="336" w:lineRule="auto" w:after="180"/>
+      </w:pPr>
+      <w:r>
+        <w:rPr>
+          <w:b w:val="0"/>
+        </w:rPr>
+        <w:t>Lesson and workbook; paper and pencil</w:t>
       </w:r>
     </w:p>
     <w:p>
-      <w:r>
-        <w:t>This added worked case illustrates the week’s main idea. Retain all original and connected topics; schedule its practice within the teaching cycle.</w:t>
+      <w:pPr>
+        <w:spacing w:line="336" w:lineRule="auto" w:after="180"/>
+      </w:pPr>
+      <w:r>
+        <w:rPr>
+          <w:b w:val="0"/>
+        </w:rPr>
+        <w:t>Calculator and optional local Python 3 for arithmetic; no live API or private data</w:t>
       </w:r>
     </w:p>
     <w:p>
       <w:pPr>
-        <w:pStyle w:val="Heading1"/>
-      </w:pPr>
-      <w:r>
-        <w:t>02. Explain and model the mechanism</w:t>
+        <w:spacing w:line="336" w:lineRule="auto" w:after="180"/>
+      </w:pPr>
+      <w:r>
+        <w:rPr>
+          <w:b w:val="0"/>
+        </w:rPr>
+        <w:t>Prepare the fresh retry separately and withhold its solution until after collection</w:t>
       </w:r>
     </w:p>
     <w:p>
-      <w:r>
-        <w:t>Ablation removes a component to investigate its contribution under a controlled comparison. Interactions can make contributions depend on other components.</w:t>
+      <w:pPr>
+        <w:pStyle w:val="Heading3"/>
+      </w:pPr>
+      <w:r>
+        <w:t>Prerequisite answer</w:t>
       </w:r>
     </w:p>
     <w:p>
-      <w:r>
-        <w:t>Begin by writing the question the procedure is intended to answer. Identify the information already supplied, the information it will produce and the information still missing. These are constructed classroom examples; they do not require live accounts, private records or an external service. Do not treat a plausible explanation as a measured outcome.</w:t>
+      <w:pPr>
+        <w:spacing w:line="336" w:lineRule="auto" w:after="180"/>
+      </w:pPr>
+      <w:r>
+        <w:rPr>
+          <w:b w:val="0"/>
+        </w:rPr>
+        <w:t xml:space="preserve">A result depends on the </w:t>
+      </w:r>
+      <w:r>
+        <w:rPr>
+          <w:b/>
+        </w:rPr>
+        <w:t>input</w:t>
+      </w:r>
+      <w:r>
+        <w:rPr>
+          <w:b w:val="0"/>
+        </w:rPr>
+        <w:t xml:space="preserve">s, procedure and conditions that produced it. Preserve data roles and distinguish observed outcomes from </w:t>
+      </w:r>
+      <w:r>
+        <w:rPr>
+          <w:b/>
+        </w:rPr>
+        <w:t>prediction</w:t>
+      </w:r>
+      <w:r>
+        <w:rPr>
+          <w:b w:val="0"/>
+        </w:rPr>
+        <w:t>s or unmeasured conditions.</w:t>
       </w:r>
     </w:p>
     <w:p>
-      <w:r>
-        <w:t>Compare full system, without retrieval and without validation on identical cases and scoring. Hold other settings fixed; record changed failure categories, not just totals.</w:t>
+      <w:pPr>
+        <w:spacing w:line="336" w:lineRule="auto" w:after="180"/>
+      </w:pPr>
+      <w:r>
+        <w:rPr>
+          <w:b w:val="0"/>
+        </w:rPr>
+        <w:t>If the prior concept cannot be explained, use a short retrieval activity before this chapter.</w:t>
       </w:r>
     </w:p>
     <w:p>
-      <w:r>
-        <w:t>Before applying the procedure, write its units, denominator or decision boundary where relevant. A partner should be able to repeat each step using the same inputs. If a required input is absent or violates the stated contract, record that condition explicitly instead of quietly replacing it with a convenient value.</w:t>
+      <w:pPr>
+        <w:pStyle w:val="Heading3"/>
+      </w:pPr>
+      <w:r>
+        <w:t>End goal for the pictorial case</w:t>
+      </w:r>
+    </w:p>
+    <w:p>
+      <w:pPr>
+        <w:spacing w:line="336" w:lineRule="auto" w:after="180"/>
+      </w:pPr>
+      <w:r>
+        <w:rPr>
+          <w:b w:val="0"/>
+        </w:rPr>
+        <w:t xml:space="preserve">Explain </w:t>
+      </w:r>
+      <w:r>
+        <w:rPr>
+          <w:b/>
+        </w:rPr>
+        <w:t>ablation</w:t>
+      </w:r>
+      <w:r>
+        <w:rPr>
+          <w:b w:val="0"/>
+        </w:rPr>
+        <w:t xml:space="preserve"> studies using the records and boundaries of this fictional investigation.</w:t>
+      </w:r>
+    </w:p>
+    <w:p>
+      <w:pPr>
+        <w:spacing w:line="336" w:lineRule="auto" w:after="180"/>
+      </w:pPr>
+      <w:r>
+        <w:rPr>
+          <w:b w:val="0"/>
+        </w:rPr>
+        <w:t>This added worked case illustrates the week’s main idea. Retain all original and connected topics; schedule its practice within the teaching cycle.</w:t>
+      </w:r>
+    </w:p>
+    <w:p>
+      <w:pPr>
+        <w:pStyle w:val="Heading1"/>
+      </w:pPr>
+      <w:r>
+        <w:t>02. Explain and model the mechanism</w:t>
+      </w:r>
+    </w:p>
+    <w:p>
+      <w:r>
+        <w:t>Model Ablation studies using the supplied case, labelled mechanism and reasoning. Make the scope of each conclusion explicit.</w:t>
+      </w:r>
+    </w:p>
+    <w:p>
+      <w:pPr>
+        <w:spacing w:line="336" w:lineRule="auto" w:after="180"/>
+      </w:pPr>
+      <w:r>
+        <w:rPr>
+          <w:b/>
+        </w:rPr>
+        <w:t>Ablation</w:t>
+      </w:r>
+      <w:r>
+        <w:rPr>
+          <w:b w:val="0"/>
+        </w:rPr>
+        <w:t xml:space="preserve"> removes a component to investigate its contribution under a controlled comparison. </w:t>
+      </w:r>
+      <w:r>
+        <w:rPr>
+          <w:b/>
+        </w:rPr>
+        <w:t>Interaction</w:t>
+      </w:r>
+      <w:r>
+        <w:rPr>
+          <w:b w:val="0"/>
+        </w:rPr>
+        <w:t>s can make contributions depend on other components.</w:t>
+      </w:r>
+    </w:p>
+    <w:p>
+      <w:pPr>
+        <w:pStyle w:val="Heading3"/>
+      </w:pPr>
+      <w:r>
+        <w:t>Explain Ablation studies · 1</w:t>
+      </w:r>
+    </w:p>
+    <w:p>
+      <w:pPr>
+        <w:spacing w:line="336" w:lineRule="auto" w:after="180"/>
+      </w:pPr>
+      <w:r>
+        <w:rPr>
+          <w:b w:val="0"/>
+        </w:rPr>
+        <w:t>Begin by writing the question the procedure is intended to answer. Identify the information already supplied, the information it will produce and the information still missing.</w:t>
+      </w:r>
+    </w:p>
+    <w:p>
+      <w:pPr>
+        <w:spacing w:line="336" w:lineRule="auto" w:after="180"/>
+      </w:pPr>
+      <w:r>
+        <w:rPr>
+          <w:b w:val="0"/>
+        </w:rPr>
+        <w:t>These are constructed classroom examples; they do not require live accounts, private records or an external service. Do not treat a plausible explanation as a measured outcome.</w:t>
+      </w:r>
+    </w:p>
+    <w:p>
+      <w:pPr>
+        <w:spacing w:line="336" w:lineRule="auto" w:after="180"/>
+      </w:pPr>
+      <w:r>
+        <w:rPr>
+          <w:b w:val="0"/>
+        </w:rPr>
+        <w:t>Compare full system, without retrieval and without validation on identical cases and scoring. Hold other settings fixed; record changed failure categories, not just totals.</w:t>
+      </w:r>
+    </w:p>
+    <w:p>
+      <w:pPr>
+        <w:pStyle w:val="Heading3"/>
+      </w:pPr>
+      <w:r>
+        <w:t>Explain Ablation studies · 2</w:t>
+      </w:r>
+    </w:p>
+    <w:p>
+      <w:pPr>
+        <w:spacing w:line="336" w:lineRule="auto" w:after="180"/>
+      </w:pPr>
+      <w:r>
+        <w:rPr>
+          <w:b w:val="0"/>
+        </w:rPr>
+        <w:t xml:space="preserve">Before applying the procedure, write its units, denominator or decision boundary where relevant. A partner should be able to repeat each step using the same </w:t>
+      </w:r>
+      <w:r>
+        <w:rPr>
+          <w:b/>
+        </w:rPr>
+        <w:t>input</w:t>
+      </w:r>
+      <w:r>
+        <w:rPr>
+          <w:b w:val="0"/>
+        </w:rPr>
+        <w:t>s.</w:t>
+      </w:r>
+    </w:p>
+    <w:p>
+      <w:pPr>
+        <w:spacing w:line="336" w:lineRule="auto" w:after="180"/>
+      </w:pPr>
+      <w:r>
+        <w:rPr>
+          <w:b w:val="0"/>
+        </w:rPr>
+        <w:t xml:space="preserve">If a required </w:t>
+      </w:r>
+      <w:r>
+        <w:rPr>
+          <w:b/>
+        </w:rPr>
+        <w:t>input</w:t>
+      </w:r>
+      <w:r>
+        <w:rPr>
+          <w:b w:val="0"/>
+        </w:rPr>
+        <w:t xml:space="preserve"> is absent or violates the stated contract, record that condition explicitly instead of quietly replacing it with a convenient value.</w:t>
       </w:r>
     </w:p>
     <w:tbl>
@@ -571,36 +1080,210 @@
       </w:r>
     </w:p>
     <w:p>
-      <w:r>
-        <w:t>Guided: Drops3 and1 passes respectively in this sample. Validation's critical action boundary is not captured by pass-count magnitude alone. Qualification: Removing a component changes a complete procedure; attribution depends on the controlled design and possible interactions. Exit: accept a concrete variation with its predicted outcome and a stated condition that would challenge the mechanism; reject a claim resting on unmeasured evidence.</w:t>
+      <w:pPr>
+        <w:pStyle w:val="Heading3"/>
+      </w:pPr>
+      <w:r>
+        <w:t>Explain Ablation studies · 3</w:t>
       </w:r>
     </w:p>
     <w:p>
       <w:pPr>
-        <w:pStyle w:val="Heading3"/>
-      </w:pPr>
-      <w:r>
-        <w:t>Model the reasoning aloud</w:t>
+        <w:spacing w:line="336" w:lineRule="auto" w:after="180"/>
+      </w:pPr>
+      <w:r>
+        <w:rPr>
+          <w:b w:val="0"/>
+        </w:rPr>
+        <w:t>Guided: Drops3 and1 passes respectively in this sample. Validation's critical action boundary is not captured by pass-count magnitude alone.</w:t>
       </w:r>
     </w:p>
     <w:p>
-      <w:r>
-        <w:t>Use the complete worked example below before asking learners to complete W2. Reveal a small part, invite a prediction, then explain the deciding step. These teacher notes contain solutions; do not reveal the independent case answer during modelling.</w:t>
+      <w:pPr>
+        <w:spacing w:line="336" w:lineRule="auto" w:after="180"/>
+      </w:pPr>
+      <w:r>
+        <w:rPr>
+          <w:b w:val="0"/>
+        </w:rPr>
+        <w:t xml:space="preserve">Qualification: Removing a component changes a complete procedure; attribution depends on the controlled design and possible </w:t>
+      </w:r>
+      <w:r>
+        <w:rPr>
+          <w:b/>
+        </w:rPr>
+        <w:t>interaction</w:t>
+      </w:r>
+      <w:r>
+        <w:rPr>
+          <w:b w:val="0"/>
+        </w:rPr>
+        <w:t>s.</w:t>
       </w:r>
     </w:p>
     <w:p>
-      <w:r>
-        <w:t>Full system8/10, without retrieval5/10, without validation7/10; the last permits an unauthorised action.</w:t>
+      <w:pPr>
+        <w:spacing w:line="336" w:lineRule="auto" w:after="180"/>
+      </w:pPr>
+      <w:r>
+        <w:rPr>
+          <w:b w:val="0"/>
+        </w:rPr>
+        <w:t xml:space="preserve">Exit: accept a concrete variation with its predicted outcome and a stated condition that would challenge the </w:t>
+      </w:r>
+      <w:r>
+        <w:rPr>
+          <w:b/>
+        </w:rPr>
+        <w:t>mechanism</w:t>
+      </w:r>
+      <w:r>
+        <w:rPr>
+          <w:b w:val="0"/>
+        </w:rPr>
+        <w:t xml:space="preserve">; reject a claim resting on unmeasured </w:t>
+      </w:r>
+      <w:r>
+        <w:rPr>
+          <w:b/>
+        </w:rPr>
+        <w:t>evidence</w:t>
+      </w:r>
+      <w:r>
+        <w:rPr>
+          <w:b w:val="0"/>
+        </w:rPr>
+        <w:t>.</w:t>
       </w:r>
     </w:p>
     <w:p>
-      <w:r>
-        <w:t>Drops3 and1 passes respectively in this sample. Validation's critical action boundary is not captured by pass-count magnitude alone.</w:t>
+      <w:pPr>
+        <w:pStyle w:val="Heading3"/>
+      </w:pPr>
+      <w:r>
+        <w:t>Model the reasoning aloud</w:t>
       </w:r>
     </w:p>
     <w:p>
-      <w:r>
-        <w:t>Compare the intermediate evidence with the final statement. Explain why each number or decision follows from the stated inputs. The conclusion belongs to this scenario and procedure; changing the inputs, evaluation population or authority can change what it establishes. Retain the raw record so a later revision can be compared honestly.</w:t>
+      <w:pPr>
+        <w:spacing w:line="336" w:lineRule="auto" w:after="180"/>
+      </w:pPr>
+      <w:r>
+        <w:rPr>
+          <w:b w:val="0"/>
+        </w:rPr>
+        <w:t xml:space="preserve">Use the complete worked example below before asking learners to complete W2. Reveal a small part, invite a </w:t>
+      </w:r>
+      <w:r>
+        <w:rPr>
+          <w:b/>
+        </w:rPr>
+        <w:t>prediction</w:t>
+      </w:r>
+      <w:r>
+        <w:rPr>
+          <w:b w:val="0"/>
+        </w:rPr>
+        <w:t>, then explain the deciding step.</w:t>
+      </w:r>
+    </w:p>
+    <w:p>
+      <w:pPr>
+        <w:spacing w:line="336" w:lineRule="auto" w:after="180"/>
+      </w:pPr>
+      <w:r>
+        <w:rPr>
+          <w:b w:val="0"/>
+        </w:rPr>
+        <w:t>These teacher notes contain solutions; do not reveal the independent case answer during modelling.</w:t>
+      </w:r>
+    </w:p>
+    <w:p>
+      <w:pPr>
+        <w:spacing w:line="336" w:lineRule="auto" w:after="180"/>
+      </w:pPr>
+      <w:r>
+        <w:rPr>
+          <w:b w:val="0"/>
+        </w:rPr>
+        <w:t>Full system8/10, without retrieval5/10, without validation7/10; the last permits an unauthorised action.</w:t>
+      </w:r>
+    </w:p>
+    <w:p>
+      <w:pPr>
+        <w:spacing w:line="336" w:lineRule="auto" w:after="180"/>
+      </w:pPr>
+      <w:r>
+        <w:rPr>
+          <w:b w:val="0"/>
+        </w:rPr>
+        <w:t>Drops3 and1 passes respectively in this sample. Validation's critical action boundary is not captured by pass-count magnitude alone.</w:t>
+      </w:r>
+    </w:p>
+    <w:p>
+      <w:pPr>
+        <w:pStyle w:val="Heading3"/>
+      </w:pPr>
+      <w:r>
+        <w:t>Model the reasoning aloud · 4</w:t>
+      </w:r>
+    </w:p>
+    <w:p>
+      <w:pPr>
+        <w:spacing w:line="336" w:lineRule="auto" w:after="180"/>
+      </w:pPr>
+      <w:r>
+        <w:rPr>
+          <w:b w:val="0"/>
+        </w:rPr>
+        <w:t xml:space="preserve">Compare the intermediate </w:t>
+      </w:r>
+      <w:r>
+        <w:rPr>
+          <w:b/>
+        </w:rPr>
+        <w:t>evidence</w:t>
+      </w:r>
+      <w:r>
+        <w:rPr>
+          <w:b w:val="0"/>
+        </w:rPr>
+        <w:t xml:space="preserve"> with the final statement. Explain why each number or decision follows from the stated </w:t>
+      </w:r>
+      <w:r>
+        <w:rPr>
+          <w:b/>
+        </w:rPr>
+        <w:t>input</w:t>
+      </w:r>
+      <w:r>
+        <w:rPr>
+          <w:b w:val="0"/>
+        </w:rPr>
+        <w:t>s.</w:t>
+      </w:r>
+    </w:p>
+    <w:p>
+      <w:pPr>
+        <w:spacing w:line="336" w:lineRule="auto" w:after="180"/>
+      </w:pPr>
+      <w:r>
+        <w:rPr>
+          <w:b w:val="0"/>
+        </w:rPr>
+        <w:t xml:space="preserve">The conclusion belongs to this scenario and procedure; changing the </w:t>
+      </w:r>
+      <w:r>
+        <w:rPr>
+          <w:b/>
+        </w:rPr>
+        <w:t>input</w:t>
+      </w:r>
+      <w:r>
+        <w:rPr>
+          <w:b w:val="0"/>
+        </w:rPr>
+        <w:t>s, evaluation population or authority can change what it establishes. Retain the raw record so a later revision can be compared honestly.</w:t>
       </w:r>
     </w:p>
     <w:tbl>
@@ -706,7 +1389,13 @@
       </w:tr>
     </w:tbl>
     <w:p>
-      <w:r>
+      <w:pPr>
+        <w:spacing w:line="336" w:lineRule="auto" w:after="180"/>
+      </w:pPr>
+      <w:r>
+        <w:rPr>
+          <w:b w:val="0"/>
+        </w:rPr>
         <w:t>Use the diagram and verbal explanation together. Ask learners to match a sentence to a specific visual step; do not assign learners fixed visual or auditory learning styles.</w:t>
       </w:r>
     </w:p>
@@ -719,7 +1408,13 @@
       </w:r>
     </w:p>
     <w:p>
-      <w:r>
+      <w:pPr>
+        <w:spacing w:line="336" w:lineRule="auto" w:after="180"/>
+      </w:pPr>
+      <w:r>
+        <w:rPr>
+          <w:b w:val="0"/>
+        </w:rPr>
         <w:t>Remove one component at a time. A retrieval pipeline has search plus a relevance filter. A team tests the filter’s contribution.</w:t>
       </w:r>
     </w:p>
@@ -732,7 +1427,22 @@
       </w:r>
     </w:p>
     <w:p>
-      <w:r>
+      <w:pPr>
+        <w:pStyle w:val="Heading3"/>
+      </w:pPr>
+      <w:r>
+        <w:t>Supplied facts</w:t>
+      </w:r>
+    </w:p>
+    <w:p>
+      <w:pPr>
+        <w:spacing w:line="336" w:lineRule="auto" w:after="180"/>
+        <w:shd w:fill="F1F6FC"/>
+      </w:pPr>
+      <w:r>
+        <w:rPr>
+          <w:b w:val="0"/>
+        </w:rPr>
         <w:t>Full pipeline: 8/10 correct. Filter removed: 6/10 on the same cases, with all other settings fixed.</w:t>
       </w:r>
     </w:p>
@@ -932,21 +1642,43 @@
       </w:r>
     </w:p>
     <w:p>
-      <w:r>
-        <w:t>An ablation probes a component by removing or changing it while holding the rest fixed. It supports a scoped comparison, not a claim that the component always helps.</w:t>
+      <w:pPr>
+        <w:pStyle w:val="Heading3"/>
+      </w:pPr>
+      <w:r>
+        <w:t>Why the result follows</w:t>
       </w:r>
     </w:p>
     <w:p>
       <w:pPr>
-        <w:pStyle w:val="Heading3"/>
-      </w:pPr>
-      <w:r>
-        <w:t>What this example does not establish</w:t>
+        <w:spacing w:line="336" w:lineRule="auto" w:after="180"/>
+        <w:shd w:fill="F1F6FC"/>
+      </w:pPr>
+      <w:r>
+        <w:rPr>
+          <w:b w:val="0"/>
+        </w:rPr>
+        <w:t xml:space="preserve">An </w:t>
+      </w:r>
+      <w:r>
+        <w:rPr>
+          <w:b/>
+        </w:rPr>
+        <w:t>ablation</w:t>
+      </w:r>
+      <w:r>
+        <w:rPr>
+          <w:b w:val="0"/>
+        </w:rPr>
+        <w:t xml:space="preserve"> probes a component by removing or changing it while holding the rest fixed. It supports a scoped comparison, not a claim that the component always helps.</w:t>
       </w:r>
     </w:p>
     <w:p>
-      <w:r>
-        <w:t>Interactions and small-sample variability remain; this illustrative difference is not a universal causal estimate.</w:t>
+      <w:pPr>
+        <w:pStyle w:val="Heading3"/>
+      </w:pPr>
+      <w:r>
+        <w:t>What this example does not establish</w:t>
       </w:r>
     </w:p>
     <w:p>
@@ -954,43 +1686,174 @@
         <w:pStyle w:val="Heading3"/>
       </w:pPr>
       <w:r>
-        <w:t>Change one thing in the pictured case</w:t>
+        <w:t>Keep the stated limit</w:t>
       </w:r>
     </w:p>
     <w:p>
-      <w:r>
-        <w:t>Change: Remove the filter and also change the model version.</w:t>
+      <w:pPr>
+        <w:spacing w:line="336" w:lineRule="auto" w:after="180"/>
+        <w:shd w:fill="FFF5E6"/>
+      </w:pPr>
+      <w:r>
+        <w:rPr>
+          <w:b/>
+        </w:rPr>
+        <w:t>Interaction</w:t>
+      </w:r>
+      <w:r>
+        <w:rPr>
+          <w:b w:val="0"/>
+        </w:rPr>
+        <w:t>s and small-sample variability remain; this illustrative difference is not a universal causal estimate.</w:t>
       </w:r>
     </w:p>
     <w:p>
-      <w:r>
-        <w:t>Prediction: The comparison no longer isolates the filter.</w:t>
+      <w:pPr>
+        <w:pStyle w:val="Heading3"/>
+      </w:pPr>
+      <w:r>
+        <w:t>Change one thing in the pictured case</w:t>
       </w:r>
     </w:p>
     <w:p>
-      <w:r>
-        <w:t>Reason: Two simultaneous changes provide alternative explanations.</w:t>
+      <w:pPr>
+        <w:pStyle w:val="Heading3"/>
+      </w:pPr>
+      <w:r>
+        <w:t>Change one thing</w:t>
       </w:r>
     </w:p>
     <w:p>
       <w:pPr>
-        <w:pStyle w:val="Heading3"/>
-      </w:pPr>
-      <w:r>
-        <w:t>Ask while showing the picture</w:t>
+        <w:spacing w:line="336" w:lineRule="auto" w:after="180"/>
+        <w:shd w:fill="F5F1FB"/>
+      </w:pPr>
+      <w:r>
+        <w:rPr>
+          <w:b w:val="0"/>
+        </w:rPr>
+        <w:t>Change: Remove the filter and also change the model version.</w:t>
       </w:r>
     </w:p>
     <w:p>
-      <w:r>
-        <w:t>Cover the result. Ask learners to name the inputs and predict the next step. Uncover one step, connect the icon to the actual procedure, and explain its evidence. Then change the supplied condition and compare. The picture is a representation; it does not document execution of a real AI model.</w:t>
+      <w:pPr>
+        <w:pStyle w:val="Heading3"/>
+      </w:pPr>
+      <w:r>
+        <w:t>Predicted result</w:t>
       </w:r>
     </w:p>
     <w:p>
       <w:pPr>
+        <w:spacing w:line="336" w:lineRule="auto" w:after="180"/>
+        <w:shd w:fill="F1F6FC"/>
+      </w:pPr>
+      <w:r>
+        <w:rPr>
+          <w:b/>
+        </w:rPr>
+        <w:t>Prediction</w:t>
+      </w:r>
+      <w:r>
+        <w:rPr>
+          <w:b w:val="0"/>
+        </w:rPr>
+        <w:t>: The comparison no longer isolates the filter.</w:t>
+      </w:r>
+    </w:p>
+    <w:p>
+      <w:pPr>
+        <w:pStyle w:val="Heading3"/>
+      </w:pPr>
+      <w:r>
+        <w:t>Why the result follows</w:t>
+      </w:r>
+    </w:p>
+    <w:p>
+      <w:pPr>
+        <w:spacing w:line="336" w:lineRule="auto" w:after="180"/>
+        <w:shd w:fill="F1F6FC"/>
+      </w:pPr>
+      <w:r>
+        <w:rPr>
+          <w:b w:val="0"/>
+        </w:rPr>
+        <w:t>Reason: Two simultaneous changes provide alternative explanations.</w:t>
+      </w:r>
+    </w:p>
+    <w:p>
+      <w:pPr>
+        <w:pStyle w:val="Heading3"/>
+      </w:pPr>
+      <w:r>
+        <w:t>Ask while showing the picture</w:t>
+      </w:r>
+    </w:p>
+    <w:p>
+      <w:pPr>
+        <w:pStyle w:val="Heading3"/>
+      </w:pPr>
+      <w:r>
+        <w:t>Ask while showing the picture · 5</w:t>
+      </w:r>
+    </w:p>
+    <w:p>
+      <w:pPr>
+        <w:spacing w:line="336" w:lineRule="auto" w:after="180"/>
+      </w:pPr>
+      <w:r>
+        <w:rPr>
+          <w:b w:val="0"/>
+        </w:rPr>
+        <w:t xml:space="preserve">Cover the result. Ask learners to name the </w:t>
+      </w:r>
+      <w:r>
+        <w:rPr>
+          <w:b/>
+        </w:rPr>
+        <w:t>input</w:t>
+      </w:r>
+      <w:r>
+        <w:rPr>
+          <w:b w:val="0"/>
+        </w:rPr>
+        <w:t xml:space="preserve">s and predict the next step. Uncover one step, connect the icon to the actual procedure, and explain its </w:t>
+      </w:r>
+      <w:r>
+        <w:rPr>
+          <w:b/>
+        </w:rPr>
+        <w:t>evidence</w:t>
+      </w:r>
+      <w:r>
+        <w:rPr>
+          <w:b w:val="0"/>
+        </w:rPr>
+        <w:t>. Then change the supplied condition and compare.</w:t>
+      </w:r>
+    </w:p>
+    <w:p>
+      <w:pPr>
+        <w:spacing w:line="336" w:lineRule="auto" w:after="180"/>
+      </w:pPr>
+      <w:r>
+        <w:rPr>
+          <w:b w:val="0"/>
+        </w:rPr>
+        <w:t>The picture is a representation; it does not document execution of a real AI model.</w:t>
+      </w:r>
+    </w:p>
+    <w:p>
+      <w:pPr>
         <w:pStyle w:val="Heading1"/>
       </w:pPr>
       <w:r>
         <w:t>03. Demonstrate and guide practice</w:t>
+      </w:r>
+    </w:p>
+    <w:p>
+      <w:r>
+        <w:t>Demonstrate Ablation studies, reduce support deliberately and check individual reasoning before discussing answers.</w:t>
       </w:r>
     </w:p>
     <w:tbl>
@@ -1206,36 +2069,100 @@
       </w:tr>
     </w:tbl>
     <w:p>
-      <w:r>
-        <w:t>Use the worked example in Sections 3 and 6. Collect a prediction before revealing its result; ask the learner to point to each intermediate fact.</w:t>
+      <w:pPr>
+        <w:spacing w:line="336" w:lineRule="auto" w:after="180"/>
+      </w:pPr>
+      <w:r>
+        <w:rPr>
+          <w:b w:val="0"/>
+        </w:rPr>
+        <w:t xml:space="preserve">Use the worked example in Sections 3 and 6. Collect a </w:t>
+      </w:r>
+      <w:r>
+        <w:rPr>
+          <w:b/>
+        </w:rPr>
+        <w:t>prediction</w:t>
+      </w:r>
+      <w:r>
+        <w:rPr>
+          <w:b w:val="0"/>
+        </w:rPr>
+        <w:t xml:space="preserve"> before revealing its result; ask the learner to point to each intermediate fact.</w:t>
       </w:r>
     </w:p>
     <w:p>
-      <w:r>
-        <w:t>Provide an input/procedure/result/limit frame and a calculator when needed. Ask students to identify the first step before completing the whole trace. Extension: compare two concrete variants of this mechanism while holding unrelated conditions fixed; report both successful and unsuccessful outcomes.</w:t>
+      <w:pPr>
+        <w:spacing w:line="336" w:lineRule="auto" w:after="180"/>
+      </w:pPr>
+      <w:r>
+        <w:rPr>
+          <w:b w:val="0"/>
+        </w:rPr>
+        <w:t xml:space="preserve">Provide an </w:t>
+      </w:r>
+      <w:r>
+        <w:rPr>
+          <w:b/>
+        </w:rPr>
+        <w:t>input</w:t>
+      </w:r>
+      <w:r>
+        <w:rPr>
+          <w:b w:val="0"/>
+        </w:rPr>
+        <w:t>/procedure/result/limit frame and a calculator when needed. Ask students to identify the first step before completing the whole trace.</w:t>
       </w:r>
     </w:p>
     <w:p>
       <w:pPr>
-        <w:pStyle w:val="Heading3"/>
-      </w:pPr>
-      <w:r>
-        <w:t>Reduce help deliberately</w:t>
+        <w:spacing w:line="336" w:lineRule="auto" w:after="180"/>
+      </w:pPr>
+      <w:r>
+        <w:rPr>
+          <w:b w:val="0"/>
+        </w:rPr>
+        <w:t xml:space="preserve">Extension: compare two concrete variants of this </w:t>
+      </w:r>
+      <w:r>
+        <w:rPr>
+          <w:b/>
+        </w:rPr>
+        <w:t>mechanism</w:t>
+      </w:r>
+      <w:r>
+        <w:rPr>
+          <w:b w:val="0"/>
+        </w:rPr>
+        <w:t xml:space="preserve"> while holding unrelated conditions fixed; report both successful and unsuccessful outcomes.</w:t>
       </w:r>
     </w:p>
     <w:p>
-      <w:r>
-        <w:t>Completion task: Full system8/10, without retrieval5/10, without validation7/10; the last permits an unauthorised action. Show the intermediate steps and give the conclusion with its scope.</w:t>
+      <w:pPr>
+        <w:pStyle w:val="Heading3"/>
+      </w:pPr>
+      <w:r>
+        <w:t>Reduce help deliberately</w:t>
       </w:r>
     </w:p>
     <w:p>
-      <w:r>
-        <w:t>Teacher check: Teacher explanation: Drops3 and1 passes respectively in this sample. Validation's critical action boundary is not captured by pass-count magnitude alone.</w:t>
+      <w:pPr>
+        <w:pStyle w:val="Heading3"/>
+      </w:pPr>
+      <w:r>
+        <w:t>Completion practice</w:t>
       </w:r>
     </w:p>
     <w:p>
-      <w:r>
-        <w:t>Start by identifying the given inputs together. Leave the intermediate steps blank. If needed, model one step, then withdraw that help on the next step. Move to a full trace only when the partial trace is understood. For partners, alternate explainer and checker; collect a response from every learner before discussion.</w:t>
+      <w:pPr>
+        <w:spacing w:line="336" w:lineRule="auto" w:after="180"/>
+        <w:shd w:fill="F5F1FB"/>
+      </w:pPr>
+      <w:r>
+        <w:rPr>
+          <w:b w:val="0"/>
+        </w:rPr>
+        <w:t>Completion task: Full system8/10, without retrieval5/10, without validation7/10; the last permits an unauthorised action. Show the intermediate steps and give the conclusion with its scope.</w:t>
       </w:r>
     </w:p>
     <w:p>
@@ -1243,22 +2170,53 @@
         <w:pStyle w:val="Heading3"/>
       </w:pPr>
       <w:r>
-        <w:t>Individual reasoning check</w:t>
+        <w:t>Reasoning to listen for</w:t>
       </w:r>
     </w:p>
     <w:p>
-      <w:r>
-        <w:t>Use the worked case for Ablation studies. Proposed explanation: “The worked result establishes every future case”. Decide whether this explanation is supported. Point to the step or supplied fact that decides; explain your repair if needed.</w:t>
+      <w:pPr>
+        <w:spacing w:line="336" w:lineRule="auto" w:after="180"/>
+        <w:shd w:fill="F1F6FC"/>
+      </w:pPr>
+      <w:r>
+        <w:rPr>
+          <w:b w:val="0"/>
+        </w:rPr>
+        <w:t>Teacher check: Teacher explanation: Drops3 and1 passes respectively in this sample. Validation's critical action boundary is not captured by pass-count magnitude alone.</w:t>
       </w:r>
     </w:p>
     <w:p>
-      <w:r>
-        <w:t>Expected correction: Removing a component changes a complete procedure; attribution depends on the controlled design and possible interactions.</w:t>
+      <w:pPr>
+        <w:spacing w:line="336" w:lineRule="auto" w:after="180"/>
+      </w:pPr>
+      <w:r>
+        <w:rPr>
+          <w:b w:val="0"/>
+        </w:rPr>
+        <w:t xml:space="preserve">Start by identifying the given </w:t>
+      </w:r>
+      <w:r>
+        <w:rPr>
+          <w:b/>
+        </w:rPr>
+        <w:t>input</w:t>
+      </w:r>
+      <w:r>
+        <w:rPr>
+          <w:b w:val="0"/>
+        </w:rPr>
+        <w:t>s together. Leave the intermediate steps blank. If needed, model one step, then withdraw that help on the next step. Move to a full trace only when the partial trace is understood.</w:t>
       </w:r>
     </w:p>
     <w:p>
-      <w:r>
-        <w:t>Collect explanations, not only yes/no votes. If a misunderstanding is common, re-model the relevant step for the class. If it affects a few learners, give a short targeted group explanation while others solve a more demanding variation.</w:t>
+      <w:pPr>
+        <w:spacing w:line="336" w:lineRule="auto" w:after="180"/>
+      </w:pPr>
+      <w:r>
+        <w:rPr>
+          <w:b w:val="0"/>
+        </w:rPr>
+        <w:t>For partners, alternate explainer and checker; collect a response from every learner before discussion.</w:t>
       </w:r>
     </w:p>
     <w:p>
@@ -1266,63 +2224,356 @@
         <w:pStyle w:val="Heading3"/>
       </w:pPr>
       <w:r>
-        <w:t>Pictorial practice question</w:t>
+        <w:t>Individual reasoning check</w:t>
       </w:r>
     </w:p>
     <w:p>
-      <w:r>
-        <w:t>Calculate the filter ablation’s two rates and count change. Which single component is altered, and why does also changing the model prevent isolating the filter?</w:t>
+      <w:pPr>
+        <w:spacing w:line="336" w:lineRule="auto" w:after="180"/>
+      </w:pPr>
+      <w:r>
+        <w:rPr>
+          <w:b w:val="0"/>
+        </w:rPr>
+        <w:t xml:space="preserve">Use the worked case for </w:t>
+      </w:r>
+      <w:r>
+        <w:rPr>
+          <w:b/>
+        </w:rPr>
+        <w:t>Ablation</w:t>
+      </w:r>
+      <w:r>
+        <w:rPr>
+          <w:b w:val="0"/>
+        </w:rPr>
+        <w:t xml:space="preserve"> studies. Proposed explanation: “The worked result establishes every future case”. Decide whether this explanation is supported.</w:t>
       </w:r>
     </w:p>
     <w:p>
       <w:pPr>
-        <w:pStyle w:val="Heading3"/>
-      </w:pPr>
-      <w:r>
-        <w:t>Reasoned teacher answer</w:t>
+        <w:spacing w:line="336" w:lineRule="auto" w:after="180"/>
+      </w:pPr>
+      <w:r>
+        <w:rPr>
+          <w:b w:val="0"/>
+        </w:rPr>
+        <w:t>Point to the step or supplied fact that decides; explain your repair if needed.</w:t>
       </w:r>
     </w:p>
     <w:p>
-      <w:r>
-        <w:t>The relevance filter is the single declared change. Remove only the filter and preserve cases and scoring. Correctness falls from 80% to 60%, two cases in this set. Changed case: The comparison no longer isolates the filter. Two simultaneous changes provide alternative explanations.</w:t>
+      <w:pPr>
+        <w:pStyle w:val="Heading3"/>
+      </w:pPr>
+      <w:r>
+        <w:t>Expected repair</w:t>
       </w:r>
     </w:p>
     <w:p>
-      <w:r>
-        <w:t>Changed-case reasoning: The comparison no longer isolates the filter. Two simultaneous changes provide alternative explanations.</w:t>
+      <w:pPr>
+        <w:spacing w:line="336" w:lineRule="auto" w:after="180"/>
+        <w:shd w:fill="F1F6FC"/>
+      </w:pPr>
+      <w:r>
+        <w:rPr>
+          <w:b w:val="0"/>
+        </w:rPr>
+        <w:t xml:space="preserve">Expected correction: Removing a component changes a complete procedure; attribution depends on the controlled design and possible </w:t>
+      </w:r>
+      <w:r>
+        <w:rPr>
+          <w:b/>
+        </w:rPr>
+        <w:t>interaction</w:t>
+      </w:r>
+      <w:r>
+        <w:rPr>
+          <w:b w:val="0"/>
+        </w:rPr>
+        <w:t>s.</w:t>
       </w:r>
     </w:p>
     <w:p>
-      <w:r>
-        <w:t>Collect each learner’s explanation before discussion. Use the first missing connection between input, deciding step and result to choose support. This question is worked-case practice, not fresh mastery evidence.</w:t>
+      <w:pPr>
+        <w:spacing w:line="336" w:lineRule="auto" w:after="180"/>
+      </w:pPr>
+      <w:r>
+        <w:rPr>
+          <w:b w:val="0"/>
+        </w:rPr>
+        <w:t>Collect explanations, not only yes/no votes. If a misunderstanding is common, re-model the relevant step for the class.</w:t>
       </w:r>
     </w:p>
     <w:p>
       <w:pPr>
-        <w:pStyle w:val="Heading1"/>
-      </w:pPr>
-      <w:r>
-        <w:t>04. Run the investigation and diagnose misconceptions</w:t>
+        <w:spacing w:line="336" w:lineRule="auto" w:after="180"/>
+      </w:pPr>
+      <w:r>
+        <w:rPr>
+          <w:b w:val="0"/>
+        </w:rPr>
+        <w:t>If it affects a few learners, give a short targeted group explanation while others solve a more demanding variation.</w:t>
       </w:r>
     </w:p>
     <w:p>
-      <w:r>
-        <w:t>The worked result establishes every future case: Removing a component changes a complete procedure; attribution depends on the controlled design and possible interactions.</w:t>
+      <w:pPr>
+        <w:pStyle w:val="Heading3"/>
+      </w:pPr>
+      <w:r>
+        <w:t>Pictorial practice question</w:t>
       </w:r>
     </w:p>
     <w:p>
-      <w:r>
-        <w:t>A missing input may be replaced without recording the change: A replacement changes the evidence or contract. Record the change and its justification; do not silently turn unknown into a measured value.</w:t>
+      <w:pPr>
+        <w:spacing w:line="336" w:lineRule="auto" w:after="180"/>
+        <w:shd w:fill="F5F1FB"/>
+      </w:pPr>
+      <w:r>
+        <w:rPr>
+          <w:b w:val="0"/>
+        </w:rPr>
+        <w:t xml:space="preserve">Calculate the filter </w:t>
+      </w:r>
+      <w:r>
+        <w:rPr>
+          <w:b/>
+        </w:rPr>
+        <w:t>ablation</w:t>
+      </w:r>
+      <w:r>
+        <w:rPr>
+          <w:b w:val="0"/>
+        </w:rPr>
+        <w:t>’s two rates and count change. Which single component is altered, and why does also changing the model prevent isolating the filter?</w:t>
       </w:r>
     </w:p>
     <w:p>
-      <w:r>
-        <w:t>Repeating an assessed case is new independent evidence: A replay checks consistency. An example used for feedback or revision cannot later be described as untouched final evaluation.</w:t>
+      <w:pPr>
+        <w:pStyle w:val="Heading3"/>
+      </w:pPr>
+      <w:r>
+        <w:t>Reasoned teacher answer</w:t>
       </w:r>
     </w:p>
     <w:p>
-      <w:r>
-        <w:t>Use Section 9 for the evidence ledger. Add a boundary or missing-input case and record the expected response before checking. More successful repeats of one case do not establish wider coverage.</w:t>
+      <w:pPr>
+        <w:spacing w:line="336" w:lineRule="auto" w:after="180"/>
+      </w:pPr>
+      <w:r>
+        <w:rPr>
+          <w:b w:val="0"/>
+        </w:rPr>
+        <w:t xml:space="preserve">The relevance filter is the single declared change. Remove only the filter and preserve cases and scoring. Correctness falls from </w:t>
+      </w:r>
+      <w:r>
+        <w:rPr>
+          <w:b/>
+        </w:rPr>
+        <w:t>80%</w:t>
+      </w:r>
+      <w:r>
+        <w:rPr>
+          <w:b w:val="0"/>
+        </w:rPr>
+        <w:t xml:space="preserve"> to </w:t>
+      </w:r>
+      <w:r>
+        <w:rPr>
+          <w:b/>
+        </w:rPr>
+        <w:t>60%</w:t>
+      </w:r>
+      <w:r>
+        <w:rPr>
+          <w:b w:val="0"/>
+        </w:rPr>
+        <w:t>, two cases in this set. Changed case: The comparison no longer isolates the filter.</w:t>
+      </w:r>
+    </w:p>
+    <w:p>
+      <w:pPr>
+        <w:spacing w:line="336" w:lineRule="auto" w:after="180"/>
+      </w:pPr>
+      <w:r>
+        <w:rPr>
+          <w:b w:val="0"/>
+        </w:rPr>
+        <w:t>Two simultaneous changes provide alternative explanations.</w:t>
+      </w:r>
+    </w:p>
+    <w:p>
+      <w:pPr>
+        <w:spacing w:line="336" w:lineRule="auto" w:after="180"/>
+      </w:pPr>
+      <w:r>
+        <w:rPr>
+          <w:b w:val="0"/>
+        </w:rPr>
+        <w:t>Changed-case reasoning: The comparison no longer isolates the filter. Two simultaneous changes provide alternative explanations.</w:t>
+      </w:r>
+    </w:p>
+    <w:p>
+      <w:pPr>
+        <w:spacing w:line="336" w:lineRule="auto" w:after="180"/>
+      </w:pPr>
+      <w:r>
+        <w:rPr>
+          <w:b w:val="0"/>
+        </w:rPr>
+        <w:t xml:space="preserve">Collect each learner’s explanation before discussion. Use the first missing connection between </w:t>
+      </w:r>
+      <w:r>
+        <w:rPr>
+          <w:b/>
+        </w:rPr>
+        <w:t>input</w:t>
+      </w:r>
+      <w:r>
+        <w:rPr>
+          <w:b w:val="0"/>
+        </w:rPr>
+        <w:t xml:space="preserve">, deciding step and result to choose support. This question is worked-case practice, not fresh mastery </w:t>
+      </w:r>
+      <w:r>
+        <w:rPr>
+          <w:b/>
+        </w:rPr>
+        <w:t>evidence</w:t>
+      </w:r>
+      <w:r>
+        <w:rPr>
+          <w:b w:val="0"/>
+        </w:rPr>
+        <w:t>.</w:t>
+      </w:r>
+    </w:p>
+    <w:p>
+      <w:pPr>
+        <w:pStyle w:val="Heading1"/>
+      </w:pPr>
+      <w:r>
+        <w:t>04. Run the investigation and diagnose misconceptions</w:t>
+      </w:r>
+    </w:p>
+    <w:p>
+      <w:r>
+        <w:t>Run the Ablation studies investigation and use the first unsupported step to choose a teaching response.</w:t>
+      </w:r>
+    </w:p>
+    <w:p>
+      <w:pPr>
+        <w:spacing w:line="336" w:lineRule="auto" w:after="180"/>
+      </w:pPr>
+      <w:r>
+        <w:rPr>
+          <w:b w:val="0"/>
+        </w:rPr>
+        <w:t xml:space="preserve">The worked result establishes every future case: Removing a component changes a complete procedure; attribution depends on the controlled design and possible </w:t>
+      </w:r>
+      <w:r>
+        <w:rPr>
+          <w:b/>
+        </w:rPr>
+        <w:t>interaction</w:t>
+      </w:r>
+      <w:r>
+        <w:rPr>
+          <w:b w:val="0"/>
+        </w:rPr>
+        <w:t>s.</w:t>
+      </w:r>
+    </w:p>
+    <w:p>
+      <w:pPr>
+        <w:spacing w:line="336" w:lineRule="auto" w:after="180"/>
+      </w:pPr>
+      <w:r>
+        <w:rPr>
+          <w:b w:val="0"/>
+        </w:rPr>
+        <w:t xml:space="preserve">A missing </w:t>
+      </w:r>
+      <w:r>
+        <w:rPr>
+          <w:b/>
+        </w:rPr>
+        <w:t>input</w:t>
+      </w:r>
+      <w:r>
+        <w:rPr>
+          <w:b w:val="0"/>
+        </w:rPr>
+        <w:t xml:space="preserve"> may be replaced without recording the change: A replacement changes the </w:t>
+      </w:r>
+      <w:r>
+        <w:rPr>
+          <w:b/>
+        </w:rPr>
+        <w:t>evidence</w:t>
+      </w:r>
+      <w:r>
+        <w:rPr>
+          <w:b w:val="0"/>
+        </w:rPr>
+        <w:t xml:space="preserve"> or contract. Record the change and its justification; do not silently turn unknown into a measured value.</w:t>
+      </w:r>
+    </w:p>
+    <w:p>
+      <w:pPr>
+        <w:spacing w:line="336" w:lineRule="auto" w:after="180"/>
+      </w:pPr>
+      <w:r>
+        <w:rPr>
+          <w:b w:val="0"/>
+        </w:rPr>
+        <w:t xml:space="preserve">Repeating an assessed case is new independent </w:t>
+      </w:r>
+      <w:r>
+        <w:rPr>
+          <w:b/>
+        </w:rPr>
+        <w:t>evidence</w:t>
+      </w:r>
+      <w:r>
+        <w:rPr>
+          <w:b w:val="0"/>
+        </w:rPr>
+        <w:t>: A replay checks consistency. An example used for feedback or revision cannot later be described as untouched final evaluation.</w:t>
+      </w:r>
+    </w:p>
+    <w:p>
+      <w:pPr>
+        <w:spacing w:line="336" w:lineRule="auto" w:after="180"/>
+      </w:pPr>
+      <w:r>
+        <w:rPr>
+          <w:b w:val="0"/>
+        </w:rPr>
+        <w:t xml:space="preserve">Use Section 9 for the </w:t>
+      </w:r>
+      <w:r>
+        <w:rPr>
+          <w:b/>
+        </w:rPr>
+        <w:t>evidence</w:t>
+      </w:r>
+      <w:r>
+        <w:rPr>
+          <w:b w:val="0"/>
+        </w:rPr>
+        <w:t xml:space="preserve"> ledger. Add a boundary or missing-</w:t>
+      </w:r>
+      <w:r>
+        <w:rPr>
+          <w:b/>
+        </w:rPr>
+        <w:t>input</w:t>
+      </w:r>
+      <w:r>
+        <w:rPr>
+          <w:b w:val="0"/>
+        </w:rPr>
+        <w:t xml:space="preserve"> case and record the expected response before checking. More successful repeats of one case do not establish wider coverage.</w:t>
       </w:r>
     </w:p>
     <w:p>
@@ -1480,29 +2731,38 @@
       </w:tr>
     </w:tbl>
     <w:p>
-      <w:r>
-        <w:t>Offer an oral explanation, drawing, enlarged visual or fewer examples when that removes a reading/writing barrier. Keep the same reasoning goal. Stretch secure learners by changing a boundary or assumption and asking them to defend the effect, not simply by assigning more of the same questions.</w:t>
+      <w:pPr>
+        <w:spacing w:line="336" w:lineRule="auto" w:after="180"/>
+      </w:pPr>
+      <w:r>
+        <w:rPr>
+          <w:b w:val="0"/>
+        </w:rPr>
+        <w:t>Offer an oral explanation, drawing, enlarged visual or fewer examples when that removes a reading/writing barrier. Keep the same reasoning goal.</w:t>
       </w:r>
     </w:p>
     <w:p>
       <w:pPr>
-        <w:pStyle w:val="Heading1"/>
-      </w:pPr>
-      <w:r>
-        <w:t>05. Assess and explain the answers</w:t>
+        <w:spacing w:line="336" w:lineRule="auto" w:after="180"/>
+      </w:pPr>
+      <w:r>
+        <w:rPr>
+          <w:b w:val="0"/>
+        </w:rPr>
+        <w:t>Stretch secure learners by changing a boundary or assumption and asking them to defend the effect, not simply by assigning more of the same questions.</w:t>
       </w:r>
     </w:p>
     <w:p>
       <w:pPr>
-        <w:pStyle w:val="Heading3"/>
-      </w:pPr>
-      <w:r>
-        <w:t>Guided and exit questions</w:t>
+        <w:pStyle w:val="Heading1"/>
+      </w:pPr>
+      <w:r>
+        <w:t>05. Assess and explain the answers</w:t>
       </w:r>
     </w:p>
     <w:p>
       <w:r>
-        <w:t>Guided: Drops3 and1 passes respectively in this sample. Validation's critical action boundary is not captured by pass-count magnitude alone. Qualification: Removing a component changes a complete procedure; attribution depends on the controlled design and possible interactions. Exit: accept a concrete variation with its predicted outcome and a stated condition that would challenge the mechanism; reject a claim resting on unmeasured evidence.</w:t>
+        <w:t>Use the Ablation studies questions, teacher keys and criteria after the relevant attempts. Previously discussed cases are practice; protect the separately selected independent task.</w:t>
       </w:r>
     </w:p>
     <w:p>
@@ -1510,89 +2770,244 @@
         <w:pStyle w:val="Heading3"/>
       </w:pPr>
       <w:r>
-        <w:t>W1 Explain the mechanism</w:t>
+        <w:t>Guided and exit questions</w:t>
       </w:r>
     </w:p>
     <w:p>
-      <w:r>
-        <w:t>Explain the weekly mechanism in your own words. Use the worked scenario to name its input, decision rule and output.</w:t>
+      <w:pPr>
+        <w:spacing w:line="336" w:lineRule="auto" w:after="180"/>
+      </w:pPr>
+      <w:r>
+        <w:rPr>
+          <w:b w:val="0"/>
+        </w:rPr>
+        <w:t>Guided: Drops3 and1 passes respectively in this sample. Validation's critical action boundary is not captured by pass-count magnitude alone.</w:t>
       </w:r>
     </w:p>
     <w:p>
-      <w:r>
-        <w:t>Teacher explanation: Ablation removes a component to investigate its contribution under a controlled comparison. Interactions can make contributions depend on other components. Compare full system, without retrieval and without validation on identical cases and scoring. Hold other settings fixed; record changed failure categories, not just totals.</w:t>
+      <w:pPr>
+        <w:spacing w:line="336" w:lineRule="auto" w:after="180"/>
+      </w:pPr>
+      <w:r>
+        <w:rPr>
+          <w:b w:val="0"/>
+        </w:rPr>
+        <w:t xml:space="preserve">Qualification: Removing a component changes a complete procedure; attribution depends on the controlled design and possible </w:t>
+      </w:r>
+      <w:r>
+        <w:rPr>
+          <w:b/>
+        </w:rPr>
+        <w:t>interaction</w:t>
+      </w:r>
+      <w:r>
+        <w:rPr>
+          <w:b w:val="0"/>
+        </w:rPr>
+        <w:t>s.</w:t>
       </w:r>
     </w:p>
     <w:p>
       <w:pPr>
-        <w:pStyle w:val="Heading3"/>
-      </w:pPr>
-      <w:r>
-        <w:t>W2 Trace the worked case</w:t>
+        <w:spacing w:line="336" w:lineRule="auto" w:after="180"/>
+      </w:pPr>
+      <w:r>
+        <w:rPr>
+          <w:b w:val="0"/>
+        </w:rPr>
+        <w:t xml:space="preserve">Exit: accept a concrete variation with its predicted outcome and a stated condition that would challenge the </w:t>
+      </w:r>
+      <w:r>
+        <w:rPr>
+          <w:b/>
+        </w:rPr>
+        <w:t>mechanism</w:t>
+      </w:r>
+      <w:r>
+        <w:rPr>
+          <w:b w:val="0"/>
+        </w:rPr>
+        <w:t xml:space="preserve">; reject a claim resting on unmeasured </w:t>
+      </w:r>
+      <w:r>
+        <w:rPr>
+          <w:b/>
+        </w:rPr>
+        <w:t>evidence</w:t>
+      </w:r>
+      <w:r>
+        <w:rPr>
+          <w:b w:val="0"/>
+        </w:rPr>
+        <w:t>.</w:t>
       </w:r>
     </w:p>
     <w:p>
-      <w:r>
-        <w:t>Full system8/10, without retrieval5/10, without validation7/10; the last permits an unauthorised action. Show the intermediate steps and give the conclusion with its scope.</w:t>
+      <w:pPr>
+        <w:pStyle w:val="Heading3"/>
+      </w:pPr>
+      <w:r>
+        <w:t>W1 Explain the mechanism</w:t>
       </w:r>
     </w:p>
     <w:p>
-      <w:r>
-        <w:t>Teacher explanation: Drops3 and1 passes respectively in this sample. Validation's critical action boundary is not captured by pass-count magnitude alone.</w:t>
+      <w:pPr>
+        <w:pStyle w:val="Heading3"/>
+      </w:pPr>
+      <w:r>
+        <w:t>Workbook question · W1</w:t>
       </w:r>
     </w:p>
     <w:p>
       <w:pPr>
-        <w:pStyle w:val="Heading3"/>
-      </w:pPr>
-      <w:r>
-        <w:t>W3 Audit the limit</w:t>
+        <w:spacing w:line="336" w:lineRule="auto" w:after="180"/>
+        <w:shd w:fill="F5F1FB"/>
+      </w:pPr>
+      <w:r>
+        <w:rPr>
+          <w:b w:val="0"/>
+        </w:rPr>
+        <w:t xml:space="preserve">Explain the weekly </w:t>
+      </w:r>
+      <w:r>
+        <w:rPr>
+          <w:b/>
+        </w:rPr>
+        <w:t>mechanism</w:t>
+      </w:r>
+      <w:r>
+        <w:rPr>
+          <w:b w:val="0"/>
+        </w:rPr>
+        <w:t xml:space="preserve"> in your own words. Use the worked scenario to name its </w:t>
+      </w:r>
+      <w:r>
+        <w:rPr>
+          <w:b/>
+        </w:rPr>
+        <w:t>input</w:t>
+      </w:r>
+      <w:r>
+        <w:rPr>
+          <w:b w:val="0"/>
+        </w:rPr>
+        <w:t xml:space="preserve">, decision rule and </w:t>
+      </w:r>
+      <w:r>
+        <w:rPr>
+          <w:b/>
+        </w:rPr>
+        <w:t>output</w:t>
+      </w:r>
+      <w:r>
+        <w:rPr>
+          <w:b w:val="0"/>
+        </w:rPr>
+        <w:t>.</w:t>
       </w:r>
     </w:p>
     <w:p>
-      <w:r>
-        <w:t>A report omits this qualification: Removing a component changes a complete procedure; attribution depends on the controlled design and possible interactions. Explain how omitting it could change a reader's interpretation, and write an accurate replacement.</w:t>
+      <w:pPr>
+        <w:pStyle w:val="Heading3"/>
+      </w:pPr>
+      <w:r>
+        <w:t>Teacher reasoning · W1</w:t>
       </w:r>
     </w:p>
     <w:p>
-      <w:r>
-        <w:t>Teacher explanation: Removing a component changes a complete procedure; attribution depends on the controlled design and possible interactions. State the observed result separately from the unverified or out-of-scope claim; preserve the original evidence rather than inventing a missing fact.</w:t>
+      <w:pPr>
+        <w:spacing w:line="336" w:lineRule="auto" w:after="180"/>
+        <w:shd w:fill="F1F6FC"/>
+      </w:pPr>
+      <w:r>
+        <w:rPr>
+          <w:b w:val="0"/>
+        </w:rPr>
+        <w:t xml:space="preserve">Teacher explanation: </w:t>
+      </w:r>
+      <w:r>
+        <w:rPr>
+          <w:b/>
+        </w:rPr>
+        <w:t>Ablation</w:t>
+      </w:r>
+      <w:r>
+        <w:rPr>
+          <w:b w:val="0"/>
+        </w:rPr>
+        <w:t xml:space="preserve"> removes a component to investigate its contribution under a controlled comparison. </w:t>
+      </w:r>
+      <w:r>
+        <w:rPr>
+          <w:b/>
+        </w:rPr>
+        <w:t>Interaction</w:t>
+      </w:r>
+      <w:r>
+        <w:rPr>
+          <w:b w:val="0"/>
+        </w:rPr>
+        <w:t>s can make contributions depend on other components.</w:t>
       </w:r>
     </w:p>
     <w:p>
       <w:pPr>
-        <w:pStyle w:val="Heading3"/>
-      </w:pPr>
-      <w:r>
-        <w:t>W4 Apply a new case independently</w:t>
+        <w:spacing w:line="336" w:lineRule="auto" w:after="180"/>
+        <w:shd w:fill="F1F6FC"/>
+      </w:pPr>
+      <w:r>
+        <w:rPr>
+          <w:b w:val="0"/>
+        </w:rPr>
+        <w:t>Compare full system, without retrieval and without validation on identical cases and scoring. Hold other settings fixed; record changed failure categories, not just totals.</w:t>
       </w:r>
     </w:p>
     <w:p>
-      <w:r>
-        <w:t>Full12/15, without A9/15, without B11/15. Compute sample drops and state interaction limit.</w:t>
+      <w:pPr>
+        <w:pStyle w:val="Heading3"/>
+      </w:pPr>
+      <w:r>
+        <w:t>W2 Trace the worked case</w:t>
       </w:r>
     </w:p>
     <w:p>
-      <w:r>
-        <w:t>Teacher explanation: Drops3/15=20 percentage points and1/15≈6.667 points. Effects are conditional on remaining components; not additive universal contributions.</w:t>
+      <w:pPr>
+        <w:pStyle w:val="Heading3"/>
+      </w:pPr>
+      <w:r>
+        <w:t>Workbook question · W2</w:t>
       </w:r>
     </w:p>
     <w:p>
       <w:pPr>
-        <w:pStyle w:val="Heading3"/>
-      </w:pPr>
-      <w:r>
-        <w:t>W5 Design a revealing follow-up</w:t>
+        <w:spacing w:line="336" w:lineRule="auto" w:after="180"/>
+        <w:shd w:fill="F5F1FB"/>
+      </w:pPr>
+      <w:r>
+        <w:rPr>
+          <w:b w:val="0"/>
+        </w:rPr>
+        <w:t>Full system8/10, without retrieval5/10, without validation7/10; the last permits an unauthorised action. Show the intermediate steps and give the conclusion with its scope.</w:t>
       </w:r>
     </w:p>
     <w:p>
-      <w:r>
-        <w:t>For the worked scenario, propose one additional case that could reveal a failure, describe its expected outcome before running it, and explain what would need to remain fixed for a fair comparison. Do not reuse W4 as a new final test after receiving feedback.</w:t>
+      <w:pPr>
+        <w:pStyle w:val="Heading3"/>
+      </w:pPr>
+      <w:r>
+        <w:t>Teacher reasoning · W2</w:t>
       </w:r>
     </w:p>
     <w:p>
-      <w:r>
-        <w:t>Teacher explanation: Accept a concrete variant of the worked input or a missing/conflicting/boundary condition, with an expectation derived from the declared procedure. Require preserved settings, original outputs and data roles. Removing a component changes a complete procedure; attribution depends on the controlled design and possible interactions. The new case should test this particular mechanism rather than merely restate the original result.</w:t>
+      <w:pPr>
+        <w:spacing w:line="336" w:lineRule="auto" w:after="180"/>
+        <w:shd w:fill="F1F6FC"/>
+      </w:pPr>
+      <w:r>
+        <w:rPr>
+          <w:b w:val="0"/>
+        </w:rPr>
+        <w:t>Teacher explanation: Drops3 and1 passes respectively in this sample. Validation's critical action boundary is not captured by pass-count magnitude alone.</w:t>
       </w:r>
     </w:p>
     <w:p>
@@ -1600,25 +3015,51 @@
         <w:pStyle w:val="Heading3"/>
       </w:pPr>
       <w:r>
-        <w:t>Independent assessment and fresh retry</w:t>
+        <w:t>W3 Audit the limit</w:t>
       </w:r>
     </w:p>
     <w:p>
-      <w:r>
-        <w:t>W4: Drops3/15=20 percentage points and1/15≈6.667 points. Effects are conditional on remaining components; not additive universal contributions. Require intermediate reasoning and the stated scope. Fresh retry: Full9/12, without A6/12, without B8/12. Expected reasoning: Drops25 and8.333 percentage points; keep identical cases and inspect individual failures. If students need support, record it and reassess with another new case rather than awarding independence to a copied answer.</w:t>
+      <w:pPr>
+        <w:pStyle w:val="Heading3"/>
+      </w:pPr>
+      <w:r>
+        <w:t>Workbook question · W3</w:t>
       </w:r>
     </w:p>
     <w:p>
       <w:pPr>
-        <w:pStyle w:val="Heading3"/>
-      </w:pPr>
-      <w:r>
-        <w:t>Assess independent transfer</w:t>
+        <w:spacing w:line="336" w:lineRule="auto" w:after="180"/>
+        <w:shd w:fill="F5F1FB"/>
+      </w:pPr>
+      <w:r>
+        <w:rPr>
+          <w:b w:val="0"/>
+        </w:rPr>
+        <w:t xml:space="preserve">A report omits this qualification: Removing a component changes a complete procedure; attribution depends on the controlled design and possible </w:t>
+      </w:r>
+      <w:r>
+        <w:rPr>
+          <w:b/>
+        </w:rPr>
+        <w:t>interaction</w:t>
+      </w:r>
+      <w:r>
+        <w:rPr>
+          <w:b w:val="0"/>
+        </w:rPr>
+        <w:t>s.</w:t>
       </w:r>
     </w:p>
     <w:p>
-      <w:r>
-        <w:t>Selected case: Full12/15, without A9/15, without B11/15. Compute sample drops and state interaction limit.</w:t>
+      <w:pPr>
+        <w:spacing w:line="336" w:lineRule="auto" w:after="180"/>
+        <w:shd w:fill="F5F1FB"/>
+      </w:pPr>
+      <w:r>
+        <w:rPr>
+          <w:b w:val="0"/>
+        </w:rPr>
+        <w:t>Explain how omitting it could change a reader's interpretation, and write an accurate replacement.</w:t>
       </w:r>
     </w:p>
     <w:p>
@@ -1626,11 +3067,366 @@
         <w:pStyle w:val="Heading3"/>
       </w:pPr>
       <w:r>
-        <w:t>Selected case answer</w:t>
+        <w:t>Teacher reasoning · W3</w:t>
       </w:r>
     </w:p>
     <w:p>
-      <w:r>
+      <w:pPr>
+        <w:spacing w:line="336" w:lineRule="auto" w:after="180"/>
+        <w:shd w:fill="F1F6FC"/>
+      </w:pPr>
+      <w:r>
+        <w:rPr>
+          <w:b w:val="0"/>
+        </w:rPr>
+        <w:t xml:space="preserve">Teacher explanation: Removing a component changes a complete procedure; attribution depends on the controlled design and possible </w:t>
+      </w:r>
+      <w:r>
+        <w:rPr>
+          <w:b/>
+        </w:rPr>
+        <w:t>interaction</w:t>
+      </w:r>
+      <w:r>
+        <w:rPr>
+          <w:b w:val="0"/>
+        </w:rPr>
+        <w:t>s.</w:t>
+      </w:r>
+    </w:p>
+    <w:p>
+      <w:pPr>
+        <w:spacing w:line="336" w:lineRule="auto" w:after="180"/>
+        <w:shd w:fill="F1F6FC"/>
+      </w:pPr>
+      <w:r>
+        <w:rPr>
+          <w:b w:val="0"/>
+        </w:rPr>
+        <w:t xml:space="preserve">State the observed result separately from the unverified or out-of-scope claim; preserve the original </w:t>
+      </w:r>
+      <w:r>
+        <w:rPr>
+          <w:b/>
+        </w:rPr>
+        <w:t>evidence</w:t>
+      </w:r>
+      <w:r>
+        <w:rPr>
+          <w:b w:val="0"/>
+        </w:rPr>
+        <w:t xml:space="preserve"> rather than inventing a missing fact.</w:t>
+      </w:r>
+    </w:p>
+    <w:p>
+      <w:pPr>
+        <w:pStyle w:val="Heading3"/>
+      </w:pPr>
+      <w:r>
+        <w:t>W4 Apply a new case independently</w:t>
+      </w:r>
+    </w:p>
+    <w:p>
+      <w:pPr>
+        <w:pStyle w:val="Heading3"/>
+      </w:pPr>
+      <w:r>
+        <w:t>Workbook question · W4</w:t>
+      </w:r>
+    </w:p>
+    <w:p>
+      <w:pPr>
+        <w:spacing w:line="336" w:lineRule="auto" w:after="180"/>
+        <w:shd w:fill="F5F1FB"/>
+      </w:pPr>
+      <w:r>
+        <w:rPr>
+          <w:b w:val="0"/>
+        </w:rPr>
+        <w:t xml:space="preserve">Full12/15, without A9/15, without B11/15. Compute sample drops and state </w:t>
+      </w:r>
+      <w:r>
+        <w:rPr>
+          <w:b/>
+        </w:rPr>
+        <w:t>interaction</w:t>
+      </w:r>
+      <w:r>
+        <w:rPr>
+          <w:b w:val="0"/>
+        </w:rPr>
+        <w:t xml:space="preserve"> limit.</w:t>
+      </w:r>
+    </w:p>
+    <w:p>
+      <w:pPr>
+        <w:pStyle w:val="Heading3"/>
+      </w:pPr>
+      <w:r>
+        <w:t>Teacher reasoning · W4</w:t>
+      </w:r>
+    </w:p>
+    <w:p>
+      <w:pPr>
+        <w:spacing w:line="336" w:lineRule="auto" w:after="180"/>
+        <w:shd w:fill="F1F6FC"/>
+      </w:pPr>
+      <w:r>
+        <w:rPr>
+          <w:b w:val="0"/>
+        </w:rPr>
+        <w:t>Teacher explanation: Drops3/15=20 percentage points and1/15≈6.667 points. Effects are conditional on remaining components; not additive universal contributions.</w:t>
+      </w:r>
+    </w:p>
+    <w:p>
+      <w:pPr>
+        <w:pStyle w:val="Heading3"/>
+      </w:pPr>
+      <w:r>
+        <w:t>W5 Design a revealing follow-up</w:t>
+      </w:r>
+    </w:p>
+    <w:p>
+      <w:pPr>
+        <w:pStyle w:val="Heading3"/>
+      </w:pPr>
+      <w:r>
+        <w:t>Workbook question · W5</w:t>
+      </w:r>
+    </w:p>
+    <w:p>
+      <w:pPr>
+        <w:spacing w:line="336" w:lineRule="auto" w:after="180"/>
+        <w:shd w:fill="F5F1FB"/>
+      </w:pPr>
+      <w:r>
+        <w:rPr>
+          <w:b w:val="0"/>
+        </w:rPr>
+        <w:t>For the worked scenario, propose one additional case that could reveal a failure, describe its expected outcome before running it, and explain what would need to remain fixed for a fair comparison.</w:t>
+      </w:r>
+    </w:p>
+    <w:p>
+      <w:pPr>
+        <w:spacing w:line="336" w:lineRule="auto" w:after="180"/>
+        <w:shd w:fill="F5F1FB"/>
+      </w:pPr>
+      <w:r>
+        <w:rPr>
+          <w:b w:val="0"/>
+        </w:rPr>
+        <w:t>Do not reuse W4 as a new final test after receiving feedback.</w:t>
+      </w:r>
+    </w:p>
+    <w:p>
+      <w:pPr>
+        <w:pStyle w:val="Heading3"/>
+      </w:pPr>
+      <w:r>
+        <w:t>Teacher reasoning · W5</w:t>
+      </w:r>
+    </w:p>
+    <w:p>
+      <w:pPr>
+        <w:spacing w:line="336" w:lineRule="auto" w:after="180"/>
+        <w:shd w:fill="F1F6FC"/>
+      </w:pPr>
+      <w:r>
+        <w:rPr>
+          <w:b w:val="0"/>
+        </w:rPr>
+        <w:t xml:space="preserve">Teacher explanation: Accept a concrete variant of the worked </w:t>
+      </w:r>
+      <w:r>
+        <w:rPr>
+          <w:b/>
+        </w:rPr>
+        <w:t>input</w:t>
+      </w:r>
+      <w:r>
+        <w:rPr>
+          <w:b w:val="0"/>
+        </w:rPr>
+        <w:t xml:space="preserve"> or a missing/conflicting/boundary condition, with an expectation derived from the declared procedure.</w:t>
+      </w:r>
+    </w:p>
+    <w:p>
+      <w:pPr>
+        <w:spacing w:line="336" w:lineRule="auto" w:after="180"/>
+        <w:shd w:fill="F1F6FC"/>
+      </w:pPr>
+      <w:r>
+        <w:rPr>
+          <w:b w:val="0"/>
+        </w:rPr>
+        <w:t xml:space="preserve">Require preserved settings, original </w:t>
+      </w:r>
+      <w:r>
+        <w:rPr>
+          <w:b/>
+        </w:rPr>
+        <w:t>output</w:t>
+      </w:r>
+      <w:r>
+        <w:rPr>
+          <w:b w:val="0"/>
+        </w:rPr>
+        <w:t xml:space="preserve">s and data roles. Removing a component changes a complete procedure; attribution depends on the controlled design and possible </w:t>
+      </w:r>
+      <w:r>
+        <w:rPr>
+          <w:b/>
+        </w:rPr>
+        <w:t>interaction</w:t>
+      </w:r>
+      <w:r>
+        <w:rPr>
+          <w:b w:val="0"/>
+        </w:rPr>
+        <w:t>s.</w:t>
+      </w:r>
+    </w:p>
+    <w:p>
+      <w:pPr>
+        <w:spacing w:line="336" w:lineRule="auto" w:after="180"/>
+        <w:shd w:fill="F1F6FC"/>
+      </w:pPr>
+      <w:r>
+        <w:rPr>
+          <w:b w:val="0"/>
+        </w:rPr>
+        <w:t xml:space="preserve">The new case should test this particular </w:t>
+      </w:r>
+      <w:r>
+        <w:rPr>
+          <w:b/>
+        </w:rPr>
+        <w:t>mechanism</w:t>
+      </w:r>
+      <w:r>
+        <w:rPr>
+          <w:b w:val="0"/>
+        </w:rPr>
+        <w:t xml:space="preserve"> rather than merely restate the original result.</w:t>
+      </w:r>
+    </w:p>
+    <w:p>
+      <w:pPr>
+        <w:pStyle w:val="Heading3"/>
+      </w:pPr>
+      <w:r>
+        <w:t>Independent assessment and fresh retry</w:t>
+      </w:r>
+    </w:p>
+    <w:p>
+      <w:pPr>
+        <w:pStyle w:val="Heading3"/>
+      </w:pPr>
+      <w:r>
+        <w:t>Teacher key · Independent assessment and fresh retry</w:t>
+      </w:r>
+    </w:p>
+    <w:p>
+      <w:pPr>
+        <w:spacing w:line="336" w:lineRule="auto" w:after="180"/>
+        <w:shd w:fill="F1F6FC"/>
+      </w:pPr>
+      <w:r>
+        <w:rPr>
+          <w:b w:val="0"/>
+        </w:rPr>
+        <w:t>W4: Drops3/15=20 percentage points and1/15≈6.667 points. Effects are conditional on remaining components; not additive universal contributions. Require intermediate reasoning and the stated scope.</w:t>
+      </w:r>
+    </w:p>
+    <w:p>
+      <w:pPr>
+        <w:spacing w:line="336" w:lineRule="auto" w:after="180"/>
+        <w:shd w:fill="F1F6FC"/>
+      </w:pPr>
+      <w:r>
+        <w:rPr>
+          <w:b w:val="0"/>
+        </w:rPr>
+        <w:t>Fresh retry: Full9/12, without A6/12, without B8/12. Expected reasoning: Drops25 and8.333 percentage points; keep identical cases and inspect individual failures.</w:t>
+      </w:r>
+    </w:p>
+    <w:p>
+      <w:pPr>
+        <w:spacing w:line="336" w:lineRule="auto" w:after="180"/>
+        <w:shd w:fill="F1F6FC"/>
+      </w:pPr>
+      <w:r>
+        <w:rPr>
+          <w:b w:val="0"/>
+        </w:rPr>
+        <w:t>If students need support, record it and reassess with another new case rather than awarding independence to a copied answer.</w:t>
+      </w:r>
+    </w:p>
+    <w:p>
+      <w:pPr>
+        <w:pStyle w:val="Heading3"/>
+      </w:pPr>
+      <w:r>
+        <w:t>Assess independent transfer</w:t>
+      </w:r>
+    </w:p>
+    <w:p>
+      <w:pPr>
+        <w:pStyle w:val="Heading3"/>
+      </w:pPr>
+      <w:r>
+        <w:t>Independent question · withhold the key</w:t>
+      </w:r>
+    </w:p>
+    <w:p>
+      <w:pPr>
+        <w:spacing w:line="336" w:lineRule="auto" w:after="180"/>
+        <w:shd w:fill="F5F1FB"/>
+      </w:pPr>
+      <w:r>
+        <w:rPr>
+          <w:b w:val="0"/>
+        </w:rPr>
+        <w:t xml:space="preserve">Selected case: Full12/15, without A9/15, without B11/15. Compute sample drops and state </w:t>
+      </w:r>
+      <w:r>
+        <w:rPr>
+          <w:b/>
+        </w:rPr>
+        <w:t>interaction</w:t>
+      </w:r>
+      <w:r>
+        <w:rPr>
+          <w:b w:val="0"/>
+        </w:rPr>
+        <w:t xml:space="preserve"> limit.</w:t>
+      </w:r>
+    </w:p>
+    <w:p>
+      <w:pPr>
+        <w:pStyle w:val="Heading3"/>
+      </w:pPr>
+      <w:r>
+        <w:t>Selected case answer</w:t>
+      </w:r>
+    </w:p>
+    <w:p>
+      <w:pPr>
+        <w:pStyle w:val="Heading3"/>
+      </w:pPr>
+      <w:r>
+        <w:t>Teacher key · Selected case answer</w:t>
+      </w:r>
+    </w:p>
+    <w:p>
+      <w:pPr>
+        <w:spacing w:line="336" w:lineRule="auto" w:after="180"/>
+        <w:shd w:fill="F1F6FC"/>
+      </w:pPr>
+      <w:r>
+        <w:rPr>
+          <w:b w:val="0"/>
+        </w:rPr>
         <w:t>Teacher explanation: Drops3/15=20 percentage points and1/15≈6.667 points. Effects are conditional on remaining components; not additive universal contributions.</w:t>
       </w:r>
     </w:p>
@@ -1737,67 +3533,305 @@
       </w:tr>
     </w:tbl>
     <w:p>
-      <w:r>
-        <w:t>Record each dimension as not yet, with support, or independent. Accept a valid alternative procedure with a defensible trace. Do not penalise an honestly recorded model failure if the learner correctly explains its evidence and limits.</w:t>
+      <w:pPr>
+        <w:pStyle w:val="Heading3"/>
+      </w:pPr>
+      <w:r>
+        <w:t>Teacher key · Selected case answer</w:t>
       </w:r>
     </w:p>
     <w:p>
       <w:pPr>
-        <w:pStyle w:val="Heading3"/>
-      </w:pPr>
-      <w:r>
-        <w:t>Feedback that the learner uses</w:t>
+        <w:spacing w:line="336" w:lineRule="auto" w:after="180"/>
+        <w:shd w:fill="F1F6FC"/>
+      </w:pPr>
+      <w:r>
+        <w:rPr>
+          <w:b w:val="0"/>
+        </w:rPr>
+        <w:t>Record each dimension as not yet, with support, or independent. Accept a valid alternative procedure with a defensible trace.</w:t>
       </w:r>
     </w:p>
     <w:p>
-      <w:r>
-        <w:t>Name the earliest unsupported step and give one action to repair it. Have the learner make that repair now and explain why. Then assess the relevant skill on a fresh, fully specified case. Confirm it was not previously practised with feedback; solve and check the new case before assigning it. A follow-up design prompt is a starting brief, not automatically an equivalent test.</w:t>
+      <w:pPr>
+        <w:spacing w:line="336" w:lineRule="auto" w:after="180"/>
+        <w:shd w:fill="F1F6FC"/>
+      </w:pPr>
+      <w:r>
+        <w:rPr>
+          <w:b w:val="0"/>
+        </w:rPr>
+        <w:t xml:space="preserve">Do not penalise an honestly recorded model failure if the learner correctly explains its </w:t>
+      </w:r>
+      <w:r>
+        <w:rPr>
+          <w:b/>
+        </w:rPr>
+        <w:t>evidence</w:t>
+      </w:r>
+      <w:r>
+        <w:rPr>
+          <w:b w:val="0"/>
+        </w:rPr>
+        <w:t xml:space="preserve"> and limits.</w:t>
       </w:r>
     </w:p>
     <w:p>
       <w:pPr>
-        <w:pStyle w:val="Heading1"/>
-      </w:pPr>
-      <w:r>
-        <w:t>06. Connect the project, support and next lesson</w:t>
+        <w:pStyle w:val="Heading3"/>
+      </w:pPr>
+      <w:r>
+        <w:t>Feedback that the learner uses</w:t>
       </w:r>
     </w:p>
     <w:p>
-      <w:r>
-        <w:t>Add a labelled ablation studies evidence sheet to Reproducible AI Research Study. Show how you can explain the mechanism and terminology of ablation studies. Use the supplied fictional case and keep its inputs, intermediate steps, calculation or prediction, and limitation. Connect this record to last week’s record; a matching answer without a trace is insufficient.</w:t>
+      <w:pPr>
+        <w:spacing w:line="336" w:lineRule="auto" w:after="180"/>
+      </w:pPr>
+      <w:r>
+        <w:rPr>
+          <w:b w:val="0"/>
+        </w:rPr>
+        <w:t>Name the earliest unsupported step and give one action to repair it. Have the learner make that repair now and explain why. Then assess the relevant skill on a fresh, fully specified case.</w:t>
       </w:r>
     </w:p>
     <w:p>
-      <w:r>
-        <w:t>Provide an input/procedure/result/limit frame and a calculator when needed. Ask students to identify the first step before completing the whole trace. Extension: compare two concrete variants of this mechanism while holding unrelated conditions fixed; report both successful and unsuccessful outcomes.</w:t>
+      <w:pPr>
+        <w:spacing w:line="336" w:lineRule="auto" w:after="180"/>
+      </w:pPr>
+      <w:r>
+        <w:rPr>
+          <w:b w:val="0"/>
+        </w:rPr>
+        <w:t>Confirm it was not previously practised with feedback; solve and check the new case before assigning it. A follow-up design prompt is a starting brief, not automatically an equivalent test.</w:t>
       </w:r>
     </w:p>
     <w:p>
-      <w:r>
-        <w:t>Next connection: Sensitivity analysis. Preserve the current case record and retrieve its evidence boundary before moving on.</w:t>
+      <w:pPr>
+        <w:pStyle w:val="Heading1"/>
+      </w:pPr>
+      <w:r>
+        <w:t>06. Connect the project, support and next lesson</w:t>
       </w:r>
     </w:p>
     <w:p>
       <w:r>
-        <w:t>Retain the project ledger and assess a changed case after support. Check the relevant prerequisite before carrying this component forward.</w:t>
+        <w:t>Connect Ablation studies to Reproducible AI Research Study, adapt support and plan a later changed-case check.</w:t>
       </w:r>
     </w:p>
     <w:p>
       <w:pPr>
-        <w:pStyle w:val="Heading3"/>
-      </w:pPr>
-      <w:r>
-        <w:t>Plan the delayed return</w:t>
+        <w:spacing w:line="336" w:lineRule="auto" w:after="180"/>
+      </w:pPr>
+      <w:r>
+        <w:rPr>
+          <w:b w:val="0"/>
+        </w:rPr>
+        <w:t xml:space="preserve">Add a labelled </w:t>
+      </w:r>
+      <w:r>
+        <w:rPr>
+          <w:b/>
+        </w:rPr>
+        <w:t>ablation</w:t>
+      </w:r>
+      <w:r>
+        <w:rPr>
+          <w:b w:val="0"/>
+        </w:rPr>
+        <w:t xml:space="preserve"> studies </w:t>
+      </w:r>
+      <w:r>
+        <w:rPr>
+          <w:b/>
+        </w:rPr>
+        <w:t>evidence</w:t>
+      </w:r>
+      <w:r>
+        <w:rPr>
+          <w:b w:val="0"/>
+        </w:rPr>
+        <w:t xml:space="preserve"> sheet to Reproducible AI Research Study. Show how you can explain the </w:t>
+      </w:r>
+      <w:r>
+        <w:rPr>
+          <w:b/>
+        </w:rPr>
+        <w:t>mechanism</w:t>
+      </w:r>
+      <w:r>
+        <w:rPr>
+          <w:b w:val="0"/>
+        </w:rPr>
+        <w:t xml:space="preserve"> and terminology of </w:t>
+      </w:r>
+      <w:r>
+        <w:rPr>
+          <w:b/>
+        </w:rPr>
+        <w:t>ablation</w:t>
+      </w:r>
+      <w:r>
+        <w:rPr>
+          <w:b w:val="0"/>
+        </w:rPr>
+        <w:t xml:space="preserve"> studies.</w:t>
       </w:r>
     </w:p>
     <w:p>
-      <w:r>
-        <w:t>Suggested return points in this level: ai-7/17, ai-7/19, ai-7/22. Use actual classroom dates, adjusting for holidays and gaps. One, three and six teaching weeks are scheduling choices, not a claimed optimal spacing.</w:t>
+      <w:pPr>
+        <w:spacing w:line="336" w:lineRule="auto" w:after="180"/>
+      </w:pPr>
+      <w:r>
+        <w:rPr>
+          <w:b w:val="0"/>
+        </w:rPr>
+        <w:t xml:space="preserve">Use the supplied fictional case and keep its </w:t>
+      </w:r>
+      <w:r>
+        <w:rPr>
+          <w:b/>
+        </w:rPr>
+        <w:t>input</w:t>
+      </w:r>
+      <w:r>
+        <w:rPr>
+          <w:b w:val="0"/>
+        </w:rPr>
+        <w:t xml:space="preserve">s, intermediate steps, calculation or </w:t>
+      </w:r>
+      <w:r>
+        <w:rPr>
+          <w:b/>
+        </w:rPr>
+        <w:t>prediction</w:t>
+      </w:r>
+      <w:r>
+        <w:rPr>
+          <w:b w:val="0"/>
+        </w:rPr>
+        <w:t>, and limitation. Connect this record to last week’s record; a matching answer without a trace is insufficient.</w:t>
       </w:r>
     </w:p>
     <w:p>
-      <w:r>
-        <w:t>At a delayed check, ask for the idea from memory and a changed application. Compare with the earlier independent response and record support used. For a new level, revisit the previous capstone before checking the new prerequisites.</w:t>
+      <w:pPr>
+        <w:spacing w:line="336" w:lineRule="auto" w:after="180"/>
+      </w:pPr>
+      <w:r>
+        <w:rPr>
+          <w:b w:val="0"/>
+        </w:rPr>
+        <w:t xml:space="preserve">Provide an </w:t>
+      </w:r>
+      <w:r>
+        <w:rPr>
+          <w:b/>
+        </w:rPr>
+        <w:t>input</w:t>
+      </w:r>
+      <w:r>
+        <w:rPr>
+          <w:b w:val="0"/>
+        </w:rPr>
+        <w:t>/procedure/result/limit frame and a calculator when needed. Ask students to identify the first step before completing the whole trace.</w:t>
+      </w:r>
+    </w:p>
+    <w:p>
+      <w:pPr>
+        <w:spacing w:line="336" w:lineRule="auto" w:after="180"/>
+      </w:pPr>
+      <w:r>
+        <w:rPr>
+          <w:b w:val="0"/>
+        </w:rPr>
+        <w:t xml:space="preserve">Extension: compare two concrete variants of this </w:t>
+      </w:r>
+      <w:r>
+        <w:rPr>
+          <w:b/>
+        </w:rPr>
+        <w:t>mechanism</w:t>
+      </w:r>
+      <w:r>
+        <w:rPr>
+          <w:b w:val="0"/>
+        </w:rPr>
+        <w:t xml:space="preserve"> while holding unrelated conditions fixed; report both successful and unsuccessful outcomes.</w:t>
+      </w:r>
+    </w:p>
+    <w:p>
+      <w:pPr>
+        <w:spacing w:line="336" w:lineRule="auto" w:after="180"/>
+      </w:pPr>
+      <w:r>
+        <w:rPr>
+          <w:b w:val="0"/>
+        </w:rPr>
+        <w:t xml:space="preserve">Next connection: Sensitivity analysis. Preserve the current case record and retrieve its </w:t>
+      </w:r>
+      <w:r>
+        <w:rPr>
+          <w:b/>
+        </w:rPr>
+        <w:t>evidence</w:t>
+      </w:r>
+      <w:r>
+        <w:rPr>
+          <w:b w:val="0"/>
+        </w:rPr>
+        <w:t xml:space="preserve"> boundary before moving on.</w:t>
+      </w:r>
+    </w:p>
+    <w:p>
+      <w:pPr>
+        <w:spacing w:line="336" w:lineRule="auto" w:after="180"/>
+      </w:pPr>
+      <w:r>
+        <w:rPr>
+          <w:b w:val="0"/>
+        </w:rPr>
+        <w:t>Retain the project ledger and assess a changed case after support. Check the relevant prerequisite before carrying this component forward.</w:t>
+      </w:r>
+    </w:p>
+    <w:p>
+      <w:pPr>
+        <w:pStyle w:val="Heading3"/>
+      </w:pPr>
+      <w:r>
+        <w:t>Plan the delayed return</w:t>
+      </w:r>
+    </w:p>
+    <w:p>
+      <w:pPr>
+        <w:spacing w:line="336" w:lineRule="auto" w:after="180"/>
+      </w:pPr>
+      <w:r>
+        <w:rPr>
+          <w:b w:val="0"/>
+        </w:rPr>
+        <w:t>Suggested return points in this level: ai-7/17, ai-7/19, ai-7/22. Use actual classroom dates, adjusting for holidays and gaps. One, three and six teaching weeks are scheduling choices, not a claimed optimal spacing.</w:t>
+      </w:r>
+    </w:p>
+    <w:p>
+      <w:pPr>
+        <w:spacing w:line="336" w:lineRule="auto" w:after="180"/>
+      </w:pPr>
+      <w:r>
+        <w:rPr>
+          <w:b w:val="0"/>
+        </w:rPr>
+        <w:t>At a delayed check, ask for the idea from memory and a changed application. Compare with the earlier independent response and record support used.</w:t>
+      </w:r>
+    </w:p>
+    <w:p>
+      <w:pPr>
+        <w:spacing w:line="336" w:lineRule="auto" w:after="180"/>
+      </w:pPr>
+      <w:r>
+        <w:rPr>
+          <w:b w:val="0"/>
+        </w:rPr>
+        <w:t>For a new level, revisit the previous capstone before checking the new prerequisites.</w:t>
       </w:r>
     </w:p>
     <w:tbl>
@@ -1957,8 +3991,26 @@
       </w:tr>
     </w:tbl>
     <w:p>
-      <w:r>
-        <w:t>Use the evidence to choose reteaching or the next step. A completed page, confidence rating or attractive project does not by itself demonstrate understanding.</w:t>
+      <w:pPr>
+        <w:spacing w:line="336" w:lineRule="auto" w:after="180"/>
+      </w:pPr>
+      <w:r>
+        <w:rPr>
+          <w:b w:val="0"/>
+        </w:rPr>
+        <w:t xml:space="preserve">Use the </w:t>
+      </w:r>
+      <w:r>
+        <w:rPr>
+          <w:b/>
+        </w:rPr>
+        <w:t>evidence</w:t>
+      </w:r>
+      <w:r>
+        <w:rPr>
+          <w:b w:val="0"/>
+        </w:rPr>
+        <w:t xml:space="preserve"> to choose reteaching or the next step. A completed page, confidence rating or attractive project does not by itself demonstrate understanding.</w:t>
       </w:r>
     </w:p>
     <w:p>
@@ -1970,7 +4022,13 @@
       </w:r>
     </w:p>
     <w:p>
-      <w:r>
+      <w:pPr>
+        <w:spacing w:line="336" w:lineRule="auto" w:after="180"/>
+      </w:pPr>
+      <w:r>
+        <w:rPr>
+          <w:b w:val="0"/>
+        </w:rPr>
         <w:t>For the Reproducible AI Research Study, retain an annotated worked trace and the changed-case reasoning. Connect the claim to its records, units and assumptions so another investigator can challenge or reproduce it.</w:t>
       </w:r>
     </w:p>
@@ -1984,12 +4042,74 @@
     </w:p>
     <w:p>
       <w:r>
-        <w:t>Teaching target: Explain the mechanism and terminology of ablation studies</w:t>
+        <w:t>Use this preparation summary alongside the detailed Ablation studies lesson; it is a checklist rather than a replacement for the full sequence.</w:t>
       </w:r>
     </w:p>
     <w:p>
-      <w:r>
-        <w:t>Prepare the labelled worked-case picture, the matching workbook, fictional input cards and a place for individual responses. Check a local Python 3 environment before class; have a paper-trace version ready.</w:t>
+      <w:pPr>
+        <w:pStyle w:val="Heading3"/>
+      </w:pPr>
+      <w:r>
+        <w:t>Teaching target</w:t>
+      </w:r>
+    </w:p>
+    <w:p>
+      <w:pPr>
+        <w:spacing w:line="336" w:lineRule="auto" w:after="180"/>
+        <w:shd w:fill="EDF7F3"/>
+      </w:pPr>
+      <w:r>
+        <w:rPr>
+          <w:b w:val="0"/>
+        </w:rPr>
+        <w:t xml:space="preserve">Teaching target: Explain the </w:t>
+      </w:r>
+      <w:r>
+        <w:rPr>
+          <w:b/>
+        </w:rPr>
+        <w:t>mechanism</w:t>
+      </w:r>
+      <w:r>
+        <w:rPr>
+          <w:b w:val="0"/>
+        </w:rPr>
+        <w:t xml:space="preserve"> and terminology of </w:t>
+      </w:r>
+      <w:r>
+        <w:rPr>
+          <w:b/>
+        </w:rPr>
+        <w:t>ablation</w:t>
+      </w:r>
+      <w:r>
+        <w:rPr>
+          <w:b w:val="0"/>
+        </w:rPr>
+        <w:t xml:space="preserve"> studies</w:t>
+      </w:r>
+    </w:p>
+    <w:p>
+      <w:pPr>
+        <w:spacing w:line="336" w:lineRule="auto" w:after="180"/>
+      </w:pPr>
+      <w:r>
+        <w:rPr>
+          <w:b w:val="0"/>
+        </w:rPr>
+        <w:t xml:space="preserve">Prepare the labelled worked-case picture, the matching workbook, fictional </w:t>
+      </w:r>
+      <w:r>
+        <w:rPr>
+          <w:b/>
+        </w:rPr>
+        <w:t>input</w:t>
+      </w:r>
+      <w:r>
+        <w:rPr>
+          <w:b w:val="0"/>
+        </w:rPr>
+        <w:t xml:space="preserve"> cards and a place for individual responses. Check a local Python 3 environment before class; have a paper-trace version ready.</w:t>
       </w:r>
     </w:p>
     <w:tbl>
@@ -2136,37 +4256,195 @@
       </w:tr>
     </w:tbl>
     <w:p>
-      <w:r>
+      <w:pPr>
+        <w:spacing w:line="336" w:lineRule="auto" w:after="180"/>
+      </w:pPr>
+      <w:r>
+        <w:rPr>
+          <w:b w:val="0"/>
+        </w:rPr>
         <w:t>Before class, solve the supported practice: Full system8/10, without retrieval5/10, without validation7/10; the last permits an unauthorised action. Show the intermediate steps and give the conclusion with its scope.</w:t>
       </w:r>
     </w:p>
     <w:p>
-      <w:r>
-        <w:t>Reasoned practice answer: Teacher explanation: Drops3 and1 passes respectively in this sample. Validation's critical action boundary is not captured by pass-count magnitude alone.</w:t>
+      <w:pPr>
+        <w:pStyle w:val="Heading3"/>
+      </w:pPr>
+      <w:r>
+        <w:t>Supported practice answer</w:t>
       </w:r>
     </w:p>
     <w:p>
-      <w:r>
-        <w:t>Check every learner before discussion: Use the worked case for Ablation studies. Proposed explanation: “The worked result establishes every future case”. Decide whether this explanation is supported. Point to the step or supplied fact that decides; explain your repair if needed.</w:t>
+      <w:pPr>
+        <w:spacing w:line="336" w:lineRule="auto" w:after="180"/>
+        <w:shd w:fill="F1F6FC"/>
+      </w:pPr>
+      <w:r>
+        <w:rPr>
+          <w:b w:val="0"/>
+        </w:rPr>
+        <w:t>Reasoned practice answer: Teacher explanation: Drops3 and1 passes respectively in this sample. Validation's critical action boundary is not captured by pass-count magnitude alone.</w:t>
       </w:r>
     </w:p>
     <w:p>
-      <w:r>
-        <w:t>Misconception repair: Removing a component changes a complete procedure; attribution depends on the controlled design and possible interactions.</w:t>
+      <w:pPr>
+        <w:spacing w:line="336" w:lineRule="auto" w:after="180"/>
+      </w:pPr>
+      <w:r>
+        <w:rPr>
+          <w:b w:val="0"/>
+        </w:rPr>
+        <w:t xml:space="preserve">Check every learner before discussion: Use the worked case for </w:t>
+      </w:r>
+      <w:r>
+        <w:rPr>
+          <w:b/>
+        </w:rPr>
+        <w:t>Ablation</w:t>
+      </w:r>
+      <w:r>
+        <w:rPr>
+          <w:b w:val="0"/>
+        </w:rPr>
+        <w:t xml:space="preserve"> studies. Proposed explanation: “The worked result establishes every future case”. Decide whether this explanation is supported.</w:t>
       </w:r>
     </w:p>
     <w:p>
-      <w:r>
-        <w:t>Support: read the exact case aloud, enlarge the labelled picture, supply input cards and model only the first deciding step. Accept a spoken explanation or drawing; retain the reasoning goal.</w:t>
+      <w:pPr>
+        <w:spacing w:line="336" w:lineRule="auto" w:after="180"/>
+      </w:pPr>
+      <w:r>
+        <w:rPr>
+          <w:b w:val="0"/>
+        </w:rPr>
+        <w:t>Point to the step or supplied fact that decides; explain your repair if needed.</w:t>
       </w:r>
     </w:p>
     <w:p>
-      <w:r>
-        <w:t>Extension: Remove the filter and also change the model version. Require a prediction and a reason before comparing. Expected result: The comparison no longer isolates the filter. Reason: Two simultaneous changes provide alternative explanations.</w:t>
+      <w:pPr>
+        <w:pStyle w:val="Heading3"/>
+      </w:pPr>
+      <w:r>
+        <w:t>Repair the misconception</w:t>
       </w:r>
     </w:p>
     <w:p>
-      <w:r>
+      <w:pPr>
+        <w:spacing w:line="336" w:lineRule="auto" w:after="180"/>
+        <w:shd w:fill="FFF5E6"/>
+      </w:pPr>
+      <w:r>
+        <w:rPr>
+          <w:b w:val="0"/>
+        </w:rPr>
+        <w:t xml:space="preserve">Misconception repair: Removing a component changes a complete procedure; attribution depends on the controlled design and possible </w:t>
+      </w:r>
+      <w:r>
+        <w:rPr>
+          <w:b/>
+        </w:rPr>
+        <w:t>interaction</w:t>
+      </w:r>
+      <w:r>
+        <w:rPr>
+          <w:b w:val="0"/>
+        </w:rPr>
+        <w:t>s.</w:t>
+      </w:r>
+    </w:p>
+    <w:p>
+      <w:pPr>
+        <w:pStyle w:val="Heading3"/>
+      </w:pPr>
+      <w:r>
+        <w:t>Support without giving away the answer</w:t>
+      </w:r>
+    </w:p>
+    <w:p>
+      <w:pPr>
+        <w:spacing w:line="336" w:lineRule="auto" w:after="180"/>
+        <w:shd w:fill="F1F6F8"/>
+      </w:pPr>
+      <w:r>
+        <w:rPr>
+          <w:b w:val="0"/>
+        </w:rPr>
+        <w:t xml:space="preserve">Support: read the exact case aloud, enlarge the labelled picture, supply </w:t>
+      </w:r>
+      <w:r>
+        <w:rPr>
+          <w:b/>
+        </w:rPr>
+        <w:t>input</w:t>
+      </w:r>
+      <w:r>
+        <w:rPr>
+          <w:b w:val="0"/>
+        </w:rPr>
+        <w:t xml:space="preserve"> cards and model only the first deciding step. Accept a spoken explanation or drawing; retain the reasoning goal.</w:t>
+      </w:r>
+    </w:p>
+    <w:p>
+      <w:pPr>
+        <w:pStyle w:val="Heading3"/>
+      </w:pPr>
+      <w:r>
+        <w:t>Extend the reasoning</w:t>
+      </w:r>
+    </w:p>
+    <w:p>
+      <w:pPr>
+        <w:spacing w:line="336" w:lineRule="auto" w:after="180"/>
+        <w:shd w:fill="F5F1FB"/>
+      </w:pPr>
+      <w:r>
+        <w:rPr>
+          <w:b w:val="0"/>
+        </w:rPr>
+        <w:t xml:space="preserve">Extension: Remove the filter and also change the model version. Require a </w:t>
+      </w:r>
+      <w:r>
+        <w:rPr>
+          <w:b/>
+        </w:rPr>
+        <w:t>prediction</w:t>
+      </w:r>
+      <w:r>
+        <w:rPr>
+          <w:b w:val="0"/>
+        </w:rPr>
+        <w:t xml:space="preserve"> and a reason before comparing. Expected result: The comparison no longer isolates the filter.</w:t>
+      </w:r>
+    </w:p>
+    <w:p>
+      <w:pPr>
+        <w:spacing w:line="336" w:lineRule="auto" w:after="180"/>
+        <w:shd w:fill="F5F1FB"/>
+      </w:pPr>
+      <w:r>
+        <w:rPr>
+          <w:b w:val="0"/>
+        </w:rPr>
+        <w:t>Reason: Two simultaneous changes provide alternative explanations.</w:t>
+      </w:r>
+    </w:p>
+    <w:p>
+      <w:pPr>
+        <w:pStyle w:val="Heading3"/>
+      </w:pPr>
+      <w:r>
+        <w:t>Protect the independent attempt</w:t>
+      </w:r>
+    </w:p>
+    <w:p>
+      <w:pPr>
+        <w:spacing w:line="336" w:lineRule="auto" w:after="180"/>
+        <w:shd w:fill="FFF5E6"/>
+      </w:pPr>
+      <w:r>
+        <w:rPr>
+          <w:b w:val="0"/>
+        </w:rPr>
         <w:t>Independent assessment: withhold the reserved answer until the learner has attempted the new case. Record support separately from correctness.</w:t>
       </w:r>
     </w:p>
@@ -2355,46 +4633,1041 @@
       </w:tr>
     </w:tbl>
     <w:p>
-      <w:r>
-        <w:t>Project checkpoint: Test changed cases. Keep normal, boundary and failure cases; compare expected and observed results.</w:t>
+      <w:pPr>
+        <w:pStyle w:val="Heading3"/>
+      </w:pPr>
+      <w:r>
+        <w:t>Project checkpoint</w:t>
       </w:r>
     </w:p>
     <w:p>
-      <w:r>
-        <w:t>Use the weekly teacher answer for topic-specific reasoning. A saved progress tick is an activity record; judge mastery from the learner’s explanation and evidence.</w:t>
+      <w:pPr>
+        <w:spacing w:line="336" w:lineRule="auto" w:after="180"/>
+        <w:shd w:fill="EDF7F3"/>
+      </w:pPr>
+      <w:r>
+        <w:rPr>
+          <w:b w:val="0"/>
+        </w:rPr>
+        <w:t>Project checkpoint: Test changed cases. Keep normal, boundary and failure cases; compare expected and observed results.</w:t>
       </w:r>
     </w:p>
     <w:p>
       <w:pPr>
-        <w:pStyle w:val="Heading1"/>
-      </w:pPr>
-      <w:r>
-        <w:t>08. Use feedback, labs and repair paths</w:t>
+        <w:spacing w:line="336" w:lineRule="auto" w:after="180"/>
+      </w:pPr>
+      <w:r>
+        <w:rPr>
+          <w:b w:val="0"/>
+        </w:rPr>
+        <w:t xml:space="preserve">Use the weekly teacher answer for topic-specific reasoning. A saved progress tick is an activity record; judge mastery from the learner’s explanation and </w:t>
+      </w:r>
+      <w:r>
+        <w:rPr>
+          <w:b/>
+        </w:rPr>
+        <w:t>evidence</w:t>
+      </w:r>
+      <w:r>
+        <w:rPr>
+          <w:b w:val="0"/>
+        </w:rPr>
+        <w:t>.</w:t>
       </w:r>
     </w:p>
     <w:p>
-      <w:r>
-        <w:t>Use the two formative questions as supported practice, not as independent mastery scores. Discuss the deciding evidence rather than accepting a guessed selection.</w:t>
+      <w:pPr>
+        <w:pStyle w:val="Heading1"/>
+      </w:pPr>
+      <w:r>
+        <w:t>08. Use feedback, labs and repair paths</w:t>
       </w:r>
     </w:p>
     <w:p>
       <w:r>
-        <w:t>The feedback comes from the reviewed public worked case. Do not reveal the separately reserved independent teacher answer until the learner has attempted that case.</w:t>
+        <w:t>Use feedback, earlier review and portfolios purposefully. Apply the coding routine only when this lesson has an executable lab.</w:t>
       </w:r>
     </w:p>
     <w:p>
-      <w:r>
-        <w:t>Ask students to predict before running code. Preserve errors and actual outputs; collect a changed test and an explanation. The branch-boundary and indexing lessons deliberately include failure cases.</w:t>
+      <w:pPr>
+        <w:spacing w:line="336" w:lineRule="auto" w:after="180"/>
+      </w:pPr>
+      <w:r>
+        <w:rPr>
+          <w:b w:val="0"/>
+        </w:rPr>
+        <w:t xml:space="preserve">Use the two formative questions as supported practice, not as independent mastery scores. Discuss the deciding </w:t>
+      </w:r>
+      <w:r>
+        <w:rPr>
+          <w:b/>
+        </w:rPr>
+        <w:t>evidence</w:t>
+      </w:r>
+      <w:r>
+        <w:rPr>
+          <w:b w:val="0"/>
+        </w:rPr>
+        <w:t xml:space="preserve"> rather than accepting a guessed selection.</w:t>
       </w:r>
     </w:p>
     <w:p>
-      <w:r>
-        <w:t>Use the earlier worked-explanation links to address a specific missing building block, then return to the current question. Adapt this suggestion after observing the learner; it is not an automatic diagnosis.</w:t>
+      <w:pPr>
+        <w:spacing w:line="336" w:lineRule="auto" w:after="180"/>
+      </w:pPr>
+      <w:r>
+        <w:rPr>
+          <w:b w:val="0"/>
+        </w:rPr>
+        <w:t>The feedback comes from the reviewed public worked case. Do not reveal the separately reserved independent teacher answer until the learner has attempted that case.</w:t>
       </w:r>
     </w:p>
     <w:p>
-      <w:r>
-        <w:t>Collect the completed-work portfolio as evidence. Record support separately from correctness, and assess explanation, trace/test and limitations. Progress ticks and quiz selections alone do not establish mastery.</w:t>
+      <w:pPr>
+        <w:pStyle w:val="Heading3"/>
+      </w:pPr>
+      <w:r>
+        <w:t>For later coding lessons</w:t>
+      </w:r>
+    </w:p>
+    <w:p>
+      <w:r>
+        <w:t>This week has no code block. Use this routine when a later lesson includes an executable lab.</w:t>
+      </w:r>
+    </w:p>
+    <w:p>
+      <w:pPr>
+        <w:spacing w:line="336" w:lineRule="auto" w:after="180"/>
+        <w:shd w:fill="F1F6F8"/>
+      </w:pPr>
+      <w:r>
+        <w:rPr>
+          <w:b w:val="0"/>
+        </w:rPr>
+        <w:t xml:space="preserve">Ask students to predict before running code. Preserve errors and actual </w:t>
+      </w:r>
+      <w:r>
+        <w:rPr>
+          <w:b/>
+        </w:rPr>
+        <w:t>output</w:t>
+      </w:r>
+      <w:r>
+        <w:rPr>
+          <w:b w:val="0"/>
+        </w:rPr>
+        <w:t>s; collect a changed test and an explanation. The branch-boundary and indexing lessons deliberately include failure cases.</w:t>
+      </w:r>
+    </w:p>
+    <w:p>
+      <w:pPr>
+        <w:spacing w:line="336" w:lineRule="auto" w:after="180"/>
+      </w:pPr>
+      <w:r>
+        <w:rPr>
+          <w:b w:val="0"/>
+        </w:rPr>
+        <w:t>Use the earlier worked-explanation links to address a specific missing building block, then return to the current question. Adapt this suggestion after observing the learner; it is not an automatic diagnosis.</w:t>
+      </w:r>
+    </w:p>
+    <w:p>
+      <w:pPr>
+        <w:spacing w:line="336" w:lineRule="auto" w:after="180"/>
+      </w:pPr>
+      <w:r>
+        <w:rPr>
+          <w:b w:val="0"/>
+        </w:rPr>
+        <w:t xml:space="preserve">Collect the completed-work portfolio as </w:t>
+      </w:r>
+      <w:r>
+        <w:rPr>
+          <w:b/>
+        </w:rPr>
+        <w:t>evidence</w:t>
+      </w:r>
+      <w:r>
+        <w:rPr>
+          <w:b w:val="0"/>
+        </w:rPr>
+        <w:t>. Record support separately from correctness, and assess explanation, trace/test and limitations. Progress ticks and quiz selections alone do not establish mastery.</w:t>
+      </w:r>
+    </w:p>
+    <w:p>
+      <w:pPr>
+        <w:pStyle w:val="Heading1"/>
+      </w:pPr>
+      <w:r>
+        <w:t>09. Visual concept journey</w:t>
+      </w:r>
+    </w:p>
+    <w:p>
+      <w:r>
+        <w:t>Show one Ablation studies graphic at a time, request a prediction and discuss its trace before the independent assessment.</w:t>
+      </w:r>
+    </w:p>
+    <w:p>
+      <w:pPr>
+        <w:spacing w:line="336" w:lineRule="auto" w:after="180"/>
+      </w:pPr>
+      <w:r>
+        <w:rPr>
+          <w:b w:val="0"/>
+        </w:rPr>
+        <w:t xml:space="preserve">Use one picture at a time. Hide a worked result before asking for a </w:t>
+      </w:r>
+      <w:r>
+        <w:rPr>
+          <w:b/>
+        </w:rPr>
+        <w:t>prediction</w:t>
+      </w:r>
+      <w:r>
+        <w:rPr>
+          <w:b w:val="0"/>
+        </w:rPr>
+        <w:t>, then reveal it for feedback. These are supported teaching cases; retain the separate independent assessment for a fresh first attempt.</w:t>
+      </w:r>
+    </w:p>
+    <w:p>
+      <w:pPr>
+        <w:pStyle w:val="Heading3"/>
+      </w:pPr>
+      <w:r>
+        <w:t>01. Ablation studies: the case</w:t>
+      </w:r>
+    </w:p>
+    <w:p>
+      <w:r>
+        <w:drawing>
+          <wp:inline xmlns:a="http://schemas.openxmlformats.org/drawingml/2006/main" xmlns:pic="http://schemas.openxmlformats.org/drawingml/2006/picture">
+            <wp:extent cx="5486400" cy="2834640"/>
+            <wp:docPr id="3" name="Picture 3" descr="Remove one component at a time. A retrieval pipeline has search plus a relevance filter. A team tests the filter’s contribution. Supplied facts: Full pipeline: 8/10 correct. Filter removed: 6/10 on the same cases, with all other settings fixed."/>
+            <wp:cNvGraphicFramePr>
+              <a:graphicFrameLocks noChangeAspect="1"/>
+            </wp:cNvGraphicFramePr>
+            <a:graphic>
+              <a:graphicData uri="http://schemas.openxmlformats.org/drawingml/2006/picture">
+                <pic:pic>
+                  <pic:nvPicPr>
+                    <pic:cNvPr id="0" name="academy-story-ai-7-16-01.png"/>
+                    <pic:cNvPicPr/>
+                  </pic:nvPicPr>
+                  <pic:blipFill>
+                    <a:blip r:embed="rId11"/>
+                    <a:stretch>
+                      <a:fillRect/>
+                    </a:stretch>
+                  </pic:blipFill>
+                  <pic:spPr>
+                    <a:xfrm>
+                      <a:off x="0" y="0"/>
+                      <a:ext cx="5486400" cy="2834640"/>
+                    </a:xfrm>
+                    <a:prstGeom prst="rect"/>
+                  </pic:spPr>
+                </pic:pic>
+              </a:graphicData>
+            </a:graphic>
+          </wp:inline>
+        </w:drawing>
+      </w:r>
+    </w:p>
+    <w:p>
+      <w:pPr>
+        <w:spacing w:line="336" w:lineRule="auto" w:after="180"/>
+      </w:pPr>
+      <w:r>
+        <w:rPr>
+          <w:b w:val="0"/>
+        </w:rPr>
+        <w:t>Remove one component at a time. A retrieval pipeline has search plus a relevance filter. A team tests the filter’s contribution. Supplied facts: Full pipeline: 8/10 correct.</w:t>
+      </w:r>
+    </w:p>
+    <w:p>
+      <w:pPr>
+        <w:spacing w:line="336" w:lineRule="auto" w:after="180"/>
+      </w:pPr>
+      <w:r>
+        <w:rPr>
+          <w:b w:val="0"/>
+        </w:rPr>
+        <w:t>Filter removed: 6/10 on the same cases, with all other settings fixed.</w:t>
+      </w:r>
+    </w:p>
+    <w:p>
+      <w:pPr>
+        <w:spacing w:line="336" w:lineRule="auto" w:after="180"/>
+        <w:shd w:fill="F5F1FB"/>
+      </w:pPr>
+      <w:r>
+        <w:rPr>
+          <w:b w:val="0"/>
+        </w:rPr>
+        <w:t>Point to the given fact that matters most. Explain why it matters.</w:t>
+      </w:r>
+    </w:p>
+    <w:p>
+      <w:pPr>
+        <w:pStyle w:val="Heading3"/>
+      </w:pPr>
+      <w:r>
+        <w:t>Discuss while showing the picture</w:t>
+      </w:r>
+    </w:p>
+    <w:p>
+      <w:pPr>
+        <w:spacing w:line="336" w:lineRule="auto" w:after="180"/>
+        <w:shd w:fill="F1F6F8"/>
+      </w:pPr>
+      <w:r>
+        <w:rPr>
+          <w:b w:val="0"/>
+        </w:rPr>
+        <w:t>Teacher prompt: Point to the given fact that matters most. Explain why it matters. Ask learners to describe one label or arrow in ordinary words. Use the adjacent transcript if the image is difficult to see.</w:t>
+      </w:r>
+    </w:p>
+    <w:p>
+      <w:pPr>
+        <w:pStyle w:val="Heading3"/>
+      </w:pPr>
+      <w:r>
+        <w:t>02. Follow the deciding steps</w:t>
+      </w:r>
+    </w:p>
+    <w:p>
+      <w:r>
+        <w:drawing>
+          <wp:inline xmlns:a="http://schemas.openxmlformats.org/drawingml/2006/main" xmlns:pic="http://schemas.openxmlformats.org/drawingml/2006/picture">
+            <wp:extent cx="5486400" cy="3182112"/>
+            <wp:docPr id="4" name="Picture 4" descr="Name the component: The relevance filter is the single declared change. → Run the ablation: Remove only the filter and preserve cases and scoring. → Compare outcomes: Correctness falls from 80% to 60%, two cases in this set."/>
+            <wp:cNvGraphicFramePr>
+              <a:graphicFrameLocks noChangeAspect="1"/>
+            </wp:cNvGraphicFramePr>
+            <a:graphic>
+              <a:graphicData uri="http://schemas.openxmlformats.org/drawingml/2006/picture">
+                <pic:pic>
+                  <pic:nvPicPr>
+                    <pic:cNvPr id="0" name="academy-story-ai-7-16-02.png"/>
+                    <pic:cNvPicPr/>
+                  </pic:nvPicPr>
+                  <pic:blipFill>
+                    <a:blip r:embed="rId12"/>
+                    <a:stretch>
+                      <a:fillRect/>
+                    </a:stretch>
+                  </pic:blipFill>
+                  <pic:spPr>
+                    <a:xfrm>
+                      <a:off x="0" y="0"/>
+                      <a:ext cx="5486400" cy="3182112"/>
+                    </a:xfrm>
+                    <a:prstGeom prst="rect"/>
+                  </pic:spPr>
+                </pic:pic>
+              </a:graphicData>
+            </a:graphic>
+          </wp:inline>
+        </w:drawing>
+      </w:r>
+    </w:p>
+    <w:p>
+      <w:pPr>
+        <w:spacing w:line="336" w:lineRule="auto" w:after="180"/>
+      </w:pPr>
+      <w:r>
+        <w:rPr>
+          <w:b w:val="0"/>
+        </w:rPr>
+        <w:t xml:space="preserve">Name the component: The relevance filter is the single declared change. → Run the </w:t>
+      </w:r>
+      <w:r>
+        <w:rPr>
+          <w:b/>
+        </w:rPr>
+        <w:t>ablation</w:t>
+      </w:r>
+      <w:r>
+        <w:rPr>
+          <w:b w:val="0"/>
+        </w:rPr>
+        <w:t xml:space="preserve">: Remove only the filter and preserve cases and scoring. → Compare outcomes: Correctness falls from </w:t>
+      </w:r>
+      <w:r>
+        <w:rPr>
+          <w:b/>
+        </w:rPr>
+        <w:t>80%</w:t>
+      </w:r>
+      <w:r>
+        <w:rPr>
+          <w:b w:val="0"/>
+        </w:rPr>
+        <w:t xml:space="preserve"> to </w:t>
+      </w:r>
+      <w:r>
+        <w:rPr>
+          <w:b/>
+        </w:rPr>
+        <w:t>60%</w:t>
+      </w:r>
+      <w:r>
+        <w:rPr>
+          <w:b w:val="0"/>
+        </w:rPr>
+        <w:t>, two cases in this set.</w:t>
+      </w:r>
+    </w:p>
+    <w:p>
+      <w:pPr>
+        <w:spacing w:line="336" w:lineRule="auto" w:after="180"/>
+        <w:shd w:fill="F5F1FB"/>
+      </w:pPr>
+      <w:r>
+        <w:rPr>
+          <w:b w:val="0"/>
+        </w:rPr>
+        <w:t xml:space="preserve">Point to each numbered stage and explain which recorded </w:t>
+      </w:r>
+      <w:r>
+        <w:rPr>
+          <w:b/>
+        </w:rPr>
+        <w:t>input</w:t>
+      </w:r>
+      <w:r>
+        <w:rPr>
+          <w:b w:val="0"/>
+        </w:rPr>
+        <w:t xml:space="preserve"> it uses.</w:t>
+      </w:r>
+    </w:p>
+    <w:p>
+      <w:pPr>
+        <w:pStyle w:val="Heading3"/>
+      </w:pPr>
+      <w:r>
+        <w:t>Discuss while showing the picture</w:t>
+      </w:r>
+    </w:p>
+    <w:p>
+      <w:pPr>
+        <w:spacing w:line="336" w:lineRule="auto" w:after="180"/>
+        <w:shd w:fill="F1F6F8"/>
+      </w:pPr>
+      <w:r>
+        <w:rPr>
+          <w:b w:val="0"/>
+        </w:rPr>
+        <w:t xml:space="preserve">Teacher prompt: Point to each numbered stage and explain which recorded </w:t>
+      </w:r>
+      <w:r>
+        <w:rPr>
+          <w:b/>
+        </w:rPr>
+        <w:t>input</w:t>
+      </w:r>
+      <w:r>
+        <w:rPr>
+          <w:b w:val="0"/>
+        </w:rPr>
+        <w:t xml:space="preserve"> it uses. Ask learners to describe one label or arrow in ordinary words. Use the adjacent transcript if the image is difficult to see.</w:t>
+      </w:r>
+    </w:p>
+    <w:p>
+      <w:pPr>
+        <w:pStyle w:val="Heading3"/>
+      </w:pPr>
+      <w:r>
+        <w:t>03. Relevance-filter ablation</w:t>
+      </w:r>
+    </w:p>
+    <w:p>
+      <w:r>
+        <w:drawing>
+          <wp:inline xmlns:a="http://schemas.openxmlformats.org/drawingml/2006/main" xmlns:pic="http://schemas.openxmlformats.org/drawingml/2006/picture">
+            <wp:extent cx="5486400" cy="2834640"/>
+            <wp:docPr id="5" name="Picture 5" descr="Relevance-filter ablation. Units: correct answers out of 10 shared cases. Full pipeline: 8. Filter removed: 6."/>
+            <wp:cNvGraphicFramePr>
+              <a:graphicFrameLocks noChangeAspect="1"/>
+            </wp:cNvGraphicFramePr>
+            <a:graphic>
+              <a:graphicData uri="http://schemas.openxmlformats.org/drawingml/2006/picture">
+                <pic:pic>
+                  <pic:nvPicPr>
+                    <pic:cNvPr id="0" name="academy-story-ai-7-16-03.png"/>
+                    <pic:cNvPicPr/>
+                  </pic:nvPicPr>
+                  <pic:blipFill>
+                    <a:blip r:embed="rId13"/>
+                    <a:stretch>
+                      <a:fillRect/>
+                    </a:stretch>
+                  </pic:blipFill>
+                  <pic:spPr>
+                    <a:xfrm>
+                      <a:off x="0" y="0"/>
+                      <a:ext cx="5486400" cy="2834640"/>
+                    </a:xfrm>
+                    <a:prstGeom prst="rect"/>
+                  </pic:spPr>
+                </pic:pic>
+              </a:graphicData>
+            </a:graphic>
+          </wp:inline>
+        </w:drawing>
+      </w:r>
+    </w:p>
+    <w:p>
+      <w:pPr>
+        <w:spacing w:line="336" w:lineRule="auto" w:after="180"/>
+      </w:pPr>
+      <w:r>
+        <w:rPr>
+          <w:b w:val="0"/>
+        </w:rPr>
+        <w:t xml:space="preserve">Relevance-filter </w:t>
+      </w:r>
+      <w:r>
+        <w:rPr>
+          <w:b/>
+        </w:rPr>
+        <w:t>ablation</w:t>
+      </w:r>
+      <w:r>
+        <w:rPr>
+          <w:b w:val="0"/>
+        </w:rPr>
+        <w:t>. Units: correct answers out of 10 shared cases. Full pipeline: 8. Filter removed: 6.</w:t>
+      </w:r>
+    </w:p>
+    <w:p>
+      <w:pPr>
+        <w:spacing w:line="336" w:lineRule="auto" w:after="180"/>
+        <w:shd w:fill="F5F1FB"/>
+      </w:pPr>
+      <w:r>
+        <w:rPr>
+          <w:b w:val="0"/>
+        </w:rPr>
+        <w:t>Read the labels and values. Explain the relationship the model shows.</w:t>
+      </w:r>
+    </w:p>
+    <w:p>
+      <w:pPr>
+        <w:pStyle w:val="Heading3"/>
+      </w:pPr>
+      <w:r>
+        <w:t>Discuss while showing the picture</w:t>
+      </w:r>
+    </w:p>
+    <w:p>
+      <w:pPr>
+        <w:spacing w:line="336" w:lineRule="auto" w:after="180"/>
+        <w:shd w:fill="F1F6F8"/>
+      </w:pPr>
+      <w:r>
+        <w:rPr>
+          <w:b w:val="0"/>
+        </w:rPr>
+        <w:t>Teacher prompt: Read the labels and values. Explain the relationship the model shows. Ask learners to describe one label or arrow in ordinary words. Use the adjacent transcript if the image is difficult to see.</w:t>
+      </w:r>
+    </w:p>
+    <w:p>
+      <w:pPr>
+        <w:spacing w:line="336" w:lineRule="auto" w:after="180"/>
+        <w:shd w:fill="F1F6F8"/>
+      </w:pPr>
+      <w:r>
+        <w:rPr>
+          <w:b w:val="0"/>
+        </w:rPr>
+        <w:t>Check row/column meanings, units and denominators before discussing a difference. Supplied toy values are not real class or model results.</w:t>
+      </w:r>
+    </w:p>
+    <w:p>
+      <w:pPr>
+        <w:pStyle w:val="Heading3"/>
+      </w:pPr>
+      <w:r>
+        <w:t>04. Change one thing. Trace what follows.</w:t>
+      </w:r>
+    </w:p>
+    <w:p>
+      <w:r>
+        <w:drawing>
+          <wp:inline xmlns:a="http://schemas.openxmlformats.org/drawingml/2006/main" xmlns:pic="http://schemas.openxmlformats.org/drawingml/2006/picture">
+            <wp:extent cx="5486400" cy="3026664"/>
+            <wp:docPr id="6" name="Picture 6" descr="Original case: Correctness falls from 80% to 60%, two cases in this set. Changed condition: Remove the filter and also change the model version. Expected result: The comparison no longer isolates the filter. Reason: Two simultaneous changes provide alternative explanations."/>
+            <wp:cNvGraphicFramePr>
+              <a:graphicFrameLocks noChangeAspect="1"/>
+            </wp:cNvGraphicFramePr>
+            <a:graphic>
+              <a:graphicData uri="http://schemas.openxmlformats.org/drawingml/2006/picture">
+                <pic:pic>
+                  <pic:nvPicPr>
+                    <pic:cNvPr id="0" name="academy-story-ai-7-16-04.png"/>
+                    <pic:cNvPicPr/>
+                  </pic:nvPicPr>
+                  <pic:blipFill>
+                    <a:blip r:embed="rId14"/>
+                    <a:stretch>
+                      <a:fillRect/>
+                    </a:stretch>
+                  </pic:blipFill>
+                  <pic:spPr>
+                    <a:xfrm>
+                      <a:off x="0" y="0"/>
+                      <a:ext cx="5486400" cy="3026664"/>
+                    </a:xfrm>
+                    <a:prstGeom prst="rect"/>
+                  </pic:spPr>
+                </pic:pic>
+              </a:graphicData>
+            </a:graphic>
+          </wp:inline>
+        </w:drawing>
+      </w:r>
+    </w:p>
+    <w:p>
+      <w:pPr>
+        <w:spacing w:line="336" w:lineRule="auto" w:after="180"/>
+      </w:pPr>
+      <w:r>
+        <w:rPr>
+          <w:b w:val="0"/>
+        </w:rPr>
+        <w:t xml:space="preserve">Original case: Correctness falls from </w:t>
+      </w:r>
+      <w:r>
+        <w:rPr>
+          <w:b/>
+        </w:rPr>
+        <w:t>80%</w:t>
+      </w:r>
+      <w:r>
+        <w:rPr>
+          <w:b w:val="0"/>
+        </w:rPr>
+        <w:t xml:space="preserve"> to </w:t>
+      </w:r>
+      <w:r>
+        <w:rPr>
+          <w:b/>
+        </w:rPr>
+        <w:t>60%</w:t>
+      </w:r>
+      <w:r>
+        <w:rPr>
+          <w:b w:val="0"/>
+        </w:rPr>
+        <w:t>, two cases in this set. Changed condition: Remove the filter and also change the model version. Expected result: The comparison no longer isolates the filter.</w:t>
+      </w:r>
+    </w:p>
+    <w:p>
+      <w:pPr>
+        <w:spacing w:line="336" w:lineRule="auto" w:after="180"/>
+      </w:pPr>
+      <w:r>
+        <w:rPr>
+          <w:b w:val="0"/>
+        </w:rPr>
+        <w:t>Reason: Two simultaneous changes provide alternative explanations.</w:t>
+      </w:r>
+    </w:p>
+    <w:p>
+      <w:pPr>
+        <w:spacing w:line="336" w:lineRule="auto" w:after="180"/>
+        <w:shd w:fill="F5F1FB"/>
+      </w:pPr>
+      <w:r>
+        <w:rPr>
+          <w:b w:val="0"/>
+        </w:rPr>
+        <w:t>Predict before checking the worked changed-case result. Name what changed and what the supplied facts allow you to conclude.</w:t>
+      </w:r>
+    </w:p>
+    <w:p>
+      <w:pPr>
+        <w:pStyle w:val="Heading3"/>
+      </w:pPr>
+      <w:r>
+        <w:t>Discuss while showing the picture</w:t>
+      </w:r>
+    </w:p>
+    <w:p>
+      <w:pPr>
+        <w:spacing w:line="336" w:lineRule="auto" w:after="180"/>
+        <w:shd w:fill="F1F6F8"/>
+      </w:pPr>
+      <w:r>
+        <w:rPr>
+          <w:b w:val="0"/>
+        </w:rPr>
+        <w:t>Teacher prompt: Predict before checking the worked changed-case result. Name what changed and what the supplied facts allow you to conclude. Ask learners to describe one label or arrow in ordinary words.</w:t>
+      </w:r>
+    </w:p>
+    <w:p>
+      <w:pPr>
+        <w:spacing w:line="336" w:lineRule="auto" w:after="180"/>
+        <w:shd w:fill="F1F6F8"/>
+      </w:pPr>
+      <w:r>
+        <w:rPr>
+          <w:b w:val="0"/>
+        </w:rPr>
+        <w:t>Use the adjacent transcript if the image is difficult to see. Changed-case reasoning: Two simultaneous changes provide alternative explanations.</w:t>
+      </w:r>
+    </w:p>
+    <w:p>
+      <w:pPr>
+        <w:pStyle w:val="Heading3"/>
+      </w:pPr>
+      <w:r>
+        <w:t>05. Connect the explanation to its limit</w:t>
+      </w:r>
+    </w:p>
+    <w:p>
+      <w:r>
+        <w:drawing>
+          <wp:inline xmlns:a="http://schemas.openxmlformats.org/drawingml/2006/main" xmlns:pic="http://schemas.openxmlformats.org/drawingml/2006/picture">
+            <wp:extent cx="5486400" cy="2834640"/>
+            <wp:docPr id="7" name="Picture 7" descr="An ablation probes a component by removing or changing it while holding the rest fixed. It supports a scoped comparison, not a claim that the component always helps. Limit: Interactions and small-sample variability remain; this illustrative difference is not a universal causal estimate."/>
+            <wp:cNvGraphicFramePr>
+              <a:graphicFrameLocks noChangeAspect="1"/>
+            </wp:cNvGraphicFramePr>
+            <a:graphic>
+              <a:graphicData uri="http://schemas.openxmlformats.org/drawingml/2006/picture">
+                <pic:pic>
+                  <pic:nvPicPr>
+                    <pic:cNvPr id="0" name="academy-story-ai-7-16-05.png"/>
+                    <pic:cNvPicPr/>
+                  </pic:nvPicPr>
+                  <pic:blipFill>
+                    <a:blip r:embed="rId15"/>
+                    <a:stretch>
+                      <a:fillRect/>
+                    </a:stretch>
+                  </pic:blipFill>
+                  <pic:spPr>
+                    <a:xfrm>
+                      <a:off x="0" y="0"/>
+                      <a:ext cx="5486400" cy="2834640"/>
+                    </a:xfrm>
+                    <a:prstGeom prst="rect"/>
+                  </pic:spPr>
+                </pic:pic>
+              </a:graphicData>
+            </a:graphic>
+          </wp:inline>
+        </w:drawing>
+      </w:r>
+    </w:p>
+    <w:p>
+      <w:pPr>
+        <w:spacing w:line="336" w:lineRule="auto" w:after="180"/>
+      </w:pPr>
+      <w:r>
+        <w:rPr>
+          <w:b w:val="0"/>
+        </w:rPr>
+        <w:t xml:space="preserve">An </w:t>
+      </w:r>
+      <w:r>
+        <w:rPr>
+          <w:b/>
+        </w:rPr>
+        <w:t>ablation</w:t>
+      </w:r>
+      <w:r>
+        <w:rPr>
+          <w:b w:val="0"/>
+        </w:rPr>
+        <w:t xml:space="preserve"> probes a component by removing or changing it while holding the rest fixed. It supports a scoped comparison, not a claim that the component always helps.</w:t>
+      </w:r>
+    </w:p>
+    <w:p>
+      <w:pPr>
+        <w:spacing w:line="336" w:lineRule="auto" w:after="180"/>
+      </w:pPr>
+      <w:r>
+        <w:rPr>
+          <w:b w:val="0"/>
+        </w:rPr>
+        <w:t xml:space="preserve">Limit: </w:t>
+      </w:r>
+      <w:r>
+        <w:rPr>
+          <w:b/>
+        </w:rPr>
+        <w:t>Interaction</w:t>
+      </w:r>
+      <w:r>
+        <w:rPr>
+          <w:b w:val="0"/>
+        </w:rPr>
+        <w:t>s and small-sample variability remain; this illustrative difference is not a universal causal estimate.</w:t>
+      </w:r>
+    </w:p>
+    <w:p>
+      <w:pPr>
+        <w:spacing w:line="336" w:lineRule="auto" w:after="180"/>
+        <w:shd w:fill="F5F1FB"/>
+      </w:pPr>
+      <w:r>
+        <w:rPr>
+          <w:b w:val="0"/>
+        </w:rPr>
+        <w:t>Explain the case, then point to a limit on the claim.</w:t>
+      </w:r>
+    </w:p>
+    <w:p>
+      <w:pPr>
+        <w:pStyle w:val="Heading3"/>
+      </w:pPr>
+      <w:r>
+        <w:t>Discuss while showing the picture</w:t>
+      </w:r>
+    </w:p>
+    <w:p>
+      <w:pPr>
+        <w:spacing w:line="336" w:lineRule="auto" w:after="180"/>
+        <w:shd w:fill="F1F6F8"/>
+      </w:pPr>
+      <w:r>
+        <w:rPr>
+          <w:b w:val="0"/>
+        </w:rPr>
+        <w:t>Teacher prompt: Explain the case, then point to a limit on the claim. Ask learners to describe one label or arrow in ordinary words. Use the adjacent transcript if the image is difficult to see.</w:t>
+      </w:r>
+    </w:p>
+    <w:p>
+      <w:pPr>
+        <w:spacing w:line="336" w:lineRule="auto" w:after="180"/>
+        <w:shd w:fill="F1F6F8"/>
+      </w:pPr>
+      <w:r>
+        <w:rPr>
+          <w:b w:val="0"/>
+        </w:rPr>
+        <w:t xml:space="preserve">Keep the stated scope: </w:t>
+      </w:r>
+      <w:r>
+        <w:rPr>
+          <w:b/>
+        </w:rPr>
+        <w:t>Interaction</w:t>
+      </w:r>
+      <w:r>
+        <w:rPr>
+          <w:b w:val="0"/>
+        </w:rPr>
+        <w:t>s and small-sample variability remain; this illustrative difference is not a universal causal estimate.</w:t>
+      </w:r>
+    </w:p>
+    <w:p>
+      <w:pPr>
+        <w:pStyle w:val="Heading3"/>
+      </w:pPr>
+      <w:r>
+        <w:t>06. Make the idea visible in your project</w:t>
+      </w:r>
+    </w:p>
+    <w:p>
+      <w:r>
+        <w:drawing>
+          <wp:inline xmlns:a="http://schemas.openxmlformats.org/drawingml/2006/main" xmlns:pic="http://schemas.openxmlformats.org/drawingml/2006/picture">
+            <wp:extent cx="5486400" cy="3681984"/>
+            <wp:docPr id="8" name="Picture 8" descr="For the Reproducible AI Research Study, retain an annotated worked trace and the changed-case reasoning. Connect the claim to its records, units and assumptions so another investigator can challenge or reproduce it. Draw your input, deciding step, result and limit. Supported question: Calculate the filter ablation’s two rates and count change. Which single component is altered, and why does also changing the model prevent isolating the filter?"/>
+            <wp:cNvGraphicFramePr>
+              <a:graphicFrameLocks noChangeAspect="1"/>
+            </wp:cNvGraphicFramePr>
+            <a:graphic>
+              <a:graphicData uri="http://schemas.openxmlformats.org/drawingml/2006/picture">
+                <pic:pic>
+                  <pic:nvPicPr>
+                    <pic:cNvPr id="0" name="academy-story-ai-7-16-06.png"/>
+                    <pic:cNvPicPr/>
+                  </pic:nvPicPr>
+                  <pic:blipFill>
+                    <a:blip r:embed="rId16"/>
+                    <a:stretch>
+                      <a:fillRect/>
+                    </a:stretch>
+                  </pic:blipFill>
+                  <pic:spPr>
+                    <a:xfrm>
+                      <a:off x="0" y="0"/>
+                      <a:ext cx="5486400" cy="3681984"/>
+                    </a:xfrm>
+                    <a:prstGeom prst="rect"/>
+                  </pic:spPr>
+                </pic:pic>
+              </a:graphicData>
+            </a:graphic>
+          </wp:inline>
+        </w:drawing>
+      </w:r>
+    </w:p>
+    <w:p>
+      <w:pPr>
+        <w:spacing w:line="336" w:lineRule="auto" w:after="180"/>
+      </w:pPr>
+      <w:r>
+        <w:rPr>
+          <w:b w:val="0"/>
+        </w:rPr>
+        <w:t>For the Reproducible AI Research Study, retain an annotated worked trace and the changed-case reasoning. Connect the claim to its records, units and assumptions so another investigator can challenge or reproduce it.</w:t>
+      </w:r>
+    </w:p>
+    <w:p>
+      <w:pPr>
+        <w:spacing w:line="336" w:lineRule="auto" w:after="180"/>
+      </w:pPr>
+      <w:r>
+        <w:rPr>
+          <w:b w:val="0"/>
+        </w:rPr>
+        <w:t xml:space="preserve">Draw your </w:t>
+      </w:r>
+      <w:r>
+        <w:rPr>
+          <w:b/>
+        </w:rPr>
+        <w:t>input</w:t>
+      </w:r>
+      <w:r>
+        <w:rPr>
+          <w:b w:val="0"/>
+        </w:rPr>
+        <w:t xml:space="preserve">, deciding step, result and limit. Supported question: Calculate the filter </w:t>
+      </w:r>
+      <w:r>
+        <w:rPr>
+          <w:b/>
+        </w:rPr>
+        <w:t>ablation</w:t>
+      </w:r>
+      <w:r>
+        <w:rPr>
+          <w:b w:val="0"/>
+        </w:rPr>
+        <w:t>’s two rates and count change.</w:t>
+      </w:r>
+    </w:p>
+    <w:p>
+      <w:pPr>
+        <w:spacing w:line="336" w:lineRule="auto" w:after="180"/>
+      </w:pPr>
+      <w:r>
+        <w:rPr>
+          <w:b w:val="0"/>
+        </w:rPr>
+        <w:t>Which single component is altered, and why does also changing the model prevent isolating the filter?</w:t>
+      </w:r>
+    </w:p>
+    <w:p>
+      <w:pPr>
+        <w:spacing w:line="336" w:lineRule="auto" w:after="180"/>
+        <w:shd w:fill="F5F1FB"/>
+      </w:pPr>
+      <w:r>
+        <w:rPr>
+          <w:b w:val="0"/>
+        </w:rPr>
+        <w:t xml:space="preserve">Draw your project trace and justify the deciding step using </w:t>
+      </w:r>
+      <w:r>
+        <w:rPr>
+          <w:b/>
+        </w:rPr>
+        <w:t>evidence</w:t>
+      </w:r>
+      <w:r>
+        <w:rPr>
+          <w:b w:val="0"/>
+        </w:rPr>
+        <w:t>.</w:t>
+      </w:r>
+    </w:p>
+    <w:p>
+      <w:pPr>
+        <w:pStyle w:val="Heading3"/>
+      </w:pPr>
+      <w:r>
+        <w:t>Discuss while showing the picture</w:t>
+      </w:r>
+    </w:p>
+    <w:p>
+      <w:pPr>
+        <w:spacing w:line="336" w:lineRule="auto" w:after="180"/>
+        <w:shd w:fill="F1F6F8"/>
+      </w:pPr>
+      <w:r>
+        <w:rPr>
+          <w:b w:val="0"/>
+        </w:rPr>
+        <w:t xml:space="preserve">Teacher prompt: Draw your project trace and justify the deciding step using </w:t>
+      </w:r>
+      <w:r>
+        <w:rPr>
+          <w:b/>
+        </w:rPr>
+        <w:t>evidence</w:t>
+      </w:r>
+      <w:r>
+        <w:rPr>
+          <w:b w:val="0"/>
+        </w:rPr>
+        <w:t>. Ask learners to describe one label or arrow in ordinary words. Use the adjacent transcript if the image is difficult to see.</w:t>
+      </w:r>
+    </w:p>
+    <w:p>
+      <w:pPr>
+        <w:spacing w:line="336" w:lineRule="auto" w:after="180"/>
+        <w:shd w:fill="F1F6F8"/>
+      </w:pPr>
+      <w:r>
+        <w:rPr>
+          <w:b w:val="0"/>
+        </w:rPr>
+        <w:t xml:space="preserve">Supported practice key: The relevance filter is the single declared change. Remove only the filter and preserve cases and scoring. Correctness falls from </w:t>
+      </w:r>
+      <w:r>
+        <w:rPr>
+          <w:b/>
+        </w:rPr>
+        <w:t>80%</w:t>
+      </w:r>
+      <w:r>
+        <w:rPr>
+          <w:b w:val="0"/>
+        </w:rPr>
+        <w:t xml:space="preserve"> to </w:t>
+      </w:r>
+      <w:r>
+        <w:rPr>
+          <w:b/>
+        </w:rPr>
+        <w:t>60%</w:t>
+      </w:r>
+      <w:r>
+        <w:rPr>
+          <w:b w:val="0"/>
+        </w:rPr>
+        <w:t>, two cases in this set.</w:t>
+      </w:r>
+    </w:p>
+    <w:p>
+      <w:pPr>
+        <w:spacing w:line="336" w:lineRule="auto" w:after="180"/>
+        <w:shd w:fill="F1F6F8"/>
+      </w:pPr>
+      <w:r>
+        <w:rPr>
+          <w:b w:val="0"/>
+        </w:rPr>
+        <w:t>Changed case: The comparison no longer isolates the filter. Two simultaneous changes provide alternative explanations.</w:t>
       </w:r>
     </w:p>
     <w:sectPr>

--- a/downloads/teacher/ai-7-week-16.docx
+++ b/downloads/teacher/ai-7-week-16.docx
@@ -149,7 +149,7 @@
           </w:tcPr>
           <w:p>
             <w:r>
-              <w:t>Sections 1–6; record the brief recall in the workbook.</w:t>
+              <w:t>Use Your mission, Notice the evidence, See how it works, Words that unlock the idea and Follow a worked example; record the brief recall in the workbook.</w:t>
             </w:r>
           </w:p>
         </w:tc>
@@ -181,7 +181,7 @@
           </w:tcPr>
           <w:p>
             <w:r>
-              <w:t>Sections 7–10; use the matching workbook W2 and misconception check.</w:t>
+              <w:t>Use Find and repair a mistake, Practise together and Run the investigation, with workbook W2 and Individual reasoning check.</w:t>
             </w:r>
           </w:p>
         </w:tc>
@@ -213,7 +213,7 @@
           </w:tcPr>
           <w:p>
             <w:r>
-              <w:t>Sections 9 and 11–14. Give extra time to finish the full task set; use Section 15 when the week includes a coding lab.</w:t>
+              <w:t>Use Run the investigation, Build your understanding, Connect your project and Show what you know. Reserve further time for the full task set. Use a code example only where one is actually supplied.</w:t>
             </w:r>
           </w:p>
         </w:tc>
@@ -473,7 +473,7 @@
         <w:rPr>
           <w:b w:val="0"/>
         </w:rPr>
-        <w:t xml:space="preserve">Two 45-minute sessions. </w:t>
+        <w:t xml:space="preserve">Compact alternative: two 45-minute sessions for the core explanation and W1–W5 only. The main plan uses three sessions; schedule further time for the complete investigation, project, visual journey and any code examples. </w:t>
       </w:r>
       <w:r>
         <w:rPr>
@@ -1930,7 +1930,7 @@
           </w:tcPr>
           <w:p>
             <w:r>
-              <w:t>Explain section 1 and vocabulary. Complete W1 with a mechanism-based explanation.</w:t>
+              <w:t>Explain See how it works and Words that unlock the idea. Complete W1 with a mechanism-based explanation.</w:t>
             </w:r>
           </w:p>
         </w:tc>
@@ -4185,7 +4185,7 @@
           </w:tcPr>
           <w:p>
             <w:r>
-              <w:t>Sections 1–6; record the brief recall in the workbook.</w:t>
+              <w:t>Use Your mission, Notice the evidence, See how it works, Words that unlock the idea and Follow a worked example; record the brief recall in the workbook.</w:t>
             </w:r>
           </w:p>
         </w:tc>
@@ -4217,7 +4217,7 @@
           </w:tcPr>
           <w:p>
             <w:r>
-              <w:t>Sections 7–10; use the matching workbook W2 and misconception check.</w:t>
+              <w:t>Use Find and repair a mistake, Practise together and Run the investigation, with workbook W2 and Individual reasoning check.</w:t>
             </w:r>
           </w:p>
         </w:tc>
@@ -4249,7 +4249,7 @@
           </w:tcPr>
           <w:p>
             <w:r>
-              <w:t>Sections 9 and 11–14. Give extra time to finish the full task set; use Section 15 when the week includes a coding lab.</w:t>
+              <w:t>Use Run the investigation, Build your understanding, Connect your project and Show what you know. Reserve further time for the full task set. Use a code example only where one is actually supplied.</w:t>
             </w:r>
           </w:p>
         </w:tc>

--- a/downloads/teacher/ai-7-week-16.docx
+++ b/downloads/teacher/ai-7-week-16.docx
@@ -25,20 +25,38 @@
         <w:pStyle w:val="Heading1"/>
       </w:pPr>
       <w:r>
-        <w:t>01. Prepare the purpose, prerequisites and materials</w:t>
+        <w:t>Ask what remains fixed and which failures the total hides.</w:t>
       </w:r>
     </w:p>
     <w:p>
       <w:r>
-        <w:t>Prepare Ablation studies: check the target, prerequisites, resources and adaptable teaching schedule.</w:t>
+        <w:t>Teach controlled component removal without additive or universal attribution.</w:t>
       </w:r>
     </w:p>
     <w:p>
-      <w:pPr>
-        <w:pStyle w:val="Heading3"/>
-      </w:pPr>
-      <w:r>
-        <w:t>Teach the learning cycle</w:t>
+      <w:r>
+        <w:t>Model net drops → inspect unauthorized-action boundary → show unknown joint cell → contrast filter/model confound → assess independent totals.</w:t>
+      </w:r>
+    </w:p>
+    <w:p>
+      <w:pPr>
+        <w:pStyle w:val="Heading1"/>
+      </w:pPr>
+      <w:r>
+        <w:t>01. Prepare the connected research investigation</w:t>
+      </w:r>
+    </w:p>
+    <w:p>
+      <w:r>
+        <w:t>Keep modelling, shared practice and independent evidence distinct.</w:t>
+      </w:r>
+    </w:p>
+    <w:p>
+      <w:pPr>
+        <w:pStyle w:val="Heading2"/>
+      </w:pPr>
+      <w:r>
+        <w:t>Target and main teaching plan</w:t>
       </w:r>
     </w:p>
     <w:p>
@@ -255,18 +273,21 @@
     </w:p>
     <w:p>
       <w:pPr>
-        <w:pStyle w:val="Heading3"/>
-      </w:pPr>
-      <w:r>
-        <w:t>Retrieval answer guidance</w:t>
+        <w:pStyle w:val="Heading2"/>
+      </w:pPr>
+      <w:r>
+        <w:t>Preparation and prerequisite</w:t>
       </w:r>
     </w:p>
     <w:p>
       <w:pPr>
-        <w:pStyle w:val="Heading3"/>
-      </w:pPr>
-      <w:r>
-        <w:t>Multiple comparisons</w:t>
+        <w:spacing w:line="336" w:lineRule="auto" w:after="180"/>
+      </w:pPr>
+      <w:r>
+        <w:rPr>
+          <w:b w:val="0"/>
+        </w:rPr>
+        <w:t>Lesson and workbook; paper and pencil</w:t>
       </w:r>
     </w:p>
     <w:p>
@@ -277,7 +298,7 @@
         <w:rPr>
           <w:b w:val="0"/>
         </w:rPr>
-        <w:t>Without opening the old lesson, explain one key idea from Multiple comparisons. Give an example and a mistake that the idea helps you avoid.</w:t>
+        <w:t>Calculator and optional local Python 3 for arithmetic; no live API or private data</w:t>
       </w:r>
     </w:p>
     <w:p>
@@ -288,19 +309,7 @@
         <w:rPr>
           <w:b w:val="0"/>
         </w:rPr>
-        <w:t xml:space="preserve">Look for: Explain the </w:t>
-      </w:r>
-      <w:r>
-        <w:rPr>
-          <w:b/>
-        </w:rPr>
-        <w:t>mechanism</w:t>
-      </w:r>
-      <w:r>
-        <w:rPr>
-          <w:b w:val="0"/>
-        </w:rPr>
-        <w:t xml:space="preserve"> and terminology of multiple comparisons</w:t>
+        <w:t>Prepare the fresh retry separately and withhold its solution until after collection</w:t>
       </w:r>
     </w:p>
     <w:p>
@@ -311,7 +320,31 @@
         <w:rPr>
           <w:b w:val="0"/>
         </w:rPr>
-        <w:t>Reference example, not the only acceptable wording: Teacher explanation: Testing many hypotheses creates more chances for false discoveries. A family rule must be specified before selecting attractive p-values.</w:t>
+        <w:t xml:space="preserve">A result depends on the </w:t>
+      </w:r>
+      <w:r>
+        <w:rPr>
+          <w:b/>
+        </w:rPr>
+        <w:t>input</w:t>
+      </w:r>
+      <w:r>
+        <w:rPr>
+          <w:b w:val="0"/>
+        </w:rPr>
+        <w:t xml:space="preserve">s, procedure and conditions that produced it. Preserve data roles and distinguish observed outcomes from </w:t>
+      </w:r>
+      <w:r>
+        <w:rPr>
+          <w:b/>
+        </w:rPr>
+        <w:t>prediction</w:t>
+      </w:r>
+      <w:r>
+        <w:rPr>
+          <w:b w:val="0"/>
+        </w:rPr>
+        <w:t>s or unmeasured conditions.</w:t>
       </w:r>
     </w:p>
     <w:p>
@@ -322,15 +355,15 @@
         <w:rPr>
           <w:b w:val="0"/>
         </w:rPr>
-        <w:t>For this exercise use Bonferroni:family alpha .05 divided by number of tests m; reject each test when its valid p-value is at most .05/m. This controls the family error by a bound without requiring independent tests.</w:t>
+        <w:t>If the prior concept cannot be explained, use a short retrieval activity before this chapter.</w:t>
       </w:r>
     </w:p>
     <w:p>
       <w:pPr>
-        <w:pStyle w:val="Heading3"/>
-      </w:pPr>
-      <w:r>
-        <w:t>Effect size and practical importance</w:t>
+        <w:pStyle w:val="Heading2"/>
+      </w:pPr>
+      <w:r>
+        <w:t>Opening retrieval</w:t>
       </w:r>
     </w:p>
     <w:p>
@@ -341,7 +374,7 @@
         <w:rPr>
           <w:b w:val="0"/>
         </w:rPr>
-        <w:t>Without opening the old lesson, explain one key idea from Effect size and practical importance. Give an example and a mistake that the idea helps you avoid.</w:t>
+        <w:t>Without opening the old lesson, explain one key idea from Multiple comparisons. Give an example and a mistake that the idea helps you avoid.</w:t>
       </w:r>
     </w:p>
     <w:p>
@@ -364,7 +397,7 @@
         <w:rPr>
           <w:b w:val="0"/>
         </w:rPr>
-        <w:t xml:space="preserve"> and terminology of effect size and practical importance</w:t>
+        <w:t xml:space="preserve"> and terminology of multiple comparisons</w:t>
       </w:r>
     </w:p>
     <w:p>
@@ -375,7 +408,7 @@
         <w:rPr>
           <w:b w:val="0"/>
         </w:rPr>
-        <w:t>Reference example, not the only acceptable wording: Teacher explanation: Effect size describes magnitude on a stated scale. Practical importance depends on task requirements, not merely a nonzero difference.</w:t>
+        <w:t>Reference example, not the only acceptable wording: Teacher explanation: Testing many hypotheses creates more chances for false discoveries. A family rule must be specified before selecting attractive p-values.</w:t>
       </w:r>
     </w:p>
     <w:p>
@@ -386,15 +419,18 @@
         <w:rPr>
           <w:b w:val="0"/>
         </w:rPr>
-        <w:t>For paired response durations compute baseline minus candidate per case and average the differences. Positive means faster candidate. Compare with a prespecified minimum useful gain.</w:t>
+        <w:t>For this exercise use Bonferroni:family alpha .05 divided by number of tests m; reject each test when its valid p-value is at most .05/m. This controls the family error by a bound without requiring independent tests.</w:t>
       </w:r>
     </w:p>
     <w:p>
       <w:pPr>
-        <w:pStyle w:val="Heading3"/>
-      </w:pPr>
-      <w:r>
-        <w:t>Confounders and controls</w:t>
+        <w:spacing w:line="336" w:lineRule="auto" w:after="180"/>
+      </w:pPr>
+      <w:r>
+        <w:rPr>
+          <w:b w:val="0"/>
+        </w:rPr>
+        <w:t>Without opening the old lesson, explain one key idea from Effect size and practical importance. Give an example and a mistake that the idea helps you avoid.</w:t>
       </w:r>
     </w:p>
     <w:p>
@@ -405,7 +441,19 @@
         <w:rPr>
           <w:b w:val="0"/>
         </w:rPr>
-        <w:t>Without opening the old lesson, explain one key idea from Confounders and controls. Give an example and a mistake that the idea helps you avoid.</w:t>
+        <w:t xml:space="preserve">Look for: Explain the </w:t>
+      </w:r>
+      <w:r>
+        <w:rPr>
+          <w:b/>
+        </w:rPr>
+        <w:t>mechanism</w:t>
+      </w:r>
+      <w:r>
+        <w:rPr>
+          <w:b w:val="0"/>
+        </w:rPr>
+        <w:t xml:space="preserve"> and terminology of effect size and practical importance</w:t>
       </w:r>
     </w:p>
     <w:p>
@@ -416,19 +464,7 @@
         <w:rPr>
           <w:b w:val="0"/>
         </w:rPr>
-        <w:t xml:space="preserve">Look for: Explain the </w:t>
-      </w:r>
-      <w:r>
-        <w:rPr>
-          <w:b/>
-        </w:rPr>
-        <w:t>mechanism</w:t>
-      </w:r>
-      <w:r>
-        <w:rPr>
-          <w:b w:val="0"/>
-        </w:rPr>
-        <w:t xml:space="preserve"> and terminology of confounders and controls</w:t>
+        <w:t>Reference example, not the only acceptable wording: Teacher explanation: Effect size describes magnitude on a stated scale. Practical importance depends on task requirements, not merely a nonzero difference.</w:t>
       </w:r>
     </w:p>
     <w:p>
@@ -439,19 +475,7 @@
         <w:rPr>
           <w:b w:val="0"/>
         </w:rPr>
-        <w:t xml:space="preserve">Reference example, not the only acceptable wording: Teacher explanation: A confounder changes alongside the intended factor and can offer another explanation. Controls aim to isolate the proposed </w:t>
-      </w:r>
-      <w:r>
-        <w:rPr>
-          <w:b/>
-        </w:rPr>
-        <w:t>mechanism</w:t>
-      </w:r>
-      <w:r>
-        <w:rPr>
-          <w:b w:val="0"/>
-        </w:rPr>
-        <w:t>.</w:t>
+        <w:t>For paired response durations compute baseline minus candidate per case and average the differences. Positive means faster candidate. Compare with a prespecified minimum useful gain.</w:t>
       </w:r>
     </w:p>
     <w:p>
@@ -462,7 +486,7 @@
         <w:rPr>
           <w:b w:val="0"/>
         </w:rPr>
-        <w:t>For a toy comparison vary only retrieval method while holding corpus, queries, cutoff and relevance rubric fixed. Randomise or counterbalance order when order effects matter.</w:t>
+        <w:t>Without opening the old lesson, explain one key idea from Confounders and controls. Give an example and a mistake that the idea helps you avoid.</w:t>
       </w:r>
     </w:p>
     <w:p>
@@ -473,31 +497,19 @@
         <w:rPr>
           <w:b w:val="0"/>
         </w:rPr>
-        <w:t xml:space="preserve">Compact alternative: two 45-minute sessions for the core explanation and W1–W5 only. The main plan uses three sessions; schedule further time for the complete investigation, project, visual journey and any code examples. </w:t>
+        <w:t xml:space="preserve">Look for: Explain the </w:t>
       </w:r>
       <w:r>
         <w:rPr>
           <w:b/>
         </w:rPr>
-        <w:t>Ablation</w:t>
+        <w:t>mechanism</w:t>
       </w:r>
       <w:r>
         <w:rPr>
           <w:b w:val="0"/>
         </w:rPr>
-        <w:t xml:space="preserve"> removes a component to investigate its contribution under a controlled comparison. </w:t>
-      </w:r>
-      <w:r>
-        <w:rPr>
-          <w:b/>
-        </w:rPr>
-        <w:t>Interaction</w:t>
-      </w:r>
-      <w:r>
-        <w:rPr>
-          <w:b w:val="0"/>
-        </w:rPr>
-        <w:t>s can make contributions depend on other components.</w:t>
+        <w:t xml:space="preserve"> and terminology of confounders and controls</w:t>
       </w:r>
     </w:p>
     <w:p>
@@ -508,7 +520,7 @@
         <w:rPr>
           <w:b w:val="0"/>
         </w:rPr>
-        <w:t xml:space="preserve">Use the supplied constructed scenarios to make the </w:t>
+        <w:t xml:space="preserve">Reference example, not the only acceptable wording: Teacher explanation: A confounder changes alongside the intended factor and can offer another explanation. Controls aim to isolate the proposed </w:t>
       </w:r>
       <w:r>
         <w:rPr>
@@ -520,7 +532,7 @@
         <w:rPr>
           <w:b w:val="0"/>
         </w:rPr>
-        <w:t xml:space="preserve"> inspectable. Collect W4 before sharing solutions.</w:t>
+        <w:t>.</w:t>
       </w:r>
     </w:p>
     <w:p>
@@ -531,27 +543,15 @@
         <w:rPr>
           <w:b w:val="0"/>
         </w:rPr>
-        <w:t xml:space="preserve">Students should name intermediate </w:t>
-      </w:r>
-      <w:r>
-        <w:rPr>
-          <w:b/>
-        </w:rPr>
-        <w:t>evidence</w:t>
-      </w:r>
-      <w:r>
-        <w:rPr>
-          <w:b w:val="0"/>
-        </w:rPr>
-        <w:t xml:space="preserve"> and limitations; classroom pacing and learning effectiveness remain unvalidated.</w:t>
+        <w:t>For a toy comparison vary only retrieval method while holding corpus, queries, cutoff and relevance rubric fixed. Randomise or counterbalance order when order effects matter.</w:t>
       </w:r>
     </w:p>
     <w:p>
       <w:pPr>
-        <w:pStyle w:val="Heading3"/>
-      </w:pPr>
-      <w:r>
-        <w:t>Outcomes</w:t>
+        <w:pStyle w:val="Heading2"/>
+      </w:pPr>
+      <w:r>
+        <w:t>Pictured end goal</w:t>
       </w:r>
     </w:p>
     <w:p>
@@ -562,53 +562,35 @@
         <w:rPr>
           <w:b w:val="0"/>
         </w:rPr>
-        <w:t xml:space="preserve">Explain the </w:t>
+        <w:t xml:space="preserve">Explain </w:t>
       </w:r>
       <w:r>
         <w:rPr>
           <w:b/>
         </w:rPr>
-        <w:t>mechanism</w:t>
+        <w:t>ablation</w:t>
       </w:r>
       <w:r>
         <w:rPr>
           <w:b w:val="0"/>
         </w:rPr>
-        <w:t xml:space="preserve"> and terminology of </w:t>
-      </w:r>
-      <w:r>
-        <w:rPr>
-          <w:b/>
-        </w:rPr>
-        <w:t>ablation</w:t>
-      </w:r>
-      <w:r>
-        <w:rPr>
-          <w:b w:val="0"/>
-        </w:rPr>
-        <w:t xml:space="preserve"> studies</w:t>
+        <w:t xml:space="preserve"> studies using the records and boundaries of this fictional investigation.</w:t>
       </w:r>
     </w:p>
     <w:p>
       <w:pPr>
-        <w:spacing w:line="336" w:lineRule="auto" w:after="180"/>
-      </w:pPr>
-      <w:r>
-        <w:rPr>
-          <w:b w:val="0"/>
-        </w:rPr>
-        <w:t>Apply the stated procedure to a new case with a traceable result</w:t>
+        <w:pStyle w:val="Heading2"/>
+      </w:pPr>
+      <w:r>
+        <w:t>Earlier wording, alternatives and picture transcripts · reference / check after trying</w:t>
       </w:r>
     </w:p>
     <w:p>
       <w:pPr>
-        <w:spacing w:line="336" w:lineRule="auto" w:after="180"/>
-      </w:pPr>
-      <w:r>
-        <w:rPr>
-          <w:b w:val="0"/>
-        </w:rPr>
-        <w:t>Identify an assumption or limitation and design a revealing follow-up</w:t>
+        <w:pStyle w:val="Heading3"/>
+      </w:pPr>
+      <w:r>
+        <w:t>Teach the learning cycle</w:t>
       </w:r>
     </w:p>
     <w:p>
@@ -616,48 +598,66 @@
         <w:pStyle w:val="Heading3"/>
       </w:pPr>
       <w:r>
-        <w:t>Preparation</w:t>
+        <w:t>Retrieval answer guidance</w:t>
       </w:r>
     </w:p>
     <w:p>
       <w:pPr>
-        <w:spacing w:line="336" w:lineRule="auto" w:after="180"/>
-      </w:pPr>
-      <w:r>
-        <w:rPr>
-          <w:b w:val="0"/>
-        </w:rPr>
-        <w:t>Lesson and workbook; paper and pencil</w:t>
+        <w:pStyle w:val="Heading3"/>
+      </w:pPr>
+      <w:r>
+        <w:t>Multiple comparisons</w:t>
       </w:r>
     </w:p>
     <w:p>
       <w:pPr>
-        <w:spacing w:line="336" w:lineRule="auto" w:after="180"/>
-      </w:pPr>
-      <w:r>
-        <w:rPr>
-          <w:b w:val="0"/>
-        </w:rPr>
-        <w:t>Calculator and optional local Python 3 for arithmetic; no live API or private data</w:t>
+        <w:pStyle w:val="Heading3"/>
+      </w:pPr>
+      <w:r>
+        <w:t>Effect size and practical importance</w:t>
       </w:r>
     </w:p>
     <w:p>
       <w:pPr>
-        <w:spacing w:line="336" w:lineRule="auto" w:after="180"/>
-      </w:pPr>
-      <w:r>
-        <w:rPr>
-          <w:b w:val="0"/>
-        </w:rPr>
-        <w:t>Prepare the fresh retry separately and withhold its solution until after collection</w:t>
+        <w:pStyle w:val="Heading3"/>
+      </w:pPr>
+      <w:r>
+        <w:t>Confounders and controls</w:t>
       </w:r>
     </w:p>
     <w:p>
       <w:pPr>
-        <w:pStyle w:val="Heading3"/>
-      </w:pPr>
-      <w:r>
-        <w:t>Prerequisite answer</w:t>
+        <w:spacing w:line="336" w:lineRule="auto" w:after="180"/>
+      </w:pPr>
+      <w:r>
+        <w:rPr>
+          <w:b w:val="0"/>
+        </w:rPr>
+        <w:t xml:space="preserve">Compact alternative: two 45-minute sessions for the core explanation and W1–W5 only. The main plan uses three sessions; schedule further time for the complete investigation, project, visual journey and any code examples. </w:t>
+      </w:r>
+      <w:r>
+        <w:rPr>
+          <w:b/>
+        </w:rPr>
+        <w:t>Ablation</w:t>
+      </w:r>
+      <w:r>
+        <w:rPr>
+          <w:b w:val="0"/>
+        </w:rPr>
+        <w:t xml:space="preserve"> removes a component to investigate its contribution under a controlled comparison. </w:t>
+      </w:r>
+      <w:r>
+        <w:rPr>
+          <w:b/>
+        </w:rPr>
+        <w:t>Interaction</w:t>
+      </w:r>
+      <w:r>
+        <w:rPr>
+          <w:b w:val="0"/>
+        </w:rPr>
+        <w:t>s can make contributions depend on other components.</w:t>
       </w:r>
     </w:p>
     <w:p>
@@ -668,31 +668,19 @@
         <w:rPr>
           <w:b w:val="0"/>
         </w:rPr>
-        <w:t xml:space="preserve">A result depends on the </w:t>
+        <w:t xml:space="preserve">Use the supplied constructed scenarios to make the </w:t>
       </w:r>
       <w:r>
         <w:rPr>
           <w:b/>
         </w:rPr>
-        <w:t>input</w:t>
+        <w:t>mechanism</w:t>
       </w:r>
       <w:r>
         <w:rPr>
           <w:b w:val="0"/>
         </w:rPr>
-        <w:t xml:space="preserve">s, procedure and conditions that produced it. Preserve data roles and distinguish observed outcomes from </w:t>
-      </w:r>
-      <w:r>
-        <w:rPr>
-          <w:b/>
-        </w:rPr>
-        <w:t>prediction</w:t>
-      </w:r>
-      <w:r>
-        <w:rPr>
-          <w:b w:val="0"/>
-        </w:rPr>
-        <w:t>s or unmeasured conditions.</w:t>
+        <w:t xml:space="preserve"> inspectable. Collect W4 before sharing solutions.</w:t>
       </w:r>
     </w:p>
     <w:p>
@@ -703,7 +691,19 @@
         <w:rPr>
           <w:b w:val="0"/>
         </w:rPr>
-        <w:t>If the prior concept cannot be explained, use a short retrieval activity before this chapter.</w:t>
+        <w:t xml:space="preserve">Students should name intermediate </w:t>
+      </w:r>
+      <w:r>
+        <w:rPr>
+          <w:b/>
+        </w:rPr>
+        <w:t>evidence</w:t>
+      </w:r>
+      <w:r>
+        <w:rPr>
+          <w:b w:val="0"/>
+        </w:rPr>
+        <w:t xml:space="preserve"> and limitations; classroom pacing and learning effectiveness remain unvalidated.</w:t>
       </w:r>
     </w:p>
     <w:p>
@@ -711,7 +711,7 @@
         <w:pStyle w:val="Heading3"/>
       </w:pPr>
       <w:r>
-        <w:t>End goal for the pictorial case</w:t>
+        <w:t>Outcomes</w:t>
       </w:r>
     </w:p>
     <w:p>
@@ -722,19 +722,31 @@
         <w:rPr>
           <w:b w:val="0"/>
         </w:rPr>
-        <w:t xml:space="preserve">Explain </w:t>
+        <w:t xml:space="preserve">Explain the </w:t>
       </w:r>
       <w:r>
         <w:rPr>
           <w:b/>
         </w:rPr>
+        <w:t>mechanism</w:t>
+      </w:r>
+      <w:r>
+        <w:rPr>
+          <w:b w:val="0"/>
+        </w:rPr>
+        <w:t xml:space="preserve"> and terminology of </w:t>
+      </w:r>
+      <w:r>
+        <w:rPr>
+          <w:b/>
+        </w:rPr>
         <w:t>ablation</w:t>
       </w:r>
       <w:r>
         <w:rPr>
           <w:b w:val="0"/>
         </w:rPr>
-        <w:t xml:space="preserve"> studies using the records and boundaries of this fictional investigation.</w:t>
+        <w:t xml:space="preserve"> studies</w:t>
       </w:r>
     </w:p>
     <w:p>
@@ -745,49 +757,34 @@
         <w:rPr>
           <w:b w:val="0"/>
         </w:rPr>
-        <w:t>This added worked case illustrates the week’s main idea. Retain all original and connected topics; schedule its practice within the teaching cycle.</w:t>
+        <w:t>Apply the stated procedure to a new case with a traceable result</w:t>
       </w:r>
     </w:p>
     <w:p>
       <w:pPr>
-        <w:pStyle w:val="Heading1"/>
-      </w:pPr>
-      <w:r>
-        <w:t>02. Explain and model the mechanism</w:t>
+        <w:spacing w:line="336" w:lineRule="auto" w:after="180"/>
+      </w:pPr>
+      <w:r>
+        <w:rPr>
+          <w:b w:val="0"/>
+        </w:rPr>
+        <w:t>Identify an assumption or limitation and design a revealing follow-up</w:t>
       </w:r>
     </w:p>
     <w:p>
-      <w:r>
-        <w:t>Model Ablation studies using the supplied case, labelled mechanism and reasoning. Make the scope of each conclusion explicit.</w:t>
+      <w:pPr>
+        <w:pStyle w:val="Heading3"/>
+      </w:pPr>
+      <w:r>
+        <w:t>Preparation</w:t>
       </w:r>
     </w:p>
     <w:p>
       <w:pPr>
-        <w:spacing w:line="336" w:lineRule="auto" w:after="180"/>
-      </w:pPr>
-      <w:r>
-        <w:rPr>
-          <w:b/>
-        </w:rPr>
-        <w:t>Ablation</w:t>
-      </w:r>
-      <w:r>
-        <w:rPr>
-          <w:b w:val="0"/>
-        </w:rPr>
-        <w:t xml:space="preserve"> removes a component to investigate its contribution under a controlled comparison. </w:t>
-      </w:r>
-      <w:r>
-        <w:rPr>
-          <w:b/>
-        </w:rPr>
-        <w:t>Interaction</w:t>
-      </w:r>
-      <w:r>
-        <w:rPr>
-          <w:b w:val="0"/>
-        </w:rPr>
-        <w:t>s can make contributions depend on other components.</w:t>
+        <w:pStyle w:val="Heading3"/>
+      </w:pPr>
+      <w:r>
+        <w:t>Prerequisite answer</w:t>
       </w:r>
     </w:p>
     <w:p>
@@ -795,7 +792,7 @@
         <w:pStyle w:val="Heading3"/>
       </w:pPr>
       <w:r>
-        <w:t>Explain Ablation studies · 1</w:t>
+        <w:t>End goal for the pictorial case</w:t>
       </w:r>
     </w:p>
     <w:p>
@@ -806,37 +803,1563 @@
         <w:rPr>
           <w:b w:val="0"/>
         </w:rPr>
-        <w:t>Begin by writing the question the procedure is intended to answer. Identify the information already supplied, the information it will produce and the information still missing.</w:t>
+        <w:t>This added worked case illustrates the week’s main idea. Retain all original and connected topics; schedule its practice within the teaching cycle.</w:t>
       </w:r>
     </w:p>
     <w:p>
       <w:pPr>
-        <w:spacing w:line="336" w:lineRule="auto" w:after="180"/>
-      </w:pPr>
-      <w:r>
-        <w:rPr>
-          <w:b w:val="0"/>
-        </w:rPr>
-        <w:t>These are constructed classroom examples; they do not require live accounts, private records or an external service. Do not treat a plausible explanation as a measured outcome.</w:t>
+        <w:pStyle w:val="Heading1"/>
+      </w:pPr>
+      <w:r>
+        <w:t>02. Teach ablations as controlled conditional comparisons</w:t>
       </w:r>
     </w:p>
     <w:p>
-      <w:pPr>
-        <w:spacing w:line="336" w:lineRule="auto" w:after="180"/>
-      </w:pPr>
-      <w:r>
-        <w:rPr>
-          <w:b w:val="0"/>
-        </w:rPr>
-        <w:t>Compare full system, without retrieval and without validation on identical cases and scoring. Hold other settings fixed; record changed failure categories, not just totals.</w:t>
+      <w:r>
+        <w:t>Inspect critical failures and the missing joint-removal cell alongside scores.</w:t>
       </w:r>
     </w:p>
     <w:p>
       <w:pPr>
+        <w:pStyle w:val="Heading2"/>
+      </w:pPr>
+      <w:r>
+        <w:t>Definitions and full contract</w:t>
+      </w:r>
+    </w:p>
+    <w:p>
+      <w:pPr>
+        <w:spacing w:line="336" w:lineRule="auto" w:after="180"/>
+      </w:pPr>
+      <w:r>
+        <w:rPr>
+          <w:b/>
+        </w:rPr>
+        <w:t>Ablation</w:t>
+      </w:r>
+      <w:r>
+        <w:rPr>
+          <w:b w:val="0"/>
+        </w:rPr>
+        <w:t xml:space="preserve"> removes a component to investigate its contribution under a controlled comparison. </w:t>
+      </w:r>
+      <w:r>
+        <w:rPr>
+          <w:b/>
+        </w:rPr>
+        <w:t>Interaction</w:t>
+      </w:r>
+      <w:r>
+        <w:rPr>
+          <w:b w:val="0"/>
+        </w:rPr>
+        <w:t>s can make contributions depend on other components.</w:t>
+      </w:r>
+    </w:p>
+    <w:p>
+      <w:pPr>
+        <w:spacing w:line="336" w:lineRule="auto" w:after="180"/>
+      </w:pPr>
+      <w:r>
+        <w:rPr>
+          <w:b w:val="0"/>
+        </w:rPr>
+        <w:t>Compare full system, without retrieval and without validation on identical cases and scoring. Hold other settings fixed; record changed failure categories, not just totals.</w:t>
+      </w:r>
+    </w:p>
+    <w:tbl>
+      <w:tblPr>
+        <w:tblStyle w:val="LightShading-Accent1"/>
+        <w:tblW w:type="auto" w:w="0"/>
+        <w:tblLook w:firstColumn="1" w:firstRow="1" w:lastColumn="0" w:lastRow="0" w:noHBand="0" w:noVBand="1" w:val="04A0"/>
+      </w:tblPr>
+      <w:tblGrid>
+        <w:gridCol w:w="5112"/>
+        <w:gridCol w:w="5112"/>
+      </w:tblGrid>
+      <w:tr>
+        <w:trPr>
+          <w:tblHeader/>
+        </w:trPr>
+        <w:tc>
+          <w:tcPr>
+            <w:tcW w:type="dxa" w:w="5112"/>
+          </w:tcPr>
+          <w:p>
+            <w:r>
+              <w:t>Comparison item</w:t>
+            </w:r>
+          </w:p>
+        </w:tc>
+        <w:tc>
+          <w:tcPr>
+            <w:tcW w:type="dxa" w:w="5112"/>
+          </w:tcPr>
+          <w:p>
+            <w:r>
+              <w:t>Complete constructed contract</w:t>
+            </w:r>
+          </w:p>
+        </w:tc>
+      </w:tr>
+      <w:tr>
+        <w:tc>
+          <w:tcPr>
+            <w:tcW w:type="dxa" w:w="5112"/>
+          </w:tcPr>
+          <w:p>
+            <w:r>
+              <w:t>Common evaluation</w:t>
+            </w:r>
+          </w:p>
+        </w:tc>
+        <w:tc>
+          <w:tcPr>
+            <w:tcW w:type="dxa" w:w="5112"/>
+          </w:tcPr>
+          <w:p>
+            <w:r>
+              <w:t>Same ten cases, same scoring and all other settings fixed</w:t>
+            </w:r>
+          </w:p>
+        </w:tc>
+      </w:tr>
+      <w:tr>
+        <w:tc>
+          <w:tcPr>
+            <w:tcW w:type="dxa" w:w="5112"/>
+          </w:tcPr>
+          <w:p>
+            <w:r>
+              <w:t>Full system</w:t>
+            </w:r>
+          </w:p>
+        </w:tc>
+        <w:tc>
+          <w:tcPr>
+            <w:tcW w:type="dxa" w:w="5112"/>
+          </w:tcPr>
+          <w:p>
+            <w:r>
+              <w:t>Retrieval and validation present; 8/10 passes</w:t>
+            </w:r>
+          </w:p>
+        </w:tc>
+      </w:tr>
+      <w:tr>
+        <w:tc>
+          <w:tcPr>
+            <w:tcW w:type="dxa" w:w="5112"/>
+          </w:tcPr>
+          <w:p>
+            <w:r>
+              <w:t>Remove retrieval only</w:t>
+            </w:r>
+          </w:p>
+        </w:tc>
+        <w:tc>
+          <w:tcPr>
+            <w:tcW w:type="dxa" w:w="5112"/>
+          </w:tcPr>
+          <w:p>
+            <w:r>
+              <w:t>Validation remains; 5/10 passes</w:t>
+            </w:r>
+          </w:p>
+        </w:tc>
+      </w:tr>
+      <w:tr>
+        <w:tc>
+          <w:tcPr>
+            <w:tcW w:type="dxa" w:w="5112"/>
+          </w:tcPr>
+          <w:p>
+            <w:r>
+              <w:t>Remove validation only</w:t>
+            </w:r>
+          </w:p>
+        </w:tc>
+        <w:tc>
+          <w:tcPr>
+            <w:tcW w:type="dxa" w:w="5112"/>
+          </w:tcPr>
+          <w:p>
+            <w:r>
+              <w:t>Retrieval remains; 7/10 passes; an unauthorized action is stipulated</w:t>
+            </w:r>
+          </w:p>
+        </w:tc>
+      </w:tr>
+      <w:tr>
+        <w:tc>
+          <w:tcPr>
+            <w:tcW w:type="dxa" w:w="5112"/>
+          </w:tcPr>
+          <w:p>
+            <w:r>
+              <w:t>Remove both</w:t>
+            </w:r>
+          </w:p>
+        </w:tc>
+        <w:tc>
+          <w:tcPr>
+            <w:tcW w:type="dxa" w:w="5112"/>
+          </w:tcPr>
+          <w:p>
+            <w:r>
+              <w:t>Not supplied; do not invent this outcome</w:t>
+            </w:r>
+          </w:p>
+        </w:tc>
+      </w:tr>
+      <w:tr>
+        <w:tc>
+          <w:tcPr>
+            <w:tcW w:type="dxa" w:w="5112"/>
+          </w:tcPr>
+          <w:p>
+            <w:r>
+              <w:t>Reported effects</w:t>
+            </w:r>
+          </w:p>
+        </w:tc>
+        <w:tc>
+          <w:tcPr>
+            <w:tcW w:type="dxa" w:w="5112"/>
+          </w:tcPr>
+          <w:p>
+            <w:r>
+              <w:t>Full minus ablated pass count and percentage-point difference</w:t>
+            </w:r>
+          </w:p>
+        </w:tc>
+      </w:tr>
+      <w:tr>
+        <w:tc>
+          <w:tcPr>
+            <w:tcW w:type="dxa" w:w="5112"/>
+          </w:tcPr>
+          <w:p>
+            <w:r>
+              <w:t>Case identities</w:t>
+            </w:r>
+          </w:p>
+        </w:tc>
+        <w:tc>
+          <w:tcPr>
+            <w:tcW w:type="dxa" w:w="5112"/>
+          </w:tcPr>
+          <w:p>
+            <w:r>
+              <w:t>Not supplied; net differences do not identify which cases flipped</w:t>
+            </w:r>
+          </w:p>
+        </w:tc>
+      </w:tr>
+      <w:tr>
+        <w:tc>
+          <w:tcPr>
+            <w:tcW w:type="dxa" w:w="5112"/>
+          </w:tcPr>
+          <w:p>
+            <w:r>
+              <w:t>Scope</w:t>
+            </w:r>
+          </w:p>
+        </w:tc>
+        <w:tc>
+          <w:tcPr>
+            <w:tcW w:type="dxa" w:w="5112"/>
+          </w:tcPr>
+          <w:p>
+            <w:r>
+              <w:t>Supplied fictional summaries, not actual model runs or population causal estimates</w:t>
+            </w:r>
+          </w:p>
+        </w:tc>
+      </w:tr>
+    </w:tbl>
+    <w:p>
+      <w:pPr>
+        <w:pStyle w:val="Heading2"/>
+      </w:pPr>
+      <w:r>
+        <w:t>Main ledger and checked teacher reasoning</w:t>
+      </w:r>
+    </w:p>
+    <w:tbl>
+      <w:tblPr>
+        <w:tblStyle w:val="LightShading-Accent1"/>
+        <w:tblW w:type="auto" w:w="0"/>
+        <w:tblLook w:firstColumn="1" w:firstRow="1" w:lastColumn="0" w:lastRow="0" w:noHBand="0" w:noVBand="1" w:val="04A0"/>
+      </w:tblPr>
+      <w:tblGrid>
+        <w:gridCol w:w="2556"/>
+        <w:gridCol w:w="2556"/>
+        <w:gridCol w:w="2556"/>
+        <w:gridCol w:w="2556"/>
+      </w:tblGrid>
+      <w:tr>
+        <w:trPr>
+          <w:tblHeader/>
+        </w:trPr>
+        <w:tc>
+          <w:tcPr>
+            <w:tcW w:type="dxa" w:w="2556"/>
+          </w:tcPr>
+          <w:p>
+            <w:r>
+              <w:t>Condition</w:t>
+            </w:r>
+          </w:p>
+        </w:tc>
+        <w:tc>
+          <w:tcPr>
+            <w:tcW w:type="dxa" w:w="2556"/>
+          </w:tcPr>
+          <w:p>
+            <w:r>
+              <w:t>Pass count/rate</w:t>
+            </w:r>
+          </w:p>
+        </w:tc>
+        <w:tc>
+          <w:tcPr>
+            <w:tcW w:type="dxa" w:w="2556"/>
+          </w:tcPr>
+          <w:p>
+            <w:r>
+              <w:t>Net drop from full</w:t>
+            </w:r>
+          </w:p>
+        </w:tc>
+        <w:tc>
+          <w:tcPr>
+            <w:tcW w:type="dxa" w:w="2556"/>
+          </w:tcPr>
+          <w:p>
+            <w:r>
+              <w:t>Interpretation</w:t>
+            </w:r>
+          </w:p>
+        </w:tc>
+      </w:tr>
+      <w:tr>
+        <w:tc>
+          <w:tcPr>
+            <w:tcW w:type="dxa" w:w="2556"/>
+          </w:tcPr>
+          <w:p>
+            <w:r>
+              <w:t>Full system</w:t>
+            </w:r>
+          </w:p>
+        </w:tc>
+        <w:tc>
+          <w:tcPr>
+            <w:tcW w:type="dxa" w:w="2556"/>
+          </w:tcPr>
+          <w:p>
+            <w:r>
+              <w:t>8/10 = 80%</w:t>
+            </w:r>
+          </w:p>
+        </w:tc>
+        <w:tc>
+          <w:tcPr>
+            <w:tcW w:type="dxa" w:w="2556"/>
+          </w:tcPr>
+          <w:p>
+            <w:r>
+              <w:t>Reference</w:t>
+            </w:r>
+          </w:p>
+        </w:tc>
+        <w:tc>
+          <w:tcPr>
+            <w:tcW w:type="dxa" w:w="2556"/>
+          </w:tcPr>
+          <w:p>
+            <w:r>
+              <w:t>Both components present</w:t>
+            </w:r>
+          </w:p>
+        </w:tc>
+      </w:tr>
+      <w:tr>
+        <w:tc>
+          <w:tcPr>
+            <w:tcW w:type="dxa" w:w="2556"/>
+          </w:tcPr>
+          <w:p>
+            <w:r>
+              <w:t>Without retrieval</w:t>
+            </w:r>
+          </w:p>
+        </w:tc>
+        <w:tc>
+          <w:tcPr>
+            <w:tcW w:type="dxa" w:w="2556"/>
+          </w:tcPr>
+          <w:p>
+            <w:r>
+              <w:t>5/10 = 50%</w:t>
+            </w:r>
+          </w:p>
+        </w:tc>
+        <w:tc>
+          <w:tcPr>
+            <w:tcW w:type="dxa" w:w="2556"/>
+          </w:tcPr>
+          <w:p>
+            <w:r>
+              <w:t>3 passes; 30 percentage points</w:t>
+            </w:r>
+          </w:p>
+        </w:tc>
+        <w:tc>
+          <w:tcPr>
+            <w:tcW w:type="dxa" w:w="2556"/>
+          </w:tcPr>
+          <w:p>
+            <w:r>
+              <w:t>Conditional removal effect in this configuration</w:t>
+            </w:r>
+          </w:p>
+        </w:tc>
+      </w:tr>
+      <w:tr>
+        <w:tc>
+          <w:tcPr>
+            <w:tcW w:type="dxa" w:w="2556"/>
+          </w:tcPr>
+          <w:p>
+            <w:r>
+              <w:t>Without validation</w:t>
+            </w:r>
+          </w:p>
+        </w:tc>
+        <w:tc>
+          <w:tcPr>
+            <w:tcW w:type="dxa" w:w="2556"/>
+          </w:tcPr>
+          <w:p>
+            <w:r>
+              <w:t>7/10 = 70%</w:t>
+            </w:r>
+          </w:p>
+        </w:tc>
+        <w:tc>
+          <w:tcPr>
+            <w:tcW w:type="dxa" w:w="2556"/>
+          </w:tcPr>
+          <w:p>
+            <w:r>
+              <w:t>1 pass; 10 percentage points</w:t>
+            </w:r>
+          </w:p>
+        </w:tc>
+        <w:tc>
+          <w:tcPr>
+            <w:tcW w:type="dxa" w:w="2556"/>
+          </w:tcPr>
+          <w:p>
+            <w:r>
+              <w:t>Also permits a stipulated unauthorized action</w:t>
+            </w:r>
+          </w:p>
+        </w:tc>
+      </w:tr>
+      <w:tr>
+        <w:tc>
+          <w:tcPr>
+            <w:tcW w:type="dxa" w:w="2556"/>
+          </w:tcPr>
+          <w:p>
+            <w:r>
+              <w:t>Without both</w:t>
+            </w:r>
+          </w:p>
+        </w:tc>
+        <w:tc>
+          <w:tcPr>
+            <w:tcW w:type="dxa" w:w="2556"/>
+          </w:tcPr>
+          <w:p>
+            <w:r>
+              <w:t>Unknown</w:t>
+            </w:r>
+          </w:p>
+        </w:tc>
+        <w:tc>
+          <w:tcPr>
+            <w:tcW w:type="dxa" w:w="2556"/>
+          </w:tcPr>
+          <w:p>
+            <w:r>
+              <w:t>Unknown</w:t>
+            </w:r>
+          </w:p>
+        </w:tc>
+        <w:tc>
+          <w:tcPr>
+            <w:tcW w:type="dxa" w:w="2556"/>
+          </w:tcPr>
+          <w:p>
+            <w:r>
+              <w:t>Cannot calculate joint effect or interaction</w:t>
+            </w:r>
+          </w:p>
+        </w:tc>
+      </w:tr>
+      <w:tr>
+        <w:tc>
+          <w:tcPr>
+            <w:tcW w:type="dxa" w:w="2556"/>
+          </w:tcPr>
+          <w:p>
+            <w:r>
+              <w:t>Changed case identities</w:t>
+            </w:r>
+          </w:p>
+        </w:tc>
+        <w:tc>
+          <w:tcPr>
+            <w:tcW w:type="dxa" w:w="2556"/>
+          </w:tcPr>
+          <w:p>
+            <w:r>
+              <w:t>Unknown</w:t>
+            </w:r>
+          </w:p>
+        </w:tc>
+        <w:tc>
+          <w:tcPr>
+            <w:tcW w:type="dxa" w:w="2556"/>
+          </w:tcPr>
+          <w:p>
+            <w:r>
+              <w:t>Net count is not a flip ledger</w:t>
+            </w:r>
+          </w:p>
+        </w:tc>
+        <w:tc>
+          <w:tcPr>
+            <w:tcW w:type="dxa" w:w="2556"/>
+          </w:tcPr>
+          <w:p>
+            <w:r>
+              <w:t>Inspect per-case records if collected</w:t>
+            </w:r>
+          </w:p>
+        </w:tc>
+      </w:tr>
+    </w:tbl>
+    <w:p>
+      <w:pPr>
+        <w:spacing w:line="336" w:lineRule="auto" w:after="180"/>
+      </w:pPr>
+      <w:r>
+        <w:rPr>
+          <w:b w:val="0"/>
+        </w:rPr>
+        <w:t>Main: retrieval removal drops 8 to 5 passes, three passes or thirty percentage points. Validation removal drops 8 to 7, one pass or ten points, and permits a stipulated unauthorized action. Score magnitude alone does not capture that boundary. Joint removal is unknown; compatible hypothetical neither counts 4 or 6 yield interaction contrasts 0 or 2.</w:t>
+      </w:r>
+    </w:p>
+    <w:p>
+      <w:pPr>
+        <w:spacing w:line="336" w:lineRule="auto" w:after="180"/>
+      </w:pPr>
+      <w:r>
+        <w:rPr>
+          <w:b w:val="0"/>
+        </w:rPr>
+        <w:t>Separate filter example: 8/10 to 6/10 is a net two passes, twenty percentage points or a 25% relative decrease. Exact changed cases are unknown. Selected independent totals 12/15, 9/15 and 11/15 give drops 3/15 = 20 points and 1/15 ≈ 6.667 points, conditional on the remaining components. No real model execution, significance or universal causal contribution follows.</w:t>
+      </w:r>
+    </w:p>
+    <w:p>
+      <w:pPr>
         <w:pStyle w:val="Heading3"/>
       </w:pPr>
       <w:r>
-        <w:t>Explain Ablation studies · 2</w:t>
+        <w:t>Ablation studies — evidence trace</w:t>
+      </w:r>
+    </w:p>
+    <w:tbl>
+      <w:tblPr>
+        <w:tblStyle w:val="LightShading-Accent1"/>
+        <w:tblW w:type="auto" w:w="0"/>
+        <w:tblLook w:firstColumn="1" w:firstRow="1" w:lastColumn="0" w:lastRow="0" w:noHBand="0" w:noVBand="1" w:val="04A0"/>
+      </w:tblPr>
+      <w:tblGrid>
+        <w:gridCol w:w="3408"/>
+        <w:gridCol w:w="3408"/>
+        <w:gridCol w:w="3408"/>
+      </w:tblGrid>
+      <w:tr>
+        <w:trPr>
+          <w:tblHeader/>
+        </w:trPr>
+        <w:tc>
+          <w:tcPr>
+            <w:tcW w:type="dxa" w:w="3408"/>
+          </w:tcPr>
+          <w:p>
+            <w:r>
+              <w:t>Input and scope</w:t>
+            </w:r>
+          </w:p>
+        </w:tc>
+        <w:tc>
+          <w:tcPr>
+            <w:tcW w:type="dxa" w:w="3408"/>
+          </w:tcPr>
+          <w:p>
+            <w:r>
+              <w:t>Check or calculation</w:t>
+            </w:r>
+          </w:p>
+        </w:tc>
+        <w:tc>
+          <w:tcPr>
+            <w:tcW w:type="dxa" w:w="3408"/>
+          </w:tcPr>
+          <w:p>
+            <w:r>
+              <w:t>Conclusion and limit</w:t>
+            </w:r>
+          </w:p>
+        </w:tc>
+      </w:tr>
+      <w:tr>
+        <w:tc>
+          <w:tcPr>
+            <w:tcW w:type="dxa" w:w="3408"/>
+          </w:tcPr>
+          <w:p>
+            <w:r>
+              <w:t>Full system 8/10, without retrieval 5/10, without validation 7/10; the last permits an unauthorised action.</w:t>
+            </w:r>
+          </w:p>
+        </w:tc>
+        <w:tc>
+          <w:tcPr>
+            <w:tcW w:type="dxa" w:w="3408"/>
+          </w:tcPr>
+          <w:p>
+            <w:r>
+              <w:t>Compare full system, without retrieval and without validation on identical cases and scoring. Hold other settings fixed; record changed failure categories, not just totals.</w:t>
+            </w:r>
+          </w:p>
+        </w:tc>
+        <w:tc>
+          <w:tcPr>
+            <w:tcW w:type="dxa" w:w="3408"/>
+          </w:tcPr>
+          <w:p>
+            <w:r>
+              <w:t>Drops 3 and 1 passes respectively in this sample. Validation's critical action boundary is not captured by pass-count magnitude alone.</w:t>
+            </w:r>
+          </w:p>
+        </w:tc>
+      </w:tr>
+    </w:tbl>
+    <w:p>
+      <w:r>
+        <w:t>The figure connects this chapter's worked input, declared procedure and result. Read the complete worked reasoning for qualifiers and intermediate steps; the abbreviated labels do not replace that reasoning.</w:t>
+      </w:r>
+    </w:p>
+    <w:p>
+      <w:pPr>
+        <w:spacing w:line="336" w:lineRule="auto" w:after="180"/>
+      </w:pPr>
+      <w:r>
+        <w:rPr>
+          <w:b w:val="0"/>
+        </w:rPr>
+        <w:t xml:space="preserve">Guided: Drops 3 and 1 passes respectively in this sample. Validation's critical action boundary is not captured by pass-count magnitude alone. Qualification: Removing a component changes a complete procedure; attribution depends on the controlled design and possible </w:t>
+      </w:r>
+      <w:r>
+        <w:rPr>
+          <w:b/>
+        </w:rPr>
+        <w:t>interaction</w:t>
+      </w:r>
+      <w:r>
+        <w:rPr>
+          <w:b w:val="0"/>
+        </w:rPr>
+        <w:t xml:space="preserve">s. Exit: accept a concrete variation with its predicted outcome and a stated condition that would challenge the </w:t>
+      </w:r>
+      <w:r>
+        <w:rPr>
+          <w:b/>
+        </w:rPr>
+        <w:t>mechanism</w:t>
+      </w:r>
+      <w:r>
+        <w:rPr>
+          <w:b w:val="0"/>
+        </w:rPr>
+        <w:t xml:space="preserve">; reject a claim resting on unmeasured </w:t>
+      </w:r>
+      <w:r>
+        <w:rPr>
+          <w:b/>
+        </w:rPr>
+        <w:t>evidence</w:t>
+      </w:r>
+      <w:r>
+        <w:rPr>
+          <w:b w:val="0"/>
+        </w:rPr>
+        <w:t>.</w:t>
+      </w:r>
+    </w:p>
+    <w:p>
+      <w:pPr>
+        <w:spacing w:line="336" w:lineRule="auto" w:after="180"/>
+      </w:pPr>
+      <w:r>
+        <w:rPr>
+          <w:b w:val="0"/>
+        </w:rPr>
+        <w:t>Full system 8/10, without retrieval 5/10, without validation 7/10; the last permits an unauthorised action.</w:t>
+      </w:r>
+    </w:p>
+    <w:p>
+      <w:pPr>
+        <w:spacing w:line="336" w:lineRule="auto" w:after="180"/>
+      </w:pPr>
+      <w:r>
+        <w:rPr>
+          <w:b w:val="0"/>
+        </w:rPr>
+        <w:t>Drops 3 and 1 passes respectively in this sample. Validation's critical action boundary is not captured by pass-count magnitude alone.</w:t>
+      </w:r>
+    </w:p>
+    <w:p>
+      <w:pPr>
+        <w:spacing w:line="336" w:lineRule="auto" w:after="180"/>
+      </w:pPr>
+      <w:r>
+        <w:rPr>
+          <w:b w:val="0"/>
+        </w:rPr>
+        <w:t xml:space="preserve">Compare the intermediate </w:t>
+      </w:r>
+      <w:r>
+        <w:rPr>
+          <w:b/>
+        </w:rPr>
+        <w:t>evidence</w:t>
+      </w:r>
+      <w:r>
+        <w:rPr>
+          <w:b w:val="0"/>
+        </w:rPr>
+        <w:t xml:space="preserve"> with the final statement. Explain why each number or decision follows from the stated </w:t>
+      </w:r>
+      <w:r>
+        <w:rPr>
+          <w:b/>
+        </w:rPr>
+        <w:t>input</w:t>
+      </w:r>
+      <w:r>
+        <w:rPr>
+          <w:b w:val="0"/>
+        </w:rPr>
+        <w:t>s.</w:t>
+      </w:r>
+    </w:p>
+    <w:p>
+      <w:pPr>
+        <w:spacing w:line="336" w:lineRule="auto" w:after="180"/>
+      </w:pPr>
+      <w:r>
+        <w:rPr>
+          <w:b w:val="0"/>
+        </w:rPr>
+        <w:t xml:space="preserve">The conclusion belongs to this scenario and procedure; changing the </w:t>
+      </w:r>
+      <w:r>
+        <w:rPr>
+          <w:b/>
+        </w:rPr>
+        <w:t>input</w:t>
+      </w:r>
+      <w:r>
+        <w:rPr>
+          <w:b w:val="0"/>
+        </w:rPr>
+        <w:t>s, evaluation population or authority can change what it establishes. Retain the raw record so a later revision can be compared honestly.</w:t>
+      </w:r>
+    </w:p>
+    <w:p>
+      <w:pPr>
+        <w:pStyle w:val="Heading2"/>
+      </w:pPr>
+      <w:r>
+        <w:t>Interaction and severity probes</w:t>
+      </w:r>
+    </w:p>
+    <w:tbl>
+      <w:tblPr>
+        <w:tblStyle w:val="LightShading-Accent1"/>
+        <w:tblW w:type="auto" w:w="0"/>
+        <w:tblLook w:firstColumn="1" w:firstRow="1" w:lastColumn="0" w:lastRow="0" w:noHBand="0" w:noVBand="1" w:val="04A0"/>
+      </w:tblPr>
+      <w:tblGrid>
+        <w:gridCol w:w="5112"/>
+        <w:gridCol w:w="5112"/>
+      </w:tblGrid>
+      <w:tr>
+        <w:trPr>
+          <w:tblHeader/>
+        </w:trPr>
+        <w:tc>
+          <w:tcPr>
+            <w:tcW w:type="dxa" w:w="5112"/>
+          </w:tcPr>
+          <w:p>
+            <w:r>
+              <w:t>Ablation audit</w:t>
+            </w:r>
+          </w:p>
+        </w:tc>
+        <w:tc>
+          <w:tcPr>
+            <w:tcW w:type="dxa" w:w="5112"/>
+          </w:tcPr>
+          <w:p>
+            <w:r>
+              <w:t>Checked interpretation</w:t>
+            </w:r>
+          </w:p>
+        </w:tc>
+      </w:tr>
+      <w:tr>
+        <w:tc>
+          <w:tcPr>
+            <w:tcW w:type="dxa" w:w="5112"/>
+          </w:tcPr>
+          <w:p>
+            <w:r>
+              <w:t>Removing validation drops only one pass</w:t>
+            </w:r>
+          </w:p>
+        </w:tc>
+        <w:tc>
+          <w:tcPr>
+            <w:tcW w:type="dxa" w:w="5112"/>
+          </w:tcPr>
+          <w:p>
+            <w:r>
+              <w:t>Do not dismiss the stipulated unauthorized action</w:t>
+            </w:r>
+          </w:p>
+        </w:tc>
+      </w:tr>
+      <w:tr>
+        <w:tc>
+          <w:tcPr>
+            <w:tcW w:type="dxa" w:w="5112"/>
+          </w:tcPr>
+          <w:p>
+            <w:r>
+              <w:t>Adding the two observed drops</w:t>
+            </w:r>
+          </w:p>
+        </w:tc>
+        <w:tc>
+          <w:tcPr>
+            <w:tcW w:type="dxa" w:w="5112"/>
+          </w:tcPr>
+          <w:p>
+            <w:r>
+              <w:t>Does not determine the unobserved joint removal</w:t>
+            </w:r>
+          </w:p>
+        </w:tc>
+      </w:tr>
+      <w:tr>
+        <w:tc>
+          <w:tcPr>
+            <w:tcW w:type="dxa" w:w="5112"/>
+          </w:tcPr>
+          <w:p>
+            <w:r>
+              <w:t>Both-removal count hypothetically 4</w:t>
+            </w:r>
+          </w:p>
+        </w:tc>
+        <w:tc>
+          <w:tcPr>
+            <w:tcW w:type="dxa" w:w="5112"/>
+          </w:tcPr>
+          <w:p>
+            <w:r>
+              <w:t>Interaction contrast 8 − 7 − 5 + 4 = 0</w:t>
+            </w:r>
+          </w:p>
+        </w:tc>
+      </w:tr>
+      <w:tr>
+        <w:tc>
+          <w:tcPr>
+            <w:tcW w:type="dxa" w:w="5112"/>
+          </w:tcPr>
+          <w:p>
+            <w:r>
+              <w:t>Both-removal count hypothetically 6</w:t>
+            </w:r>
+          </w:p>
+        </w:tc>
+        <w:tc>
+          <w:tcPr>
+            <w:tcW w:type="dxa" w:w="5112"/>
+          </w:tcPr>
+          <w:p>
+            <w:r>
+              <w:t>Interaction contrast 8 − 7 − 5 + 6 = 2; also compatible with supplied three cells</w:t>
+            </w:r>
+          </w:p>
+        </w:tc>
+      </w:tr>
+      <w:tr>
+        <w:tc>
+          <w:tcPr>
+            <w:tcW w:type="dxa" w:w="5112"/>
+          </w:tcPr>
+          <w:p>
+            <w:r>
+              <w:t>Hypothetical counterexamples</w:t>
+            </w:r>
+          </w:p>
+        </w:tc>
+        <w:tc>
+          <w:tcPr>
+            <w:tcW w:type="dxa" w:w="5112"/>
+          </w:tcPr>
+          <w:p>
+            <w:r>
+              <w:t>Neither is an observed result; they demonstrate missing information</w:t>
+            </w:r>
+          </w:p>
+        </w:tc>
+      </w:tr>
+      <w:tr>
+        <w:tc>
+          <w:tcPr>
+            <w:tcW w:type="dxa" w:w="5112"/>
+          </w:tcPr>
+          <w:p>
+            <w:r>
+              <w:t>Net score falls by two</w:t>
+            </w:r>
+          </w:p>
+        </w:tc>
+        <w:tc>
+          <w:tcPr>
+            <w:tcW w:type="dxa" w:w="5112"/>
+          </w:tcPr>
+          <w:p>
+            <w:r>
+              <w:t>Per-case gains and losses may offset; exact flips unknown</w:t>
+            </w:r>
+          </w:p>
+        </w:tc>
+      </w:tr>
+      <w:tr>
+        <w:tc>
+          <w:tcPr>
+            <w:tcW w:type="dxa" w:w="5112"/>
+          </w:tcPr>
+          <w:p>
+            <w:r>
+              <w:t>Filter and model both change</w:t>
+            </w:r>
+          </w:p>
+        </w:tc>
+        <w:tc>
+          <w:tcPr>
+            <w:tcW w:type="dxa" w:w="5112"/>
+          </w:tcPr>
+          <w:p>
+            <w:r>
+              <w:t>Alternative explanations prevent filter-only attribution</w:t>
+            </w:r>
+          </w:p>
+        </w:tc>
+      </w:tr>
+      <w:tr>
+        <w:tc>
+          <w:tcPr>
+            <w:tcW w:type="dxa" w:w="5112"/>
+          </w:tcPr>
+          <w:p>
+            <w:r>
+              <w:t>All settings said to be fixed</w:t>
+            </w:r>
+          </w:p>
+        </w:tc>
+        <w:tc>
+          <w:tcPr>
+            <w:tcW w:type="dxa" w:w="5112"/>
+          </w:tcPr>
+          <w:p>
+            <w:r>
+              <w:t>An exercise assumption; actual study would need recorded settings and outputs</w:t>
+            </w:r>
+          </w:p>
+        </w:tc>
+      </w:tr>
+    </w:tbl>
+    <w:p>
+      <w:pPr>
+        <w:pStyle w:val="Heading2"/>
+      </w:pPr>
+      <w:r>
+        <w:t>Separate filter inputs and native main grid</w:t>
+      </w:r>
+    </w:p>
+    <w:p>
+      <w:pPr>
+        <w:spacing w:line="336" w:lineRule="auto" w:after="180"/>
+      </w:pPr>
+      <w:r>
+        <w:rPr>
+          <w:b w:val="0"/>
+        </w:rPr>
+        <w:t>Remove one component at a time. A retrieval pipeline has search plus a relevance filter. A team tests the filter’s contribution.</w:t>
+      </w:r>
+    </w:p>
+    <w:p>
+      <w:pPr>
+        <w:spacing w:line="336" w:lineRule="auto" w:after="180"/>
+      </w:pPr>
+      <w:r>
+        <w:rPr>
+          <w:b w:val="0"/>
+        </w:rPr>
+        <w:t>Full pipeline: 8/10 correct. Filter removed: 6/10 on the same cases, with all other settings fixed.</w:t>
+      </w:r>
+    </w:p>
+    <w:p>
+      <w:pPr>
+        <w:spacing w:line="336" w:lineRule="auto" w:after="180"/>
+      </w:pPr>
+      <w:r>
+        <w:rPr>
+          <w:b w:val="0"/>
+        </w:rPr>
+        <w:t>The main grid separates retrieval and validation. Its two observed net score drops are three and one passes, but their sum does not establish the result of removing both. The separate picture investigates a relevance filter instead: full pipeline 8/10 versus filter removed 6/10, a net drop of two passes or twenty percentage points.</w:t>
+      </w:r>
+    </w:p>
+    <w:p>
+      <w:pPr>
+        <w:spacing w:line="336" w:lineRule="auto" w:after="180"/>
+      </w:pPr>
+      <w:r>
+        <w:rPr>
+          <w:b w:val="0"/>
+        </w:rPr>
+        <w:t>The aggregate counts do not show whether exactly two cases changed; gains and losses could offset. If the model version also changes, the comparison cannot isolate the filter. Neither picture records a real model execution or proves a universal contribution.</w:t>
+      </w:r>
+    </w:p>
+    <w:p>
+      <w:r>
+        <w:drawing>
+          <wp:inline xmlns:a="http://schemas.openxmlformats.org/drawingml/2006/main" xmlns:pic="http://schemas.openxmlformats.org/drawingml/2006/picture">
+            <wp:extent cx="4995992" cy="3200399"/>
+            <wp:docPr id="1" name="Picture 1" descr="Four-cell ablation grid. Retrieval and validation on gives eight of ten passes. Retrieval off with validation on gives five. Retrieval on with validation off gives seven and permits a stipulated unauthorized action. Removing both is unknown. These counts do not identify changed cases or establish an additive contribution."/>
+            <wp:cNvGraphicFramePr>
+              <a:graphicFrameLocks noChangeAspect="1"/>
+            </wp:cNvGraphicFramePr>
+            <a:graphic>
+              <a:graphicData uri="http://schemas.openxmlformats.org/drawingml/2006/picture">
+                <pic:pic>
+                  <pic:nvPicPr>
+                    <pic:cNvPr id="0" name="ai-7-16-ablation-grid.png"/>
+                    <pic:cNvPicPr/>
+                  </pic:nvPicPr>
+                  <pic:blipFill>
+                    <a:blip r:embed="rId9"/>
+                    <a:stretch>
+                      <a:fillRect/>
+                    </a:stretch>
+                  </pic:blipFill>
+                  <pic:spPr>
+                    <a:xfrm>
+                      <a:off x="0" y="0"/>
+                      <a:ext cx="4995992" cy="3200399"/>
+                    </a:xfrm>
+                    <a:prstGeom prst="rect"/>
+                  </pic:spPr>
+                </pic:pic>
+              </a:graphicData>
+            </a:graphic>
+          </wp:inline>
+        </w:drawing>
+      </w:r>
+    </w:p>
+    <w:tbl>
+      <w:tblPr>
+        <w:tblStyle w:val="LightShading-Accent1"/>
+        <w:tblW w:type="auto" w:w="0"/>
+        <w:tblLook w:firstColumn="1" w:firstRow="1" w:lastColumn="0" w:lastRow="0" w:noHBand="0" w:noVBand="1" w:val="04A0"/>
+      </w:tblPr>
+      <w:tblGrid>
+        <w:gridCol w:w="5112"/>
+        <w:gridCol w:w="5112"/>
+      </w:tblGrid>
+      <w:tr>
+        <w:trPr>
+          <w:tblHeader/>
+        </w:trPr>
+        <w:tc>
+          <w:tcPr>
+            <w:tcW w:type="dxa" w:w="5112"/>
+          </w:tcPr>
+          <w:p>
+            <w:r>
+              <w:t>Separate filter picture</w:t>
+            </w:r>
+          </w:p>
+        </w:tc>
+        <w:tc>
+          <w:tcPr>
+            <w:tcW w:type="dxa" w:w="5112"/>
+          </w:tcPr>
+          <w:p>
+            <w:r>
+              <w:t>Calculation or evidence limit</w:t>
+            </w:r>
+          </w:p>
+        </w:tc>
+      </w:tr>
+      <w:tr>
+        <w:tc>
+          <w:tcPr>
+            <w:tcW w:type="dxa" w:w="5112"/>
+          </w:tcPr>
+          <w:p>
+            <w:r>
+              <w:t>Full pipeline</w:t>
+            </w:r>
+          </w:p>
+        </w:tc>
+        <w:tc>
+          <w:tcPr>
+            <w:tcW w:type="dxa" w:w="5112"/>
+          </w:tcPr>
+          <w:p>
+            <w:r>
+              <w:t>8/10 = 80%</w:t>
+            </w:r>
+          </w:p>
+        </w:tc>
+      </w:tr>
+      <w:tr>
+        <w:tc>
+          <w:tcPr>
+            <w:tcW w:type="dxa" w:w="5112"/>
+          </w:tcPr>
+          <w:p>
+            <w:r>
+              <w:t>Filter removed only</w:t>
+            </w:r>
+          </w:p>
+        </w:tc>
+        <w:tc>
+          <w:tcPr>
+            <w:tcW w:type="dxa" w:w="5112"/>
+          </w:tcPr>
+          <w:p>
+            <w:r>
+              <w:t>6/10 = 60%</w:t>
+            </w:r>
+          </w:p>
+        </w:tc>
+      </w:tr>
+      <w:tr>
+        <w:tc>
+          <w:tcPr>
+            <w:tcW w:type="dxa" w:w="5112"/>
+          </w:tcPr>
+          <w:p>
+            <w:r>
+              <w:t>Net difference</w:t>
+            </w:r>
+          </w:p>
+        </w:tc>
+        <w:tc>
+          <w:tcPr>
+            <w:tcW w:type="dxa" w:w="5112"/>
+          </w:tcPr>
+          <w:p>
+            <w:r>
+              <w:t>8 − 6 = 2 passes; 80% − 60% = 20 percentage points</w:t>
+            </w:r>
+          </w:p>
+        </w:tc>
+      </w:tr>
+      <w:tr>
+        <w:tc>
+          <w:tcPr>
+            <w:tcW w:type="dxa" w:w="5112"/>
+          </w:tcPr>
+          <w:p>
+            <w:r>
+              <w:t>Relative decrease from full</w:t>
+            </w:r>
+          </w:p>
+        </w:tc>
+        <w:tc>
+          <w:tcPr>
+            <w:tcW w:type="dxa" w:w="5112"/>
+          </w:tcPr>
+          <w:p>
+            <w:r>
+              <w:t>2/8 = 25%; differs from 20 percentage points</w:t>
+            </w:r>
+          </w:p>
+        </w:tc>
+      </w:tr>
+      <w:tr>
+        <w:tc>
+          <w:tcPr>
+            <w:tcW w:type="dxa" w:w="5112"/>
+          </w:tcPr>
+          <w:p>
+            <w:r>
+              <w:t>Changed model as well</w:t>
+            </w:r>
+          </w:p>
+        </w:tc>
+        <w:tc>
+          <w:tcPr>
+            <w:tcW w:type="dxa" w:w="5112"/>
+          </w:tcPr>
+          <w:p>
+            <w:r>
+              <w:t>Two factors vary; filter-only attribution is lost</w:t>
+            </w:r>
+          </w:p>
+        </w:tc>
+      </w:tr>
+      <w:tr>
+        <w:tc>
+          <w:tcPr>
+            <w:tcW w:type="dxa" w:w="5112"/>
+          </w:tcPr>
+          <w:p>
+            <w:r>
+              <w:t>Which cases changed</w:t>
+            </w:r>
+          </w:p>
+        </w:tc>
+        <w:tc>
+          <w:tcPr>
+            <w:tcW w:type="dxa" w:w="5112"/>
+          </w:tcPr>
+          <w:p>
+            <w:r>
+              <w:t>Not supplied; net two is not proof of exactly two flips</w:t>
+            </w:r>
+          </w:p>
+        </w:tc>
+      </w:tr>
+      <w:tr>
+        <w:tc>
+          <w:tcPr>
+            <w:tcW w:type="dxa" w:w="5112"/>
+          </w:tcPr>
+          <w:p>
+            <w:r>
+              <w:t>General conclusion</w:t>
+            </w:r>
+          </w:p>
+        </w:tc>
+        <w:tc>
+          <w:tcPr>
+            <w:tcW w:type="dxa" w:w="5112"/>
+          </w:tcPr>
+          <w:p>
+            <w:r>
+              <w:t>Conditional descriptive comparison; no universal benefit or significance established</w:t>
+            </w:r>
+          </w:p>
+        </w:tc>
+      </w:tr>
+    </w:tbl>
+    <w:p>
+      <w:pPr>
+        <w:pStyle w:val="Heading2"/>
+      </w:pPr>
+      <w:r>
+        <w:t>Picture trace and changed-model explanation</w:t>
+      </w:r>
+    </w:p>
+    <w:p>
+      <w:r>
+        <w:drawing>
+          <wp:inline xmlns:a="http://schemas.openxmlformats.org/drawingml/2006/main" xmlns:pic="http://schemas.openxmlformats.org/drawingml/2006/picture">
+            <wp:extent cx="5486400" cy="3182112"/>
+            <wp:docPr id="2" name="Picture 2" descr="Name the component: The relevance filter is the single declared change. → Run the ablation: Remove only the filter and preserve cases and scoring. → Compare outcomes: Correctness falls from 80% to 60%, two cases in this set."/>
+            <wp:cNvGraphicFramePr>
+              <a:graphicFrameLocks noChangeAspect="1"/>
+            </wp:cNvGraphicFramePr>
+            <a:graphic>
+              <a:graphicData uri="http://schemas.openxmlformats.org/drawingml/2006/picture">
+                <pic:pic>
+                  <pic:nvPicPr>
+                    <pic:cNvPr id="0" name="academy-story-ai-7-16-02.png"/>
+                    <pic:cNvPicPr/>
+                  </pic:nvPicPr>
+                  <pic:blipFill>
+                    <a:blip r:embed="rId10"/>
+                    <a:stretch>
+                      <a:fillRect/>
+                    </a:stretch>
+                  </pic:blipFill>
+                  <pic:spPr>
+                    <a:xfrm>
+                      <a:off x="0" y="0"/>
+                      <a:ext cx="5486400" cy="3182112"/>
+                    </a:xfrm>
+                    <a:prstGeom prst="rect"/>
+                  </pic:spPr>
+                </pic:pic>
+              </a:graphicData>
+            </a:graphic>
+          </wp:inline>
+        </w:drawing>
+      </w:r>
+    </w:p>
+    <w:p>
+      <w:pPr>
+        <w:pStyle w:val="Heading3"/>
+      </w:pPr>
+      <w:r>
+        <w:t>Read the picture one step at a time</w:t>
+      </w:r>
+    </w:p>
+    <w:tbl>
+      <w:tblPr>
+        <w:tblStyle w:val="LightShading-Accent1"/>
+        <w:tblW w:type="auto" w:w="0"/>
+        <w:tblLook w:firstColumn="1" w:firstRow="1" w:lastColumn="0" w:lastRow="0" w:noHBand="0" w:noVBand="1" w:val="04A0"/>
+      </w:tblPr>
+      <w:tblGrid>
+        <w:gridCol w:w="5112"/>
+        <w:gridCol w:w="5112"/>
+      </w:tblGrid>
+      <w:tr>
+        <w:trPr>
+          <w:tblHeader/>
+        </w:trPr>
+        <w:tc>
+          <w:tcPr>
+            <w:tcW w:type="dxa" w:w="5112"/>
+          </w:tcPr>
+          <w:p>
+            <w:r>
+              <w:t>Step</w:t>
+            </w:r>
+          </w:p>
+        </w:tc>
+        <w:tc>
+          <w:tcPr>
+            <w:tcW w:type="dxa" w:w="5112"/>
+          </w:tcPr>
+          <w:p>
+            <w:r>
+              <w:t>What happens and why</w:t>
+            </w:r>
+          </w:p>
+        </w:tc>
+      </w:tr>
+      <w:tr>
+        <w:tc>
+          <w:tcPr>
+            <w:tcW w:type="dxa" w:w="5112"/>
+          </w:tcPr>
+          <w:p>
+            <w:r>
+              <w:t>1. Name the component</w:t>
+            </w:r>
+          </w:p>
+        </w:tc>
+        <w:tc>
+          <w:tcPr>
+            <w:tcW w:type="dxa" w:w="5112"/>
+          </w:tcPr>
+          <w:p>
+            <w:r>
+              <w:t>The relevance filter is the single declared change.</w:t>
+            </w:r>
+          </w:p>
+        </w:tc>
+      </w:tr>
+      <w:tr>
+        <w:tc>
+          <w:tcPr>
+            <w:tcW w:type="dxa" w:w="5112"/>
+          </w:tcPr>
+          <w:p>
+            <w:r>
+              <w:t>2. Run the ablation</w:t>
+            </w:r>
+          </w:p>
+        </w:tc>
+        <w:tc>
+          <w:tcPr>
+            <w:tcW w:type="dxa" w:w="5112"/>
+          </w:tcPr>
+          <w:p>
+            <w:r>
+              <w:t>Remove only the filter and preserve cases and scoring.</w:t>
+            </w:r>
+          </w:p>
+        </w:tc>
+      </w:tr>
+      <w:tr>
+        <w:tc>
+          <w:tcPr>
+            <w:tcW w:type="dxa" w:w="5112"/>
+          </w:tcPr>
+          <w:p>
+            <w:r>
+              <w:t>3. Compare outcomes</w:t>
+            </w:r>
+          </w:p>
+        </w:tc>
+        <w:tc>
+          <w:tcPr>
+            <w:tcW w:type="dxa" w:w="5112"/>
+          </w:tcPr>
+          <w:p>
+            <w:r>
+              <w:t>Correctness falls from 80% to 60%, two cases in this set.</w:t>
+            </w:r>
+          </w:p>
+        </w:tc>
+      </w:tr>
+    </w:tbl>
+    <w:p>
+      <w:r>
+        <w:t>Match each pictured step to the supplied facts. This is a worked teaching case, not an independent assessment.</w:t>
+      </w:r>
+    </w:p>
+    <w:p>
+      <w:pPr>
+        <w:spacing w:line="336" w:lineRule="auto" w:after="180"/>
+      </w:pPr>
+      <w:r>
+        <w:rPr>
+          <w:b w:val="0"/>
+        </w:rPr>
+        <w:t xml:space="preserve">An </w:t>
+      </w:r>
+      <w:r>
+        <w:rPr>
+          <w:b/>
+        </w:rPr>
+        <w:t>ablation</w:t>
+      </w:r>
+      <w:r>
+        <w:rPr>
+          <w:b w:val="0"/>
+        </w:rPr>
+        <w:t xml:space="preserve"> probes a component by removing or changing it while holding the rest fixed. It supports a scoped comparison, not a claim that the component always helps.</w:t>
+      </w:r>
+    </w:p>
+    <w:p>
+      <w:pPr>
+        <w:spacing w:line="336" w:lineRule="auto" w:after="180"/>
+      </w:pPr>
+      <w:r>
+        <w:rPr>
+          <w:b/>
+        </w:rPr>
+        <w:t>Interaction</w:t>
+      </w:r>
+      <w:r>
+        <w:rPr>
+          <w:b w:val="0"/>
+        </w:rPr>
+        <w:t>s and small-sample variability remain; this illustrative difference is not a universal causal estimate.</w:t>
+      </w:r>
+    </w:p>
+    <w:p>
+      <w:pPr>
+        <w:spacing w:line="336" w:lineRule="auto" w:after="180"/>
+      </w:pPr>
+      <w:r>
+        <w:rPr>
+          <w:b w:val="0"/>
+        </w:rPr>
+        <w:t>Change: Remove the filter and also change the model version.</w:t>
+      </w:r>
+    </w:p>
+    <w:p>
+      <w:pPr>
+        <w:spacing w:line="336" w:lineRule="auto" w:after="180"/>
+      </w:pPr>
+      <w:r>
+        <w:rPr>
+          <w:b/>
+        </w:rPr>
+        <w:t>Prediction</w:t>
+      </w:r>
+      <w:r>
+        <w:rPr>
+          <w:b w:val="0"/>
+        </w:rPr>
+        <w:t>: The comparison no longer isolates the filter.</w:t>
+      </w:r>
+    </w:p>
+    <w:p>
+      <w:pPr>
+        <w:spacing w:line="336" w:lineRule="auto" w:after="180"/>
+      </w:pPr>
+      <w:r>
+        <w:rPr>
+          <w:b w:val="0"/>
+        </w:rPr>
+        <w:t>Reason: Two simultaneous changes provide alternative explanations.</w:t>
+      </w:r>
+    </w:p>
+    <w:p>
+      <w:pPr>
+        <w:pStyle w:val="Heading2"/>
+      </w:pPr>
+      <w:r>
+        <w:t>Earlier wording, alternatives and picture transcripts · reference / check after trying</w:t>
+      </w:r>
+    </w:p>
+    <w:p>
+      <w:pPr>
+        <w:spacing w:line="336" w:lineRule="auto" w:after="180"/>
+      </w:pPr>
+      <w:r>
+        <w:rPr>
+          <w:b w:val="0"/>
+        </w:rPr>
+        <w:t>Begin by writing the question the procedure is intended to answer. Identify the information already supplied, the information it will produce and the information still missing.</w:t>
+      </w:r>
+    </w:p>
+    <w:p>
+      <w:pPr>
+        <w:spacing w:line="336" w:lineRule="auto" w:after="180"/>
+      </w:pPr>
+      <w:r>
+        <w:rPr>
+          <w:b w:val="0"/>
+        </w:rPr>
+        <w:t>These are constructed classroom examples; they do not require live accounts, private records or an external service. Do not treat a plausible explanation as a measured outcome.</w:t>
       </w:r>
     </w:p>
     <w:p>
@@ -992,99 +2515,30 @@
         <w:pStyle w:val="Heading3"/>
       </w:pPr>
       <w:r>
-        <w:t>Ablation studies — evidence trace</w:t>
-      </w:r>
-    </w:p>
-    <w:tbl>
-      <w:tblPr>
-        <w:tblStyle w:val="LightShading-Accent1"/>
-        <w:tblW w:type="auto" w:w="0"/>
-        <w:tblLook w:firstColumn="1" w:firstRow="1" w:lastColumn="0" w:lastRow="0" w:noHBand="0" w:noVBand="1" w:val="04A0"/>
-      </w:tblPr>
-      <w:tblGrid>
-        <w:gridCol w:w="3408"/>
-        <w:gridCol w:w="3408"/>
-        <w:gridCol w:w="3408"/>
-      </w:tblGrid>
-      <w:tr>
-        <w:trPr>
-          <w:tblHeader/>
-        </w:trPr>
-        <w:tc>
-          <w:tcPr>
-            <w:tcW w:type="dxa" w:w="3408"/>
-          </w:tcPr>
-          <w:p>
-            <w:r>
-              <w:t>Input and scope</w:t>
-            </w:r>
-          </w:p>
-        </w:tc>
-        <w:tc>
-          <w:tcPr>
-            <w:tcW w:type="dxa" w:w="3408"/>
-          </w:tcPr>
-          <w:p>
-            <w:r>
-              <w:t>Check or calculation</w:t>
-            </w:r>
-          </w:p>
-        </w:tc>
-        <w:tc>
-          <w:tcPr>
-            <w:tcW w:type="dxa" w:w="3408"/>
-          </w:tcPr>
-          <w:p>
-            <w:r>
-              <w:t>Conclusion and limit</w:t>
-            </w:r>
-          </w:p>
-        </w:tc>
-      </w:tr>
-      <w:tr>
-        <w:tc>
-          <w:tcPr>
-            <w:tcW w:type="dxa" w:w="3408"/>
-          </w:tcPr>
-          <w:p>
-            <w:r>
-              <w:t>Full system8/10, without retrieval5/10, without validation7/10; the last permits an unauthorised action.</w:t>
-            </w:r>
-          </w:p>
-        </w:tc>
-        <w:tc>
-          <w:tcPr>
-            <w:tcW w:type="dxa" w:w="3408"/>
-          </w:tcPr>
-          <w:p>
-            <w:r>
-              <w:t>Compare full system, without retrieval and without validation on identical cases and scoring. Hold other settings fixed; record changed failure categories, not just totals.</w:t>
-            </w:r>
-          </w:p>
-        </w:tc>
-        <w:tc>
-          <w:tcPr>
-            <w:tcW w:type="dxa" w:w="3408"/>
-          </w:tcPr>
-          <w:p>
-            <w:r>
-              <w:t>Drops3 and1 passes respectively in this sample. Validation's critical action boundary is not captured by pass-count magnitude alone.</w:t>
-            </w:r>
-          </w:p>
-        </w:tc>
-      </w:tr>
-    </w:tbl>
-    <w:p>
-      <w:r>
-        <w:t>The figure connects this chapter's worked input, declared procedure and result. Read the complete worked reasoning for qualifiers and intermediate steps; the abbreviated labels do not replace that reasoning.</w:t>
+        <w:t>Model the reasoning aloud</w:t>
       </w:r>
     </w:p>
     <w:p>
       <w:pPr>
-        <w:pStyle w:val="Heading3"/>
-      </w:pPr>
-      <w:r>
-        <w:t>Explain Ablation studies · 3</w:t>
+        <w:spacing w:line="336" w:lineRule="auto" w:after="180"/>
+      </w:pPr>
+      <w:r>
+        <w:rPr>
+          <w:b w:val="0"/>
+        </w:rPr>
+        <w:t xml:space="preserve">Use the complete worked example below before asking learners to complete W2. Reveal a small part, invite a </w:t>
+      </w:r>
+      <w:r>
+        <w:rPr>
+          <w:b/>
+        </w:rPr>
+        <w:t>prediction</w:t>
+      </w:r>
+      <w:r>
+        <w:rPr>
+          <w:b w:val="0"/>
+        </w:rPr>
+        <w:t>, then explain the deciding step.</w:t>
       </w:r>
     </w:p>
     <w:p>
@@ -1095,195 +2549,7 @@
         <w:rPr>
           <w:b w:val="0"/>
         </w:rPr>
-        <w:t>Guided: Drops3 and1 passes respectively in this sample. Validation's critical action boundary is not captured by pass-count magnitude alone.</w:t>
-      </w:r>
-    </w:p>
-    <w:p>
-      <w:pPr>
-        <w:spacing w:line="336" w:lineRule="auto" w:after="180"/>
-      </w:pPr>
-      <w:r>
-        <w:rPr>
-          <w:b w:val="0"/>
-        </w:rPr>
-        <w:t xml:space="preserve">Qualification: Removing a component changes a complete procedure; attribution depends on the controlled design and possible </w:t>
-      </w:r>
-      <w:r>
-        <w:rPr>
-          <w:b/>
-        </w:rPr>
-        <w:t>interaction</w:t>
-      </w:r>
-      <w:r>
-        <w:rPr>
-          <w:b w:val="0"/>
-        </w:rPr>
-        <w:t>s.</w:t>
-      </w:r>
-    </w:p>
-    <w:p>
-      <w:pPr>
-        <w:spacing w:line="336" w:lineRule="auto" w:after="180"/>
-      </w:pPr>
-      <w:r>
-        <w:rPr>
-          <w:b w:val="0"/>
-        </w:rPr>
-        <w:t xml:space="preserve">Exit: accept a concrete variation with its predicted outcome and a stated condition that would challenge the </w:t>
-      </w:r>
-      <w:r>
-        <w:rPr>
-          <w:b/>
-        </w:rPr>
-        <w:t>mechanism</w:t>
-      </w:r>
-      <w:r>
-        <w:rPr>
-          <w:b w:val="0"/>
-        </w:rPr>
-        <w:t xml:space="preserve">; reject a claim resting on unmeasured </w:t>
-      </w:r>
-      <w:r>
-        <w:rPr>
-          <w:b/>
-        </w:rPr>
-        <w:t>evidence</w:t>
-      </w:r>
-      <w:r>
-        <w:rPr>
-          <w:b w:val="0"/>
-        </w:rPr>
-        <w:t>.</w:t>
-      </w:r>
-    </w:p>
-    <w:p>
-      <w:pPr>
-        <w:pStyle w:val="Heading3"/>
-      </w:pPr>
-      <w:r>
-        <w:t>Model the reasoning aloud</w:t>
-      </w:r>
-    </w:p>
-    <w:p>
-      <w:pPr>
-        <w:spacing w:line="336" w:lineRule="auto" w:after="180"/>
-      </w:pPr>
-      <w:r>
-        <w:rPr>
-          <w:b w:val="0"/>
-        </w:rPr>
-        <w:t xml:space="preserve">Use the complete worked example below before asking learners to complete W2. Reveal a small part, invite a </w:t>
-      </w:r>
-      <w:r>
-        <w:rPr>
-          <w:b/>
-        </w:rPr>
-        <w:t>prediction</w:t>
-      </w:r>
-      <w:r>
-        <w:rPr>
-          <w:b w:val="0"/>
-        </w:rPr>
-        <w:t>, then explain the deciding step.</w:t>
-      </w:r>
-    </w:p>
-    <w:p>
-      <w:pPr>
-        <w:spacing w:line="336" w:lineRule="auto" w:after="180"/>
-      </w:pPr>
-      <w:r>
-        <w:rPr>
-          <w:b w:val="0"/>
-        </w:rPr>
         <w:t>These teacher notes contain solutions; do not reveal the independent case answer during modelling.</w:t>
-      </w:r>
-    </w:p>
-    <w:p>
-      <w:pPr>
-        <w:spacing w:line="336" w:lineRule="auto" w:after="180"/>
-      </w:pPr>
-      <w:r>
-        <w:rPr>
-          <w:b w:val="0"/>
-        </w:rPr>
-        <w:t>Full system8/10, without retrieval5/10, without validation7/10; the last permits an unauthorised action.</w:t>
-      </w:r>
-    </w:p>
-    <w:p>
-      <w:pPr>
-        <w:spacing w:line="336" w:lineRule="auto" w:after="180"/>
-      </w:pPr>
-      <w:r>
-        <w:rPr>
-          <w:b w:val="0"/>
-        </w:rPr>
-        <w:t>Drops3 and1 passes respectively in this sample. Validation's critical action boundary is not captured by pass-count magnitude alone.</w:t>
-      </w:r>
-    </w:p>
-    <w:p>
-      <w:pPr>
-        <w:pStyle w:val="Heading3"/>
-      </w:pPr>
-      <w:r>
-        <w:t>Model the reasoning aloud · 4</w:t>
-      </w:r>
-    </w:p>
-    <w:p>
-      <w:pPr>
-        <w:spacing w:line="336" w:lineRule="auto" w:after="180"/>
-      </w:pPr>
-      <w:r>
-        <w:rPr>
-          <w:b w:val="0"/>
-        </w:rPr>
-        <w:t xml:space="preserve">Compare the intermediate </w:t>
-      </w:r>
-      <w:r>
-        <w:rPr>
-          <w:b/>
-        </w:rPr>
-        <w:t>evidence</w:t>
-      </w:r>
-      <w:r>
-        <w:rPr>
-          <w:b w:val="0"/>
-        </w:rPr>
-        <w:t xml:space="preserve"> with the final statement. Explain why each number or decision follows from the stated </w:t>
-      </w:r>
-      <w:r>
-        <w:rPr>
-          <w:b/>
-        </w:rPr>
-        <w:t>input</w:t>
-      </w:r>
-      <w:r>
-        <w:rPr>
-          <w:b w:val="0"/>
-        </w:rPr>
-        <w:t>s.</w:t>
-      </w:r>
-    </w:p>
-    <w:p>
-      <w:pPr>
-        <w:spacing w:line="336" w:lineRule="auto" w:after="180"/>
-      </w:pPr>
-      <w:r>
-        <w:rPr>
-          <w:b w:val="0"/>
-        </w:rPr>
-        <w:t xml:space="preserve">The conclusion belongs to this scenario and procedure; changing the </w:t>
-      </w:r>
-      <w:r>
-        <w:rPr>
-          <w:b/>
-        </w:rPr>
-        <w:t>input</w:t>
-      </w:r>
-      <w:r>
-        <w:rPr>
-          <w:b w:val="0"/>
-        </w:rPr>
-        <w:t>s, evaluation population or authority can change what it establishes. Retain the raw record so a later revision can be compared honestly.</w:t>
       </w:r>
     </w:p>
     <w:tbl>
@@ -1409,41 +2675,10 @@
     </w:p>
     <w:p>
       <w:pPr>
-        <w:spacing w:line="336" w:lineRule="auto" w:after="180"/>
-      </w:pPr>
-      <w:r>
-        <w:rPr>
-          <w:b w:val="0"/>
-        </w:rPr>
-        <w:t>Remove one component at a time. A retrieval pipeline has search plus a relevance filter. A team tests the filter’s contribution.</w:t>
-      </w:r>
-    </w:p>
-    <w:p>
-      <w:pPr>
         <w:pStyle w:val="Heading3"/>
       </w:pPr>
       <w:r>
         <w:t>The facts we will use</w:t>
-      </w:r>
-    </w:p>
-    <w:p>
-      <w:pPr>
-        <w:pStyle w:val="Heading3"/>
-      </w:pPr>
-      <w:r>
-        <w:t>Supplied facts</w:t>
-      </w:r>
-    </w:p>
-    <w:p>
-      <w:pPr>
-        <w:spacing w:line="336" w:lineRule="auto" w:after="180"/>
-        <w:shd w:fill="F1F6FC"/>
-      </w:pPr>
-      <w:r>
-        <w:rPr>
-          <w:b w:val="0"/>
-        </w:rPr>
-        <w:t>Full pipeline: 8/10 correct. Filter removed: 6/10 on the same cases, with all other settings fixed.</w:t>
       </w:r>
     </w:p>
     <w:p>
@@ -1451,7 +2686,7 @@
         <w:drawing>
           <wp:inline xmlns:a="http://schemas.openxmlformats.org/drawingml/2006/main" xmlns:pic="http://schemas.openxmlformats.org/drawingml/2006/picture">
             <wp:extent cx="5486400" cy="2641600"/>
-            <wp:docPr id="1" name="Picture 1" descr="Relevance-filter ablation"/>
+            <wp:docPr id="3" name="Picture 3" descr="Relevance-filter ablation"/>
             <wp:cNvGraphicFramePr>
               <a:graphicFrameLocks noChangeAspect="1"/>
             </wp:cNvGraphicFramePr>
@@ -1463,7 +2698,7 @@
                     <pic:cNvPicPr/>
                   </pic:nvPicPr>
                   <pic:blipFill>
-                    <a:blip r:embed="rId9"/>
+                    <a:blip r:embed="rId11"/>
                     <a:stretch>
                       <a:fillRect/>
                     </a:stretch>
@@ -1487,7 +2722,7 @@
         <w:drawing>
           <wp:inline xmlns:a="http://schemas.openxmlformats.org/drawingml/2006/main" xmlns:pic="http://schemas.openxmlformats.org/drawingml/2006/picture">
             <wp:extent cx="5486400" cy="5145314"/>
-            <wp:docPr id="2" name="Picture 2" descr="Ablation studies. Name the component: The relevance filter is the single declared change.. Run the ablation: Remove only the filter and preserve cases and scoring.. Compare outcomes: Correctness falls from 80% to 60%, two cases in this set."/>
+            <wp:docPr id="4" name="Picture 4" descr="Ablation studies. Name the component: The relevance filter is the single declared change.. Run the ablation: Remove only the filter and preserve cases and scoring.. Compare outcomes: Correctness falls from 80% to 60%, two cases in this set."/>
             <wp:cNvGraphicFramePr>
               <a:graphicFrameLocks noChangeAspect="1"/>
             </wp:cNvGraphicFramePr>
@@ -1499,7 +2734,7 @@
                     <pic:cNvPicPr/>
                   </pic:nvPicPr>
                   <pic:blipFill>
-                    <a:blip r:embed="rId10"/>
+                    <a:blip r:embed="rId12"/>
                     <a:stretch>
                       <a:fillRect/>
                     </a:stretch>
@@ -1523,114 +2758,7 @@
         <w:pStyle w:val="Heading3"/>
       </w:pPr>
       <w:r>
-        <w:t>Read the picture one step at a time</w:t>
-      </w:r>
-    </w:p>
-    <w:tbl>
-      <w:tblPr>
-        <w:tblStyle w:val="LightShading-Accent1"/>
-        <w:tblW w:type="auto" w:w="0"/>
-        <w:tblLook w:firstColumn="1" w:firstRow="1" w:lastColumn="0" w:lastRow="0" w:noHBand="0" w:noVBand="1" w:val="04A0"/>
-      </w:tblPr>
-      <w:tblGrid>
-        <w:gridCol w:w="5112"/>
-        <w:gridCol w:w="5112"/>
-      </w:tblGrid>
-      <w:tr>
-        <w:trPr>
-          <w:tblHeader/>
-        </w:trPr>
-        <w:tc>
-          <w:tcPr>
-            <w:tcW w:type="dxa" w:w="5112"/>
-          </w:tcPr>
-          <w:p>
-            <w:r>
-              <w:t>Step</w:t>
-            </w:r>
-          </w:p>
-        </w:tc>
-        <w:tc>
-          <w:tcPr>
-            <w:tcW w:type="dxa" w:w="5112"/>
-          </w:tcPr>
-          <w:p>
-            <w:r>
-              <w:t>What happens and why</w:t>
-            </w:r>
-          </w:p>
-        </w:tc>
-      </w:tr>
-      <w:tr>
-        <w:tc>
-          <w:tcPr>
-            <w:tcW w:type="dxa" w:w="5112"/>
-          </w:tcPr>
-          <w:p>
-            <w:r>
-              <w:t>1. Name the component</w:t>
-            </w:r>
-          </w:p>
-        </w:tc>
-        <w:tc>
-          <w:tcPr>
-            <w:tcW w:type="dxa" w:w="5112"/>
-          </w:tcPr>
-          <w:p>
-            <w:r>
-              <w:t>The relevance filter is the single declared change.</w:t>
-            </w:r>
-          </w:p>
-        </w:tc>
-      </w:tr>
-      <w:tr>
-        <w:tc>
-          <w:tcPr>
-            <w:tcW w:type="dxa" w:w="5112"/>
-          </w:tcPr>
-          <w:p>
-            <w:r>
-              <w:t>2. Run the ablation</w:t>
-            </w:r>
-          </w:p>
-        </w:tc>
-        <w:tc>
-          <w:tcPr>
-            <w:tcW w:type="dxa" w:w="5112"/>
-          </w:tcPr>
-          <w:p>
-            <w:r>
-              <w:t>Remove only the filter and preserve cases and scoring.</w:t>
-            </w:r>
-          </w:p>
-        </w:tc>
-      </w:tr>
-      <w:tr>
-        <w:tc>
-          <w:tcPr>
-            <w:tcW w:type="dxa" w:w="5112"/>
-          </w:tcPr>
-          <w:p>
-            <w:r>
-              <w:t>3. Compare outcomes</w:t>
-            </w:r>
-          </w:p>
-        </w:tc>
-        <w:tc>
-          <w:tcPr>
-            <w:tcW w:type="dxa" w:w="5112"/>
-          </w:tcPr>
-          <w:p>
-            <w:r>
-              <w:t>Correctness falls from 80% to 60%, two cases in this set.</w:t>
-            </w:r>
-          </w:p>
-        </w:tc>
-      </w:tr>
-    </w:tbl>
-    <w:p>
-      <w:r>
-        <w:t>Match each pictured step to the supplied facts. This is a worked teaching case, not an independent assessment.</w:t>
+        <w:t>Why this result follows</w:t>
       </w:r>
     </w:p>
     <w:p>
@@ -1638,7 +2766,7 @@
         <w:pStyle w:val="Heading3"/>
       </w:pPr>
       <w:r>
-        <w:t>Why this result follows</w:t>
+        <w:t>What this example does not establish</w:t>
       </w:r>
     </w:p>
     <w:p>
@@ -1646,155 +2774,180 @@
         <w:pStyle w:val="Heading3"/>
       </w:pPr>
       <w:r>
-        <w:t>Why the result follows</w:t>
+        <w:t>Change one thing in the pictured case</w:t>
       </w:r>
     </w:p>
     <w:p>
       <w:pPr>
-        <w:spacing w:line="336" w:lineRule="auto" w:after="180"/>
-        <w:shd w:fill="F1F6FC"/>
-      </w:pPr>
-      <w:r>
-        <w:rPr>
-          <w:b w:val="0"/>
-        </w:rPr>
-        <w:t xml:space="preserve">An </w:t>
-      </w:r>
-      <w:r>
-        <w:rPr>
-          <w:b/>
-        </w:rPr>
-        <w:t>ablation</w:t>
-      </w:r>
-      <w:r>
-        <w:rPr>
-          <w:b w:val="0"/>
-        </w:rPr>
-        <w:t xml:space="preserve"> probes a component by removing or changing it while holding the rest fixed. It supports a scoped comparison, not a claim that the component always helps.</w:t>
+        <w:pStyle w:val="Heading3"/>
+      </w:pPr>
+      <w:r>
+        <w:t>Ask while showing the picture</w:t>
       </w:r>
     </w:p>
     <w:p>
       <w:pPr>
-        <w:pStyle w:val="Heading3"/>
-      </w:pPr>
-      <w:r>
-        <w:t>What this example does not establish</w:t>
+        <w:spacing w:line="336" w:lineRule="auto" w:after="180"/>
+      </w:pPr>
+      <w:r>
+        <w:rPr>
+          <w:b w:val="0"/>
+        </w:rPr>
+        <w:t xml:space="preserve">Cover the result. Ask learners to name the </w:t>
+      </w:r>
+      <w:r>
+        <w:rPr>
+          <w:b/>
+        </w:rPr>
+        <w:t>input</w:t>
+      </w:r>
+      <w:r>
+        <w:rPr>
+          <w:b w:val="0"/>
+        </w:rPr>
+        <w:t xml:space="preserve">s and predict the next step. Uncover one step, connect the icon to the actual procedure, and explain its </w:t>
+      </w:r>
+      <w:r>
+        <w:rPr>
+          <w:b/>
+        </w:rPr>
+        <w:t>evidence</w:t>
+      </w:r>
+      <w:r>
+        <w:rPr>
+          <w:b w:val="0"/>
+        </w:rPr>
+        <w:t>. Then change the supplied condition and compare.</w:t>
       </w:r>
     </w:p>
     <w:p>
       <w:pPr>
-        <w:pStyle w:val="Heading3"/>
-      </w:pPr>
-      <w:r>
-        <w:t>Keep the stated limit</w:t>
+        <w:spacing w:line="336" w:lineRule="auto" w:after="180"/>
+      </w:pPr>
+      <w:r>
+        <w:rPr>
+          <w:b w:val="0"/>
+        </w:rPr>
+        <w:t>The picture is a representation; it does not document execution of a real AI model.</w:t>
       </w:r>
     </w:p>
     <w:p>
       <w:pPr>
-        <w:spacing w:line="336" w:lineRule="auto" w:after="180"/>
-        <w:shd w:fill="FFF5E6"/>
-      </w:pPr>
-      <w:r>
-        <w:rPr>
-          <w:b/>
-        </w:rPr>
-        <w:t>Interaction</w:t>
-      </w:r>
-      <w:r>
-        <w:rPr>
-          <w:b w:val="0"/>
-        </w:rPr>
-        <w:t>s and small-sample variability remain; this illustrative difference is not a universal causal estimate.</w:t>
+        <w:pStyle w:val="Heading1"/>
+      </w:pPr>
+      <w:r>
+        <w:t>03. Model a step,then remove help</w:t>
       </w:r>
     </w:p>
     <w:p>
-      <w:pPr>
-        <w:pStyle w:val="Heading3"/>
-      </w:pPr>
-      <w:r>
-        <w:t>Change one thing in the pictured case</w:t>
+      <w:r>
+        <w:t>Collect each learner’s reasoning before showing a key.</w:t>
       </w:r>
     </w:p>
     <w:p>
       <w:pPr>
-        <w:pStyle w:val="Heading3"/>
-      </w:pPr>
-      <w:r>
-        <w:t>Change one thing</w:t>
+        <w:pStyle w:val="Heading2"/>
+      </w:pPr>
+      <w:r>
+        <w:t>Current completion task and checked reasoning</w:t>
       </w:r>
     </w:p>
     <w:p>
       <w:pPr>
         <w:spacing w:line="336" w:lineRule="auto" w:after="180"/>
-        <w:shd w:fill="F5F1FB"/>
       </w:pPr>
       <w:r>
         <w:rPr>
           <w:b w:val="0"/>
         </w:rPr>
-        <w:t>Change: Remove the filter and also change the model version.</w:t>
+        <w:t>Completion task: Full system 8/10, without retrieval 5/10, without validation 7/10; the last permits an unauthorised action. Show the intermediate steps and give the conclusion with its scope.</w:t>
       </w:r>
     </w:p>
     <w:p>
       <w:pPr>
-        <w:pStyle w:val="Heading3"/>
-      </w:pPr>
-      <w:r>
-        <w:t>Predicted result</w:t>
+        <w:spacing w:line="336" w:lineRule="auto" w:after="180"/>
+      </w:pPr>
+      <w:r>
+        <w:rPr>
+          <w:b w:val="0"/>
+        </w:rPr>
+        <w:t>Teacher check: Teacher explanation: Drops 3 and 1 passes respectively in this sample. Validation's critical action boundary is not captured by pass-count magnitude alone.</w:t>
       </w:r>
     </w:p>
     <w:p>
       <w:pPr>
         <w:spacing w:line="336" w:lineRule="auto" w:after="180"/>
-        <w:shd w:fill="F1F6FC"/>
-      </w:pPr>
+      </w:pPr>
+      <w:r>
+        <w:rPr>
+          <w:b w:val="0"/>
+        </w:rPr>
+        <w:t xml:space="preserve">Start by identifying the given </w:t>
+      </w:r>
       <w:r>
         <w:rPr>
           <w:b/>
         </w:rPr>
-        <w:t>Prediction</w:t>
+        <w:t>input</w:t>
       </w:r>
       <w:r>
         <w:rPr>
           <w:b w:val="0"/>
         </w:rPr>
-        <w:t>: The comparison no longer isolates the filter.</w:t>
+        <w:t>s together. Leave the intermediate steps blank. If needed, model one step, then withdraw that help on the next step. Move to a full trace only when the partial trace is understood.</w:t>
       </w:r>
     </w:p>
     <w:p>
       <w:pPr>
-        <w:pStyle w:val="Heading3"/>
-      </w:pPr>
-      <w:r>
-        <w:t>Why the result follows</w:t>
+        <w:spacing w:line="336" w:lineRule="auto" w:after="180"/>
+      </w:pPr>
+      <w:r>
+        <w:rPr>
+          <w:b w:val="0"/>
+        </w:rPr>
+        <w:t>For partners, alternate explainer and checker; collect a response from every learner before discussion.</w:t>
       </w:r>
     </w:p>
     <w:p>
       <w:pPr>
-        <w:spacing w:line="336" w:lineRule="auto" w:after="180"/>
-        <w:shd w:fill="F1F6FC"/>
-      </w:pPr>
-      <w:r>
-        <w:rPr>
-          <w:b w:val="0"/>
-        </w:rPr>
-        <w:t>Reason: Two simultaneous changes provide alternative explanations.</w:t>
+        <w:pStyle w:val="Heading2"/>
+      </w:pPr>
+      <w:r>
+        <w:t>Individual misconception check</w:t>
       </w:r>
     </w:p>
     <w:p>
       <w:pPr>
-        <w:pStyle w:val="Heading3"/>
-      </w:pPr>
-      <w:r>
-        <w:t>Ask while showing the picture</w:t>
+        <w:spacing w:line="336" w:lineRule="auto" w:after="180"/>
+      </w:pPr>
+      <w:r>
+        <w:rPr>
+          <w:b w:val="0"/>
+        </w:rPr>
+        <w:t xml:space="preserve">Use the worked case for </w:t>
+      </w:r>
+      <w:r>
+        <w:rPr>
+          <w:b/>
+        </w:rPr>
+        <w:t>Ablation</w:t>
+      </w:r>
+      <w:r>
+        <w:rPr>
+          <w:b w:val="0"/>
+        </w:rPr>
+        <w:t xml:space="preserve"> studies. Proposed explanation: “The worked result establishes every future case”. Decide whether this explanation is supported.</w:t>
       </w:r>
     </w:p>
     <w:p>
       <w:pPr>
-        <w:pStyle w:val="Heading3"/>
-      </w:pPr>
-      <w:r>
-        <w:t>Ask while showing the picture · 5</w:t>
+        <w:spacing w:line="336" w:lineRule="auto" w:after="180"/>
+      </w:pPr>
+      <w:r>
+        <w:rPr>
+          <w:b w:val="0"/>
+        </w:rPr>
+        <w:t>Point to the step or supplied fact that decides; explain your repair if needed.</w:t>
       </w:r>
     </w:p>
     <w:p>
@@ -1805,31 +2958,19 @@
         <w:rPr>
           <w:b w:val="0"/>
         </w:rPr>
-        <w:t xml:space="preserve">Cover the result. Ask learners to name the </w:t>
+        <w:t xml:space="preserve">Expected correction: Removing a component changes a complete procedure; attribution depends on the controlled design and possible </w:t>
       </w:r>
       <w:r>
         <w:rPr>
           <w:b/>
         </w:rPr>
-        <w:t>input</w:t>
+        <w:t>interaction</w:t>
       </w:r>
       <w:r>
         <w:rPr>
           <w:b w:val="0"/>
         </w:rPr>
-        <w:t xml:space="preserve">s and predict the next step. Uncover one step, connect the icon to the actual procedure, and explain its </w:t>
-      </w:r>
-      <w:r>
-        <w:rPr>
-          <w:b/>
-        </w:rPr>
-        <w:t>evidence</w:t>
-      </w:r>
-      <w:r>
-        <w:rPr>
-          <w:b w:val="0"/>
-        </w:rPr>
-        <w:t>. Then change the supplied condition and compare.</w:t>
+        <w:t>s.</w:t>
       </w:r>
     </w:p>
     <w:p>
@@ -1840,20 +2981,226 @@
         <w:rPr>
           <w:b w:val="0"/>
         </w:rPr>
-        <w:t>The picture is a representation; it does not document execution of a real AI model.</w:t>
+        <w:t>Collect explanations, not only yes/no votes. If a misunderstanding is common, re-model the relevant step for the class.</w:t>
       </w:r>
     </w:p>
     <w:p>
       <w:pPr>
-        <w:pStyle w:val="Heading1"/>
-      </w:pPr>
-      <w:r>
-        <w:t>03. Demonstrate and guide practice</w:t>
+        <w:spacing w:line="336" w:lineRule="auto" w:after="180"/>
+      </w:pPr>
+      <w:r>
+        <w:rPr>
+          <w:b w:val="0"/>
+        </w:rPr>
+        <w:t>If it affects a few learners, give a short targeted group explanation while others solve a more demanding variation.</w:t>
       </w:r>
     </w:p>
     <w:p>
-      <w:r>
-        <w:t>Demonstrate Ablation studies, reduce support deliberately and check individual reasoning before discussing answers.</w:t>
+      <w:pPr>
+        <w:pStyle w:val="Heading2"/>
+      </w:pPr>
+      <w:r>
+        <w:t>Pictured reasoning and changed case</w:t>
+      </w:r>
+    </w:p>
+    <w:p>
+      <w:pPr>
+        <w:spacing w:line="336" w:lineRule="auto" w:after="180"/>
+      </w:pPr>
+      <w:r>
+        <w:rPr>
+          <w:b w:val="0"/>
+        </w:rPr>
+        <w:t xml:space="preserve">Calculate the filter </w:t>
+      </w:r>
+      <w:r>
+        <w:rPr>
+          <w:b/>
+        </w:rPr>
+        <w:t>ablation</w:t>
+      </w:r>
+      <w:r>
+        <w:rPr>
+          <w:b w:val="0"/>
+        </w:rPr>
+        <w:t>’s two rates and count change. Which single component is altered, and why does also changing the model prevent isolating the filter?</w:t>
+      </w:r>
+    </w:p>
+    <w:p>
+      <w:pPr>
+        <w:spacing w:line="336" w:lineRule="auto" w:after="180"/>
+      </w:pPr>
+      <w:r>
+        <w:rPr>
+          <w:b w:val="0"/>
+        </w:rPr>
+        <w:t xml:space="preserve">The relevance filter is the single declared change. Remove only the filter and preserve cases and scoring. Correctness falls from </w:t>
+      </w:r>
+      <w:r>
+        <w:rPr>
+          <w:b/>
+        </w:rPr>
+        <w:t>80%</w:t>
+      </w:r>
+      <w:r>
+        <w:rPr>
+          <w:b w:val="0"/>
+        </w:rPr>
+        <w:t xml:space="preserve"> to </w:t>
+      </w:r>
+      <w:r>
+        <w:rPr>
+          <w:b/>
+        </w:rPr>
+        <w:t>60%</w:t>
+      </w:r>
+      <w:r>
+        <w:rPr>
+          <w:b w:val="0"/>
+        </w:rPr>
+        <w:t>, two cases in this set. Changed case: The comparison no longer isolates the filter.</w:t>
+      </w:r>
+    </w:p>
+    <w:p>
+      <w:pPr>
+        <w:spacing w:line="336" w:lineRule="auto" w:after="180"/>
+      </w:pPr>
+      <w:r>
+        <w:rPr>
+          <w:b w:val="0"/>
+        </w:rPr>
+        <w:t>Two simultaneous changes provide alternative explanations.</w:t>
+      </w:r>
+    </w:p>
+    <w:p>
+      <w:pPr>
+        <w:spacing w:line="336" w:lineRule="auto" w:after="180"/>
+      </w:pPr>
+      <w:r>
+        <w:rPr>
+          <w:b w:val="0"/>
+        </w:rPr>
+        <w:t>Changed-case reasoning: The comparison no longer isolates the filter. Two simultaneous changes provide alternative explanations.</w:t>
+      </w:r>
+    </w:p>
+    <w:p>
+      <w:pPr>
+        <w:spacing w:line="336" w:lineRule="auto" w:after="180"/>
+      </w:pPr>
+      <w:r>
+        <w:rPr>
+          <w:b w:val="0"/>
+        </w:rPr>
+        <w:t xml:space="preserve">Collect each learner’s explanation before discussion. Use the first missing connection between </w:t>
+      </w:r>
+      <w:r>
+        <w:rPr>
+          <w:b/>
+        </w:rPr>
+        <w:t>input</w:t>
+      </w:r>
+      <w:r>
+        <w:rPr>
+          <w:b w:val="0"/>
+        </w:rPr>
+        <w:t xml:space="preserve">, deciding step and result to choose support. This question is worked-case practice, not fresh mastery </w:t>
+      </w:r>
+      <w:r>
+        <w:rPr>
+          <w:b/>
+        </w:rPr>
+        <w:t>evidence</w:t>
+      </w:r>
+      <w:r>
+        <w:rPr>
+          <w:b w:val="0"/>
+        </w:rPr>
+        <w:t>.</w:t>
+      </w:r>
+    </w:p>
+    <w:p>
+      <w:pPr>
+        <w:pStyle w:val="Heading2"/>
+      </w:pPr>
+      <w:r>
+        <w:t>Accessible support and extension</w:t>
+      </w:r>
+    </w:p>
+    <w:p>
+      <w:pPr>
+        <w:spacing w:line="336" w:lineRule="auto" w:after="180"/>
+      </w:pPr>
+      <w:r>
+        <w:rPr>
+          <w:b w:val="0"/>
+        </w:rPr>
+        <w:t xml:space="preserve">Use the worked example in Sections 3 and 6. Collect a </w:t>
+      </w:r>
+      <w:r>
+        <w:rPr>
+          <w:b/>
+        </w:rPr>
+        <w:t>prediction</w:t>
+      </w:r>
+      <w:r>
+        <w:rPr>
+          <w:b w:val="0"/>
+        </w:rPr>
+        <w:t xml:space="preserve"> before revealing its result; ask the learner to point to each intermediate fact.</w:t>
+      </w:r>
+    </w:p>
+    <w:p>
+      <w:pPr>
+        <w:spacing w:line="336" w:lineRule="auto" w:after="180"/>
+      </w:pPr>
+      <w:r>
+        <w:rPr>
+          <w:b w:val="0"/>
+        </w:rPr>
+        <w:t xml:space="preserve">Provide an </w:t>
+      </w:r>
+      <w:r>
+        <w:rPr>
+          <w:b/>
+        </w:rPr>
+        <w:t>input</w:t>
+      </w:r>
+      <w:r>
+        <w:rPr>
+          <w:b w:val="0"/>
+        </w:rPr>
+        <w:t>/procedure/result/limit frame and a calculator when needed. Ask students to identify the first step before completing the whole trace.</w:t>
+      </w:r>
+    </w:p>
+    <w:p>
+      <w:pPr>
+        <w:spacing w:line="336" w:lineRule="auto" w:after="180"/>
+      </w:pPr>
+      <w:r>
+        <w:rPr>
+          <w:b w:val="0"/>
+        </w:rPr>
+        <w:t xml:space="preserve">Extension: compare two concrete variants of this </w:t>
+      </w:r>
+      <w:r>
+        <w:rPr>
+          <w:b/>
+        </w:rPr>
+        <w:t>mechanism</w:t>
+      </w:r>
+      <w:r>
+        <w:rPr>
+          <w:b w:val="0"/>
+        </w:rPr>
+        <w:t xml:space="preserve"> while holding unrelated conditions fixed; report both successful and unsuccessful outcomes.</w:t>
+      </w:r>
+    </w:p>
+    <w:p>
+      <w:pPr>
+        <w:pStyle w:val="Heading2"/>
+      </w:pPr>
+      <w:r>
+        <w:t>Earlier wording, alternatives and picture transcripts · reference / check after trying</w:t>
       </w:r>
     </w:p>
     <w:tbl>
@@ -2070,71 +3417,26 @@
     </w:tbl>
     <w:p>
       <w:pPr>
-        <w:spacing w:line="336" w:lineRule="auto" w:after="180"/>
-      </w:pPr>
-      <w:r>
-        <w:rPr>
-          <w:b w:val="0"/>
-        </w:rPr>
-        <w:t xml:space="preserve">Use the worked example in Sections 3 and 6. Collect a </w:t>
-      </w:r>
-      <w:r>
-        <w:rPr>
-          <w:b/>
-        </w:rPr>
-        <w:t>prediction</w:t>
-      </w:r>
-      <w:r>
-        <w:rPr>
-          <w:b w:val="0"/>
-        </w:rPr>
-        <w:t xml:space="preserve"> before revealing its result; ask the learner to point to each intermediate fact.</w:t>
+        <w:pStyle w:val="Heading3"/>
+      </w:pPr>
+      <w:r>
+        <w:t>Reduce help deliberately</w:t>
       </w:r>
     </w:p>
     <w:p>
       <w:pPr>
-        <w:spacing w:line="336" w:lineRule="auto" w:after="180"/>
-      </w:pPr>
-      <w:r>
-        <w:rPr>
-          <w:b w:val="0"/>
-        </w:rPr>
-        <w:t xml:space="preserve">Provide an </w:t>
-      </w:r>
-      <w:r>
-        <w:rPr>
-          <w:b/>
-        </w:rPr>
-        <w:t>input</w:t>
-      </w:r>
-      <w:r>
-        <w:rPr>
-          <w:b w:val="0"/>
-        </w:rPr>
-        <w:t>/procedure/result/limit frame and a calculator when needed. Ask students to identify the first step before completing the whole trace.</w:t>
+        <w:pStyle w:val="Heading3"/>
+      </w:pPr>
+      <w:r>
+        <w:t>Individual reasoning check</w:t>
       </w:r>
     </w:p>
     <w:p>
       <w:pPr>
-        <w:spacing w:line="336" w:lineRule="auto" w:after="180"/>
-      </w:pPr>
-      <w:r>
-        <w:rPr>
-          <w:b w:val="0"/>
-        </w:rPr>
-        <w:t xml:space="preserve">Extension: compare two concrete variants of this </w:t>
-      </w:r>
-      <w:r>
-        <w:rPr>
-          <w:b/>
-        </w:rPr>
-        <w:t>mechanism</w:t>
-      </w:r>
-      <w:r>
-        <w:rPr>
-          <w:b w:val="0"/>
-        </w:rPr>
-        <w:t xml:space="preserve"> while holding unrelated conditions fixed; report both successful and unsuccessful outcomes.</w:t>
+        <w:pStyle w:val="Heading3"/>
+      </w:pPr>
+      <w:r>
+        <w:t>Pictorial practice question</w:t>
       </w:r>
     </w:p>
     <w:p>
@@ -2142,47 +3444,39 @@
         <w:pStyle w:val="Heading3"/>
       </w:pPr>
       <w:r>
-        <w:t>Reduce help deliberately</w:t>
+        <w:t>Reasoned teacher answer</w:t>
       </w:r>
     </w:p>
     <w:p>
       <w:pPr>
-        <w:pStyle w:val="Heading3"/>
-      </w:pPr>
-      <w:r>
-        <w:t>Completion practice</w:t>
+        <w:pStyle w:val="Heading1"/>
+      </w:pPr>
+      <w:r>
+        <w:t>04. Run the complete supplied investigation</w:t>
       </w:r>
     </w:p>
     <w:p>
-      <w:pPr>
-        <w:spacing w:line="336" w:lineRule="auto" w:after="180"/>
-        <w:shd w:fill="F5F1FB"/>
-      </w:pPr>
-      <w:r>
-        <w:rPr>
-          <w:b w:val="0"/>
-        </w:rPr>
-        <w:t>Completion task: Full system8/10, without retrieval5/10, without validation7/10; the last permits an unauthorised action. Show the intermediate steps and give the conclusion with its scope.</w:t>
+      <w:r>
+        <w:t>Separate predictions,actual runs and paper traces.</w:t>
       </w:r>
     </w:p>
     <w:p>
       <w:pPr>
-        <w:pStyle w:val="Heading3"/>
-      </w:pPr>
-      <w:r>
-        <w:t>Reasoning to listen for</w:t>
+        <w:pStyle w:val="Heading2"/>
+      </w:pPr>
+      <w:r>
+        <w:t>Complete inputs,expected results and limits</w:t>
       </w:r>
     </w:p>
     <w:p>
       <w:pPr>
         <w:spacing w:line="336" w:lineRule="auto" w:after="180"/>
-        <w:shd w:fill="F1F6FC"/>
       </w:pPr>
       <w:r>
         <w:rPr>
           <w:b w:val="0"/>
         </w:rPr>
-        <w:t>Teacher check: Teacher explanation: Drops3 and1 passes respectively in this sample. Validation's critical action boundary is not captured by pass-count magnitude alone.</w:t>
+        <w:t>Main net drops are three and one passes, with a critical unauthorized-action failure in the latter condition. Missing joint-removal results prevent calculating interaction. Separate filter drop is two passes or twenty percentage points. Independent totals 12/15, 9/15 and 11/15 give three-pass and one-pass drops: twenty and approximately 6.667 percentage points.</w:t>
       </w:r>
     </w:p>
     <w:p>
@@ -2193,38 +3487,38 @@
         <w:rPr>
           <w:b w:val="0"/>
         </w:rPr>
-        <w:t xml:space="preserve">Start by identifying the given </w:t>
-      </w:r>
-      <w:r>
-        <w:rPr>
-          <w:b/>
-        </w:rPr>
-        <w:t>input</w:t>
-      </w:r>
-      <w:r>
-        <w:rPr>
-          <w:b w:val="0"/>
-        </w:rPr>
-        <w:t>s together. Leave the intermediate steps blank. If needed, model one step, then withdraw that help on the next step. Move to a full trace only when the partial trace is understood.</w:t>
+        <w:t>Contributions remain conditional on other components and are not universally additive.</w:t>
       </w:r>
     </w:p>
     <w:p>
       <w:pPr>
-        <w:spacing w:line="336" w:lineRule="auto" w:after="180"/>
-      </w:pPr>
-      <w:r>
-        <w:rPr>
-          <w:b w:val="0"/>
-        </w:rPr>
-        <w:t>For partners, alternate explainer and checker; collect a response from every learner before discussion.</w:t>
+        <w:pStyle w:val="Heading2"/>
+      </w:pPr>
+      <w:r>
+        <w:t>Diagnose the current misconceptions</w:t>
       </w:r>
     </w:p>
     <w:p>
       <w:pPr>
-        <w:pStyle w:val="Heading3"/>
-      </w:pPr>
-      <w:r>
-        <w:t>Individual reasoning check</w:t>
+        <w:spacing w:line="336" w:lineRule="auto" w:after="180"/>
+      </w:pPr>
+      <w:r>
+        <w:rPr>
+          <w:b w:val="0"/>
+        </w:rPr>
+        <w:t xml:space="preserve">The worked result establishes every future case: Removing a component changes a complete procedure; attribution depends on the controlled design and possible </w:t>
+      </w:r>
+      <w:r>
+        <w:rPr>
+          <w:b/>
+        </w:rPr>
+        <w:t>interaction</w:t>
+      </w:r>
+      <w:r>
+        <w:rPr>
+          <w:b w:val="0"/>
+        </w:rPr>
+        <w:t>s.</w:t>
       </w:r>
     </w:p>
     <w:p>
@@ -2235,19 +3529,31 @@
         <w:rPr>
           <w:b w:val="0"/>
         </w:rPr>
-        <w:t xml:space="preserve">Use the worked case for </w:t>
+        <w:t xml:space="preserve">A missing </w:t>
       </w:r>
       <w:r>
         <w:rPr>
           <w:b/>
         </w:rPr>
-        <w:t>Ablation</w:t>
+        <w:t>input</w:t>
       </w:r>
       <w:r>
         <w:rPr>
           <w:b w:val="0"/>
         </w:rPr>
-        <w:t xml:space="preserve"> studies. Proposed explanation: “The worked result establishes every future case”. Decide whether this explanation is supported.</w:t>
+        <w:t xml:space="preserve"> may be replaced without recording the change: A replacement changes the </w:t>
+      </w:r>
+      <w:r>
+        <w:rPr>
+          <w:b/>
+        </w:rPr>
+        <w:t>evidence</w:t>
+      </w:r>
+      <w:r>
+        <w:rPr>
+          <w:b w:val="0"/>
+        </w:rPr>
+        <w:t xml:space="preserve"> or contract. Record the change and its justification; do not silently turn unknown into a measured value.</w:t>
       </w:r>
     </w:p>
     <w:p>
@@ -2258,330 +3564,62 @@
         <w:rPr>
           <w:b w:val="0"/>
         </w:rPr>
-        <w:t>Point to the step or supplied fact that decides; explain your repair if needed.</w:t>
+        <w:t xml:space="preserve">Repeating an assessed case is new independent </w:t>
+      </w:r>
+      <w:r>
+        <w:rPr>
+          <w:b/>
+        </w:rPr>
+        <w:t>evidence</w:t>
+      </w:r>
+      <w:r>
+        <w:rPr>
+          <w:b w:val="0"/>
+        </w:rPr>
+        <w:t>: A replay checks consistency. An example used for feedback or revision cannot later be described as untouched final evaluation.</w:t>
       </w:r>
     </w:p>
     <w:p>
       <w:pPr>
-        <w:pStyle w:val="Heading3"/>
-      </w:pPr>
-      <w:r>
-        <w:t>Expected repair</w:t>
+        <w:spacing w:line="336" w:lineRule="auto" w:after="180"/>
+      </w:pPr>
+      <w:r>
+        <w:rPr>
+          <w:b w:val="0"/>
+        </w:rPr>
+        <w:t xml:space="preserve">Use Section 9 for the </w:t>
+      </w:r>
+      <w:r>
+        <w:rPr>
+          <w:b/>
+        </w:rPr>
+        <w:t>evidence</w:t>
+      </w:r>
+      <w:r>
+        <w:rPr>
+          <w:b w:val="0"/>
+        </w:rPr>
+        <w:t xml:space="preserve"> ledger. Add a boundary or missing-</w:t>
+      </w:r>
+      <w:r>
+        <w:rPr>
+          <w:b/>
+        </w:rPr>
+        <w:t>input</w:t>
+      </w:r>
+      <w:r>
+        <w:rPr>
+          <w:b w:val="0"/>
+        </w:rPr>
+        <w:t xml:space="preserve"> case and record the expected response before checking. More successful repeats of one case do not establish wider coverage.</w:t>
       </w:r>
     </w:p>
     <w:p>
       <w:pPr>
-        <w:spacing w:line="336" w:lineRule="auto" w:after="180"/>
-        <w:shd w:fill="F1F6FC"/>
-      </w:pPr>
-      <w:r>
-        <w:rPr>
-          <w:b w:val="0"/>
-        </w:rPr>
-        <w:t xml:space="preserve">Expected correction: Removing a component changes a complete procedure; attribution depends on the controlled design and possible </w:t>
-      </w:r>
-      <w:r>
-        <w:rPr>
-          <w:b/>
-        </w:rPr>
-        <w:t>interaction</w:t>
-      </w:r>
-      <w:r>
-        <w:rPr>
-          <w:b w:val="0"/>
-        </w:rPr>
-        <w:t>s.</w:t>
-      </w:r>
-    </w:p>
-    <w:p>
-      <w:pPr>
-        <w:spacing w:line="336" w:lineRule="auto" w:after="180"/>
-      </w:pPr>
-      <w:r>
-        <w:rPr>
-          <w:b w:val="0"/>
-        </w:rPr>
-        <w:t>Collect explanations, not only yes/no votes. If a misunderstanding is common, re-model the relevant step for the class.</w:t>
-      </w:r>
-    </w:p>
-    <w:p>
-      <w:pPr>
-        <w:spacing w:line="336" w:lineRule="auto" w:after="180"/>
-      </w:pPr>
-      <w:r>
-        <w:rPr>
-          <w:b w:val="0"/>
-        </w:rPr>
-        <w:t>If it affects a few learners, give a short targeted group explanation while others solve a more demanding variation.</w:t>
-      </w:r>
-    </w:p>
-    <w:p>
-      <w:pPr>
-        <w:pStyle w:val="Heading3"/>
-      </w:pPr>
-      <w:r>
-        <w:t>Pictorial practice question</w:t>
-      </w:r>
-    </w:p>
-    <w:p>
-      <w:pPr>
-        <w:spacing w:line="336" w:lineRule="auto" w:after="180"/>
-        <w:shd w:fill="F5F1FB"/>
-      </w:pPr>
-      <w:r>
-        <w:rPr>
-          <w:b w:val="0"/>
-        </w:rPr>
-        <w:t xml:space="preserve">Calculate the filter </w:t>
-      </w:r>
-      <w:r>
-        <w:rPr>
-          <w:b/>
-        </w:rPr>
-        <w:t>ablation</w:t>
-      </w:r>
-      <w:r>
-        <w:rPr>
-          <w:b w:val="0"/>
-        </w:rPr>
-        <w:t>’s two rates and count change. Which single component is altered, and why does also changing the model prevent isolating the filter?</w:t>
-      </w:r>
-    </w:p>
-    <w:p>
-      <w:pPr>
-        <w:pStyle w:val="Heading3"/>
-      </w:pPr>
-      <w:r>
-        <w:t>Reasoned teacher answer</w:t>
-      </w:r>
-    </w:p>
-    <w:p>
-      <w:pPr>
-        <w:spacing w:line="336" w:lineRule="auto" w:after="180"/>
-      </w:pPr>
-      <w:r>
-        <w:rPr>
-          <w:b w:val="0"/>
-        </w:rPr>
-        <w:t xml:space="preserve">The relevance filter is the single declared change. Remove only the filter and preserve cases and scoring. Correctness falls from </w:t>
-      </w:r>
-      <w:r>
-        <w:rPr>
-          <w:b/>
-        </w:rPr>
-        <w:t>80%</w:t>
-      </w:r>
-      <w:r>
-        <w:rPr>
-          <w:b w:val="0"/>
-        </w:rPr>
-        <w:t xml:space="preserve"> to </w:t>
-      </w:r>
-      <w:r>
-        <w:rPr>
-          <w:b/>
-        </w:rPr>
-        <w:t>60%</w:t>
-      </w:r>
-      <w:r>
-        <w:rPr>
-          <w:b w:val="0"/>
-        </w:rPr>
-        <w:t>, two cases in this set. Changed case: The comparison no longer isolates the filter.</w:t>
-      </w:r>
-    </w:p>
-    <w:p>
-      <w:pPr>
-        <w:spacing w:line="336" w:lineRule="auto" w:after="180"/>
-      </w:pPr>
-      <w:r>
-        <w:rPr>
-          <w:b w:val="0"/>
-        </w:rPr>
-        <w:t>Two simultaneous changes provide alternative explanations.</w:t>
-      </w:r>
-    </w:p>
-    <w:p>
-      <w:pPr>
-        <w:spacing w:line="336" w:lineRule="auto" w:after="180"/>
-      </w:pPr>
-      <w:r>
-        <w:rPr>
-          <w:b w:val="0"/>
-        </w:rPr>
-        <w:t>Changed-case reasoning: The comparison no longer isolates the filter. Two simultaneous changes provide alternative explanations.</w:t>
-      </w:r>
-    </w:p>
-    <w:p>
-      <w:pPr>
-        <w:spacing w:line="336" w:lineRule="auto" w:after="180"/>
-      </w:pPr>
-      <w:r>
-        <w:rPr>
-          <w:b w:val="0"/>
-        </w:rPr>
-        <w:t xml:space="preserve">Collect each learner’s explanation before discussion. Use the first missing connection between </w:t>
-      </w:r>
-      <w:r>
-        <w:rPr>
-          <w:b/>
-        </w:rPr>
-        <w:t>input</w:t>
-      </w:r>
-      <w:r>
-        <w:rPr>
-          <w:b w:val="0"/>
-        </w:rPr>
-        <w:t xml:space="preserve">, deciding step and result to choose support. This question is worked-case practice, not fresh mastery </w:t>
-      </w:r>
-      <w:r>
-        <w:rPr>
-          <w:b/>
-        </w:rPr>
-        <w:t>evidence</w:t>
-      </w:r>
-      <w:r>
-        <w:rPr>
-          <w:b w:val="0"/>
-        </w:rPr>
-        <w:t>.</w:t>
-      </w:r>
-    </w:p>
-    <w:p>
-      <w:pPr>
-        <w:pStyle w:val="Heading1"/>
-      </w:pPr>
-      <w:r>
-        <w:t>04. Run the investigation and diagnose misconceptions</w:t>
-      </w:r>
-    </w:p>
-    <w:p>
-      <w:r>
-        <w:t>Run the Ablation studies investigation and use the first unsupported step to choose a teaching response.</w:t>
-      </w:r>
-    </w:p>
-    <w:p>
-      <w:pPr>
-        <w:spacing w:line="336" w:lineRule="auto" w:after="180"/>
-      </w:pPr>
-      <w:r>
-        <w:rPr>
-          <w:b w:val="0"/>
-        </w:rPr>
-        <w:t xml:space="preserve">The worked result establishes every future case: Removing a component changes a complete procedure; attribution depends on the controlled design and possible </w:t>
-      </w:r>
-      <w:r>
-        <w:rPr>
-          <w:b/>
-        </w:rPr>
-        <w:t>interaction</w:t>
-      </w:r>
-      <w:r>
-        <w:rPr>
-          <w:b w:val="0"/>
-        </w:rPr>
-        <w:t>s.</w:t>
-      </w:r>
-    </w:p>
-    <w:p>
-      <w:pPr>
-        <w:spacing w:line="336" w:lineRule="auto" w:after="180"/>
-      </w:pPr>
-      <w:r>
-        <w:rPr>
-          <w:b w:val="0"/>
-        </w:rPr>
-        <w:t xml:space="preserve">A missing </w:t>
-      </w:r>
-      <w:r>
-        <w:rPr>
-          <w:b/>
-        </w:rPr>
-        <w:t>input</w:t>
-      </w:r>
-      <w:r>
-        <w:rPr>
-          <w:b w:val="0"/>
-        </w:rPr>
-        <w:t xml:space="preserve"> may be replaced without recording the change: A replacement changes the </w:t>
-      </w:r>
-      <w:r>
-        <w:rPr>
-          <w:b/>
-        </w:rPr>
-        <w:t>evidence</w:t>
-      </w:r>
-      <w:r>
-        <w:rPr>
-          <w:b w:val="0"/>
-        </w:rPr>
-        <w:t xml:space="preserve"> or contract. Record the change and its justification; do not silently turn unknown into a measured value.</w:t>
-      </w:r>
-    </w:p>
-    <w:p>
-      <w:pPr>
-        <w:spacing w:line="336" w:lineRule="auto" w:after="180"/>
-      </w:pPr>
-      <w:r>
-        <w:rPr>
-          <w:b w:val="0"/>
-        </w:rPr>
-        <w:t xml:space="preserve">Repeating an assessed case is new independent </w:t>
-      </w:r>
-      <w:r>
-        <w:rPr>
-          <w:b/>
-        </w:rPr>
-        <w:t>evidence</w:t>
-      </w:r>
-      <w:r>
-        <w:rPr>
-          <w:b w:val="0"/>
-        </w:rPr>
-        <w:t>: A replay checks consistency. An example used for feedback or revision cannot later be described as untouched final evaluation.</w:t>
-      </w:r>
-    </w:p>
-    <w:p>
-      <w:pPr>
-        <w:spacing w:line="336" w:lineRule="auto" w:after="180"/>
-      </w:pPr>
-      <w:r>
-        <w:rPr>
-          <w:b w:val="0"/>
-        </w:rPr>
-        <w:t xml:space="preserve">Use Section 9 for the </w:t>
-      </w:r>
-      <w:r>
-        <w:rPr>
-          <w:b/>
-        </w:rPr>
-        <w:t>evidence</w:t>
-      </w:r>
-      <w:r>
-        <w:rPr>
-          <w:b w:val="0"/>
-        </w:rPr>
-        <w:t xml:space="preserve"> ledger. Add a boundary or missing-</w:t>
-      </w:r>
-      <w:r>
-        <w:rPr>
-          <w:b/>
-        </w:rPr>
-        <w:t>input</w:t>
-      </w:r>
-      <w:r>
-        <w:rPr>
-          <w:b w:val="0"/>
-        </w:rPr>
-        <w:t xml:space="preserve"> case and record the expected response before checking. More successful repeats of one case do not establish wider coverage.</w:t>
-      </w:r>
-    </w:p>
-    <w:p>
-      <w:pPr>
-        <w:pStyle w:val="Heading3"/>
-      </w:pPr>
-      <w:r>
-        <w:t>Match the support to the first error</w:t>
+        <w:pStyle w:val="Heading2"/>
+      </w:pPr>
+      <w:r>
+        <w:t>Choose accessible support</w:t>
       </w:r>
     </w:p>
     <w:tbl>
@@ -2754,57 +3792,39 @@
     </w:p>
     <w:p>
       <w:pPr>
-        <w:pStyle w:val="Heading1"/>
-      </w:pPr>
-      <w:r>
-        <w:t>05. Assess and explain the answers</w:t>
+        <w:pStyle w:val="Heading2"/>
+      </w:pPr>
+      <w:r>
+        <w:t>Earlier wording, alternatives and picture transcripts · reference / check after trying</w:t>
       </w:r>
     </w:p>
     <w:p>
-      <w:r>
-        <w:t>Use the Ablation studies questions, teacher keys and criteria after the relevant attempts. Previously discussed cases are practice; protect the separately selected independent task.</w:t>
+      <w:pPr>
+        <w:pStyle w:val="Heading3"/>
+      </w:pPr>
+      <w:r>
+        <w:t>Match the support to the first error</w:t>
       </w:r>
     </w:p>
     <w:p>
       <w:pPr>
-        <w:pStyle w:val="Heading3"/>
-      </w:pPr>
-      <w:r>
-        <w:t>Guided and exit questions</w:t>
+        <w:pStyle w:val="Heading1"/>
+      </w:pPr>
+      <w:r>
+        <w:t>05. Assess the new research scenario</w:t>
       </w:r>
     </w:p>
     <w:p>
-      <w:pPr>
-        <w:spacing w:line="336" w:lineRule="auto" w:after="180"/>
-      </w:pPr>
-      <w:r>
-        <w:rPr>
-          <w:b w:val="0"/>
-        </w:rPr>
-        <w:t>Guided: Drops3 and1 passes respectively in this sample. Validation's critical action boundary is not captured by pass-count magnitude alone.</w:t>
+      <w:r>
+        <w:t>Keep the selected answer private until after a first attempt.</w:t>
       </w:r>
     </w:p>
     <w:p>
       <w:pPr>
-        <w:spacing w:line="336" w:lineRule="auto" w:after="180"/>
-      </w:pPr>
-      <w:r>
-        <w:rPr>
-          <w:b w:val="0"/>
-        </w:rPr>
-        <w:t xml:space="preserve">Qualification: Removing a component changes a complete procedure; attribution depends on the controlled design and possible </w:t>
-      </w:r>
-      <w:r>
-        <w:rPr>
-          <w:b/>
-        </w:rPr>
-        <w:t>interaction</w:t>
-      </w:r>
-      <w:r>
-        <w:rPr>
-          <w:b w:val="0"/>
-        </w:rPr>
-        <w:t>s.</w:t>
+        <w:pStyle w:val="Heading2"/>
+      </w:pPr>
+      <w:r>
+        <w:t>Selected independent task and checked answer</w:t>
       </w:r>
     </w:p>
     <w:p>
@@ -2815,619 +3835,38 @@
         <w:rPr>
           <w:b w:val="0"/>
         </w:rPr>
-        <w:t xml:space="preserve">Exit: accept a concrete variation with its predicted outcome and a stated condition that would challenge the </w:t>
+        <w:t xml:space="preserve">Selected case: Full 12/15, without A 9/15, without B 11/15. Compute sample drops and state </w:t>
       </w:r>
       <w:r>
         <w:rPr>
           <w:b/>
         </w:rPr>
-        <w:t>mechanism</w:t>
+        <w:t>interaction</w:t>
       </w:r>
       <w:r>
         <w:rPr>
           <w:b w:val="0"/>
         </w:rPr>
-        <w:t xml:space="preserve">; reject a claim resting on unmeasured </w:t>
-      </w:r>
-      <w:r>
-        <w:rPr>
-          <w:b/>
-        </w:rPr>
-        <w:t>evidence</w:t>
-      </w:r>
-      <w:r>
-        <w:rPr>
-          <w:b w:val="0"/>
-        </w:rPr>
-        <w:t>.</w:t>
+        <w:t xml:space="preserve"> limit.</w:t>
       </w:r>
     </w:p>
     <w:p>
       <w:pPr>
-        <w:pStyle w:val="Heading3"/>
-      </w:pPr>
-      <w:r>
-        <w:t>W1 Explain the mechanism</w:t>
+        <w:spacing w:line="336" w:lineRule="auto" w:after="180"/>
+      </w:pPr>
+      <w:r>
+        <w:rPr>
+          <w:b w:val="0"/>
+        </w:rPr>
+        <w:t>Teacher explanation: Drops 3/15=20 percentage points and 1/15≈6.667 points. Effects are conditional on remaining components; not additive universal contributions.</w:t>
       </w:r>
     </w:p>
     <w:p>
       <w:pPr>
-        <w:pStyle w:val="Heading3"/>
-      </w:pPr>
-      <w:r>
-        <w:t>Workbook question · W1</w:t>
-      </w:r>
-    </w:p>
-    <w:p>
-      <w:pPr>
-        <w:spacing w:line="336" w:lineRule="auto" w:after="180"/>
-        <w:shd w:fill="F5F1FB"/>
-      </w:pPr>
-      <w:r>
-        <w:rPr>
-          <w:b w:val="0"/>
-        </w:rPr>
-        <w:t xml:space="preserve">Explain the weekly </w:t>
-      </w:r>
-      <w:r>
-        <w:rPr>
-          <w:b/>
-        </w:rPr>
-        <w:t>mechanism</w:t>
-      </w:r>
-      <w:r>
-        <w:rPr>
-          <w:b w:val="0"/>
-        </w:rPr>
-        <w:t xml:space="preserve"> in your own words. Use the worked scenario to name its </w:t>
-      </w:r>
-      <w:r>
-        <w:rPr>
-          <w:b/>
-        </w:rPr>
-        <w:t>input</w:t>
-      </w:r>
-      <w:r>
-        <w:rPr>
-          <w:b w:val="0"/>
-        </w:rPr>
-        <w:t xml:space="preserve">, decision rule and </w:t>
-      </w:r>
-      <w:r>
-        <w:rPr>
-          <w:b/>
-        </w:rPr>
-        <w:t>output</w:t>
-      </w:r>
-      <w:r>
-        <w:rPr>
-          <w:b w:val="0"/>
-        </w:rPr>
-        <w:t>.</w:t>
-      </w:r>
-    </w:p>
-    <w:p>
-      <w:pPr>
-        <w:pStyle w:val="Heading3"/>
-      </w:pPr>
-      <w:r>
-        <w:t>Teacher reasoning · W1</w:t>
-      </w:r>
-    </w:p>
-    <w:p>
-      <w:pPr>
-        <w:spacing w:line="336" w:lineRule="auto" w:after="180"/>
-        <w:shd w:fill="F1F6FC"/>
-      </w:pPr>
-      <w:r>
-        <w:rPr>
-          <w:b w:val="0"/>
-        </w:rPr>
-        <w:t xml:space="preserve">Teacher explanation: </w:t>
-      </w:r>
-      <w:r>
-        <w:rPr>
-          <w:b/>
-        </w:rPr>
-        <w:t>Ablation</w:t>
-      </w:r>
-      <w:r>
-        <w:rPr>
-          <w:b w:val="0"/>
-        </w:rPr>
-        <w:t xml:space="preserve"> removes a component to investigate its contribution under a controlled comparison. </w:t>
-      </w:r>
-      <w:r>
-        <w:rPr>
-          <w:b/>
-        </w:rPr>
-        <w:t>Interaction</w:t>
-      </w:r>
-      <w:r>
-        <w:rPr>
-          <w:b w:val="0"/>
-        </w:rPr>
-        <w:t>s can make contributions depend on other components.</w:t>
-      </w:r>
-    </w:p>
-    <w:p>
-      <w:pPr>
-        <w:spacing w:line="336" w:lineRule="auto" w:after="180"/>
-        <w:shd w:fill="F1F6FC"/>
-      </w:pPr>
-      <w:r>
-        <w:rPr>
-          <w:b w:val="0"/>
-        </w:rPr>
-        <w:t>Compare full system, without retrieval and without validation on identical cases and scoring. Hold other settings fixed; record changed failure categories, not just totals.</w:t>
-      </w:r>
-    </w:p>
-    <w:p>
-      <w:pPr>
-        <w:pStyle w:val="Heading3"/>
-      </w:pPr>
-      <w:r>
-        <w:t>W2 Trace the worked case</w:t>
-      </w:r>
-    </w:p>
-    <w:p>
-      <w:pPr>
-        <w:pStyle w:val="Heading3"/>
-      </w:pPr>
-      <w:r>
-        <w:t>Workbook question · W2</w:t>
-      </w:r>
-    </w:p>
-    <w:p>
-      <w:pPr>
-        <w:spacing w:line="336" w:lineRule="auto" w:after="180"/>
-        <w:shd w:fill="F5F1FB"/>
-      </w:pPr>
-      <w:r>
-        <w:rPr>
-          <w:b w:val="0"/>
-        </w:rPr>
-        <w:t>Full system8/10, without retrieval5/10, without validation7/10; the last permits an unauthorised action. Show the intermediate steps and give the conclusion with its scope.</w:t>
-      </w:r>
-    </w:p>
-    <w:p>
-      <w:pPr>
-        <w:pStyle w:val="Heading3"/>
-      </w:pPr>
-      <w:r>
-        <w:t>Teacher reasoning · W2</w:t>
-      </w:r>
-    </w:p>
-    <w:p>
-      <w:pPr>
-        <w:spacing w:line="336" w:lineRule="auto" w:after="180"/>
-        <w:shd w:fill="F1F6FC"/>
-      </w:pPr>
-      <w:r>
-        <w:rPr>
-          <w:b w:val="0"/>
-        </w:rPr>
-        <w:t>Teacher explanation: Drops3 and1 passes respectively in this sample. Validation's critical action boundary is not captured by pass-count magnitude alone.</w:t>
-      </w:r>
-    </w:p>
-    <w:p>
-      <w:pPr>
-        <w:pStyle w:val="Heading3"/>
-      </w:pPr>
-      <w:r>
-        <w:t>W3 Audit the limit</w:t>
-      </w:r>
-    </w:p>
-    <w:p>
-      <w:pPr>
-        <w:pStyle w:val="Heading3"/>
-      </w:pPr>
-      <w:r>
-        <w:t>Workbook question · W3</w:t>
-      </w:r>
-    </w:p>
-    <w:p>
-      <w:pPr>
-        <w:spacing w:line="336" w:lineRule="auto" w:after="180"/>
-        <w:shd w:fill="F5F1FB"/>
-      </w:pPr>
-      <w:r>
-        <w:rPr>
-          <w:b w:val="0"/>
-        </w:rPr>
-        <w:t xml:space="preserve">A report omits this qualification: Removing a component changes a complete procedure; attribution depends on the controlled design and possible </w:t>
-      </w:r>
-      <w:r>
-        <w:rPr>
-          <w:b/>
-        </w:rPr>
-        <w:t>interaction</w:t>
-      </w:r>
-      <w:r>
-        <w:rPr>
-          <w:b w:val="0"/>
-        </w:rPr>
-        <w:t>s.</w:t>
-      </w:r>
-    </w:p>
-    <w:p>
-      <w:pPr>
-        <w:spacing w:line="336" w:lineRule="auto" w:after="180"/>
-        <w:shd w:fill="F5F1FB"/>
-      </w:pPr>
-      <w:r>
-        <w:rPr>
-          <w:b w:val="0"/>
-        </w:rPr>
-        <w:t>Explain how omitting it could change a reader's interpretation, and write an accurate replacement.</w:t>
-      </w:r>
-    </w:p>
-    <w:p>
-      <w:pPr>
-        <w:pStyle w:val="Heading3"/>
-      </w:pPr>
-      <w:r>
-        <w:t>Teacher reasoning · W3</w:t>
-      </w:r>
-    </w:p>
-    <w:p>
-      <w:pPr>
-        <w:spacing w:line="336" w:lineRule="auto" w:after="180"/>
-        <w:shd w:fill="F1F6FC"/>
-      </w:pPr>
-      <w:r>
-        <w:rPr>
-          <w:b w:val="0"/>
-        </w:rPr>
-        <w:t xml:space="preserve">Teacher explanation: Removing a component changes a complete procedure; attribution depends on the controlled design and possible </w:t>
-      </w:r>
-      <w:r>
-        <w:rPr>
-          <w:b/>
-        </w:rPr>
-        <w:t>interaction</w:t>
-      </w:r>
-      <w:r>
-        <w:rPr>
-          <w:b w:val="0"/>
-        </w:rPr>
-        <w:t>s.</w:t>
-      </w:r>
-    </w:p>
-    <w:p>
-      <w:pPr>
-        <w:spacing w:line="336" w:lineRule="auto" w:after="180"/>
-        <w:shd w:fill="F1F6FC"/>
-      </w:pPr>
-      <w:r>
-        <w:rPr>
-          <w:b w:val="0"/>
-        </w:rPr>
-        <w:t xml:space="preserve">State the observed result separately from the unverified or out-of-scope claim; preserve the original </w:t>
-      </w:r>
-      <w:r>
-        <w:rPr>
-          <w:b/>
-        </w:rPr>
-        <w:t>evidence</w:t>
-      </w:r>
-      <w:r>
-        <w:rPr>
-          <w:b w:val="0"/>
-        </w:rPr>
-        <w:t xml:space="preserve"> rather than inventing a missing fact.</w:t>
-      </w:r>
-    </w:p>
-    <w:p>
-      <w:pPr>
-        <w:pStyle w:val="Heading3"/>
-      </w:pPr>
-      <w:r>
-        <w:t>W4 Apply a new case independently</w:t>
-      </w:r>
-    </w:p>
-    <w:p>
-      <w:pPr>
-        <w:pStyle w:val="Heading3"/>
-      </w:pPr>
-      <w:r>
-        <w:t>Workbook question · W4</w:t>
-      </w:r>
-    </w:p>
-    <w:p>
-      <w:pPr>
-        <w:spacing w:line="336" w:lineRule="auto" w:after="180"/>
-        <w:shd w:fill="F5F1FB"/>
-      </w:pPr>
-      <w:r>
-        <w:rPr>
-          <w:b w:val="0"/>
-        </w:rPr>
-        <w:t xml:space="preserve">Full12/15, without A9/15, without B11/15. Compute sample drops and state </w:t>
-      </w:r>
-      <w:r>
-        <w:rPr>
-          <w:b/>
-        </w:rPr>
-        <w:t>interaction</w:t>
-      </w:r>
-      <w:r>
-        <w:rPr>
-          <w:b w:val="0"/>
-        </w:rPr>
-        <w:t xml:space="preserve"> limit.</w:t>
-      </w:r>
-    </w:p>
-    <w:p>
-      <w:pPr>
-        <w:pStyle w:val="Heading3"/>
-      </w:pPr>
-      <w:r>
-        <w:t>Teacher reasoning · W4</w:t>
-      </w:r>
-    </w:p>
-    <w:p>
-      <w:pPr>
-        <w:spacing w:line="336" w:lineRule="auto" w:after="180"/>
-        <w:shd w:fill="F1F6FC"/>
-      </w:pPr>
-      <w:r>
-        <w:rPr>
-          <w:b w:val="0"/>
-        </w:rPr>
-        <w:t>Teacher explanation: Drops3/15=20 percentage points and1/15≈6.667 points. Effects are conditional on remaining components; not additive universal contributions.</w:t>
-      </w:r>
-    </w:p>
-    <w:p>
-      <w:pPr>
-        <w:pStyle w:val="Heading3"/>
-      </w:pPr>
-      <w:r>
-        <w:t>W5 Design a revealing follow-up</w:t>
-      </w:r>
-    </w:p>
-    <w:p>
-      <w:pPr>
-        <w:pStyle w:val="Heading3"/>
-      </w:pPr>
-      <w:r>
-        <w:t>Workbook question · W5</w:t>
-      </w:r>
-    </w:p>
-    <w:p>
-      <w:pPr>
-        <w:spacing w:line="336" w:lineRule="auto" w:after="180"/>
-        <w:shd w:fill="F5F1FB"/>
-      </w:pPr>
-      <w:r>
-        <w:rPr>
-          <w:b w:val="0"/>
-        </w:rPr>
-        <w:t>For the worked scenario, propose one additional case that could reveal a failure, describe its expected outcome before running it, and explain what would need to remain fixed for a fair comparison.</w:t>
-      </w:r>
-    </w:p>
-    <w:p>
-      <w:pPr>
-        <w:spacing w:line="336" w:lineRule="auto" w:after="180"/>
-        <w:shd w:fill="F5F1FB"/>
-      </w:pPr>
-      <w:r>
-        <w:rPr>
-          <w:b w:val="0"/>
-        </w:rPr>
-        <w:t>Do not reuse W4 as a new final test after receiving feedback.</w:t>
-      </w:r>
-    </w:p>
-    <w:p>
-      <w:pPr>
-        <w:pStyle w:val="Heading3"/>
-      </w:pPr>
-      <w:r>
-        <w:t>Teacher reasoning · W5</w:t>
-      </w:r>
-    </w:p>
-    <w:p>
-      <w:pPr>
-        <w:spacing w:line="336" w:lineRule="auto" w:after="180"/>
-        <w:shd w:fill="F1F6FC"/>
-      </w:pPr>
-      <w:r>
-        <w:rPr>
-          <w:b w:val="0"/>
-        </w:rPr>
-        <w:t xml:space="preserve">Teacher explanation: Accept a concrete variant of the worked </w:t>
-      </w:r>
-      <w:r>
-        <w:rPr>
-          <w:b/>
-        </w:rPr>
-        <w:t>input</w:t>
-      </w:r>
-      <w:r>
-        <w:rPr>
-          <w:b w:val="0"/>
-        </w:rPr>
-        <w:t xml:space="preserve"> or a missing/conflicting/boundary condition, with an expectation derived from the declared procedure.</w:t>
-      </w:r>
-    </w:p>
-    <w:p>
-      <w:pPr>
-        <w:spacing w:line="336" w:lineRule="auto" w:after="180"/>
-        <w:shd w:fill="F1F6FC"/>
-      </w:pPr>
-      <w:r>
-        <w:rPr>
-          <w:b w:val="0"/>
-        </w:rPr>
-        <w:t xml:space="preserve">Require preserved settings, original </w:t>
-      </w:r>
-      <w:r>
-        <w:rPr>
-          <w:b/>
-        </w:rPr>
-        <w:t>output</w:t>
-      </w:r>
-      <w:r>
-        <w:rPr>
-          <w:b w:val="0"/>
-        </w:rPr>
-        <w:t xml:space="preserve">s and data roles. Removing a component changes a complete procedure; attribution depends on the controlled design and possible </w:t>
-      </w:r>
-      <w:r>
-        <w:rPr>
-          <w:b/>
-        </w:rPr>
-        <w:t>interaction</w:t>
-      </w:r>
-      <w:r>
-        <w:rPr>
-          <w:b w:val="0"/>
-        </w:rPr>
-        <w:t>s.</w:t>
-      </w:r>
-    </w:p>
-    <w:p>
-      <w:pPr>
-        <w:spacing w:line="336" w:lineRule="auto" w:after="180"/>
-        <w:shd w:fill="F1F6FC"/>
-      </w:pPr>
-      <w:r>
-        <w:rPr>
-          <w:b w:val="0"/>
-        </w:rPr>
-        <w:t xml:space="preserve">The new case should test this particular </w:t>
-      </w:r>
-      <w:r>
-        <w:rPr>
-          <w:b/>
-        </w:rPr>
-        <w:t>mechanism</w:t>
-      </w:r>
-      <w:r>
-        <w:rPr>
-          <w:b w:val="0"/>
-        </w:rPr>
-        <w:t xml:space="preserve"> rather than merely restate the original result.</w:t>
-      </w:r>
-    </w:p>
-    <w:p>
-      <w:pPr>
-        <w:pStyle w:val="Heading3"/>
-      </w:pPr>
-      <w:r>
-        <w:t>Independent assessment and fresh retry</w:t>
-      </w:r>
-    </w:p>
-    <w:p>
-      <w:pPr>
-        <w:pStyle w:val="Heading3"/>
-      </w:pPr>
-      <w:r>
-        <w:t>Teacher key · Independent assessment and fresh retry</w:t>
-      </w:r>
-    </w:p>
-    <w:p>
-      <w:pPr>
-        <w:spacing w:line="336" w:lineRule="auto" w:after="180"/>
-        <w:shd w:fill="F1F6FC"/>
-      </w:pPr>
-      <w:r>
-        <w:rPr>
-          <w:b w:val="0"/>
-        </w:rPr>
-        <w:t>W4: Drops3/15=20 percentage points and1/15≈6.667 points. Effects are conditional on remaining components; not additive universal contributions. Require intermediate reasoning and the stated scope.</w:t>
-      </w:r>
-    </w:p>
-    <w:p>
-      <w:pPr>
-        <w:spacing w:line="336" w:lineRule="auto" w:after="180"/>
-        <w:shd w:fill="F1F6FC"/>
-      </w:pPr>
-      <w:r>
-        <w:rPr>
-          <w:b w:val="0"/>
-        </w:rPr>
-        <w:t>Fresh retry: Full9/12, without A6/12, without B8/12. Expected reasoning: Drops25 and8.333 percentage points; keep identical cases and inspect individual failures.</w:t>
-      </w:r>
-    </w:p>
-    <w:p>
-      <w:pPr>
-        <w:spacing w:line="336" w:lineRule="auto" w:after="180"/>
-        <w:shd w:fill="F1F6FC"/>
-      </w:pPr>
-      <w:r>
-        <w:rPr>
-          <w:b w:val="0"/>
-        </w:rPr>
-        <w:t>If students need support, record it and reassess with another new case rather than awarding independence to a copied answer.</w:t>
-      </w:r>
-    </w:p>
-    <w:p>
-      <w:pPr>
-        <w:pStyle w:val="Heading3"/>
-      </w:pPr>
-      <w:r>
-        <w:t>Assess independent transfer</w:t>
-      </w:r>
-    </w:p>
-    <w:p>
-      <w:pPr>
-        <w:pStyle w:val="Heading3"/>
-      </w:pPr>
-      <w:r>
-        <w:t>Independent question · withhold the key</w:t>
-      </w:r>
-    </w:p>
-    <w:p>
-      <w:pPr>
-        <w:spacing w:line="336" w:lineRule="auto" w:after="180"/>
-        <w:shd w:fill="F5F1FB"/>
-      </w:pPr>
-      <w:r>
-        <w:rPr>
-          <w:b w:val="0"/>
-        </w:rPr>
-        <w:t xml:space="preserve">Selected case: Full12/15, without A9/15, without B11/15. Compute sample drops and state </w:t>
-      </w:r>
-      <w:r>
-        <w:rPr>
-          <w:b/>
-        </w:rPr>
-        <w:t>interaction</w:t>
-      </w:r>
-      <w:r>
-        <w:rPr>
-          <w:b w:val="0"/>
-        </w:rPr>
-        <w:t xml:space="preserve"> limit.</w:t>
-      </w:r>
-    </w:p>
-    <w:p>
-      <w:pPr>
-        <w:pStyle w:val="Heading3"/>
-      </w:pPr>
-      <w:r>
-        <w:t>Selected case answer</w:t>
-      </w:r>
-    </w:p>
-    <w:p>
-      <w:pPr>
-        <w:pStyle w:val="Heading3"/>
-      </w:pPr>
-      <w:r>
-        <w:t>Teacher key · Selected case answer</w:t>
-      </w:r>
-    </w:p>
-    <w:p>
-      <w:pPr>
-        <w:spacing w:line="336" w:lineRule="auto" w:after="180"/>
-        <w:shd w:fill="F1F6FC"/>
-      </w:pPr>
-      <w:r>
-        <w:rPr>
-          <w:b w:val="0"/>
-        </w:rPr>
-        <w:t>Teacher explanation: Drops3/15=20 percentage points and1/15≈6.667 points. Effects are conditional on remaining components; not additive universal contributions.</w:t>
+        <w:pStyle w:val="Heading2"/>
+      </w:pPr>
+      <w:r>
+        <w:t>Judge explanation,trace and limits</w:t>
       </w:r>
     </w:p>
     <w:tbl>
@@ -3534,54 +3973,55 @@
     </w:tbl>
     <w:p>
       <w:pPr>
-        <w:pStyle w:val="Heading3"/>
-      </w:pPr>
-      <w:r>
-        <w:t>Teacher key · Selected case answer</w:t>
+        <w:spacing w:line="336" w:lineRule="auto" w:after="180"/>
+      </w:pPr>
+      <w:r>
+        <w:rPr>
+          <w:b w:val="0"/>
+        </w:rPr>
+        <w:t>Record each dimension as not yet, with support, or independent. Accept a valid alternative procedure with a defensible trace.</w:t>
       </w:r>
     </w:p>
     <w:p>
       <w:pPr>
         <w:spacing w:line="336" w:lineRule="auto" w:after="180"/>
-        <w:shd w:fill="F1F6FC"/>
       </w:pPr>
       <w:r>
         <w:rPr>
           <w:b w:val="0"/>
         </w:rPr>
-        <w:t>Record each dimension as not yet, with support, or independent. Accept a valid alternative procedure with a defensible trace.</w:t>
+        <w:t xml:space="preserve">Do not penalise an honestly recorded model failure if the learner correctly explains its </w:t>
+      </w:r>
+      <w:r>
+        <w:rPr>
+          <w:b/>
+        </w:rPr>
+        <w:t>evidence</w:t>
+      </w:r>
+      <w:r>
+        <w:rPr>
+          <w:b w:val="0"/>
+        </w:rPr>
+        <w:t xml:space="preserve"> and limits.</w:t>
       </w:r>
     </w:p>
     <w:p>
       <w:pPr>
-        <w:spacing w:line="336" w:lineRule="auto" w:after="180"/>
-        <w:shd w:fill="F1F6FC"/>
-      </w:pPr>
-      <w:r>
-        <w:rPr>
-          <w:b w:val="0"/>
-        </w:rPr>
-        <w:t xml:space="preserve">Do not penalise an honestly recorded model failure if the learner correctly explains its </w:t>
-      </w:r>
-      <w:r>
-        <w:rPr>
-          <w:b/>
-        </w:rPr>
-        <w:t>evidence</w:t>
-      </w:r>
-      <w:r>
-        <w:rPr>
-          <w:b w:val="0"/>
-        </w:rPr>
-        <w:t xml:space="preserve"> and limits.</w:t>
+        <w:pStyle w:val="Heading2"/>
+      </w:pPr>
+      <w:r>
+        <w:t>Give one usable repair</w:t>
       </w:r>
     </w:p>
     <w:p>
       <w:pPr>
-        <w:pStyle w:val="Heading3"/>
-      </w:pPr>
-      <w:r>
-        <w:t>Feedback that the learner uses</w:t>
+        <w:spacing w:line="336" w:lineRule="auto" w:after="180"/>
+      </w:pPr>
+      <w:r>
+        <w:rPr>
+          <w:b w:val="0"/>
+        </w:rPr>
+        <w:t>Name the earliest unsupported step and give one action to repair it. Have the learner make that repair now and explain why. Then assess the relevant skill on a fresh, fully specified case.</w:t>
       </w:r>
     </w:p>
     <w:p>
@@ -3592,31 +4032,97 @@
         <w:rPr>
           <w:b w:val="0"/>
         </w:rPr>
-        <w:t>Name the earliest unsupported step and give one action to repair it. Have the learner make that repair now and explain why. Then assess the relevant skill on a fresh, fully specified case.</w:t>
+        <w:t>Confirm it was not previously practised with feedback; solve and check the new case before assigning it. A follow-up design prompt is a starting brief, not automatically an equivalent test.</w:t>
       </w:r>
     </w:p>
     <w:p>
       <w:pPr>
-        <w:spacing w:line="336" w:lineRule="auto" w:after="180"/>
-      </w:pPr>
-      <w:r>
-        <w:rPr>
-          <w:b w:val="0"/>
-        </w:rPr>
-        <w:t>Confirm it was not previously practised with feedback; solve and check the new case before assigning it. A follow-up design prompt is a starting brief, not automatically an equivalent test.</w:t>
+        <w:pStyle w:val="Heading2"/>
+      </w:pPr>
+      <w:r>
+        <w:t>W1 Explain the mechanism</w:t>
       </w:r>
     </w:p>
     <w:p>
       <w:pPr>
-        <w:pStyle w:val="Heading1"/>
-      </w:pPr>
-      <w:r>
-        <w:t>06. Connect the project, support and next lesson</w:t>
+        <w:spacing w:line="336" w:lineRule="auto" w:after="180"/>
+      </w:pPr>
+      <w:r>
+        <w:rPr>
+          <w:b w:val="0"/>
+        </w:rPr>
+        <w:t xml:space="preserve">Explain the weekly </w:t>
+      </w:r>
+      <w:r>
+        <w:rPr>
+          <w:b/>
+        </w:rPr>
+        <w:t>mechanism</w:t>
+      </w:r>
+      <w:r>
+        <w:rPr>
+          <w:b w:val="0"/>
+        </w:rPr>
+        <w:t xml:space="preserve"> in your own words. Use the worked scenario to name its </w:t>
+      </w:r>
+      <w:r>
+        <w:rPr>
+          <w:b/>
+        </w:rPr>
+        <w:t>input</w:t>
+      </w:r>
+      <w:r>
+        <w:rPr>
+          <w:b w:val="0"/>
+        </w:rPr>
+        <w:t xml:space="preserve">, decision rule and </w:t>
+      </w:r>
+      <w:r>
+        <w:rPr>
+          <w:b/>
+        </w:rPr>
+        <w:t>output</w:t>
+      </w:r>
+      <w:r>
+        <w:rPr>
+          <w:b w:val="0"/>
+        </w:rPr>
+        <w:t>.</w:t>
       </w:r>
     </w:p>
     <w:p>
-      <w:r>
-        <w:t>Connect Ablation studies to Reproducible AI Research Study, adapt support and plan a later changed-case check.</w:t>
+      <w:pPr>
+        <w:spacing w:line="336" w:lineRule="auto" w:after="180"/>
+      </w:pPr>
+      <w:r>
+        <w:rPr>
+          <w:b w:val="0"/>
+        </w:rPr>
+        <w:t xml:space="preserve">Teacher explanation: </w:t>
+      </w:r>
+      <w:r>
+        <w:rPr>
+          <w:b/>
+        </w:rPr>
+        <w:t>Ablation</w:t>
+      </w:r>
+      <w:r>
+        <w:rPr>
+          <w:b w:val="0"/>
+        </w:rPr>
+        <w:t xml:space="preserve"> removes a component to investigate its contribution under a controlled comparison. </w:t>
+      </w:r>
+      <w:r>
+        <w:rPr>
+          <w:b/>
+        </w:rPr>
+        <w:t>Interaction</w:t>
+      </w:r>
+      <w:r>
+        <w:rPr>
+          <w:b w:val="0"/>
+        </w:rPr>
+        <w:t>s can make contributions depend on other components.</w:t>
       </w:r>
     </w:p>
     <w:p>
@@ -3627,90 +4133,15 @@
         <w:rPr>
           <w:b w:val="0"/>
         </w:rPr>
-        <w:t xml:space="preserve">Add a labelled </w:t>
-      </w:r>
-      <w:r>
-        <w:rPr>
-          <w:b/>
-        </w:rPr>
-        <w:t>ablation</w:t>
-      </w:r>
-      <w:r>
-        <w:rPr>
-          <w:b w:val="0"/>
-        </w:rPr>
-        <w:t xml:space="preserve"> studies </w:t>
-      </w:r>
-      <w:r>
-        <w:rPr>
-          <w:b/>
-        </w:rPr>
-        <w:t>evidence</w:t>
-      </w:r>
-      <w:r>
-        <w:rPr>
-          <w:b w:val="0"/>
-        </w:rPr>
-        <w:t xml:space="preserve"> sheet to Reproducible AI Research Study. Show how you can explain the </w:t>
-      </w:r>
-      <w:r>
-        <w:rPr>
-          <w:b/>
-        </w:rPr>
-        <w:t>mechanism</w:t>
-      </w:r>
-      <w:r>
-        <w:rPr>
-          <w:b w:val="0"/>
-        </w:rPr>
-        <w:t xml:space="preserve"> and terminology of </w:t>
-      </w:r>
-      <w:r>
-        <w:rPr>
-          <w:b/>
-        </w:rPr>
-        <w:t>ablation</w:t>
-      </w:r>
-      <w:r>
-        <w:rPr>
-          <w:b w:val="0"/>
-        </w:rPr>
-        <w:t xml:space="preserve"> studies.</w:t>
+        <w:t>Compare full system, without retrieval and without validation on identical cases and scoring. Hold other settings fixed; record changed failure categories, not just totals.</w:t>
       </w:r>
     </w:p>
     <w:p>
       <w:pPr>
-        <w:spacing w:line="336" w:lineRule="auto" w:after="180"/>
-      </w:pPr>
-      <w:r>
-        <w:rPr>
-          <w:b w:val="0"/>
-        </w:rPr>
-        <w:t xml:space="preserve">Use the supplied fictional case and keep its </w:t>
-      </w:r>
-      <w:r>
-        <w:rPr>
-          <w:b/>
-        </w:rPr>
-        <w:t>input</w:t>
-      </w:r>
-      <w:r>
-        <w:rPr>
-          <w:b w:val="0"/>
-        </w:rPr>
-        <w:t xml:space="preserve">s, intermediate steps, calculation or </w:t>
-      </w:r>
-      <w:r>
-        <w:rPr>
-          <w:b/>
-        </w:rPr>
-        <w:t>prediction</w:t>
-      </w:r>
-      <w:r>
-        <w:rPr>
-          <w:b w:val="0"/>
-        </w:rPr>
-        <w:t>, and limitation. Connect this record to last week’s record; a matching answer without a trace is insufficient.</w:t>
+        <w:pStyle w:val="Heading2"/>
+      </w:pPr>
+      <w:r>
+        <w:t>W2 Trace the worked case</w:t>
       </w:r>
     </w:p>
     <w:p>
@@ -3721,19 +4152,7 @@
         <w:rPr>
           <w:b w:val="0"/>
         </w:rPr>
-        <w:t xml:space="preserve">Provide an </w:t>
-      </w:r>
-      <w:r>
-        <w:rPr>
-          <w:b/>
-        </w:rPr>
-        <w:t>input</w:t>
-      </w:r>
-      <w:r>
-        <w:rPr>
-          <w:b w:val="0"/>
-        </w:rPr>
-        <w:t>/procedure/result/limit frame and a calculator when needed. Ask students to identify the first step before completing the whole trace.</w:t>
+        <w:t>Full system 8/10, without retrieval 5/10, without validation 7/10; the last permits an unauthorised action. Show the intermediate steps and give the conclusion with its scope.</w:t>
       </w:r>
     </w:p>
     <w:p>
@@ -3744,42 +4163,15 @@
         <w:rPr>
           <w:b w:val="0"/>
         </w:rPr>
-        <w:t xml:space="preserve">Extension: compare two concrete variants of this </w:t>
-      </w:r>
-      <w:r>
-        <w:rPr>
-          <w:b/>
-        </w:rPr>
-        <w:t>mechanism</w:t>
-      </w:r>
-      <w:r>
-        <w:rPr>
-          <w:b w:val="0"/>
-        </w:rPr>
-        <w:t xml:space="preserve"> while holding unrelated conditions fixed; report both successful and unsuccessful outcomes.</w:t>
+        <w:t>Teacher explanation: Drops 3 and 1 passes respectively in this sample. Validation's critical action boundary is not captured by pass-count magnitude alone.</w:t>
       </w:r>
     </w:p>
     <w:p>
       <w:pPr>
-        <w:spacing w:line="336" w:lineRule="auto" w:after="180"/>
-      </w:pPr>
-      <w:r>
-        <w:rPr>
-          <w:b w:val="0"/>
-        </w:rPr>
-        <w:t xml:space="preserve">Next connection: Sensitivity analysis. Preserve the current case record and retrieve its </w:t>
-      </w:r>
-      <w:r>
-        <w:rPr>
-          <w:b/>
-        </w:rPr>
-        <w:t>evidence</w:t>
-      </w:r>
-      <w:r>
-        <w:rPr>
-          <w:b w:val="0"/>
-        </w:rPr>
-        <w:t xml:space="preserve"> boundary before moving on.</w:t>
+        <w:pStyle w:val="Heading2"/>
+      </w:pPr>
+      <w:r>
+        <w:t>W3 Audit the limit</w:t>
       </w:r>
     </w:p>
     <w:p>
@@ -3790,15 +4182,581 @@
         <w:rPr>
           <w:b w:val="0"/>
         </w:rPr>
-        <w:t>Retain the project ledger and assess a changed case after support. Check the relevant prerequisite before carrying this component forward.</w:t>
+        <w:t xml:space="preserve">A report omits this qualification: Removing a component changes a complete procedure; attribution depends on the controlled design and possible </w:t>
+      </w:r>
+      <w:r>
+        <w:rPr>
+          <w:b/>
+        </w:rPr>
+        <w:t>interaction</w:t>
+      </w:r>
+      <w:r>
+        <w:rPr>
+          <w:b w:val="0"/>
+        </w:rPr>
+        <w:t>s.</w:t>
       </w:r>
     </w:p>
     <w:p>
       <w:pPr>
+        <w:spacing w:line="336" w:lineRule="auto" w:after="180"/>
+      </w:pPr>
+      <w:r>
+        <w:rPr>
+          <w:b w:val="0"/>
+        </w:rPr>
+        <w:t>Explain how omitting it could change a reader's interpretation, and write an accurate replacement.</w:t>
+      </w:r>
+    </w:p>
+    <w:p>
+      <w:pPr>
+        <w:spacing w:line="336" w:lineRule="auto" w:after="180"/>
+      </w:pPr>
+      <w:r>
+        <w:rPr>
+          <w:b w:val="0"/>
+        </w:rPr>
+        <w:t xml:space="preserve">Teacher explanation: Removing a component changes a complete procedure; attribution depends on the controlled design and possible </w:t>
+      </w:r>
+      <w:r>
+        <w:rPr>
+          <w:b/>
+        </w:rPr>
+        <w:t>interaction</w:t>
+      </w:r>
+      <w:r>
+        <w:rPr>
+          <w:b w:val="0"/>
+        </w:rPr>
+        <w:t>s.</w:t>
+      </w:r>
+    </w:p>
+    <w:p>
+      <w:pPr>
+        <w:spacing w:line="336" w:lineRule="auto" w:after="180"/>
+      </w:pPr>
+      <w:r>
+        <w:rPr>
+          <w:b w:val="0"/>
+        </w:rPr>
+        <w:t xml:space="preserve">State the observed result separately from the unverified or out-of-scope claim; preserve the original </w:t>
+      </w:r>
+      <w:r>
+        <w:rPr>
+          <w:b/>
+        </w:rPr>
+        <w:t>evidence</w:t>
+      </w:r>
+      <w:r>
+        <w:rPr>
+          <w:b w:val="0"/>
+        </w:rPr>
+        <w:t xml:space="preserve"> rather than inventing a missing fact.</w:t>
+      </w:r>
+    </w:p>
+    <w:p>
+      <w:pPr>
+        <w:pStyle w:val="Heading2"/>
+      </w:pPr>
+      <w:r>
+        <w:t>W5 Design a revealing follow-up</w:t>
+      </w:r>
+    </w:p>
+    <w:p>
+      <w:pPr>
+        <w:spacing w:line="336" w:lineRule="auto" w:after="180"/>
+      </w:pPr>
+      <w:r>
+        <w:rPr>
+          <w:b w:val="0"/>
+        </w:rPr>
+        <w:t>For the worked scenario, propose one additional case that could reveal a failure, describe its expected outcome before running it, and explain what would need to remain fixed for a fair comparison.</w:t>
+      </w:r>
+    </w:p>
+    <w:p>
+      <w:pPr>
+        <w:spacing w:line="336" w:lineRule="auto" w:after="180"/>
+      </w:pPr>
+      <w:r>
+        <w:rPr>
+          <w:b w:val="0"/>
+        </w:rPr>
+        <w:t>Do not reuse W4 as a new final test after receiving feedback.</w:t>
+      </w:r>
+    </w:p>
+    <w:p>
+      <w:pPr>
+        <w:spacing w:line="336" w:lineRule="auto" w:after="180"/>
+      </w:pPr>
+      <w:r>
+        <w:rPr>
+          <w:b w:val="0"/>
+        </w:rPr>
+        <w:t xml:space="preserve">Teacher explanation: Accept a concrete variant of the worked </w:t>
+      </w:r>
+      <w:r>
+        <w:rPr>
+          <w:b/>
+        </w:rPr>
+        <w:t>input</w:t>
+      </w:r>
+      <w:r>
+        <w:rPr>
+          <w:b w:val="0"/>
+        </w:rPr>
+        <w:t xml:space="preserve"> or a missing/conflicting/boundary condition, with an expectation derived from the declared procedure.</w:t>
+      </w:r>
+    </w:p>
+    <w:p>
+      <w:pPr>
+        <w:spacing w:line="336" w:lineRule="auto" w:after="180"/>
+      </w:pPr>
+      <w:r>
+        <w:rPr>
+          <w:b w:val="0"/>
+        </w:rPr>
+        <w:t xml:space="preserve">Require preserved settings, original </w:t>
+      </w:r>
+      <w:r>
+        <w:rPr>
+          <w:b/>
+        </w:rPr>
+        <w:t>output</w:t>
+      </w:r>
+      <w:r>
+        <w:rPr>
+          <w:b w:val="0"/>
+        </w:rPr>
+        <w:t xml:space="preserve">s and data roles. Removing a component changes a complete procedure; attribution depends on the controlled design and possible </w:t>
+      </w:r>
+      <w:r>
+        <w:rPr>
+          <w:b/>
+        </w:rPr>
+        <w:t>interaction</w:t>
+      </w:r>
+      <w:r>
+        <w:rPr>
+          <w:b w:val="0"/>
+        </w:rPr>
+        <w:t>s.</w:t>
+      </w:r>
+    </w:p>
+    <w:p>
+      <w:pPr>
+        <w:spacing w:line="336" w:lineRule="auto" w:after="180"/>
+      </w:pPr>
+      <w:r>
+        <w:rPr>
+          <w:b w:val="0"/>
+        </w:rPr>
+        <w:t xml:space="preserve">The new case should test this particular </w:t>
+      </w:r>
+      <w:r>
+        <w:rPr>
+          <w:b/>
+        </w:rPr>
+        <w:t>mechanism</w:t>
+      </w:r>
+      <w:r>
+        <w:rPr>
+          <w:b w:val="0"/>
+        </w:rPr>
+        <w:t xml:space="preserve"> rather than merely restate the original result.</w:t>
+      </w:r>
+    </w:p>
+    <w:p>
+      <w:pPr>
+        <w:pStyle w:val="Heading2"/>
+      </w:pPr>
+      <w:r>
+        <w:t>Earlier wording, alternatives and picture transcripts · reference / check after trying</w:t>
+      </w:r>
+    </w:p>
+    <w:p>
+      <w:pPr>
         <w:pStyle w:val="Heading3"/>
       </w:pPr>
       <w:r>
-        <w:t>Plan the delayed return</w:t>
+        <w:t>Guided and exit questions</w:t>
+      </w:r>
+    </w:p>
+    <w:p>
+      <w:pPr>
+        <w:spacing w:line="336" w:lineRule="auto" w:after="180"/>
+      </w:pPr>
+      <w:r>
+        <w:rPr>
+          <w:b w:val="0"/>
+        </w:rPr>
+        <w:t xml:space="preserve">Guided: Drops 3 and 1 passes respectively in this sample. Validation's critical action boundary is not captured by pass-count magnitude alone. Qualification: Removing a component changes a complete procedure; attribution depends on the controlled design and possible </w:t>
+      </w:r>
+      <w:r>
+        <w:rPr>
+          <w:b/>
+        </w:rPr>
+        <w:t>interaction</w:t>
+      </w:r>
+      <w:r>
+        <w:rPr>
+          <w:b w:val="0"/>
+        </w:rPr>
+        <w:t xml:space="preserve">s. Exit: accept a concrete variation with its predicted outcome and a stated condition that would challenge the </w:t>
+      </w:r>
+      <w:r>
+        <w:rPr>
+          <w:b/>
+        </w:rPr>
+        <w:t>mechanism</w:t>
+      </w:r>
+      <w:r>
+        <w:rPr>
+          <w:b w:val="0"/>
+        </w:rPr>
+        <w:t xml:space="preserve">; reject a claim resting on unmeasured </w:t>
+      </w:r>
+      <w:r>
+        <w:rPr>
+          <w:b/>
+        </w:rPr>
+        <w:t>evidence</w:t>
+      </w:r>
+      <w:r>
+        <w:rPr>
+          <w:b w:val="0"/>
+        </w:rPr>
+        <w:t>.</w:t>
+      </w:r>
+    </w:p>
+    <w:p>
+      <w:pPr>
+        <w:pStyle w:val="Heading3"/>
+      </w:pPr>
+      <w:r>
+        <w:t>W1 Explain the mechanism</w:t>
+      </w:r>
+    </w:p>
+    <w:p>
+      <w:pPr>
+        <w:pStyle w:val="Heading3"/>
+      </w:pPr>
+      <w:r>
+        <w:t>W2 Trace the worked case</w:t>
+      </w:r>
+    </w:p>
+    <w:p>
+      <w:pPr>
+        <w:pStyle w:val="Heading3"/>
+      </w:pPr>
+      <w:r>
+        <w:t>W3 Audit the limit</w:t>
+      </w:r>
+    </w:p>
+    <w:p>
+      <w:pPr>
+        <w:pStyle w:val="Heading3"/>
+      </w:pPr>
+      <w:r>
+        <w:t>W4 Apply a new case independently</w:t>
+      </w:r>
+    </w:p>
+    <w:p>
+      <w:pPr>
+        <w:spacing w:line="336" w:lineRule="auto" w:after="180"/>
+      </w:pPr>
+      <w:r>
+        <w:rPr>
+          <w:b w:val="0"/>
+        </w:rPr>
+        <w:t xml:space="preserve">Full 12/15, without A 9/15, without B 11/15. Compute sample drops and state </w:t>
+      </w:r>
+      <w:r>
+        <w:rPr>
+          <w:b/>
+        </w:rPr>
+        <w:t>interaction</w:t>
+      </w:r>
+      <w:r>
+        <w:rPr>
+          <w:b w:val="0"/>
+        </w:rPr>
+        <w:t xml:space="preserve"> limit.</w:t>
+      </w:r>
+    </w:p>
+    <w:p>
+      <w:pPr>
+        <w:spacing w:line="336" w:lineRule="auto" w:after="180"/>
+      </w:pPr>
+      <w:r>
+        <w:rPr>
+          <w:b w:val="0"/>
+        </w:rPr>
+        <w:t>Teacher explanation: Drops 3/15=20 percentage points and 1/15≈6.667 points. Effects are conditional on remaining components; not additive universal contributions.</w:t>
+      </w:r>
+    </w:p>
+    <w:p>
+      <w:pPr>
+        <w:pStyle w:val="Heading3"/>
+      </w:pPr>
+      <w:r>
+        <w:t>W5 Design a revealing follow-up</w:t>
+      </w:r>
+    </w:p>
+    <w:p>
+      <w:pPr>
+        <w:pStyle w:val="Heading3"/>
+      </w:pPr>
+      <w:r>
+        <w:t>Independent assessment and fresh retry</w:t>
+      </w:r>
+    </w:p>
+    <w:p>
+      <w:pPr>
+        <w:spacing w:line="336" w:lineRule="auto" w:after="180"/>
+      </w:pPr>
+      <w:r>
+        <w:rPr>
+          <w:b w:val="0"/>
+        </w:rPr>
+        <w:t>W4: Drops 3/15=20 percentage points and 1/15≈6.667 points. Effects are conditional on remaining components; not additive universal contributions. Require intermediate reasoning and the stated scope. Fresh retry: Full 9/12, without A 6/12, without B 8/12. Expected reasoning: Drops 25 and 8.333 percentage points; keep identical cases and inspect individual failures. If students need support, record it and reassess with another new case rather than awarding independence to a copied answer.</w:t>
+      </w:r>
+    </w:p>
+    <w:p>
+      <w:pPr>
+        <w:pStyle w:val="Heading3"/>
+      </w:pPr>
+      <w:r>
+        <w:t>Assess independent transfer</w:t>
+      </w:r>
+    </w:p>
+    <w:p>
+      <w:pPr>
+        <w:pStyle w:val="Heading3"/>
+      </w:pPr>
+      <w:r>
+        <w:t>Selected case answer</w:t>
+      </w:r>
+    </w:p>
+    <w:p>
+      <w:pPr>
+        <w:pStyle w:val="Heading3"/>
+      </w:pPr>
+      <w:r>
+        <w:t>Feedback that the learner uses</w:t>
+      </w:r>
+    </w:p>
+    <w:p>
+      <w:pPr>
+        <w:pStyle w:val="Heading1"/>
+      </w:pPr>
+      <w:r>
+        <w:t>06. Connect, support and revisit research reasoning</w:t>
+      </w:r>
+    </w:p>
+    <w:p>
+      <w:r>
+        <w:t>Use saved evidence and assumptions to choose the next question.</w:t>
+      </w:r>
+    </w:p>
+    <w:p>
+      <w:pPr>
+        <w:pStyle w:val="Heading2"/>
+      </w:pPr>
+      <w:r>
+        <w:t>Project and next-week bridge</w:t>
+      </w:r>
+    </w:p>
+    <w:p>
+      <w:pPr>
+        <w:spacing w:line="336" w:lineRule="auto" w:after="180"/>
+      </w:pPr>
+      <w:r>
+        <w:rPr>
+          <w:b w:val="0"/>
+        </w:rPr>
+        <w:t xml:space="preserve">Add a labelled </w:t>
+      </w:r>
+      <w:r>
+        <w:rPr>
+          <w:b/>
+        </w:rPr>
+        <w:t>ablation</w:t>
+      </w:r>
+      <w:r>
+        <w:rPr>
+          <w:b w:val="0"/>
+        </w:rPr>
+        <w:t xml:space="preserve"> studies </w:t>
+      </w:r>
+      <w:r>
+        <w:rPr>
+          <w:b/>
+        </w:rPr>
+        <w:t>evidence</w:t>
+      </w:r>
+      <w:r>
+        <w:rPr>
+          <w:b w:val="0"/>
+        </w:rPr>
+        <w:t xml:space="preserve"> sheet to Reproducible AI Research Study. Show how you can explain the </w:t>
+      </w:r>
+      <w:r>
+        <w:rPr>
+          <w:b/>
+        </w:rPr>
+        <w:t>mechanism</w:t>
+      </w:r>
+      <w:r>
+        <w:rPr>
+          <w:b w:val="0"/>
+        </w:rPr>
+        <w:t xml:space="preserve"> and terminology of </w:t>
+      </w:r>
+      <w:r>
+        <w:rPr>
+          <w:b/>
+        </w:rPr>
+        <w:t>ablation</w:t>
+      </w:r>
+      <w:r>
+        <w:rPr>
+          <w:b w:val="0"/>
+        </w:rPr>
+        <w:t xml:space="preserve"> studies.</w:t>
+      </w:r>
+    </w:p>
+    <w:p>
+      <w:pPr>
+        <w:spacing w:line="336" w:lineRule="auto" w:after="180"/>
+      </w:pPr>
+      <w:r>
+        <w:rPr>
+          <w:b w:val="0"/>
+        </w:rPr>
+        <w:t xml:space="preserve">Use the supplied fictional case and keep its </w:t>
+      </w:r>
+      <w:r>
+        <w:rPr>
+          <w:b/>
+        </w:rPr>
+        <w:t>input</w:t>
+      </w:r>
+      <w:r>
+        <w:rPr>
+          <w:b w:val="0"/>
+        </w:rPr>
+        <w:t xml:space="preserve">s, intermediate steps, calculation or </w:t>
+      </w:r>
+      <w:r>
+        <w:rPr>
+          <w:b/>
+        </w:rPr>
+        <w:t>prediction</w:t>
+      </w:r>
+      <w:r>
+        <w:rPr>
+          <w:b w:val="0"/>
+        </w:rPr>
+        <w:t>, and limitation. Connect this record to last week’s record; a matching answer without a trace is insufficient.</w:t>
+      </w:r>
+    </w:p>
+    <w:p>
+      <w:pPr>
+        <w:spacing w:line="336" w:lineRule="auto" w:after="180"/>
+      </w:pPr>
+      <w:r>
+        <w:rPr>
+          <w:b w:val="0"/>
+        </w:rPr>
+        <w:t xml:space="preserve">Provide an </w:t>
+      </w:r>
+      <w:r>
+        <w:rPr>
+          <w:b/>
+        </w:rPr>
+        <w:t>input</w:t>
+      </w:r>
+      <w:r>
+        <w:rPr>
+          <w:b w:val="0"/>
+        </w:rPr>
+        <w:t>/procedure/result/limit frame and a calculator when needed. Ask students to identify the first step before completing the whole trace.</w:t>
+      </w:r>
+    </w:p>
+    <w:p>
+      <w:pPr>
+        <w:spacing w:line="336" w:lineRule="auto" w:after="180"/>
+      </w:pPr>
+      <w:r>
+        <w:rPr>
+          <w:b w:val="0"/>
+        </w:rPr>
+        <w:t xml:space="preserve">Extension: compare two concrete variants of this </w:t>
+      </w:r>
+      <w:r>
+        <w:rPr>
+          <w:b/>
+        </w:rPr>
+        <w:t>mechanism</w:t>
+      </w:r>
+      <w:r>
+        <w:rPr>
+          <w:b w:val="0"/>
+        </w:rPr>
+        <w:t xml:space="preserve"> while holding unrelated conditions fixed; report both successful and unsuccessful outcomes.</w:t>
+      </w:r>
+    </w:p>
+    <w:p>
+      <w:pPr>
+        <w:spacing w:line="336" w:lineRule="auto" w:after="180"/>
+      </w:pPr>
+      <w:r>
+        <w:rPr>
+          <w:b w:val="0"/>
+        </w:rPr>
+        <w:t xml:space="preserve">Next connection: Sensitivity analysis. Preserve the current case record and retrieve its </w:t>
+      </w:r>
+      <w:r>
+        <w:rPr>
+          <w:b/>
+        </w:rPr>
+        <w:t>evidence</w:t>
+      </w:r>
+      <w:r>
+        <w:rPr>
+          <w:b w:val="0"/>
+        </w:rPr>
+        <w:t xml:space="preserve"> boundary before moving on.</w:t>
+      </w:r>
+    </w:p>
+    <w:p>
+      <w:pPr>
+        <w:spacing w:line="336" w:lineRule="auto" w:after="180"/>
+      </w:pPr>
+      <w:r>
+        <w:rPr>
+          <w:b w:val="0"/>
+        </w:rPr>
+        <w:t>Retain the project ledger and assess a changed case after support. Check the relevant prerequisite before carrying this component forward.</w:t>
+      </w:r>
+    </w:p>
+    <w:p>
+      <w:pPr>
+        <w:spacing w:line="336" w:lineRule="auto" w:after="180"/>
+      </w:pPr>
+      <w:r>
+        <w:rPr>
+          <w:b w:val="0"/>
+        </w:rPr>
+        <w:t>For the Reproducible AI Research Study, retain an annotated worked trace and the changed-case reasoning. Connect the claim to its records, units and assumptions so another investigator can challenge or reproduce it.</w:t>
+      </w:r>
+    </w:p>
+    <w:p>
+      <w:pPr>
+        <w:pStyle w:val="Heading2"/>
+      </w:pPr>
+      <w:r>
+        <w:t>Delayed return and support record</w:t>
       </w:r>
     </w:p>
     <w:p>
@@ -4015,48 +4973,60 @@
     </w:p>
     <w:p>
       <w:pPr>
-        <w:pStyle w:val="Heading3"/>
-      </w:pPr>
-      <w:r>
-        <w:t>Project evidence from this case</w:t>
+        <w:pStyle w:val="Heading2"/>
+      </w:pPr>
+      <w:r>
+        <w:t>Earlier wording, alternatives and picture transcripts · reference / check after trying</w:t>
       </w:r>
     </w:p>
     <w:p>
       <w:pPr>
-        <w:spacing w:line="336" w:lineRule="auto" w:after="180"/>
-      </w:pPr>
-      <w:r>
-        <w:rPr>
-          <w:b w:val="0"/>
-        </w:rPr>
-        <w:t>For the Reproducible AI Research Study, retain an annotated worked trace and the changed-case reasoning. Connect the claim to its records, units and assumptions so another investigator can challenge or reproduce it.</w:t>
+        <w:pStyle w:val="Heading3"/>
+      </w:pPr>
+      <w:r>
+        <w:t>Plan the delayed return</w:t>
       </w:r>
     </w:p>
     <w:p>
       <w:pPr>
-        <w:pStyle w:val="Heading1"/>
-      </w:pPr>
-      <w:r>
-        <w:t>07. Prepare, teach and assess</w:t>
+        <w:pStyle w:val="Heading3"/>
+      </w:pPr>
+      <w:r>
+        <w:t>Project evidence from this case</w:t>
       </w:r>
     </w:p>
     <w:p>
-      <w:r>
-        <w:t>Use this preparation summary alongside the detailed Ablation studies lesson; it is a checklist rather than a replacement for the full sequence.</w:t>
+      <w:pPr>
+        <w:pStyle w:val="Heading1"/>
+      </w:pPr>
+      <w:r>
+        <w:t>Reference bank and extra practice</w:t>
       </w:r>
     </w:p>
     <w:p>
       <w:pPr>
-        <w:pStyle w:val="Heading3"/>
-      </w:pPr>
-      <w:r>
-        <w:t>Teaching target</w:t>
+        <w:pStyle w:val="Heading1"/>
+      </w:pPr>
+      <w:r>
+        <w:t>07. Reference · Alternative planning checklist</w:t>
       </w:r>
     </w:p>
     <w:p>
+      <w:r>
+        <w:t>Use alongside the main route when helpful.</w:t>
+      </w:r>
+    </w:p>
+    <w:p>
+      <w:pPr>
+        <w:pStyle w:val="Heading2"/>
+      </w:pPr>
+      <w:r>
+        <w:t>Planning,assessment and project reminders</w:t>
+      </w:r>
+    </w:p>
+    <w:p>
       <w:pPr>
         <w:spacing w:line="336" w:lineRule="auto" w:after="180"/>
-        <w:shd w:fill="EDF7F3"/>
       </w:pPr>
       <w:r>
         <w:rPr>
@@ -4263,27 +5233,41 @@
         <w:rPr>
           <w:b w:val="0"/>
         </w:rPr>
-        <w:t>Before class, solve the supported practice: Full system8/10, without retrieval5/10, without validation7/10; the last permits an unauthorised action. Show the intermediate steps and give the conclusion with its scope.</w:t>
+        <w:t>Before class, solve the supported practice: Full system 8/10, without retrieval 5/10, without validation 7/10; the last permits an unauthorised action. Show the intermediate steps and give the conclusion with its scope.</w:t>
       </w:r>
     </w:p>
     <w:p>
       <w:pPr>
-        <w:pStyle w:val="Heading3"/>
-      </w:pPr>
-      <w:r>
-        <w:t>Supported practice answer</w:t>
+        <w:spacing w:line="336" w:lineRule="auto" w:after="180"/>
+      </w:pPr>
+      <w:r>
+        <w:rPr>
+          <w:b w:val="0"/>
+        </w:rPr>
+        <w:t>Reasoned practice answer: Teacher explanation: Drops 3 and 1 passes respectively in this sample. Validation's critical action boundary is not captured by pass-count magnitude alone.</w:t>
       </w:r>
     </w:p>
     <w:p>
       <w:pPr>
         <w:spacing w:line="336" w:lineRule="auto" w:after="180"/>
-        <w:shd w:fill="F1F6FC"/>
       </w:pPr>
       <w:r>
         <w:rPr>
           <w:b w:val="0"/>
         </w:rPr>
-        <w:t>Reasoned practice answer: Teacher explanation: Drops3 and1 passes respectively in this sample. Validation's critical action boundary is not captured by pass-count magnitude alone.</w:t>
+        <w:t xml:space="preserve">Check every learner before discussion: Use the worked case for </w:t>
+      </w:r>
+      <w:r>
+        <w:rPr>
+          <w:b/>
+        </w:rPr>
+        <w:t>Ablation</w:t>
+      </w:r>
+      <w:r>
+        <w:rPr>
+          <w:b w:val="0"/>
+        </w:rPr>
+        <w:t xml:space="preserve"> studies. Proposed explanation: “The worked result establishes every future case”. Decide whether this explanation is supported.</w:t>
       </w:r>
     </w:p>
     <w:p>
@@ -4294,19 +5278,7 @@
         <w:rPr>
           <w:b w:val="0"/>
         </w:rPr>
-        <w:t xml:space="preserve">Check every learner before discussion: Use the worked case for </w:t>
-      </w:r>
-      <w:r>
-        <w:rPr>
-          <w:b/>
-        </w:rPr>
-        <w:t>Ablation</w:t>
-      </w:r>
-      <w:r>
-        <w:rPr>
-          <w:b w:val="0"/>
-        </w:rPr>
-        <w:t xml:space="preserve"> studies. Proposed explanation: “The worked result establishes every future case”. Decide whether this explanation is supported.</w:t>
+        <w:t>Point to the step or supplied fact that decides; explain your repair if needed.</w:t>
       </w:r>
     </w:p>
     <w:p>
@@ -4317,129 +5289,81 @@
         <w:rPr>
           <w:b w:val="0"/>
         </w:rPr>
-        <w:t>Point to the step or supplied fact that decides; explain your repair if needed.</w:t>
+        <w:t xml:space="preserve">Misconception repair: Removing a component changes a complete procedure; attribution depends on the controlled design and possible </w:t>
+      </w:r>
+      <w:r>
+        <w:rPr>
+          <w:b/>
+        </w:rPr>
+        <w:t>interaction</w:t>
+      </w:r>
+      <w:r>
+        <w:rPr>
+          <w:b w:val="0"/>
+        </w:rPr>
+        <w:t>s.</w:t>
       </w:r>
     </w:p>
     <w:p>
       <w:pPr>
-        <w:pStyle w:val="Heading3"/>
-      </w:pPr>
-      <w:r>
-        <w:t>Repair the misconception</w:t>
+        <w:spacing w:line="336" w:lineRule="auto" w:after="180"/>
+      </w:pPr>
+      <w:r>
+        <w:rPr>
+          <w:b w:val="0"/>
+        </w:rPr>
+        <w:t xml:space="preserve">Support: read the exact case aloud, enlarge the labelled picture, supply </w:t>
+      </w:r>
+      <w:r>
+        <w:rPr>
+          <w:b/>
+        </w:rPr>
+        <w:t>input</w:t>
+      </w:r>
+      <w:r>
+        <w:rPr>
+          <w:b w:val="0"/>
+        </w:rPr>
+        <w:t xml:space="preserve"> cards and model only the first deciding step. Accept a spoken explanation or drawing; retain the reasoning goal.</w:t>
       </w:r>
     </w:p>
     <w:p>
       <w:pPr>
         <w:spacing w:line="336" w:lineRule="auto" w:after="180"/>
-        <w:shd w:fill="FFF5E6"/>
       </w:pPr>
       <w:r>
         <w:rPr>
           <w:b w:val="0"/>
         </w:rPr>
-        <w:t xml:space="preserve">Misconception repair: Removing a component changes a complete procedure; attribution depends on the controlled design and possible </w:t>
+        <w:t xml:space="preserve">Extension: Remove the filter and also change the model version. Require a </w:t>
       </w:r>
       <w:r>
         <w:rPr>
           <w:b/>
         </w:rPr>
-        <w:t>interaction</w:t>
+        <w:t>prediction</w:t>
       </w:r>
       <w:r>
         <w:rPr>
           <w:b w:val="0"/>
         </w:rPr>
-        <w:t>s.</w:t>
+        <w:t xml:space="preserve"> and a reason before comparing. Expected result: The comparison no longer isolates the filter.</w:t>
       </w:r>
     </w:p>
     <w:p>
       <w:pPr>
-        <w:pStyle w:val="Heading3"/>
-      </w:pPr>
-      <w:r>
-        <w:t>Support without giving away the answer</w:t>
+        <w:spacing w:line="336" w:lineRule="auto" w:after="180"/>
+      </w:pPr>
+      <w:r>
+        <w:rPr>
+          <w:b w:val="0"/>
+        </w:rPr>
+        <w:t>Reason: Two simultaneous changes provide alternative explanations.</w:t>
       </w:r>
     </w:p>
     <w:p>
       <w:pPr>
         <w:spacing w:line="336" w:lineRule="auto" w:after="180"/>
-        <w:shd w:fill="F1F6F8"/>
-      </w:pPr>
-      <w:r>
-        <w:rPr>
-          <w:b w:val="0"/>
-        </w:rPr>
-        <w:t xml:space="preserve">Support: read the exact case aloud, enlarge the labelled picture, supply </w:t>
-      </w:r>
-      <w:r>
-        <w:rPr>
-          <w:b/>
-        </w:rPr>
-        <w:t>input</w:t>
-      </w:r>
-      <w:r>
-        <w:rPr>
-          <w:b w:val="0"/>
-        </w:rPr>
-        <w:t xml:space="preserve"> cards and model only the first deciding step. Accept a spoken explanation or drawing; retain the reasoning goal.</w:t>
-      </w:r>
-    </w:p>
-    <w:p>
-      <w:pPr>
-        <w:pStyle w:val="Heading3"/>
-      </w:pPr>
-      <w:r>
-        <w:t>Extend the reasoning</w:t>
-      </w:r>
-    </w:p>
-    <w:p>
-      <w:pPr>
-        <w:spacing w:line="336" w:lineRule="auto" w:after="180"/>
-        <w:shd w:fill="F5F1FB"/>
-      </w:pPr>
-      <w:r>
-        <w:rPr>
-          <w:b w:val="0"/>
-        </w:rPr>
-        <w:t xml:space="preserve">Extension: Remove the filter and also change the model version. Require a </w:t>
-      </w:r>
-      <w:r>
-        <w:rPr>
-          <w:b/>
-        </w:rPr>
-        <w:t>prediction</w:t>
-      </w:r>
-      <w:r>
-        <w:rPr>
-          <w:b w:val="0"/>
-        </w:rPr>
-        <w:t xml:space="preserve"> and a reason before comparing. Expected result: The comparison no longer isolates the filter.</w:t>
-      </w:r>
-    </w:p>
-    <w:p>
-      <w:pPr>
-        <w:spacing w:line="336" w:lineRule="auto" w:after="180"/>
-        <w:shd w:fill="F5F1FB"/>
-      </w:pPr>
-      <w:r>
-        <w:rPr>
-          <w:b w:val="0"/>
-        </w:rPr>
-        <w:t>Reason: Two simultaneous changes provide alternative explanations.</w:t>
-      </w:r>
-    </w:p>
-    <w:p>
-      <w:pPr>
-        <w:pStyle w:val="Heading3"/>
-      </w:pPr>
-      <w:r>
-        <w:t>Protect the independent attempt</w:t>
-      </w:r>
-    </w:p>
-    <w:p>
-      <w:pPr>
-        <w:spacing w:line="336" w:lineRule="auto" w:after="180"/>
-        <w:shd w:fill="FFF5E6"/>
       </w:pPr>
       <w:r>
         <w:rPr>
@@ -4634,58 +5558,57 @@
     </w:tbl>
     <w:p>
       <w:pPr>
-        <w:pStyle w:val="Heading3"/>
-      </w:pPr>
-      <w:r>
-        <w:t>Project checkpoint</w:t>
+        <w:spacing w:line="336" w:lineRule="auto" w:after="180"/>
+      </w:pPr>
+      <w:r>
+        <w:rPr>
+          <w:b w:val="0"/>
+        </w:rPr>
+        <w:t>Project checkpoint: Test changed cases. Keep normal, boundary and failure cases; compare expected and observed results.</w:t>
       </w:r>
     </w:p>
     <w:p>
       <w:pPr>
         <w:spacing w:line="336" w:lineRule="auto" w:after="180"/>
-        <w:shd w:fill="EDF7F3"/>
       </w:pPr>
       <w:r>
         <w:rPr>
           <w:b w:val="0"/>
         </w:rPr>
-        <w:t>Project checkpoint: Test changed cases. Keep normal, boundary and failure cases; compare expected and observed results.</w:t>
+        <w:t xml:space="preserve">Use the weekly teacher answer for topic-specific reasoning. A saved progress tick is an activity record; judge mastery from the learner’s explanation and </w:t>
+      </w:r>
+      <w:r>
+        <w:rPr>
+          <w:b/>
+        </w:rPr>
+        <w:t>evidence</w:t>
+      </w:r>
+      <w:r>
+        <w:rPr>
+          <w:b w:val="0"/>
+        </w:rPr>
+        <w:t>.</w:t>
       </w:r>
     </w:p>
     <w:p>
       <w:pPr>
-        <w:spacing w:line="336" w:lineRule="auto" w:after="180"/>
-      </w:pPr>
-      <w:r>
-        <w:rPr>
-          <w:b w:val="0"/>
-        </w:rPr>
-        <w:t xml:space="preserve">Use the weekly teacher answer for topic-specific reasoning. A saved progress tick is an activity record; judge mastery from the learner’s explanation and </w:t>
-      </w:r>
-      <w:r>
-        <w:rPr>
-          <w:b/>
-        </w:rPr>
-        <w:t>evidence</w:t>
-      </w:r>
-      <w:r>
-        <w:rPr>
-          <w:b w:val="0"/>
-        </w:rPr>
-        <w:t>.</w:t>
+        <w:pStyle w:val="Heading1"/>
+      </w:pPr>
+      <w:r>
+        <w:t>08. Reference · Feedback,labs and repair paths</w:t>
       </w:r>
     </w:p>
     <w:p>
-      <w:pPr>
-        <w:pStyle w:val="Heading1"/>
-      </w:pPr>
-      <w:r>
-        <w:t>08. Use feedback, labs and repair paths</w:t>
+      <w:r>
+        <w:t>Retain the first attempt and the evidence used for a repair.</w:t>
       </w:r>
     </w:p>
     <w:p>
-      <w:r>
-        <w:t>Use feedback, earlier review and portfolios purposefully. Apply the coding routine only when this lesson has an executable lab.</w:t>
+      <w:pPr>
+        <w:pStyle w:val="Heading2"/>
+      </w:pPr>
+      <w:r>
+        <w:t>Feedback and record guidance</w:t>
       </w:r>
     </w:p>
     <w:p>
@@ -4723,40 +5646,42 @@
       </w:r>
     </w:p>
     <w:p>
-      <w:pPr>
-        <w:pStyle w:val="Heading3"/>
-      </w:pPr>
-      <w:r>
-        <w:t>For later coding lessons</w:t>
+      <w:r>
+        <w:t>This week has no code block. Use this routine when a later lesson includes an executable lab.</w:t>
       </w:r>
     </w:p>
     <w:p>
-      <w:r>
-        <w:t>This week has no code block. Use this routine when a later lesson includes an executable lab.</w:t>
+      <w:pPr>
+        <w:spacing w:line="336" w:lineRule="auto" w:after="180"/>
+      </w:pPr>
+      <w:r>
+        <w:rPr>
+          <w:b w:val="0"/>
+        </w:rPr>
+        <w:t xml:space="preserve">Ask students to predict before running code. Preserve errors and actual </w:t>
+      </w:r>
+      <w:r>
+        <w:rPr>
+          <w:b/>
+        </w:rPr>
+        <w:t>output</w:t>
+      </w:r>
+      <w:r>
+        <w:rPr>
+          <w:b w:val="0"/>
+        </w:rPr>
+        <w:t>s; collect a changed test and an explanation. The branch-boundary and indexing lessons deliberately include failure cases.</w:t>
       </w:r>
     </w:p>
     <w:p>
       <w:pPr>
         <w:spacing w:line="336" w:lineRule="auto" w:after="180"/>
-        <w:shd w:fill="F1F6F8"/>
       </w:pPr>
       <w:r>
         <w:rPr>
           <w:b w:val="0"/>
         </w:rPr>
-        <w:t xml:space="preserve">Ask students to predict before running code. Preserve errors and actual </w:t>
-      </w:r>
-      <w:r>
-        <w:rPr>
-          <w:b/>
-        </w:rPr>
-        <w:t>output</w:t>
-      </w:r>
-      <w:r>
-        <w:rPr>
-          <w:b w:val="0"/>
-        </w:rPr>
-        <w:t>s; collect a changed test and an explanation. The branch-boundary and indexing lessons deliberately include failure cases.</w:t>
+        <w:t>Use the earlier worked-explanation links to address a specific missing building block, then return to the current question. Adapt this suggestion after observing the learner; it is not an automatic diagnosis.</w:t>
       </w:r>
     </w:p>
     <w:p>
@@ -4767,71 +5692,37 @@
         <w:rPr>
           <w:b w:val="0"/>
         </w:rPr>
-        <w:t>Use the earlier worked-explanation links to address a specific missing building block, then return to the current question. Adapt this suggestion after observing the learner; it is not an automatic diagnosis.</w:t>
+        <w:t xml:space="preserve">Collect the completed-work portfolio as </w:t>
+      </w:r>
+      <w:r>
+        <w:rPr>
+          <w:b/>
+        </w:rPr>
+        <w:t>evidence</w:t>
+      </w:r>
+      <w:r>
+        <w:rPr>
+          <w:b w:val="0"/>
+        </w:rPr>
+        <w:t>. Record support separately from correctness, and assess explanation, trace/test and limitations. Progress ticks and quiz selections alone do not establish mastery.</w:t>
       </w:r>
     </w:p>
     <w:p>
       <w:pPr>
-        <w:spacing w:line="336" w:lineRule="auto" w:after="180"/>
-      </w:pPr>
-      <w:r>
-        <w:rPr>
-          <w:b w:val="0"/>
-        </w:rPr>
-        <w:t xml:space="preserve">Collect the completed-work portfolio as </w:t>
-      </w:r>
-      <w:r>
-        <w:rPr>
-          <w:b/>
-        </w:rPr>
-        <w:t>evidence</w:t>
-      </w:r>
-      <w:r>
-        <w:rPr>
-          <w:b w:val="0"/>
-        </w:rPr>
-        <w:t>. Record support separately from correctness, and assess explanation, trace/test and limitations. Progress ticks and quiz selections alone do not establish mastery.</w:t>
+        <w:pStyle w:val="Heading1"/>
+      </w:pPr>
+      <w:r>
+        <w:t>09. Reference · Teach with the six pictures</w:t>
       </w:r>
     </w:p>
     <w:p>
-      <w:pPr>
-        <w:pStyle w:val="Heading1"/>
-      </w:pPr>
-      <w:r>
-        <w:t>09. Visual concept journey</w:t>
+      <w:r>
+        <w:t>Choose one picture for a particular reasoning move.</w:t>
       </w:r>
     </w:p>
     <w:p>
-      <w:r>
-        <w:t>Show one Ablation studies graphic at a time, request a prediction and discuss its trace before the independent assessment.</w:t>
-      </w:r>
-    </w:p>
-    <w:p>
-      <w:pPr>
-        <w:spacing w:line="336" w:lineRule="auto" w:after="180"/>
-      </w:pPr>
-      <w:r>
-        <w:rPr>
-          <w:b w:val="0"/>
-        </w:rPr>
-        <w:t xml:space="preserve">Use one picture at a time. Hide a worked result before asking for a </w:t>
-      </w:r>
-      <w:r>
-        <w:rPr>
-          <w:b/>
-        </w:rPr>
-        <w:t>prediction</w:t>
-      </w:r>
-      <w:r>
-        <w:rPr>
-          <w:b w:val="0"/>
-        </w:rPr>
-        <w:t>, then reveal it for feedback. These are supported teaching cases; retain the separate independent assessment for a fresh first attempt.</w:t>
-      </w:r>
-    </w:p>
-    <w:p>
-      <w:pPr>
-        <w:pStyle w:val="Heading3"/>
+      <w:pPr>
+        <w:pStyle w:val="Heading2"/>
       </w:pPr>
       <w:r>
         <w:t>01. Ablation studies: the case</w:t>
@@ -4842,7 +5733,7 @@
         <w:drawing>
           <wp:inline xmlns:a="http://schemas.openxmlformats.org/drawingml/2006/main" xmlns:pic="http://schemas.openxmlformats.org/drawingml/2006/picture">
             <wp:extent cx="5486400" cy="2834640"/>
-            <wp:docPr id="3" name="Picture 3" descr="Remove one component at a time. A retrieval pipeline has search plus a relevance filter. A team tests the filter’s contribution. Supplied facts: Full pipeline: 8/10 correct. Filter removed: 6/10 on the same cases, with all other settings fixed."/>
+            <wp:docPr id="5" name="Picture 5" descr="Remove one component at a time. A retrieval pipeline has search plus a relevance filter. A team tests the filter’s contribution. Supplied facts: Full pipeline: 8/10 correct. Filter removed: 6/10 on the same cases, with all other settings fixed."/>
             <wp:cNvGraphicFramePr>
               <a:graphicFrameLocks noChangeAspect="1"/>
             </wp:cNvGraphicFramePr>
@@ -4851,251 +5742,6 @@
                 <pic:pic>
                   <pic:nvPicPr>
                     <pic:cNvPr id="0" name="academy-story-ai-7-16-01.png"/>
-                    <pic:cNvPicPr/>
-                  </pic:nvPicPr>
-                  <pic:blipFill>
-                    <a:blip r:embed="rId11"/>
-                    <a:stretch>
-                      <a:fillRect/>
-                    </a:stretch>
-                  </pic:blipFill>
-                  <pic:spPr>
-                    <a:xfrm>
-                      <a:off x="0" y="0"/>
-                      <a:ext cx="5486400" cy="2834640"/>
-                    </a:xfrm>
-                    <a:prstGeom prst="rect"/>
-                  </pic:spPr>
-                </pic:pic>
-              </a:graphicData>
-            </a:graphic>
-          </wp:inline>
-        </w:drawing>
-      </w:r>
-    </w:p>
-    <w:p>
-      <w:pPr>
-        <w:spacing w:line="336" w:lineRule="auto" w:after="180"/>
-      </w:pPr>
-      <w:r>
-        <w:rPr>
-          <w:b w:val="0"/>
-        </w:rPr>
-        <w:t>Remove one component at a time. A retrieval pipeline has search plus a relevance filter. A team tests the filter’s contribution. Supplied facts: Full pipeline: 8/10 correct.</w:t>
-      </w:r>
-    </w:p>
-    <w:p>
-      <w:pPr>
-        <w:spacing w:line="336" w:lineRule="auto" w:after="180"/>
-      </w:pPr>
-      <w:r>
-        <w:rPr>
-          <w:b w:val="0"/>
-        </w:rPr>
-        <w:t>Filter removed: 6/10 on the same cases, with all other settings fixed.</w:t>
-      </w:r>
-    </w:p>
-    <w:p>
-      <w:pPr>
-        <w:spacing w:line="336" w:lineRule="auto" w:after="180"/>
-        <w:shd w:fill="F5F1FB"/>
-      </w:pPr>
-      <w:r>
-        <w:rPr>
-          <w:b w:val="0"/>
-        </w:rPr>
-        <w:t>Point to the given fact that matters most. Explain why it matters.</w:t>
-      </w:r>
-    </w:p>
-    <w:p>
-      <w:pPr>
-        <w:pStyle w:val="Heading3"/>
-      </w:pPr>
-      <w:r>
-        <w:t>Discuss while showing the picture</w:t>
-      </w:r>
-    </w:p>
-    <w:p>
-      <w:pPr>
-        <w:spacing w:line="336" w:lineRule="auto" w:after="180"/>
-        <w:shd w:fill="F1F6F8"/>
-      </w:pPr>
-      <w:r>
-        <w:rPr>
-          <w:b w:val="0"/>
-        </w:rPr>
-        <w:t>Teacher prompt: Point to the given fact that matters most. Explain why it matters. Ask learners to describe one label or arrow in ordinary words. Use the adjacent transcript if the image is difficult to see.</w:t>
-      </w:r>
-    </w:p>
-    <w:p>
-      <w:pPr>
-        <w:pStyle w:val="Heading3"/>
-      </w:pPr>
-      <w:r>
-        <w:t>02. Follow the deciding steps</w:t>
-      </w:r>
-    </w:p>
-    <w:p>
-      <w:r>
-        <w:drawing>
-          <wp:inline xmlns:a="http://schemas.openxmlformats.org/drawingml/2006/main" xmlns:pic="http://schemas.openxmlformats.org/drawingml/2006/picture">
-            <wp:extent cx="5486400" cy="3182112"/>
-            <wp:docPr id="4" name="Picture 4" descr="Name the component: The relevance filter is the single declared change. → Run the ablation: Remove only the filter and preserve cases and scoring. → Compare outcomes: Correctness falls from 80% to 60%, two cases in this set."/>
-            <wp:cNvGraphicFramePr>
-              <a:graphicFrameLocks noChangeAspect="1"/>
-            </wp:cNvGraphicFramePr>
-            <a:graphic>
-              <a:graphicData uri="http://schemas.openxmlformats.org/drawingml/2006/picture">
-                <pic:pic>
-                  <pic:nvPicPr>
-                    <pic:cNvPr id="0" name="academy-story-ai-7-16-02.png"/>
-                    <pic:cNvPicPr/>
-                  </pic:nvPicPr>
-                  <pic:blipFill>
-                    <a:blip r:embed="rId12"/>
-                    <a:stretch>
-                      <a:fillRect/>
-                    </a:stretch>
-                  </pic:blipFill>
-                  <pic:spPr>
-                    <a:xfrm>
-                      <a:off x="0" y="0"/>
-                      <a:ext cx="5486400" cy="3182112"/>
-                    </a:xfrm>
-                    <a:prstGeom prst="rect"/>
-                  </pic:spPr>
-                </pic:pic>
-              </a:graphicData>
-            </a:graphic>
-          </wp:inline>
-        </w:drawing>
-      </w:r>
-    </w:p>
-    <w:p>
-      <w:pPr>
-        <w:spacing w:line="336" w:lineRule="auto" w:after="180"/>
-      </w:pPr>
-      <w:r>
-        <w:rPr>
-          <w:b w:val="0"/>
-        </w:rPr>
-        <w:t xml:space="preserve">Name the component: The relevance filter is the single declared change. → Run the </w:t>
-      </w:r>
-      <w:r>
-        <w:rPr>
-          <w:b/>
-        </w:rPr>
-        <w:t>ablation</w:t>
-      </w:r>
-      <w:r>
-        <w:rPr>
-          <w:b w:val="0"/>
-        </w:rPr>
-        <w:t xml:space="preserve">: Remove only the filter and preserve cases and scoring. → Compare outcomes: Correctness falls from </w:t>
-      </w:r>
-      <w:r>
-        <w:rPr>
-          <w:b/>
-        </w:rPr>
-        <w:t>80%</w:t>
-      </w:r>
-      <w:r>
-        <w:rPr>
-          <w:b w:val="0"/>
-        </w:rPr>
-        <w:t xml:space="preserve"> to </w:t>
-      </w:r>
-      <w:r>
-        <w:rPr>
-          <w:b/>
-        </w:rPr>
-        <w:t>60%</w:t>
-      </w:r>
-      <w:r>
-        <w:rPr>
-          <w:b w:val="0"/>
-        </w:rPr>
-        <w:t>, two cases in this set.</w:t>
-      </w:r>
-    </w:p>
-    <w:p>
-      <w:pPr>
-        <w:spacing w:line="336" w:lineRule="auto" w:after="180"/>
-        <w:shd w:fill="F5F1FB"/>
-      </w:pPr>
-      <w:r>
-        <w:rPr>
-          <w:b w:val="0"/>
-        </w:rPr>
-        <w:t xml:space="preserve">Point to each numbered stage and explain which recorded </w:t>
-      </w:r>
-      <w:r>
-        <w:rPr>
-          <w:b/>
-        </w:rPr>
-        <w:t>input</w:t>
-      </w:r>
-      <w:r>
-        <w:rPr>
-          <w:b w:val="0"/>
-        </w:rPr>
-        <w:t xml:space="preserve"> it uses.</w:t>
-      </w:r>
-    </w:p>
-    <w:p>
-      <w:pPr>
-        <w:pStyle w:val="Heading3"/>
-      </w:pPr>
-      <w:r>
-        <w:t>Discuss while showing the picture</w:t>
-      </w:r>
-    </w:p>
-    <w:p>
-      <w:pPr>
-        <w:spacing w:line="336" w:lineRule="auto" w:after="180"/>
-        <w:shd w:fill="F1F6F8"/>
-      </w:pPr>
-      <w:r>
-        <w:rPr>
-          <w:b w:val="0"/>
-        </w:rPr>
-        <w:t xml:space="preserve">Teacher prompt: Point to each numbered stage and explain which recorded </w:t>
-      </w:r>
-      <w:r>
-        <w:rPr>
-          <w:b/>
-        </w:rPr>
-        <w:t>input</w:t>
-      </w:r>
-      <w:r>
-        <w:rPr>
-          <w:b w:val="0"/>
-        </w:rPr>
-        <w:t xml:space="preserve"> it uses. Ask learners to describe one label or arrow in ordinary words. Use the adjacent transcript if the image is difficult to see.</w:t>
-      </w:r>
-    </w:p>
-    <w:p>
-      <w:pPr>
-        <w:pStyle w:val="Heading3"/>
-      </w:pPr>
-      <w:r>
-        <w:t>03. Relevance-filter ablation</w:t>
-      </w:r>
-    </w:p>
-    <w:p>
-      <w:r>
-        <w:drawing>
-          <wp:inline xmlns:a="http://schemas.openxmlformats.org/drawingml/2006/main" xmlns:pic="http://schemas.openxmlformats.org/drawingml/2006/picture">
-            <wp:extent cx="5486400" cy="2834640"/>
-            <wp:docPr id="5" name="Picture 5" descr="Relevance-filter ablation. Units: correct answers out of 10 shared cases. Full pipeline: 8. Filter removed: 6."/>
-            <wp:cNvGraphicFramePr>
-              <a:graphicFrameLocks noChangeAspect="1"/>
-            </wp:cNvGraphicFramePr>
-            <a:graphic>
-              <a:graphicData uri="http://schemas.openxmlformats.org/drawingml/2006/picture">
-                <pic:pic>
-                  <pic:nvPicPr>
-                    <pic:cNvPr id="0" name="academy-story-ai-7-16-03.png"/>
                     <pic:cNvPicPr/>
                   </pic:nvPicPr>
                   <pic:blipFill>
@@ -5126,68 +5772,282 @@
         <w:rPr>
           <w:b w:val="0"/>
         </w:rPr>
-        <w:t xml:space="preserve">Relevance-filter </w:t>
-      </w:r>
-      <w:r>
-        <w:rPr>
-          <w:b/>
-        </w:rPr>
-        <w:t>ablation</w:t>
-      </w:r>
-      <w:r>
-        <w:rPr>
-          <w:b w:val="0"/>
-        </w:rPr>
-        <w:t>. Units: correct answers out of 10 shared cases. Full pipeline: 8. Filter removed: 6.</w:t>
+        <w:t>Remove one component at a time. A retrieval pipeline has search plus a relevance filter. A team tests the filter’s contribution. Supplied facts: Full pipeline: 8/10 correct.</w:t>
       </w:r>
     </w:p>
     <w:p>
       <w:pPr>
         <w:spacing w:line="336" w:lineRule="auto" w:after="180"/>
-        <w:shd w:fill="F5F1FB"/>
       </w:pPr>
       <w:r>
         <w:rPr>
           <w:b w:val="0"/>
         </w:rPr>
-        <w:t>Read the labels and values. Explain the relationship the model shows.</w:t>
+        <w:t>Filter removed: 6/10 on the same cases, with all other settings fixed.</w:t>
       </w:r>
     </w:p>
     <w:p>
       <w:pPr>
-        <w:pStyle w:val="Heading3"/>
-      </w:pPr>
-      <w:r>
-        <w:t>Discuss while showing the picture</w:t>
+        <w:spacing w:line="336" w:lineRule="auto" w:after="180"/>
+      </w:pPr>
+      <w:r>
+        <w:rPr>
+          <w:b w:val="0"/>
+        </w:rPr>
+        <w:t>Point to the given fact that matters most. Explain why it matters.</w:t>
       </w:r>
     </w:p>
     <w:p>
       <w:pPr>
         <w:spacing w:line="336" w:lineRule="auto" w:after="180"/>
-        <w:shd w:fill="F1F6F8"/>
       </w:pPr>
       <w:r>
         <w:rPr>
           <w:b w:val="0"/>
         </w:rPr>
-        <w:t>Teacher prompt: Read the labels and values. Explain the relationship the model shows. Ask learners to describe one label or arrow in ordinary words. Use the adjacent transcript if the image is difficult to see.</w:t>
+        <w:t>Teacher prompt: Point to the given fact that matters most. Explain why it matters. Ask learners to describe one label or arrow in ordinary words. Use the adjacent transcript if the image is difficult to see.</w:t>
       </w:r>
     </w:p>
     <w:p>
       <w:pPr>
-        <w:spacing w:line="336" w:lineRule="auto" w:after="180"/>
-        <w:shd w:fill="F1F6F8"/>
-      </w:pPr>
-      <w:r>
-        <w:rPr>
-          <w:b w:val="0"/>
-        </w:rPr>
-        <w:t>Check row/column meanings, units and denominators before discussing a difference. Supplied toy values are not real class or model results.</w:t>
+        <w:pStyle w:val="Heading2"/>
+      </w:pPr>
+      <w:r>
+        <w:t>02. Follow the deciding steps</w:t>
       </w:r>
     </w:p>
     <w:p>
-      <w:pPr>
-        <w:pStyle w:val="Heading3"/>
+      <w:r>
+        <w:drawing>
+          <wp:inline xmlns:a="http://schemas.openxmlformats.org/drawingml/2006/main" xmlns:pic="http://schemas.openxmlformats.org/drawingml/2006/picture">
+            <wp:extent cx="5486400" cy="3182112"/>
+            <wp:docPr id="6" name="Picture 6" descr="Name the component: The relevance filter is the single declared change. → Run the ablation: Remove only the filter and preserve cases and scoring. → Compare outcomes: Correctness falls from 80% to 60%, two cases in this set."/>
+            <wp:cNvGraphicFramePr>
+              <a:graphicFrameLocks noChangeAspect="1"/>
+            </wp:cNvGraphicFramePr>
+            <a:graphic>
+              <a:graphicData uri="http://schemas.openxmlformats.org/drawingml/2006/picture">
+                <pic:pic>
+                  <pic:nvPicPr>
+                    <pic:cNvPr id="0" name="academy-story-ai-7-16-02.png"/>
+                    <pic:cNvPicPr/>
+                  </pic:nvPicPr>
+                  <pic:blipFill>
+                    <a:blip r:embed="rId10"/>
+                    <a:stretch>
+                      <a:fillRect/>
+                    </a:stretch>
+                  </pic:blipFill>
+                  <pic:spPr>
+                    <a:xfrm>
+                      <a:off x="0" y="0"/>
+                      <a:ext cx="5486400" cy="3182112"/>
+                    </a:xfrm>
+                    <a:prstGeom prst="rect"/>
+                  </pic:spPr>
+                </pic:pic>
+              </a:graphicData>
+            </a:graphic>
+          </wp:inline>
+        </w:drawing>
+      </w:r>
+    </w:p>
+    <w:p>
+      <w:pPr>
+        <w:spacing w:line="336" w:lineRule="auto" w:after="180"/>
+      </w:pPr>
+      <w:r>
+        <w:rPr>
+          <w:b w:val="0"/>
+        </w:rPr>
+        <w:t xml:space="preserve">Name the component: The relevance filter is the single declared change. → Run the </w:t>
+      </w:r>
+      <w:r>
+        <w:rPr>
+          <w:b/>
+        </w:rPr>
+        <w:t>ablation</w:t>
+      </w:r>
+      <w:r>
+        <w:rPr>
+          <w:b w:val="0"/>
+        </w:rPr>
+        <w:t xml:space="preserve">: Remove only the filter and preserve cases and scoring. → Compare outcomes: Correctness falls from </w:t>
+      </w:r>
+      <w:r>
+        <w:rPr>
+          <w:b/>
+        </w:rPr>
+        <w:t>80%</w:t>
+      </w:r>
+      <w:r>
+        <w:rPr>
+          <w:b w:val="0"/>
+        </w:rPr>
+        <w:t xml:space="preserve"> to </w:t>
+      </w:r>
+      <w:r>
+        <w:rPr>
+          <w:b/>
+        </w:rPr>
+        <w:t>60%</w:t>
+      </w:r>
+      <w:r>
+        <w:rPr>
+          <w:b w:val="0"/>
+        </w:rPr>
+        <w:t>, two cases in this set.</w:t>
+      </w:r>
+    </w:p>
+    <w:p>
+      <w:pPr>
+        <w:spacing w:line="336" w:lineRule="auto" w:after="180"/>
+      </w:pPr>
+      <w:r>
+        <w:rPr>
+          <w:b w:val="0"/>
+        </w:rPr>
+        <w:t xml:space="preserve">Point to each numbered stage and explain which recorded </w:t>
+      </w:r>
+      <w:r>
+        <w:rPr>
+          <w:b/>
+        </w:rPr>
+        <w:t>input</w:t>
+      </w:r>
+      <w:r>
+        <w:rPr>
+          <w:b w:val="0"/>
+        </w:rPr>
+        <w:t xml:space="preserve"> it uses.</w:t>
+      </w:r>
+    </w:p>
+    <w:p>
+      <w:pPr>
+        <w:spacing w:line="336" w:lineRule="auto" w:after="180"/>
+      </w:pPr>
+      <w:r>
+        <w:rPr>
+          <w:b w:val="0"/>
+        </w:rPr>
+        <w:t xml:space="preserve">Teacher prompt: Point to each numbered stage and explain which recorded </w:t>
+      </w:r>
+      <w:r>
+        <w:rPr>
+          <w:b/>
+        </w:rPr>
+        <w:t>input</w:t>
+      </w:r>
+      <w:r>
+        <w:rPr>
+          <w:b w:val="0"/>
+        </w:rPr>
+        <w:t xml:space="preserve"> it uses. Ask learners to describe one label or arrow in ordinary words. Use the adjacent transcript if the image is difficult to see.</w:t>
+      </w:r>
+    </w:p>
+    <w:p>
+      <w:pPr>
+        <w:pStyle w:val="Heading2"/>
+      </w:pPr>
+      <w:r>
+        <w:t>03. Relevance-filter ablation</w:t>
+      </w:r>
+    </w:p>
+    <w:p>
+      <w:r>
+        <w:drawing>
+          <wp:inline xmlns:a="http://schemas.openxmlformats.org/drawingml/2006/main" xmlns:pic="http://schemas.openxmlformats.org/drawingml/2006/picture">
+            <wp:extent cx="5486400" cy="2834640"/>
+            <wp:docPr id="7" name="Picture 7" descr="Relevance-filter ablation. Units: correct answers out of 10 shared cases. Full pipeline: 8. Filter removed: 6."/>
+            <wp:cNvGraphicFramePr>
+              <a:graphicFrameLocks noChangeAspect="1"/>
+            </wp:cNvGraphicFramePr>
+            <a:graphic>
+              <a:graphicData uri="http://schemas.openxmlformats.org/drawingml/2006/picture">
+                <pic:pic>
+                  <pic:nvPicPr>
+                    <pic:cNvPr id="0" name="academy-story-ai-7-16-03.png"/>
+                    <pic:cNvPicPr/>
+                  </pic:nvPicPr>
+                  <pic:blipFill>
+                    <a:blip r:embed="rId14"/>
+                    <a:stretch>
+                      <a:fillRect/>
+                    </a:stretch>
+                  </pic:blipFill>
+                  <pic:spPr>
+                    <a:xfrm>
+                      <a:off x="0" y="0"/>
+                      <a:ext cx="5486400" cy="2834640"/>
+                    </a:xfrm>
+                    <a:prstGeom prst="rect"/>
+                  </pic:spPr>
+                </pic:pic>
+              </a:graphicData>
+            </a:graphic>
+          </wp:inline>
+        </w:drawing>
+      </w:r>
+    </w:p>
+    <w:p>
+      <w:pPr>
+        <w:spacing w:line="336" w:lineRule="auto" w:after="180"/>
+      </w:pPr>
+      <w:r>
+        <w:rPr>
+          <w:b w:val="0"/>
+        </w:rPr>
+        <w:t xml:space="preserve">Relevance-filter </w:t>
+      </w:r>
+      <w:r>
+        <w:rPr>
+          <w:b/>
+        </w:rPr>
+        <w:t>ablation</w:t>
+      </w:r>
+      <w:r>
+        <w:rPr>
+          <w:b w:val="0"/>
+        </w:rPr>
+        <w:t>. Units: correct answers out of 10 shared cases. Full pipeline: 8. Filter removed: 6.</w:t>
+      </w:r>
+    </w:p>
+    <w:p>
+      <w:pPr>
+        <w:spacing w:line="336" w:lineRule="auto" w:after="180"/>
+      </w:pPr>
+      <w:r>
+        <w:rPr>
+          <w:b w:val="0"/>
+        </w:rPr>
+        <w:t>Read the labels and values. Explain the relationship the model shows.</w:t>
+      </w:r>
+    </w:p>
+    <w:p>
+      <w:pPr>
+        <w:spacing w:line="336" w:lineRule="auto" w:after="180"/>
+      </w:pPr>
+      <w:r>
+        <w:rPr>
+          <w:b w:val="0"/>
+        </w:rPr>
+        <w:t>Teacher prompt: Read the labels and values. Explain the relationship the model shows. Ask learners to describe one label or arrow in ordinary words. Use the adjacent transcript if the image is difficult to see.</w:t>
+      </w:r>
+    </w:p>
+    <w:p>
+      <w:pPr>
+        <w:spacing w:line="336" w:lineRule="auto" w:after="180"/>
+      </w:pPr>
+      <w:r>
+        <w:rPr>
+          <w:b w:val="0"/>
+        </w:rPr>
+        <w:t>Check row/column meanings, units and denominators before discussing a difference. Supplied toy values are not real class or model results.</w:t>
+      </w:r>
+    </w:p>
+    <w:p>
+      <w:pPr>
+        <w:pStyle w:val="Heading2"/>
       </w:pPr>
       <w:r>
         <w:t>04. Change one thing. Trace what follows.</w:t>
@@ -5198,7 +6058,7 @@
         <w:drawing>
           <wp:inline xmlns:a="http://schemas.openxmlformats.org/drawingml/2006/main" xmlns:pic="http://schemas.openxmlformats.org/drawingml/2006/picture">
             <wp:extent cx="5486400" cy="3026664"/>
-            <wp:docPr id="6" name="Picture 6" descr="Original case: Correctness falls from 80% to 60%, two cases in this set. Changed condition: Remove the filter and also change the model version. Expected result: The comparison no longer isolates the filter. Reason: Two simultaneous changes provide alternative explanations."/>
+            <wp:docPr id="8" name="Picture 8" descr="Original case: Correctness falls from 80% to 60%, two cases in this set. Changed condition: Remove the filter and also change the model version. Expected result: The comparison no longer isolates the filter. Reason: Two simultaneous changes provide alternative explanations."/>
             <wp:cNvGraphicFramePr>
               <a:graphicFrameLocks noChangeAspect="1"/>
             </wp:cNvGraphicFramePr>
@@ -5210,7 +6070,7 @@
                     <pic:cNvPicPr/>
                   </pic:nvPicPr>
                   <pic:blipFill>
-                    <a:blip r:embed="rId14"/>
+                    <a:blip r:embed="rId15"/>
                     <a:stretch>
                       <a:fillRect/>
                     </a:stretch>
@@ -5278,7 +6138,6 @@
     <w:p>
       <w:pPr>
         <w:spacing w:line="336" w:lineRule="auto" w:after="180"/>
-        <w:shd w:fill="F5F1FB"/>
       </w:pPr>
       <w:r>
         <w:rPr>
@@ -5289,39 +6148,29 @@
     </w:p>
     <w:p>
       <w:pPr>
-        <w:pStyle w:val="Heading3"/>
-      </w:pPr>
-      <w:r>
-        <w:t>Discuss while showing the picture</w:t>
+        <w:spacing w:line="336" w:lineRule="auto" w:after="180"/>
+      </w:pPr>
+      <w:r>
+        <w:rPr>
+          <w:b w:val="0"/>
+        </w:rPr>
+        <w:t>Teacher prompt: Predict before checking the worked changed-case result. Name what changed and what the supplied facts allow you to conclude. Ask learners to describe one label or arrow in ordinary words.</w:t>
       </w:r>
     </w:p>
     <w:p>
       <w:pPr>
         <w:spacing w:line="336" w:lineRule="auto" w:after="180"/>
-        <w:shd w:fill="F1F6F8"/>
       </w:pPr>
       <w:r>
         <w:rPr>
           <w:b w:val="0"/>
         </w:rPr>
-        <w:t>Teacher prompt: Predict before checking the worked changed-case result. Name what changed and what the supplied facts allow you to conclude. Ask learners to describe one label or arrow in ordinary words.</w:t>
+        <w:t>Use the adjacent transcript if the image is difficult to see. Changed-case reasoning: Two simultaneous changes provide alternative explanations.</w:t>
       </w:r>
     </w:p>
     <w:p>
       <w:pPr>
-        <w:spacing w:line="336" w:lineRule="auto" w:after="180"/>
-        <w:shd w:fill="F1F6F8"/>
-      </w:pPr>
-      <w:r>
-        <w:rPr>
-          <w:b w:val="0"/>
-        </w:rPr>
-        <w:t>Use the adjacent transcript if the image is difficult to see. Changed-case reasoning: Two simultaneous changes provide alternative explanations.</w:t>
-      </w:r>
-    </w:p>
-    <w:p>
-      <w:pPr>
-        <w:pStyle w:val="Heading3"/>
+        <w:pStyle w:val="Heading2"/>
       </w:pPr>
       <w:r>
         <w:t>05. Connect the explanation to its limit</w:t>
@@ -5332,7 +6181,7 @@
         <w:drawing>
           <wp:inline xmlns:a="http://schemas.openxmlformats.org/drawingml/2006/main" xmlns:pic="http://schemas.openxmlformats.org/drawingml/2006/picture">
             <wp:extent cx="5486400" cy="2834640"/>
-            <wp:docPr id="7" name="Picture 7" descr="An ablation probes a component by removing or changing it while holding the rest fixed. It supports a scoped comparison, not a claim that the component always helps. Limit: Interactions and small-sample variability remain; this illustrative difference is not a universal causal estimate."/>
+            <wp:docPr id="9" name="Picture 9" descr="An ablation probes a component by removing or changing it while holding the rest fixed. It supports a scoped comparison, not a claim that the component always helps. Limit: Interactions and small-sample variability remain; this illustrative difference is not a universal causal estimate."/>
             <wp:cNvGraphicFramePr>
               <a:graphicFrameLocks noChangeAspect="1"/>
             </wp:cNvGraphicFramePr>
@@ -5344,7 +6193,7 @@
                     <pic:cNvPicPr/>
                   </pic:nvPicPr>
                   <pic:blipFill>
-                    <a:blip r:embed="rId15"/>
+                    <a:blip r:embed="rId16"/>
                     <a:stretch>
                       <a:fillRect/>
                     </a:stretch>
@@ -5412,7 +6261,6 @@
     <w:p>
       <w:pPr>
         <w:spacing w:line="336" w:lineRule="auto" w:after="180"/>
-        <w:shd w:fill="F5F1FB"/>
       </w:pPr>
       <w:r>
         <w:rPr>
@@ -5423,51 +6271,41 @@
     </w:p>
     <w:p>
       <w:pPr>
-        <w:pStyle w:val="Heading3"/>
-      </w:pPr>
-      <w:r>
-        <w:t>Discuss while showing the picture</w:t>
+        <w:spacing w:line="336" w:lineRule="auto" w:after="180"/>
+      </w:pPr>
+      <w:r>
+        <w:rPr>
+          <w:b w:val="0"/>
+        </w:rPr>
+        <w:t>Teacher prompt: Explain the case, then point to a limit on the claim. Ask learners to describe one label or arrow in ordinary words. Use the adjacent transcript if the image is difficult to see.</w:t>
       </w:r>
     </w:p>
     <w:p>
       <w:pPr>
         <w:spacing w:line="336" w:lineRule="auto" w:after="180"/>
-        <w:shd w:fill="F1F6F8"/>
       </w:pPr>
       <w:r>
         <w:rPr>
           <w:b w:val="0"/>
         </w:rPr>
-        <w:t>Teacher prompt: Explain the case, then point to a limit on the claim. Ask learners to describe one label or arrow in ordinary words. Use the adjacent transcript if the image is difficult to see.</w:t>
+        <w:t xml:space="preserve">Keep the stated scope: </w:t>
+      </w:r>
+      <w:r>
+        <w:rPr>
+          <w:b/>
+        </w:rPr>
+        <w:t>Interaction</w:t>
+      </w:r>
+      <w:r>
+        <w:rPr>
+          <w:b w:val="0"/>
+        </w:rPr>
+        <w:t>s and small-sample variability remain; this illustrative difference is not a universal causal estimate.</w:t>
       </w:r>
     </w:p>
     <w:p>
       <w:pPr>
-        <w:spacing w:line="336" w:lineRule="auto" w:after="180"/>
-        <w:shd w:fill="F1F6F8"/>
-      </w:pPr>
-      <w:r>
-        <w:rPr>
-          <w:b w:val="0"/>
-        </w:rPr>
-        <w:t xml:space="preserve">Keep the stated scope: </w:t>
-      </w:r>
-      <w:r>
-        <w:rPr>
-          <w:b/>
-        </w:rPr>
-        <w:t>Interaction</w:t>
-      </w:r>
-      <w:r>
-        <w:rPr>
-          <w:b w:val="0"/>
-        </w:rPr>
-        <w:t>s and small-sample variability remain; this illustrative difference is not a universal causal estimate.</w:t>
-      </w:r>
-    </w:p>
-    <w:p>
-      <w:pPr>
-        <w:pStyle w:val="Heading3"/>
+        <w:pStyle w:val="Heading2"/>
       </w:pPr>
       <w:r>
         <w:t>06. Make the idea visible in your project</w:t>
@@ -5478,7 +6316,7 @@
         <w:drawing>
           <wp:inline xmlns:a="http://schemas.openxmlformats.org/drawingml/2006/main" xmlns:pic="http://schemas.openxmlformats.org/drawingml/2006/picture">
             <wp:extent cx="5486400" cy="3681984"/>
-            <wp:docPr id="8" name="Picture 8" descr="For the Reproducible AI Research Study, retain an annotated worked trace and the changed-case reasoning. Connect the claim to its records, units and assumptions so another investigator can challenge or reproduce it. Draw your input, deciding step, result and limit. Supported question: Calculate the filter ablation’s two rates and count change. Which single component is altered, and why does also changing the model prevent isolating the filter?"/>
+            <wp:docPr id="10" name="Picture 10" descr="For the Reproducible AI Research Study, retain an annotated worked trace and the changed-case reasoning. Connect the claim to its records, units and assumptions so another investigator can challenge or reproduce it. Draw your input, deciding step, result and limit. Supported question: Calculate the filter ablation’s two rates and count change. Which single component is altered, and why does also changing the model prevent isolating the filter?"/>
             <wp:cNvGraphicFramePr>
               <a:graphicFrameLocks noChangeAspect="1"/>
             </wp:cNvGraphicFramePr>
@@ -5490,7 +6328,7 @@
                     <pic:cNvPicPr/>
                   </pic:nvPicPr>
                   <pic:blipFill>
-                    <a:blip r:embed="rId16"/>
+                    <a:blip r:embed="rId17"/>
                     <a:stretch>
                       <a:fillRect/>
                     </a:stretch>
@@ -5569,7 +6407,6 @@
     <w:p>
       <w:pPr>
         <w:spacing w:line="336" w:lineRule="auto" w:after="180"/>
-        <w:shd w:fill="F5F1FB"/>
       </w:pPr>
       <w:r>
         <w:rPr>
@@ -5592,82 +6429,150 @@
     </w:p>
     <w:p>
       <w:pPr>
-        <w:pStyle w:val="Heading3"/>
-      </w:pPr>
-      <w:r>
-        <w:t>Discuss while showing the picture</w:t>
+        <w:spacing w:line="336" w:lineRule="auto" w:after="180"/>
+      </w:pPr>
+      <w:r>
+        <w:rPr>
+          <w:b w:val="0"/>
+        </w:rPr>
+        <w:t xml:space="preserve">Teacher prompt: Draw your project trace and justify the deciding step using </w:t>
+      </w:r>
+      <w:r>
+        <w:rPr>
+          <w:b/>
+        </w:rPr>
+        <w:t>evidence</w:t>
+      </w:r>
+      <w:r>
+        <w:rPr>
+          <w:b w:val="0"/>
+        </w:rPr>
+        <w:t>. Ask learners to describe one label or arrow in ordinary words. Use the adjacent transcript if the image is difficult to see.</w:t>
       </w:r>
     </w:p>
     <w:p>
       <w:pPr>
         <w:spacing w:line="336" w:lineRule="auto" w:after="180"/>
-        <w:shd w:fill="F1F6F8"/>
       </w:pPr>
       <w:r>
         <w:rPr>
           <w:b w:val="0"/>
         </w:rPr>
-        <w:t xml:space="preserve">Teacher prompt: Draw your project trace and justify the deciding step using </w:t>
+        <w:t xml:space="preserve">Supported practice key: The relevance filter is the single declared change. Remove only the filter and preserve cases and scoring. Correctness falls from </w:t>
       </w:r>
       <w:r>
         <w:rPr>
           <w:b/>
         </w:rPr>
-        <w:t>evidence</w:t>
+        <w:t>80%</w:t>
       </w:r>
       <w:r>
         <w:rPr>
           <w:b w:val="0"/>
         </w:rPr>
-        <w:t>. Ask learners to describe one label or arrow in ordinary words. Use the adjacent transcript if the image is difficult to see.</w:t>
+        <w:t xml:space="preserve"> to </w:t>
+      </w:r>
+      <w:r>
+        <w:rPr>
+          <w:b/>
+        </w:rPr>
+        <w:t>60%</w:t>
+      </w:r>
+      <w:r>
+        <w:rPr>
+          <w:b w:val="0"/>
+        </w:rPr>
+        <w:t>, two cases in this set.</w:t>
       </w:r>
     </w:p>
     <w:p>
       <w:pPr>
         <w:spacing w:line="336" w:lineRule="auto" w:after="180"/>
-        <w:shd w:fill="F1F6F8"/>
       </w:pPr>
       <w:r>
         <w:rPr>
           <w:b w:val="0"/>
         </w:rPr>
-        <w:t xml:space="preserve">Supported practice key: The relevance filter is the single declared change. Remove only the filter and preserve cases and scoring. Correctness falls from </w:t>
-      </w:r>
-      <w:r>
-        <w:rPr>
-          <w:b/>
-        </w:rPr>
-        <w:t>80%</w:t>
-      </w:r>
-      <w:r>
-        <w:rPr>
-          <w:b w:val="0"/>
-        </w:rPr>
-        <w:t xml:space="preserve"> to </w:t>
-      </w:r>
-      <w:r>
-        <w:rPr>
-          <w:b/>
-        </w:rPr>
-        <w:t>60%</w:t>
-      </w:r>
-      <w:r>
-        <w:rPr>
-          <w:b w:val="0"/>
-        </w:rPr>
-        <w:t>, two cases in this set.</w:t>
+        <w:t>Changed case: The comparison no longer isolates the filter. Two simultaneous changes provide alternative explanations.</w:t>
       </w:r>
     </w:p>
     <w:p>
       <w:pPr>
+        <w:pStyle w:val="Heading2"/>
+      </w:pPr>
+      <w:r>
+        <w:t>Earlier wording, alternatives and picture transcripts · reference / check after trying</w:t>
+      </w:r>
+    </w:p>
+    <w:p>
+      <w:pPr>
         <w:spacing w:line="336" w:lineRule="auto" w:after="180"/>
-        <w:shd w:fill="F1F6F8"/>
       </w:pPr>
       <w:r>
         <w:rPr>
           <w:b w:val="0"/>
         </w:rPr>
-        <w:t>Changed case: The comparison no longer isolates the filter. Two simultaneous changes provide alternative explanations.</w:t>
+        <w:t xml:space="preserve">Use one picture at a time. Hide a worked result before asking for a </w:t>
+      </w:r>
+      <w:r>
+        <w:rPr>
+          <w:b/>
+        </w:rPr>
+        <w:t>prediction</w:t>
+      </w:r>
+      <w:r>
+        <w:rPr>
+          <w:b w:val="0"/>
+        </w:rPr>
+        <w:t>, then reveal it for feedback. These are supported teaching cases; retain the separate independent assessment for a fresh first attempt.</w:t>
+      </w:r>
+    </w:p>
+    <w:p>
+      <w:pPr>
+        <w:pStyle w:val="Heading3"/>
+      </w:pPr>
+      <w:r>
+        <w:t>01. Ablation studies: the case</w:t>
+      </w:r>
+    </w:p>
+    <w:p>
+      <w:pPr>
+        <w:pStyle w:val="Heading3"/>
+      </w:pPr>
+      <w:r>
+        <w:t>02. Follow the deciding steps</w:t>
+      </w:r>
+    </w:p>
+    <w:p>
+      <w:pPr>
+        <w:pStyle w:val="Heading3"/>
+      </w:pPr>
+      <w:r>
+        <w:t>03. Relevance-filter ablation</w:t>
+      </w:r>
+    </w:p>
+    <w:p>
+      <w:pPr>
+        <w:pStyle w:val="Heading3"/>
+      </w:pPr>
+      <w:r>
+        <w:t>04. Change one thing. Trace what follows.</w:t>
+      </w:r>
+    </w:p>
+    <w:p>
+      <w:pPr>
+        <w:pStyle w:val="Heading3"/>
+      </w:pPr>
+      <w:r>
+        <w:t>05. Connect the explanation to its limit</w:t>
+      </w:r>
+    </w:p>
+    <w:p>
+      <w:pPr>
+        <w:pStyle w:val="Heading3"/>
+      </w:pPr>
+      <w:r>
+        <w:t>06. Make the idea visible in your project</w:t>
       </w:r>
     </w:p>
     <w:sectPr>
